--- a/chapters/causal-inference.docx
+++ b/chapters/causal-inference.docx
@@ -1384,7 +1384,7 @@
       </w:r>
     </w:p>
     <w:bookmarkEnd w:id="11"/>
-    <w:bookmarkStart w:id="12" w:name="sec-causal-intro"/>
+    <w:bookmarkStart w:id="13" w:name="sec-causal-intro"/>
     <w:p>
       <w:pPr>
         <w:pStyle w:val="Heading1"/>
@@ -1599,8 +1599,302 @@
         <w:t xml:space="preserve">.</w:t>
       </w:r>
     </w:p>
+    <w:bookmarkStart w:id="12" w:name="descriptive-versus-causal-questions"/>
+    <w:p>
+      <w:pPr>
+        <w:pStyle w:val="Heading2"/>
+      </w:pPr>
+      <w:r>
+        <w:t xml:space="preserve">1.1 Descriptive versus causal questions</w:t>
+      </w:r>
+    </w:p>
+    <w:p>
+      <w:pPr>
+        <w:pStyle w:val="FirstParagraph"/>
+      </w:pPr>
+      <w:r>
+        <w:t xml:space="preserve">Before turning to causal questions,</w:t>
+      </w:r>
+      <w:r>
+        <w:t xml:space="preserve"> </w:t>
+      </w:r>
+      <w:r>
+        <w:t xml:space="preserve">it helps to separate them from descriptive ones.</w:t>
+      </w:r>
+    </w:p>
+    <w:p>
+      <w:pPr>
+        <w:pStyle w:val="BodyText"/>
+      </w:pPr>
+      <w:r>
+        <w:t xml:space="preserve">Suppose we want to know how heavy a cow will be</w:t>
+      </w:r>
+      <w:r>
+        <w:t xml:space="preserve"> </w:t>
+      </w:r>
+      <w:r>
+        <w:t xml:space="preserve">if it eats grass all summer.</w:t>
+      </w:r>
+      <w:r>
+        <w:t xml:space="preserve"> </w:t>
+      </w:r>
+      <w:r>
+        <w:t xml:space="preserve">This question is a descriptive question about the conditional distribution of weight given diet,</w:t>
+      </w:r>
+      <w:r>
+        <w:t xml:space="preserve"> </w:t>
+      </w:r>
+      <m:oMath>
+        <m:r>
+          <m:rPr>
+            <m:sty m:val="p"/>
+          </m:rPr>
+          <m:t>p</m:t>
+        </m:r>
+        <m:r>
+          <m:rPr>
+            <m:sty m:val="p"/>
+          </m:rPr>
+          <m:t>(</m:t>
+        </m:r>
+        <m:r>
+          <m:t>Y</m:t>
+        </m:r>
+        <m:r>
+          <m:rPr>
+            <m:sty m:val="p"/>
+          </m:rPr>
+          <m:t>=</m:t>
+        </m:r>
+        <m:r>
+          <m:t>y</m:t>
+        </m:r>
+        <m:r>
+          <m:rPr>
+            <m:sty m:val="p"/>
+          </m:rPr>
+          <m:t>∣</m:t>
+        </m:r>
+        <m:r>
+          <m:t>X</m:t>
+        </m:r>
+        <m:r>
+          <m:rPr>
+            <m:sty m:val="p"/>
+          </m:rPr>
+          <m:t>=</m:t>
+        </m:r>
+        <m:r>
+          <m:rPr>
+            <m:nor/>
+            <m:sty m:val="p"/>
+          </m:rPr>
+          <m:t>grass</m:t>
+        </m:r>
+        <m:r>
+          <m:rPr>
+            <m:sty m:val="p"/>
+          </m:rPr>
+          <m:t>)</m:t>
+        </m:r>
+      </m:oMath>
+      <w:r>
+        <w:t xml:space="preserve">,</w:t>
+      </w:r>
+      <w:r>
+        <w:t xml:space="preserve"> </w:t>
+      </w:r>
+      <w:r>
+        <w:t xml:space="preserve">where</w:t>
+      </w:r>
+      <w:r>
+        <w:t xml:space="preserve"> </w:t>
+      </w:r>
+      <m:oMath>
+        <m:r>
+          <m:t>Y</m:t>
+        </m:r>
+      </m:oMath>
+      <w:r>
+        <w:t xml:space="preserve"> </w:t>
+      </w:r>
+      <w:r>
+        <w:t xml:space="preserve">is weight and</w:t>
+      </w:r>
+      <w:r>
+        <w:t xml:space="preserve"> </w:t>
+      </w:r>
+      <m:oMath>
+        <m:r>
+          <m:t>X</m:t>
+        </m:r>
+      </m:oMath>
+      <w:r>
+        <w:t xml:space="preserve"> </w:t>
+      </w:r>
+      <w:r>
+        <w:t xml:space="preserve">is diet.</w:t>
+      </w:r>
+      <w:r>
+        <w:t xml:space="preserve"> </w:t>
+      </w:r>
+      <w:r>
+        <w:t xml:space="preserve">We have not asked how heavy a cow would be</w:t>
+      </w:r>
+      <w:r>
+        <w:t xml:space="preserve"> </w:t>
+      </w:r>
+      <w:r>
+        <w:t xml:space="preserve">if we</w:t>
+      </w:r>
+      <w:r>
+        <w:t xml:space="preserve"> </w:t>
+      </w:r>
+      <w:r>
+        <w:rPr>
+          <w:i/>
+          <w:iCs/>
+        </w:rPr>
+        <w:t xml:space="preserve">intervened</w:t>
+      </w:r>
+      <w:r>
+        <w:t xml:space="preserve"> </w:t>
+      </w:r>
+      <w:r>
+        <w:t xml:space="preserve">to make it eat grass all summer.</w:t>
+      </w:r>
+    </w:p>
+    <w:p>
+      <w:pPr>
+        <w:pStyle w:val="BodyText"/>
+      </w:pPr>
+      <w:r>
+        <w:t xml:space="preserve">Suppose we find some cows eating grass and others eating hay.</w:t>
+      </w:r>
+      <w:r>
+        <w:t xml:space="preserve"> </w:t>
+      </w:r>
+      <w:r>
+        <w:t xml:space="preserve">We can observe the weights of the grass-fed cows</w:t>
+      </w:r>
+      <w:r>
+        <w:t xml:space="preserve"> </w:t>
+      </w:r>
+      <w:r>
+        <w:t xml:space="preserve">and the weights of the hay-fed cows,</w:t>
+      </w:r>
+      <w:r>
+        <w:t xml:space="preserve"> </w:t>
+      </w:r>
+      <w:r>
+        <w:t xml:space="preserve">but we cannot observe what would have happened</w:t>
+      </w:r>
+      <w:r>
+        <w:t xml:space="preserve"> </w:t>
+      </w:r>
+      <w:r>
+        <w:t xml:space="preserve">if we had made the grass-fed cows eat hay instead.</w:t>
+      </w:r>
+      <w:r>
+        <w:t xml:space="preserve"> </w:t>
+      </w:r>
+      <w:r>
+        <w:t xml:space="preserve">Would they have weighed the same as the cows we found eating hay?</w:t>
+      </w:r>
+      <w:r>
+        <w:t xml:space="preserve"> </w:t>
+      </w:r>
+      <w:r>
+        <w:t xml:space="preserve">Several things could make the answer no:</w:t>
+      </w:r>
+    </w:p>
+    <w:p>
+      <w:pPr>
+        <w:pStyle w:val="Compact"/>
+        <w:numPr>
+          <w:ilvl w:val="0"/>
+          <w:numId w:val="1002"/>
+        </w:numPr>
+      </w:pPr>
+      <w:r>
+        <w:t xml:space="preserve">the two groups might differ in breed;</w:t>
+      </w:r>
+    </w:p>
+    <w:p>
+      <w:pPr>
+        <w:pStyle w:val="Compact"/>
+        <w:numPr>
+          <w:ilvl w:val="0"/>
+          <w:numId w:val="1002"/>
+        </w:numPr>
+      </w:pPr>
+      <w:r>
+        <w:t xml:space="preserve">the way the cows ended up with their diets might matter:</w:t>
+      </w:r>
+      <w:r>
+        <w:t xml:space="preserve"> </w:t>
+      </w:r>
+      <w:r>
+        <w:t xml:space="preserve">perhaps the bigger cows chased the smaller ones off the grass.</w:t>
+      </w:r>
+    </w:p>
+    <w:p>
+      <w:pPr>
+        <w:pStyle w:val="FirstParagraph"/>
+      </w:pPr>
+      <w:r>
+        <w:t xml:space="preserve">We can answer causal questions of this kind,</w:t>
+      </w:r>
+      <w:r>
+        <w:t xml:space="preserve"> </w:t>
+      </w:r>
+      <w:r>
+        <w:t xml:space="preserve">but we generally need to answer the descriptive questions first.</w:t>
+      </w:r>
+      <w:r>
+        <w:t xml:space="preserve"> </w:t>
+      </w:r>
+      <w:r>
+        <w:t xml:space="preserve">Descriptive questions do not require covariates that we</w:t>
+      </w:r>
+      <w:r>
+        <w:t xml:space="preserve"> </w:t>
+      </w:r>
+      <w:r>
+        <w:rPr>
+          <w:i/>
+          <w:iCs/>
+        </w:rPr>
+        <w:t xml:space="preserve">could</w:t>
+      </w:r>
+      <w:r>
+        <w:t xml:space="preserve"> </w:t>
+      </w:r>
+      <w:r>
+        <w:t xml:space="preserve">intervene on;</w:t>
+      </w:r>
+      <w:r>
+        <w:t xml:space="preserve"> </w:t>
+      </w:r>
+      <w:r>
+        <w:t xml:space="preserve">they only require covariates that we can observe.</w:t>
+      </w:r>
+      <w:r>
+        <w:t xml:space="preserve"> </w:t>
+      </w:r>
+      <w:r>
+        <w:t xml:space="preserve">This hypothetical example illustrates the distinction</w:t>
+      </w:r>
+      <w:r>
+        <w:t xml:space="preserve"> </w:t>
+      </w:r>
+      <w:r>
+        <w:t xml:space="preserve">that the potential outcomes framework of this chapter makes precise.</w:t>
+      </w:r>
+    </w:p>
     <w:bookmarkEnd w:id="12"/>
-    <w:bookmarkStart w:id="17" w:name="sec-causal-potential-outcomes"/>
+    <w:bookmarkEnd w:id="13"/>
+    <w:bookmarkStart w:id="18" w:name="sec-causal-potential-outcomes"/>
     <w:p>
       <w:pPr>
         <w:pStyle w:val="Heading1"/>
@@ -1708,7 +2002,7 @@
               <w:spacing w:before="16" w:after="64"/>
             </w:pPr>
           </w:p>
-          <w:bookmarkStart w:id="13" w:name="def-potential-outcomes"/>
+          <w:bookmarkStart w:id="14" w:name="def-potential-outcomes"/>
           <w:p>
             <w:pPr>
               <w:pStyle w:val="BodyText"/>
@@ -1809,7 +2103,7 @@
               <w:pStyle w:val="Compact"/>
               <w:numPr>
                 <w:ilvl w:val="0"/>
-                <w:numId w:val="1002"/>
+                <w:numId w:val="1003"/>
               </w:numPr>
             </w:pPr>
             <m:oMath>
@@ -1890,7 +2184,7 @@
               <w:pStyle w:val="Compact"/>
               <w:numPr>
                 <w:ilvl w:val="0"/>
-                <w:numId w:val="1002"/>
+                <w:numId w:val="1003"/>
               </w:numPr>
             </w:pPr>
             <m:oMath>
@@ -2005,7 +2299,7 @@
               <w:t xml:space="preserve">(it corresponds to a treatment that did not occur).</w:t>
             </w:r>
           </w:p>
-          <w:bookmarkEnd w:id="13"/>
+          <w:bookmarkEnd w:id="14"/>
         </w:tc>
       </w:tr>
     </w:tbl>
@@ -2043,7 +2337,7 @@
               <w:spacing w:before="16" w:after="64"/>
             </w:pPr>
           </w:p>
-          <w:bookmarkStart w:id="14" w:name="def-observed-outcome"/>
+          <w:bookmarkStart w:id="15" w:name="def-observed-outcome"/>
           <w:p>
             <w:pPr>
               <w:pStyle w:val="BodyText"/>
@@ -2336,7 +2630,7 @@
               <w:t xml:space="preserve">equals the potential outcome under that treatment.</w:t>
             </w:r>
           </w:p>
-          <w:bookmarkEnd w:id="14"/>
+          <w:bookmarkEnd w:id="15"/>
         </w:tc>
       </w:tr>
     </w:tbl>
@@ -2374,7 +2668,7 @@
               <w:spacing w:before="16" w:after="64"/>
             </w:pPr>
           </w:p>
-          <w:bookmarkStart w:id="15" w:name="def-individual-causal-effect"/>
+          <w:bookmarkStart w:id="16" w:name="def-individual-causal-effect"/>
           <w:p>
             <w:pPr>
               <w:pStyle w:val="BodyText"/>
@@ -2628,7 +2922,7 @@
               <w:t xml:space="preserve">so individual causal effects are generally not identified.</w:t>
             </w:r>
           </w:p>
-          <w:bookmarkEnd w:id="15"/>
+          <w:bookmarkEnd w:id="16"/>
         </w:tc>
       </w:tr>
     </w:tbl>
@@ -2684,7 +2978,7 @@
               <w:bottom w:w="108" w:type="dxa"/>
             </w:tcMar>
           </w:tcPr>
-          <w:bookmarkStart w:id="16" w:name="exm-potential-outcomes-toy"/>
+          <w:bookmarkStart w:id="17" w:name="exm-potential-outcomes-toy"/>
           <w:p>
             <w:pPr>
               <w:pStyle w:val="BodyText"/>
@@ -3575,13 +3869,13 @@
               <w:t xml:space="preserve">for any individual in real data.</w:t>
             </w:r>
           </w:p>
-          <w:bookmarkEnd w:id="16"/>
+          <w:bookmarkEnd w:id="17"/>
           <w:p/>
         </w:tc>
       </w:tr>
     </w:tbl>
-    <w:bookmarkEnd w:id="17"/>
-    <w:bookmarkStart w:id="22" w:name="sec-causal-estimands"/>
+    <w:bookmarkEnd w:id="18"/>
+    <w:bookmarkStart w:id="23" w:name="sec-causal-estimands"/>
     <w:p>
       <w:pPr>
         <w:pStyle w:val="Heading1"/>
@@ -3657,7 +3951,7 @@
               <w:spacing w:before="16" w:after="64"/>
             </w:pPr>
           </w:p>
-          <w:bookmarkStart w:id="18" w:name="def-ate"/>
+          <w:bookmarkStart w:id="19" w:name="def-ate"/>
           <w:p>
             <w:pPr>
               <w:pStyle w:val="BodyText"/>
@@ -3918,7 +4212,7 @@
               <w:t xml:space="preserve">(both those who would and would not actually receive treatment).</w:t>
             </w:r>
           </w:p>
-          <w:bookmarkEnd w:id="18"/>
+          <w:bookmarkEnd w:id="19"/>
         </w:tc>
       </w:tr>
     </w:tbl>
@@ -3956,7 +4250,7 @@
               <w:spacing w:before="16" w:after="64"/>
             </w:pPr>
           </w:p>
-          <w:bookmarkStart w:id="19" w:name="def-att"/>
+          <w:bookmarkStart w:id="20" w:name="def-att"/>
           <w:p>
             <w:pPr>
               <w:pStyle w:val="BodyText"/>
@@ -4265,7 +4559,7 @@
               <w:t xml:space="preserve">“On average, how much did treatment help the people who received it?”</w:t>
             </w:r>
           </w:p>
-          <w:bookmarkEnd w:id="19"/>
+          <w:bookmarkEnd w:id="20"/>
         </w:tc>
       </w:tr>
     </w:tbl>
@@ -4303,7 +4597,7 @@
               <w:spacing w:before="16" w:after="64"/>
             </w:pPr>
           </w:p>
-          <w:bookmarkStart w:id="20" w:name="def-atu"/>
+          <w:bookmarkStart w:id="21" w:name="def-atu"/>
           <w:p>
             <w:pPr>
               <w:pStyle w:val="BodyText"/>
@@ -4618,7 +4912,7 @@
               <w:t xml:space="preserve">the people who did not receive it?”</w:t>
             </w:r>
           </w:p>
-          <w:bookmarkEnd w:id="20"/>
+          <w:bookmarkEnd w:id="21"/>
         </w:tc>
       </w:tr>
     </w:tbl>
@@ -4674,7 +4968,7 @@
               <w:bottom w:w="108" w:type="dxa"/>
             </w:tcMar>
           </w:tcPr>
-          <w:bookmarkStart w:id="21" w:name="exm-causal-estimands-toy"/>
+          <w:bookmarkStart w:id="22" w:name="exm-causal-estimands-toy"/>
           <w:p>
             <w:pPr>
               <w:pStyle w:val="BodyText"/>
@@ -4712,7 +5006,7 @@
               <w:pStyle w:val="Compact"/>
               <w:numPr>
                 <w:ilvl w:val="0"/>
-                <w:numId w:val="1003"/>
+                <w:numId w:val="1004"/>
               </w:numPr>
             </w:pPr>
             <w:r>
@@ -4873,7 +5167,7 @@
               <w:pStyle w:val="Compact"/>
               <w:numPr>
                 <w:ilvl w:val="0"/>
-                <w:numId w:val="1003"/>
+                <w:numId w:val="1004"/>
               </w:numPr>
             </w:pPr>
             <w:r>
@@ -5034,7 +5328,7 @@
               <w:pStyle w:val="Compact"/>
               <w:numPr>
                 <w:ilvl w:val="0"/>
-                <w:numId w:val="1003"/>
+                <w:numId w:val="1004"/>
               </w:numPr>
             </w:pPr>
             <w:r>
@@ -5203,7 +5497,7 @@
               <w:pStyle w:val="Compact"/>
               <w:numPr>
                 <w:ilvl w:val="0"/>
-                <w:numId w:val="1004"/>
+                <w:numId w:val="1005"/>
               </w:numPr>
             </w:pPr>
             <w:r>
@@ -5344,7 +5638,7 @@
               <w:pStyle w:val="Compact"/>
               <w:numPr>
                 <w:ilvl w:val="0"/>
-                <w:numId w:val="1004"/>
+                <w:numId w:val="1005"/>
               </w:numPr>
             </w:pPr>
             <w:r>
@@ -5484,7 +5778,7 @@
               <w:pStyle w:val="Compact"/>
               <w:numPr>
                 <w:ilvl w:val="0"/>
-                <w:numId w:val="1004"/>
+                <w:numId w:val="1005"/>
               </w:numPr>
             </w:pPr>
             <w:r>
@@ -5608,7 +5902,7 @@
               <w:t xml:space="preserve">ATT and ATU often differ markedly from ATE.</w:t>
             </w:r>
           </w:p>
-          <w:bookmarkEnd w:id="21"/>
+          <w:bookmarkEnd w:id="22"/>
           <w:p/>
         </w:tc>
       </w:tr>
@@ -5786,8 +6080,8 @@
         <w:t xml:space="preserve">The choice of estimand depends on the research question.</w:t>
       </w:r>
     </w:p>
-    <w:bookmarkEnd w:id="22"/>
-    <w:bookmarkStart w:id="29" w:name="sec-causal-assumptions"/>
+    <w:bookmarkEnd w:id="23"/>
+    <w:bookmarkStart w:id="30" w:name="sec-causal-assumptions"/>
     <w:p>
       <w:pPr>
         <w:pStyle w:val="Heading1"/>
@@ -5819,7 +6113,7 @@
         <w:t xml:space="preserve">:</w:t>
       </w:r>
     </w:p>
-    <w:bookmarkStart w:id="24" w:name="sec-causal-consistency"/>
+    <w:bookmarkStart w:id="25" w:name="sec-causal-consistency"/>
     <w:p>
       <w:pPr>
         <w:pStyle w:val="Heading2"/>
@@ -5862,7 +6156,7 @@
               <w:spacing w:before="16" w:after="64"/>
             </w:pPr>
           </w:p>
-          <w:bookmarkStart w:id="23" w:name="def-consistency"/>
+          <w:bookmarkStart w:id="24" w:name="def-consistency"/>
           <w:p>
             <w:pPr>
               <w:pStyle w:val="BodyText"/>
@@ -6041,12 +6335,12 @@
               <w:t xml:space="preserve">can introduce bias.</w:t>
             </w:r>
           </w:p>
-          <w:bookmarkEnd w:id="23"/>
+          <w:bookmarkEnd w:id="24"/>
         </w:tc>
       </w:tr>
     </w:tbl>
-    <w:bookmarkEnd w:id="24"/>
-    <w:bookmarkStart w:id="26" w:name="sec-causal-exchangeability"/>
+    <w:bookmarkEnd w:id="25"/>
+    <w:bookmarkStart w:id="27" w:name="sec-causal-exchangeability"/>
     <w:p>
       <w:pPr>
         <w:pStyle w:val="Heading2"/>
@@ -6089,7 +6383,7 @@
               <w:spacing w:before="16" w:after="64"/>
             </w:pPr>
           </w:p>
-          <w:bookmarkStart w:id="25" w:name="def-exchangeability"/>
+          <w:bookmarkStart w:id="26" w:name="def-exchangeability"/>
           <w:p>
             <w:pPr>
               <w:pStyle w:val="BodyText"/>
@@ -6450,12 +6744,12 @@
               <w:t xml:space="preserve">.</w:t>
             </w:r>
           </w:p>
-          <w:bookmarkEnd w:id="25"/>
+          <w:bookmarkEnd w:id="26"/>
         </w:tc>
       </w:tr>
     </w:tbl>
-    <w:bookmarkEnd w:id="26"/>
-    <w:bookmarkStart w:id="28" w:name="sec-causal-positivity"/>
+    <w:bookmarkEnd w:id="27"/>
+    <w:bookmarkStart w:id="29" w:name="sec-causal-positivity"/>
     <w:p>
       <w:pPr>
         <w:pStyle w:val="Heading2"/>
@@ -6498,7 +6792,7 @@
               <w:spacing w:before="16" w:after="64"/>
             </w:pPr>
           </w:p>
-          <w:bookmarkStart w:id="27" w:name="def-positivity"/>
+          <w:bookmarkStart w:id="28" w:name="def-positivity"/>
           <w:p>
             <w:pPr>
               <w:pStyle w:val="BodyText"/>
@@ -6748,7 +7042,7 @@
               <w:t xml:space="preserve">when near-zero probabilities occur in small strata.</w:t>
             </w:r>
           </w:p>
-          <w:bookmarkEnd w:id="27"/>
+          <w:bookmarkEnd w:id="28"/>
         </w:tc>
       </w:tr>
     </w:tbl>
@@ -6820,9 +7114,9 @@
         <w:t xml:space="preserve">they must be justified using subject-matter knowledge.</w:t>
       </w:r>
     </w:p>
-    <w:bookmarkEnd w:id="28"/>
     <w:bookmarkEnd w:id="29"/>
-    <w:bookmarkStart w:id="32" w:name="sec-causal-rct"/>
+    <w:bookmarkEnd w:id="30"/>
+    <w:bookmarkStart w:id="33" w:name="sec-causal-rct"/>
     <w:p>
       <w:pPr>
         <w:pStyle w:val="Heading1"/>
@@ -7784,7 +8078,7 @@
         <w:t xml:space="preserve">is a direct measure of the causal effect.</w:t>
       </w:r>
     </w:p>
-    <w:bookmarkStart w:id="30" w:name="sec-causal-hers-rct"/>
+    <w:bookmarkStart w:id="31" w:name="sec-causal-hers-rct"/>
     <w:p>
       <w:pPr>
         <w:pStyle w:val="Heading2"/>
@@ -8031,203 +8325,6 @@
       </w:pPr>
       <w:r>
         <w:t xml:space="preserve">A key finding was that HT significantly altered lipid profiles:</w:t>
-      </w:r>
-    </w:p>
-    <w:p>
-      <w:pPr>
-        <w:pStyle w:val="Compact"/>
-        <w:numPr>
-          <w:ilvl w:val="0"/>
-          <w:numId w:val="1005"/>
-        </w:numPr>
-      </w:pPr>
-      <w:r>
-        <w:t xml:space="preserve">LDL cholesterol: 11% lower in the HT group</w:t>
-      </w:r>
-      <w:r>
-        <w:t xml:space="preserve"> </w:t>
-      </w:r>
-      <w:r>
-        <w:t xml:space="preserve">(Hulley et al. 1998)</w:t>
-      </w:r>
-      <w:r>
-        <w:t xml:space="preserve">.</w:t>
-      </w:r>
-    </w:p>
-    <w:p>
-      <w:pPr>
-        <w:pStyle w:val="Compact"/>
-        <w:numPr>
-          <w:ilvl w:val="0"/>
-          <w:numId w:val="1005"/>
-        </w:numPr>
-      </w:pPr>
-      <w:r>
-        <w:t xml:space="preserve">HDL cholesterol: 10% higher in the HT group</w:t>
-      </w:r>
-      <w:r>
-        <w:t xml:space="preserve"> </w:t>
-      </w:r>
-      <w:r>
-        <w:t xml:space="preserve">(Hulley et al. 1998)</w:t>
-      </w:r>
-      <w:r>
-        <w:t xml:space="preserve">.</w:t>
-      </w:r>
-    </w:p>
-    <w:p>
-      <w:pPr>
-        <w:pStyle w:val="FirstParagraph"/>
-      </w:pPr>
-      <w:r>
-        <w:t xml:space="preserve">Yet these favorable lipid changes did not translate into</w:t>
-      </w:r>
-      <w:r>
-        <w:t xml:space="preserve"> </w:t>
-      </w:r>
-      <w:r>
-        <w:t xml:space="preserve">fewer CHD events overall.</w:t>
-      </w:r>
-      <w:r>
-        <w:t xml:space="preserve"> </w:t>
-      </w:r>
-      <w:r>
-        <w:t xml:space="preserve">One explanation consistent with the DAG in</w:t>
-      </w:r>
-      <w:r>
-        <w:t xml:space="preserve"> </w:t>
-      </w:r>
-      <w:hyperlink w:anchor="fig-hers-dag">
-        <w:r>
-          <w:rPr>
-            <w:rStyle w:val="Hyperlink"/>
-          </w:rPr>
-          <w:t xml:space="preserve">Figure 1</w:t>
-        </w:r>
-      </w:hyperlink>
-      <w:r>
-        <w:t xml:space="preserve"> </w:t>
-      </w:r>
-      <w:r>
-        <w:t xml:space="preserve">is that the effects of HT on lipids (a mediator pathway)</w:t>
-      </w:r>
-      <w:r>
-        <w:t xml:space="preserve"> </w:t>
-      </w:r>
-      <w:r>
-        <w:t xml:space="preserve">were offset by other, harmful pathways —</w:t>
-      </w:r>
-      <w:r>
-        <w:t xml:space="preserve"> </w:t>
-      </w:r>
-      <w:r>
-        <w:t xml:space="preserve">possibly thrombotic — that are not captured in the lipid mediators.</w:t>
-      </w:r>
-    </w:p>
-    <w:p>
-      <w:pPr>
-        <w:pStyle w:val="BodyText"/>
-      </w:pPr>
-      <w:r>
-        <w:t xml:space="preserve">Hulley et al. (1998)</w:t>
-      </w:r>
-      <w:r>
-        <w:t xml:space="preserve"> </w:t>
-      </w:r>
-      <w:r>
-        <w:t xml:space="preserve">also noted that HT increased the rate of</w:t>
-      </w:r>
-      <w:r>
-        <w:t xml:space="preserve"> </w:t>
-      </w:r>
-      <w:r>
-        <w:t xml:space="preserve">venous thromboembolic events (relative hazard 2.89; 95% CI: 1.50–5.58)</w:t>
-      </w:r>
-      <w:r>
-        <w:t xml:space="preserve"> </w:t>
-      </w:r>
-      <w:r>
-        <w:t xml:space="preserve">and gallbladder disease (relative hazard 1.38; 95% CI: 1.00–1.92).</w:t>
-      </w:r>
-    </w:p>
-    <w:p>
-      <w:pPr>
-        <w:pStyle w:val="BodyText"/>
-      </w:pPr>
-      <w:r>
-        <w:t xml:space="preserve">The HERS result illustrates the gap between</w:t>
-      </w:r>
-      <w:r>
-        <w:t xml:space="preserve"> </w:t>
-      </w:r>
-      <w:r>
-        <w:t xml:space="preserve">observational evidence and causal evidence:</w:t>
-      </w:r>
-      <w:r>
-        <w:t xml:space="preserve"> </w:t>
-      </w:r>
-      <w:r>
-        <w:t xml:space="preserve">prior observational studies had suggested large benefits of HT,</w:t>
-      </w:r>
-      <w:r>
-        <w:t xml:space="preserve"> </w:t>
-      </w:r>
-      <w:r>
-        <w:t xml:space="preserve">but these reflected confounding by</w:t>
-      </w:r>
-      <w:r>
-        <w:t xml:space="preserve"> </w:t>
-      </w:r>
-      <w:r>
-        <w:t xml:space="preserve">the</w:t>
-      </w:r>
-      <w:r>
-        <w:t xml:space="preserve"> </w:t>
-      </w:r>
-      <w:r>
-        <w:t xml:space="preserve">“healthy user”</w:t>
-      </w:r>
-      <w:r>
-        <w:t xml:space="preserve"> </w:t>
-      </w:r>
-      <w:r>
-        <w:t xml:space="preserve">effect —</w:t>
-      </w:r>
-      <w:r>
-        <w:t xml:space="preserve"> </w:t>
-      </w:r>
-      <w:r>
-        <w:t xml:space="preserve">women who voluntarily used HT tended to be healthier overall.</w:t>
-      </w:r>
-      <w:r>
-        <w:t xml:space="preserve"> </w:t>
-      </w:r>
-      <w:r>
-        <w:t xml:space="preserve">Randomization in HERS removed this confounding.</w:t>
-      </w:r>
-    </w:p>
-    <w:bookmarkEnd w:id="30"/>
-    <w:bookmarkStart w:id="31" w:name="sec-causal-rct-adjustment"/>
-    <w:p>
-      <w:pPr>
-        <w:pStyle w:val="Heading2"/>
-      </w:pPr>
-      <w:r>
-        <w:t xml:space="preserve">5.2 Covariate adjustment in RCTs</w:t>
-      </w:r>
-    </w:p>
-    <w:p>
-      <w:pPr>
-        <w:pStyle w:val="FirstParagraph"/>
-      </w:pPr>
-      <w:r>
-        <w:t xml:space="preserve">Although randomization ensures no confounding,</w:t>
-      </w:r>
-      <w:r>
-        <w:t xml:space="preserve"> </w:t>
-      </w:r>
-      <w:r>
-        <w:t xml:space="preserve">adjusting for baseline covariates in an RCT can still be useful:</w:t>
       </w:r>
     </w:p>
     <w:p>
@@ -8239,20 +8336,16 @@
         </w:numPr>
       </w:pPr>
       <w:r>
-        <w:rPr>
-          <w:b/>
-          <w:bCs/>
-        </w:rPr>
-        <w:t xml:space="preserve">Improved precision</w:t>
-      </w:r>
-      <w:r>
-        <w:t xml:space="preserve">: Adjusting for strong predictors of the outcome</w:t>
-      </w:r>
-      <w:r>
-        <w:t xml:space="preserve"> </w:t>
-      </w:r>
-      <w:r>
-        <w:t xml:space="preserve">reduces residual variance and narrows confidence intervals.</w:t>
+        <w:t xml:space="preserve">LDL cholesterol: 11% lower in the HT group</w:t>
+      </w:r>
+      <w:r>
+        <w:t xml:space="preserve"> </w:t>
+      </w:r>
+      <w:r>
+        <w:t xml:space="preserve">(Hulley et al. 1998)</w:t>
+      </w:r>
+      <w:r>
+        <w:t xml:space="preserve">.</w:t>
       </w:r>
     </w:p>
     <w:p>
@@ -8264,26 +8357,16 @@
         </w:numPr>
       </w:pPr>
       <w:r>
-        <w:rPr>
-          <w:b/>
-          <w:bCs/>
-        </w:rPr>
-        <w:t xml:space="preserve">Covariate imbalance</w:t>
-      </w:r>
-      <w:r>
-        <w:t xml:space="preserve">: When randomization produces chance imbalances</w:t>
-      </w:r>
-      <w:r>
-        <w:t xml:space="preserve"> </w:t>
-      </w:r>
-      <w:r>
-        <w:t xml:space="preserve">in small trials,</w:t>
-      </w:r>
-      <w:r>
-        <w:t xml:space="preserve"> </w:t>
-      </w:r>
-      <w:r>
-        <w:t xml:space="preserve">adjustment can correct for these baseline differences.</w:t>
+        <w:t xml:space="preserve">HDL cholesterol: 10% higher in the HT group</w:t>
+      </w:r>
+      <w:r>
+        <w:t xml:space="preserve"> </w:t>
+      </w:r>
+      <w:r>
+        <w:t xml:space="preserve">(Hulley et al. 1998)</w:t>
+      </w:r>
+      <w:r>
+        <w:t xml:space="preserve">.</w:t>
       </w:r>
     </w:p>
     <w:p>
@@ -8291,118 +8374,140 @@
         <w:pStyle w:val="FirstParagraph"/>
       </w:pPr>
       <w:r>
-        <w:t xml:space="preserve">However, in an RCT,</w:t>
-      </w:r>
-      <w:r>
-        <w:t xml:space="preserve"> </w:t>
-      </w:r>
-      <w:r>
-        <w:t xml:space="preserve">covariates that are</w:t>
-      </w:r>
-      <w:r>
-        <w:t xml:space="preserve"> </w:t>
-      </w:r>
-      <w:r>
-        <w:rPr>
-          <w:b/>
-          <w:bCs/>
-        </w:rPr>
-        <w:t xml:space="preserve">mediators</w:t>
-      </w:r>
-      <w:r>
-        <w:t xml:space="preserve"> </w:t>
-      </w:r>
-      <w:r>
-        <w:t xml:space="preserve">of the treatment effect</w:t>
-      </w:r>
-      <w:r>
-        <w:t xml:space="preserve"> </w:t>
-      </w:r>
-      <w:r>
-        <w:t xml:space="preserve">(i.e., variables affected by treatment)</w:t>
-      </w:r>
-      <w:r>
-        <w:t xml:space="preserve"> </w:t>
-      </w:r>
-      <w:r>
-        <w:t xml:space="preserve">should generally</w:t>
-      </w:r>
-      <w:r>
-        <w:t xml:space="preserve"> </w:t>
-      </w:r>
-      <w:r>
-        <w:rPr>
-          <w:b/>
-          <w:bCs/>
-        </w:rPr>
-        <w:t xml:space="preserve">not</w:t>
-      </w:r>
-      <w:r>
-        <w:t xml:space="preserve"> </w:t>
-      </w:r>
-      <w:r>
-        <w:t xml:space="preserve">be adjusted for</w:t>
-      </w:r>
-      <w:r>
-        <w:t xml:space="preserve"> </w:t>
-      </w:r>
-      <w:r>
-        <w:t xml:space="preserve">when estimating the</w:t>
-      </w:r>
-      <w:r>
-        <w:t xml:space="preserve"> </w:t>
-      </w:r>
-      <w:r>
-        <w:rPr>
-          <w:b/>
-          <w:bCs/>
-        </w:rPr>
-        <w:t xml:space="preserve">total</w:t>
-      </w:r>
-      <w:r>
-        <w:t xml:space="preserve"> </w:t>
-      </w:r>
-      <w:r>
-        <w:t xml:space="preserve">causal effect of treatment.</w:t>
-      </w:r>
-      <w:r>
-        <w:t xml:space="preserve"> </w:t>
-      </w:r>
-      <w:r>
-        <w:t xml:space="preserve">Adjusting for mediators blocks part of the causal pathway</w:t>
-      </w:r>
-      <w:r>
-        <w:t xml:space="preserve"> </w:t>
-      </w:r>
-      <w:r>
-        <w:t xml:space="preserve">and gives only the</w:t>
-      </w:r>
-      <w:r>
-        <w:t xml:space="preserve"> </w:t>
-      </w:r>
-      <w:r>
-        <w:rPr>
-          <w:b/>
-          <w:bCs/>
-        </w:rPr>
-        <w:t xml:space="preserve">direct</w:t>
-      </w:r>
-      <w:r>
-        <w:t xml:space="preserve"> </w:t>
-      </w:r>
-      <w:r>
-        <w:t xml:space="preserve">effect of treatment.</w:t>
+        <w:t xml:space="preserve">Yet these favorable lipid changes did not translate into</w:t>
+      </w:r>
+      <w:r>
+        <w:t xml:space="preserve"> </w:t>
+      </w:r>
+      <w:r>
+        <w:t xml:space="preserve">fewer CHD events overall.</w:t>
+      </w:r>
+      <w:r>
+        <w:t xml:space="preserve"> </w:t>
+      </w:r>
+      <w:r>
+        <w:t xml:space="preserve">One explanation consistent with the DAG in</w:t>
+      </w:r>
+      <w:r>
+        <w:t xml:space="preserve"> </w:t>
+      </w:r>
+      <w:hyperlink w:anchor="fig-hers-dag">
+        <w:r>
+          <w:rPr>
+            <w:rStyle w:val="Hyperlink"/>
+          </w:rPr>
+          <w:t xml:space="preserve">Figure 1</w:t>
+        </w:r>
+      </w:hyperlink>
+      <w:r>
+        <w:t xml:space="preserve"> </w:t>
+      </w:r>
+      <w:r>
+        <w:t xml:space="preserve">is that the effects of HT on lipids (a mediator pathway)</w:t>
+      </w:r>
+      <w:r>
+        <w:t xml:space="preserve"> </w:t>
+      </w:r>
+      <w:r>
+        <w:t xml:space="preserve">were offset by other, harmful pathways —</w:t>
+      </w:r>
+      <w:r>
+        <w:t xml:space="preserve"> </w:t>
+      </w:r>
+      <w:r>
+        <w:t xml:space="preserve">possibly thrombotic — that are not captured in the lipid mediators.</w:t>
+      </w:r>
+    </w:p>
+    <w:p>
+      <w:pPr>
+        <w:pStyle w:val="BodyText"/>
+      </w:pPr>
+      <w:r>
+        <w:t xml:space="preserve">Hulley et al. (1998)</w:t>
+      </w:r>
+      <w:r>
+        <w:t xml:space="preserve"> </w:t>
+      </w:r>
+      <w:r>
+        <w:t xml:space="preserve">also noted that HT increased the rate of</w:t>
+      </w:r>
+      <w:r>
+        <w:t xml:space="preserve"> </w:t>
+      </w:r>
+      <w:r>
+        <w:t xml:space="preserve">venous thromboembolic events (relative hazard 2.89; 95% CI: 1.50–5.58)</w:t>
+      </w:r>
+      <w:r>
+        <w:t xml:space="preserve"> </w:t>
+      </w:r>
+      <w:r>
+        <w:t xml:space="preserve">and gallbladder disease (relative hazard 1.38; 95% CI: 1.00–1.92).</w:t>
+      </w:r>
+    </w:p>
+    <w:p>
+      <w:pPr>
+        <w:pStyle w:val="BodyText"/>
+      </w:pPr>
+      <w:r>
+        <w:t xml:space="preserve">The HERS result illustrates the gap between</w:t>
+      </w:r>
+      <w:r>
+        <w:t xml:space="preserve"> </w:t>
+      </w:r>
+      <w:r>
+        <w:t xml:space="preserve">observational evidence and causal evidence:</w:t>
+      </w:r>
+      <w:r>
+        <w:t xml:space="preserve"> </w:t>
+      </w:r>
+      <w:r>
+        <w:t xml:space="preserve">prior observational studies had suggested large benefits of HT,</w:t>
+      </w:r>
+      <w:r>
+        <w:t xml:space="preserve"> </w:t>
+      </w:r>
+      <w:r>
+        <w:t xml:space="preserve">but these reflected confounding by</w:t>
+      </w:r>
+      <w:r>
+        <w:t xml:space="preserve"> </w:t>
+      </w:r>
+      <w:r>
+        <w:t xml:space="preserve">the</w:t>
+      </w:r>
+      <w:r>
+        <w:t xml:space="preserve"> </w:t>
+      </w:r>
+      <w:r>
+        <w:t xml:space="preserve">“healthy user”</w:t>
+      </w:r>
+      <w:r>
+        <w:t xml:space="preserve"> </w:t>
+      </w:r>
+      <w:r>
+        <w:t xml:space="preserve">effect —</w:t>
+      </w:r>
+      <w:r>
+        <w:t xml:space="preserve"> </w:t>
+      </w:r>
+      <w:r>
+        <w:t xml:space="preserve">women who voluntarily used HT tended to be healthier overall.</w:t>
+      </w:r>
+      <w:r>
+        <w:t xml:space="preserve"> </w:t>
+      </w:r>
+      <w:r>
+        <w:t xml:space="preserve">Randomization in HERS removed this confounding.</w:t>
       </w:r>
     </w:p>
     <w:bookmarkEnd w:id="31"/>
-    <w:bookmarkEnd w:id="32"/>
-    <w:bookmarkStart w:id="61" w:name="sec-causal-observational"/>
+    <w:bookmarkStart w:id="32" w:name="sec-causal-rct-adjustment"/>
     <w:p>
       <w:pPr>
-        <w:pStyle w:val="Heading1"/>
+        <w:pStyle w:val="Heading2"/>
       </w:pPr>
       <w:r>
-        <w:t xml:space="preserve">6. Observational Studies</w:t>
+        <w:t xml:space="preserve">5.2 Covariate adjustment in RCTs</w:t>
       </w:r>
     </w:p>
     <w:p>
@@ -8410,72 +8515,261 @@
         <w:pStyle w:val="FirstParagraph"/>
       </w:pPr>
       <w:r>
-        <w:t xml:space="preserve">In an</w:t>
-      </w:r>
-      <w:r>
-        <w:t xml:space="preserve"> </w:t>
-      </w:r>
+        <w:t xml:space="preserve">Although randomization ensures no confounding,</w:t>
+      </w:r>
+      <w:r>
+        <w:t xml:space="preserve"> </w:t>
+      </w:r>
+      <w:r>
+        <w:t xml:space="preserve">adjusting for baseline covariates in an RCT can still be useful:</w:t>
+      </w:r>
+    </w:p>
+    <w:p>
+      <w:pPr>
+        <w:pStyle w:val="Compact"/>
+        <w:numPr>
+          <w:ilvl w:val="0"/>
+          <w:numId w:val="1007"/>
+        </w:numPr>
+      </w:pPr>
       <w:r>
         <w:rPr>
           <w:b/>
           <w:bCs/>
         </w:rPr>
-        <w:t xml:space="preserve">observational study</w:t>
-      </w:r>
-      <w:r>
-        <w:t xml:space="preserve">,</w:t>
-      </w:r>
-      <w:r>
-        <w:t xml:space="preserve"> </w:t>
-      </w:r>
-      <w:r>
-        <w:t xml:space="preserve">treatment is not assigned by the investigator.</w:t>
-      </w:r>
-      <w:r>
-        <w:t xml:space="preserve"> </w:t>
-      </w:r>
-      <w:r>
-        <w:t xml:space="preserve">Instead, individuals self-select into treatment,</w:t>
-      </w:r>
-      <w:r>
-        <w:t xml:space="preserve"> </w:t>
-      </w:r>
-      <w:r>
-        <w:t xml:space="preserve">or treatment is assigned based on clinical or administrative criteria.</w:t>
-      </w:r>
-      <w:r>
-        <w:t xml:space="preserve"> </w:t>
-      </w:r>
-      <w:r>
-        <w:t xml:space="preserve">As a result, treatment groups may differ systematically</w:t>
-      </w:r>
-      <w:r>
-        <w:t xml:space="preserve"> </w:t>
-      </w:r>
-      <w:r>
-        <w:t xml:space="preserve">in ways that also affect the outcome —</w:t>
-      </w:r>
-      <w:r>
-        <w:t xml:space="preserve"> </w:t>
-      </w:r>
-      <w:r>
-        <w:t xml:space="preserve">this systematic difference is called</w:t>
-      </w:r>
-      <w:r>
-        <w:t xml:space="preserve"> </w:t>
-      </w:r>
+        <w:t xml:space="preserve">Improved precision</w:t>
+      </w:r>
+      <w:r>
+        <w:t xml:space="preserve">: Adjusting for strong predictors of the outcome</w:t>
+      </w:r>
+      <w:r>
+        <w:t xml:space="preserve"> </w:t>
+      </w:r>
+      <w:r>
+        <w:t xml:space="preserve">reduces residual variance and narrows confidence intervals.</w:t>
+      </w:r>
+    </w:p>
+    <w:p>
+      <w:pPr>
+        <w:pStyle w:val="Compact"/>
+        <w:numPr>
+          <w:ilvl w:val="0"/>
+          <w:numId w:val="1007"/>
+        </w:numPr>
+      </w:pPr>
       <w:r>
         <w:rPr>
           <w:b/>
           <w:bCs/>
         </w:rPr>
+        <w:t xml:space="preserve">Covariate imbalance</w:t>
+      </w:r>
+      <w:r>
+        <w:t xml:space="preserve">: When randomization produces chance imbalances</w:t>
+      </w:r>
+      <w:r>
+        <w:t xml:space="preserve"> </w:t>
+      </w:r>
+      <w:r>
+        <w:t xml:space="preserve">in small trials,</w:t>
+      </w:r>
+      <w:r>
+        <w:t xml:space="preserve"> </w:t>
+      </w:r>
+      <w:r>
+        <w:t xml:space="preserve">adjustment can correct for these baseline differences.</w:t>
+      </w:r>
+    </w:p>
+    <w:p>
+      <w:pPr>
+        <w:pStyle w:val="FirstParagraph"/>
+      </w:pPr>
+      <w:r>
+        <w:t xml:space="preserve">However, in an RCT,</w:t>
+      </w:r>
+      <w:r>
+        <w:t xml:space="preserve"> </w:t>
+      </w:r>
+      <w:r>
+        <w:t xml:space="preserve">covariates that are</w:t>
+      </w:r>
+      <w:r>
+        <w:t xml:space="preserve"> </w:t>
+      </w:r>
+      <w:r>
+        <w:rPr>
+          <w:b/>
+          <w:bCs/>
+        </w:rPr>
+        <w:t xml:space="preserve">mediators</w:t>
+      </w:r>
+      <w:r>
+        <w:t xml:space="preserve"> </w:t>
+      </w:r>
+      <w:r>
+        <w:t xml:space="preserve">of the treatment effect</w:t>
+      </w:r>
+      <w:r>
+        <w:t xml:space="preserve"> </w:t>
+      </w:r>
+      <w:r>
+        <w:t xml:space="preserve">(i.e., variables affected by treatment)</w:t>
+      </w:r>
+      <w:r>
+        <w:t xml:space="preserve"> </w:t>
+      </w:r>
+      <w:r>
+        <w:t xml:space="preserve">should generally</w:t>
+      </w:r>
+      <w:r>
+        <w:t xml:space="preserve"> </w:t>
+      </w:r>
+      <w:r>
+        <w:rPr>
+          <w:b/>
+          <w:bCs/>
+        </w:rPr>
+        <w:t xml:space="preserve">not</w:t>
+      </w:r>
+      <w:r>
+        <w:t xml:space="preserve"> </w:t>
+      </w:r>
+      <w:r>
+        <w:t xml:space="preserve">be adjusted for</w:t>
+      </w:r>
+      <w:r>
+        <w:t xml:space="preserve"> </w:t>
+      </w:r>
+      <w:r>
+        <w:t xml:space="preserve">when estimating the</w:t>
+      </w:r>
+      <w:r>
+        <w:t xml:space="preserve"> </w:t>
+      </w:r>
+      <w:r>
+        <w:rPr>
+          <w:b/>
+          <w:bCs/>
+        </w:rPr>
+        <w:t xml:space="preserve">total</w:t>
+      </w:r>
+      <w:r>
+        <w:t xml:space="preserve"> </w:t>
+      </w:r>
+      <w:r>
+        <w:t xml:space="preserve">causal effect of treatment.</w:t>
+      </w:r>
+      <w:r>
+        <w:t xml:space="preserve"> </w:t>
+      </w:r>
+      <w:r>
+        <w:t xml:space="preserve">Adjusting for mediators blocks part of the causal pathway</w:t>
+      </w:r>
+      <w:r>
+        <w:t xml:space="preserve"> </w:t>
+      </w:r>
+      <w:r>
+        <w:t xml:space="preserve">and gives only the</w:t>
+      </w:r>
+      <w:r>
+        <w:t xml:space="preserve"> </w:t>
+      </w:r>
+      <w:r>
+        <w:rPr>
+          <w:b/>
+          <w:bCs/>
+        </w:rPr>
+        <w:t xml:space="preserve">direct</w:t>
+      </w:r>
+      <w:r>
+        <w:t xml:space="preserve"> </w:t>
+      </w:r>
+      <w:r>
+        <w:t xml:space="preserve">effect of treatment.</w:t>
+      </w:r>
+    </w:p>
+    <w:bookmarkEnd w:id="32"/>
+    <w:bookmarkEnd w:id="33"/>
+    <w:bookmarkStart w:id="62" w:name="sec-causal-observational"/>
+    <w:p>
+      <w:pPr>
+        <w:pStyle w:val="Heading1"/>
+      </w:pPr>
+      <w:r>
+        <w:t xml:space="preserve">6. Observational Studies</w:t>
+      </w:r>
+    </w:p>
+    <w:p>
+      <w:pPr>
+        <w:pStyle w:val="FirstParagraph"/>
+      </w:pPr>
+      <w:r>
+        <w:t xml:space="preserve">In an</w:t>
+      </w:r>
+      <w:r>
+        <w:t xml:space="preserve"> </w:t>
+      </w:r>
+      <w:r>
+        <w:rPr>
+          <w:b/>
+          <w:bCs/>
+        </w:rPr>
+        <w:t xml:space="preserve">observational study</w:t>
+      </w:r>
+      <w:r>
+        <w:t xml:space="preserve">,</w:t>
+      </w:r>
+      <w:r>
+        <w:t xml:space="preserve"> </w:t>
+      </w:r>
+      <w:r>
+        <w:t xml:space="preserve">treatment is not assigned by the investigator.</w:t>
+      </w:r>
+      <w:r>
+        <w:t xml:space="preserve"> </w:t>
+      </w:r>
+      <w:r>
+        <w:t xml:space="preserve">Instead, individuals self-select into treatment,</w:t>
+      </w:r>
+      <w:r>
+        <w:t xml:space="preserve"> </w:t>
+      </w:r>
+      <w:r>
+        <w:t xml:space="preserve">or treatment is assigned based on clinical or administrative criteria.</w:t>
+      </w:r>
+      <w:r>
+        <w:t xml:space="preserve"> </w:t>
+      </w:r>
+      <w:r>
+        <w:t xml:space="preserve">As a result, treatment groups may differ systematically</w:t>
+      </w:r>
+      <w:r>
+        <w:t xml:space="preserve"> </w:t>
+      </w:r>
+      <w:r>
+        <w:t xml:space="preserve">in ways that also affect the outcome —</w:t>
+      </w:r>
+      <w:r>
+        <w:t xml:space="preserve"> </w:t>
+      </w:r>
+      <w:r>
+        <w:t xml:space="preserve">this systematic difference is called</w:t>
+      </w:r>
+      <w:r>
+        <w:t xml:space="preserve"> </w:t>
+      </w:r>
+      <w:r>
+        <w:rPr>
+          <w:b/>
+          <w:bCs/>
+        </w:rPr>
         <w:t xml:space="preserve">confounding</w:t>
       </w:r>
       <w:r>
         <w:t xml:space="preserve">.</w:t>
       </w:r>
     </w:p>
-    <w:bookmarkStart w:id="34" w:name="sec-causal-confounding"/>
+    <w:bookmarkStart w:id="35" w:name="sec-causal-confounding"/>
     <w:p>
       <w:pPr>
         <w:pStyle w:val="Heading2"/>
@@ -8518,7 +8812,7 @@
               <w:spacing w:before="16" w:after="64"/>
             </w:pPr>
           </w:p>
-          <w:bookmarkStart w:id="33" w:name="def-confounding-obs"/>
+          <w:bookmarkStart w:id="34" w:name="def-confounding-obs"/>
           <w:p>
             <w:pPr>
               <w:pStyle w:val="BodyText"/>
@@ -8775,7 +9069,7 @@
               <w:t xml:space="preserve">.</w:t>
             </w:r>
           </w:p>
-          <w:bookmarkEnd w:id="33"/>
+          <w:bookmarkEnd w:id="34"/>
         </w:tc>
       </w:tr>
     </w:tbl>
@@ -8811,8 +9105,8 @@
         <w:t xml:space="preserve">and sufficient adjustment sets.</w:t>
       </w:r>
     </w:p>
-    <w:bookmarkEnd w:id="34"/>
-    <w:bookmarkStart w:id="35" w:name="sec-pred-sel-dag"/>
+    <w:bookmarkEnd w:id="35"/>
+    <w:bookmarkStart w:id="36" w:name="sec-pred-sel-dag"/>
     <w:p>
       <w:pPr>
         <w:pStyle w:val="Heading2"/>
@@ -8857,89 +9151,6 @@
       </w:pPr>
       <w:r>
         <w:t xml:space="preserve">In a DAG:</w:t>
-      </w:r>
-    </w:p>
-    <w:p>
-      <w:pPr>
-        <w:pStyle w:val="Compact"/>
-        <w:numPr>
-          <w:ilvl w:val="0"/>
-          <w:numId w:val="1007"/>
-        </w:numPr>
-      </w:pPr>
-      <w:r>
-        <w:rPr>
-          <w:b/>
-          <w:bCs/>
-        </w:rPr>
-        <w:t xml:space="preserve">Nodes</w:t>
-      </w:r>
-      <w:r>
-        <w:t xml:space="preserve"> </w:t>
-      </w:r>
-      <w:r>
-        <w:t xml:space="preserve">represent variables.</w:t>
-      </w:r>
-    </w:p>
-    <w:p>
-      <w:pPr>
-        <w:pStyle w:val="Compact"/>
-        <w:numPr>
-          <w:ilvl w:val="0"/>
-          <w:numId w:val="1007"/>
-        </w:numPr>
-      </w:pPr>
-      <w:r>
-        <w:rPr>
-          <w:b/>
-          <w:bCs/>
-        </w:rPr>
-        <w:t xml:space="preserve">Directed edges</w:t>
-      </w:r>
-      <w:r>
-        <w:t xml:space="preserve"> </w:t>
-      </w:r>
-      <w:r>
-        <w:t xml:space="preserve">(arrows) represent direct causal effects.</w:t>
-      </w:r>
-    </w:p>
-    <w:p>
-      <w:pPr>
-        <w:pStyle w:val="Compact"/>
-        <w:numPr>
-          <w:ilvl w:val="0"/>
-          <w:numId w:val="1007"/>
-        </w:numPr>
-      </w:pPr>
-      <w:r>
-        <w:t xml:space="preserve">The graph is</w:t>
-      </w:r>
-      <w:r>
-        <w:t xml:space="preserve"> </w:t>
-      </w:r>
-      <w:r>
-        <w:rPr>
-          <w:b/>
-          <w:bCs/>
-        </w:rPr>
-        <w:t xml:space="preserve">acyclic</w:t>
-      </w:r>
-      <w:r>
-        <w:t xml:space="preserve">: there are no directed cycles</w:t>
-      </w:r>
-      <w:r>
-        <w:t xml:space="preserve"> </w:t>
-      </w:r>
-      <w:r>
-        <w:t xml:space="preserve">(a variable cannot cause itself, even indirectly).</w:t>
-      </w:r>
-    </w:p>
-    <w:p>
-      <w:pPr>
-        <w:pStyle w:val="FirstParagraph"/>
-      </w:pPr>
-      <w:r>
-        <w:t xml:space="preserve">DAGs are used in causal inference to:</w:t>
       </w:r>
     </w:p>
     <w:p>
@@ -8951,23 +9162,17 @@
         </w:numPr>
       </w:pPr>
       <w:r>
-        <w:t xml:space="preserve">Identify</w:t>
-      </w:r>
-      <w:r>
-        <w:t xml:space="preserve"> </w:t>
-      </w:r>
-      <w:r>
         <w:rPr>
           <w:b/>
           <w:bCs/>
         </w:rPr>
-        <w:t xml:space="preserve">confounders</w:t>
-      </w:r>
-      <w:r>
-        <w:t xml:space="preserve"> </w:t>
-      </w:r>
-      <w:r>
-        <w:t xml:space="preserve">that must be adjusted for.</w:t>
+        <w:t xml:space="preserve">Nodes</w:t>
+      </w:r>
+      <w:r>
+        <w:t xml:space="preserve"> </w:t>
+      </w:r>
+      <w:r>
+        <w:t xml:space="preserve">represent variables.</w:t>
       </w:r>
     </w:p>
     <w:p>
@@ -8979,45 +9184,17 @@
         </w:numPr>
       </w:pPr>
       <w:r>
-        <w:t xml:space="preserve">Identify</w:t>
-      </w:r>
-      <w:r>
-        <w:t xml:space="preserve"> </w:t>
-      </w:r>
-      <w:r>
         <w:rPr>
           <w:b/>
           <w:bCs/>
         </w:rPr>
-        <w:t xml:space="preserve">mediators</w:t>
-      </w:r>
-      <w:r>
-        <w:t xml:space="preserve"> </w:t>
-      </w:r>
-      <w:r>
-        <w:t xml:space="preserve">that should generally</w:t>
-      </w:r>
-      <w:r>
-        <w:t xml:space="preserve"> </w:t>
-      </w:r>
-      <w:r>
-        <w:rPr>
-          <w:i/>
-          <w:iCs/>
-        </w:rPr>
-        <w:t xml:space="preserve">not</w:t>
-      </w:r>
-      <w:r>
-        <w:t xml:space="preserve"> </w:t>
-      </w:r>
-      <w:r>
-        <w:t xml:space="preserve">be adjusted for</w:t>
-      </w:r>
-      <w:r>
-        <w:t xml:space="preserve"> </w:t>
-      </w:r>
-      <w:r>
-        <w:t xml:space="preserve">when estimating the total causal effect.</w:t>
+        <w:t xml:space="preserve">Directed edges</w:t>
+      </w:r>
+      <w:r>
+        <w:t xml:space="preserve"> </w:t>
+      </w:r>
+      <w:r>
+        <w:t xml:space="preserve">(arrows) represent direct causal effects.</w:t>
       </w:r>
     </w:p>
     <w:p>
@@ -9029,7 +9206,7 @@
         </w:numPr>
       </w:pPr>
       <w:r>
-        <w:t xml:space="preserve">Identify</w:t>
+        <w:t xml:space="preserve">The graph is</w:t>
       </w:r>
       <w:r>
         <w:t xml:space="preserve"> </w:t>
@@ -9039,13 +9216,80 @@
           <w:b/>
           <w:bCs/>
         </w:rPr>
-        <w:t xml:space="preserve">colliders</w:t>
-      </w:r>
-      <w:r>
-        <w:t xml:space="preserve"> </w:t>
-      </w:r>
-      <w:r>
-        <w:t xml:space="preserve">that should</w:t>
+        <w:t xml:space="preserve">acyclic</w:t>
+      </w:r>
+      <w:r>
+        <w:t xml:space="preserve">: there are no directed cycles</w:t>
+      </w:r>
+      <w:r>
+        <w:t xml:space="preserve"> </w:t>
+      </w:r>
+      <w:r>
+        <w:t xml:space="preserve">(a variable cannot cause itself, even indirectly).</w:t>
+      </w:r>
+    </w:p>
+    <w:p>
+      <w:pPr>
+        <w:pStyle w:val="FirstParagraph"/>
+      </w:pPr>
+      <w:r>
+        <w:t xml:space="preserve">DAGs are used in causal inference to:</w:t>
+      </w:r>
+    </w:p>
+    <w:p>
+      <w:pPr>
+        <w:pStyle w:val="Compact"/>
+        <w:numPr>
+          <w:ilvl w:val="0"/>
+          <w:numId w:val="1009"/>
+        </w:numPr>
+      </w:pPr>
+      <w:r>
+        <w:t xml:space="preserve">Identify</w:t>
+      </w:r>
+      <w:r>
+        <w:t xml:space="preserve"> </w:t>
+      </w:r>
+      <w:r>
+        <w:rPr>
+          <w:b/>
+          <w:bCs/>
+        </w:rPr>
+        <w:t xml:space="preserve">confounders</w:t>
+      </w:r>
+      <w:r>
+        <w:t xml:space="preserve"> </w:t>
+      </w:r>
+      <w:r>
+        <w:t xml:space="preserve">that must be adjusted for.</w:t>
+      </w:r>
+    </w:p>
+    <w:p>
+      <w:pPr>
+        <w:pStyle w:val="Compact"/>
+        <w:numPr>
+          <w:ilvl w:val="0"/>
+          <w:numId w:val="1009"/>
+        </w:numPr>
+      </w:pPr>
+      <w:r>
+        <w:t xml:space="preserve">Identify</w:t>
+      </w:r>
+      <w:r>
+        <w:t xml:space="preserve"> </w:t>
+      </w:r>
+      <w:r>
+        <w:rPr>
+          <w:b/>
+          <w:bCs/>
+        </w:rPr>
+        <w:t xml:space="preserve">mediators</w:t>
+      </w:r>
+      <w:r>
+        <w:t xml:space="preserve"> </w:t>
+      </w:r>
+      <w:r>
+        <w:t xml:space="preserve">that should generally</w:t>
       </w:r>
       <w:r>
         <w:t xml:space="preserve"> </w:t>
@@ -9067,11 +9311,61 @@
         <w:t xml:space="preserve"> </w:t>
       </w:r>
       <w:r>
+        <w:t xml:space="preserve">when estimating the total causal effect.</w:t>
+      </w:r>
+    </w:p>
+    <w:p>
+      <w:pPr>
+        <w:pStyle w:val="Compact"/>
+        <w:numPr>
+          <w:ilvl w:val="0"/>
+          <w:numId w:val="1009"/>
+        </w:numPr>
+      </w:pPr>
+      <w:r>
+        <w:t xml:space="preserve">Identify</w:t>
+      </w:r>
+      <w:r>
+        <w:t xml:space="preserve"> </w:t>
+      </w:r>
+      <w:r>
+        <w:rPr>
+          <w:b/>
+          <w:bCs/>
+        </w:rPr>
+        <w:t xml:space="preserve">colliders</w:t>
+      </w:r>
+      <w:r>
+        <w:t xml:space="preserve"> </w:t>
+      </w:r>
+      <w:r>
+        <w:t xml:space="preserve">that should</w:t>
+      </w:r>
+      <w:r>
+        <w:t xml:space="preserve"> </w:t>
+      </w:r>
+      <w:r>
+        <w:rPr>
+          <w:i/>
+          <w:iCs/>
+        </w:rPr>
+        <w:t xml:space="preserve">not</w:t>
+      </w:r>
+      <w:r>
+        <w:t xml:space="preserve"> </w:t>
+      </w:r>
+      <w:r>
+        <w:t xml:space="preserve">be adjusted for</w:t>
+      </w:r>
+      <w:r>
+        <w:t xml:space="preserve"> </w:t>
+      </w:r>
+      <w:r>
         <w:t xml:space="preserve">(adjusting for a collider opens a non-causal path).</w:t>
       </w:r>
     </w:p>
-    <w:bookmarkEnd w:id="35"/>
-    <w:bookmarkStart w:id="40" w:name="sec-pred-sel-dag-concepts"/>
+    <w:bookmarkEnd w:id="36"/>
+    <w:bookmarkStart w:id="41" w:name="sec-pred-sel-dag-concepts"/>
     <w:p>
       <w:pPr>
         <w:pStyle w:val="Heading2"/>
@@ -9114,7 +9408,7 @@
               <w:spacing w:before="16" w:after="64"/>
             </w:pPr>
           </w:p>
-          <w:bookmarkStart w:id="36" w:name="def-confounder"/>
+          <w:bookmarkStart w:id="37" w:name="def-confounder"/>
           <w:p>
             <w:pPr>
               <w:pStyle w:val="BodyText"/>
@@ -9301,7 +9595,7 @@
               <w:t xml:space="preserve">Adjusting for confounders removes confounding bias.</w:t>
             </w:r>
           </w:p>
-          <w:bookmarkEnd w:id="36"/>
+          <w:bookmarkEnd w:id="37"/>
         </w:tc>
       </w:tr>
     </w:tbl>
@@ -9346,7 +9640,7 @@
               <w:spacing w:before="16" w:after="64"/>
             </w:pPr>
           </w:p>
-          <w:bookmarkStart w:id="37" w:name="def-mediator"/>
+          <w:bookmarkStart w:id="38" w:name="def-mediator"/>
           <w:p>
             <w:pPr>
               <w:pStyle w:val="BodyText"/>
@@ -9572,7 +9866,7 @@
               <w:pStyle w:val="Compact"/>
               <w:numPr>
                 <w:ilvl w:val="0"/>
-                <w:numId w:val="1009"/>
+                <w:numId w:val="1010"/>
               </w:numPr>
             </w:pPr>
             <w:r>
@@ -9658,7 +9952,7 @@
               <w:pStyle w:val="Compact"/>
               <w:numPr>
                 <w:ilvl w:val="0"/>
-                <w:numId w:val="1009"/>
+                <w:numId w:val="1010"/>
               </w:numPr>
             </w:pPr>
             <w:r>
@@ -9737,7 +10031,7 @@
               <w:t xml:space="preserve">.</w:t>
             </w:r>
           </w:p>
-          <w:bookmarkEnd w:id="37"/>
+          <w:bookmarkEnd w:id="38"/>
         </w:tc>
       </w:tr>
     </w:tbl>
@@ -9782,7 +10076,7 @@
               <w:spacing w:before="16" w:after="64"/>
             </w:pPr>
           </w:p>
-          <w:bookmarkStart w:id="38" w:name="def-collider"/>
+          <w:bookmarkStart w:id="39" w:name="def-collider"/>
           <w:p>
             <w:pPr>
               <w:pStyle w:val="BodyText"/>
@@ -9928,7 +10222,7 @@
               <w:t xml:space="preserve">.</w:t>
             </w:r>
           </w:p>
-          <w:bookmarkEnd w:id="38"/>
+          <w:bookmarkEnd w:id="39"/>
         </w:tc>
       </w:tr>
     </w:tbl>
@@ -9973,7 +10267,7 @@
               <w:spacing w:before="16" w:after="64"/>
             </w:pPr>
           </w:p>
-          <w:bookmarkStart w:id="39" w:name="def-backdoor-criterion"/>
+          <w:bookmarkStart w:id="40" w:name="def-backdoor-criterion"/>
           <w:p>
             <w:pPr>
               <w:pStyle w:val="BodyText"/>
@@ -10069,7 +10363,7 @@
               <w:pStyle w:val="Compact"/>
               <w:numPr>
                 <w:ilvl w:val="0"/>
-                <w:numId w:val="1010"/>
+                <w:numId w:val="1011"/>
               </w:numPr>
             </w:pPr>
             <w:r>
@@ -10113,7 +10407,7 @@
               <w:pStyle w:val="Compact"/>
               <w:numPr>
                 <w:ilvl w:val="0"/>
-                <w:numId w:val="1010"/>
+                <w:numId w:val="1011"/>
               </w:numPr>
             </w:pPr>
             <m:oMath>
@@ -10478,12 +10772,12 @@
               </m:oMath>
             </m:oMathPara>
           </w:p>
-          <w:bookmarkEnd w:id="39"/>
+          <w:bookmarkEnd w:id="40"/>
         </w:tc>
       </w:tr>
     </w:tbl>
-    <w:bookmarkEnd w:id="40"/>
-    <w:bookmarkStart w:id="46" w:name="sec-pred-sel-hers-dag"/>
+    <w:bookmarkEnd w:id="41"/>
+    <w:bookmarkStart w:id="47" w:name="sec-pred-sel-hers-dag"/>
     <w:p>
       <w:pPr>
         <w:pStyle w:val="Heading2"/>
@@ -10681,7 +10975,7 @@
       <w:tr>
         <w:tc>
           <w:tcPr/>
-          <w:bookmarkStart w:id="41" w:name="tbl-hers-data-dictionary"/>
+          <w:bookmarkStart w:id="42" w:name="tbl-hers-data-dictionary"/>
           <w:p>
             <w:pPr>
               <w:jc w:val="center"/>
@@ -11167,7 +11461,7 @@
               </w:tc>
             </w:tr>
           </w:tbl>
-          <w:bookmarkEnd w:id="41"/>
+          <w:bookmarkEnd w:id="42"/>
           <w:p/>
         </w:tc>
       </w:tr>
@@ -11193,7 +11487,7 @@
       <w:tr>
         <w:tc>
           <w:tcPr/>
-          <w:bookmarkStart w:id="45" w:name="fig-hers-dag"/>
+          <w:bookmarkStart w:id="46" w:name="fig-hers-dag"/>
           <w:p>
             <w:pPr>
               <w:pStyle w:val="SourceCode"/>
@@ -11545,18 +11839,18 @@
                 <wp:inline>
                   <wp:extent cx="5334000" cy="3809999"/>
                   <wp:effectExtent b="0" l="0" r="0" t="0"/>
-                  <wp:docPr descr="" title="" id="43" name="Picture"/>
+                  <wp:docPr descr="" title="" id="44" name="Picture"/>
                   <a:graphic>
                     <a:graphicData uri="http://schemas.openxmlformats.org/drawingml/2006/picture">
                       <pic:pic>
                         <pic:nvPicPr>
-                          <pic:cNvPr descr="causal-inference_files/figure-docx/unnamed-chunk-1-1.png" id="44" name="Picture"/>
+                          <pic:cNvPr descr="causal-inference_files/figure-docx/unnamed-chunk-1-1.png" id="45" name="Picture"/>
                           <pic:cNvPicPr>
                             <a:picLocks noChangeArrowheads="1" noChangeAspect="1"/>
                           </pic:cNvPicPr>
                         </pic:nvPicPr>
                         <pic:blipFill>
-                          <a:blip r:embed="rId42"/>
+                          <a:blip r:embed="rId43"/>
                           <a:stretch>
                             <a:fillRect/>
                           </a:stretch>
@@ -11671,7 +11965,7 @@
               <w:t xml:space="preserve">= systolic blood pressure.</w:t>
             </w:r>
           </w:p>
-          <w:bookmarkEnd w:id="45"/>
+          <w:bookmarkEnd w:id="46"/>
         </w:tc>
       </w:tr>
     </w:tbl>
@@ -11702,7 +11996,7 @@
         <w:pStyle w:val="Compact"/>
         <w:numPr>
           <w:ilvl w:val="0"/>
-          <w:numId w:val="1011"/>
+          <w:numId w:val="1012"/>
         </w:numPr>
       </w:pPr>
       <w:r>
@@ -11749,7 +12043,7 @@
         <w:pStyle w:val="Compact"/>
         <w:numPr>
           <w:ilvl w:val="0"/>
-          <w:numId w:val="1011"/>
+          <w:numId w:val="1012"/>
         </w:numPr>
       </w:pPr>
       <w:r>
@@ -11814,7 +12108,7 @@
         <w:pStyle w:val="Compact"/>
         <w:numPr>
           <w:ilvl w:val="0"/>
-          <w:numId w:val="1011"/>
+          <w:numId w:val="1012"/>
         </w:numPr>
       </w:pPr>
       <w:r>
@@ -11837,7 +12131,7 @@
         <w:pStyle w:val="Compact"/>
         <w:numPr>
           <w:ilvl w:val="0"/>
-          <w:numId w:val="1011"/>
+          <w:numId w:val="1012"/>
         </w:numPr>
       </w:pPr>
       <w:r>
@@ -11866,7 +12160,7 @@
         <w:pStyle w:val="Compact"/>
         <w:numPr>
           <w:ilvl w:val="0"/>
-          <w:numId w:val="1011"/>
+          <w:numId w:val="1012"/>
         </w:numPr>
       </w:pPr>
       <w:r>
@@ -11879,8 +12173,8 @@
         <w:t xml:space="preserve">additional variables such as anti-hypertensive medication use.</w:t>
       </w:r>
     </w:p>
-    <w:bookmarkEnd w:id="46"/>
-    <w:bookmarkStart w:id="48" w:name="sec-pred-sel-hers-adjust"/>
+    <w:bookmarkEnd w:id="47"/>
+    <w:bookmarkStart w:id="49" w:name="sec-pred-sel-hers-adjust"/>
     <w:p>
       <w:pPr>
         <w:pStyle w:val="Heading2"/>
@@ -11922,7 +12216,7 @@
       <w:tr>
         <w:tc>
           <w:tcPr/>
-          <w:bookmarkStart w:id="47" w:name="tbl-hers-adj"/>
+          <w:bookmarkStart w:id="48" w:name="tbl-hers-adj"/>
           <w:p>
             <w:pPr>
               <w:jc w:val="center"/>
@@ -12074,7 +12368,7 @@
               <w:t xml:space="preserve">#&gt;  {}</w:t>
             </w:r>
           </w:p>
-          <w:bookmarkEnd w:id="47"/>
+          <w:bookmarkEnd w:id="48"/>
         </w:tc>
       </w:tr>
     </w:tbl>
@@ -12279,8 +12573,8 @@
         <w:t xml:space="preserve">(not through lipids).</w:t>
       </w:r>
     </w:p>
-    <w:bookmarkEnd w:id="48"/>
-    <w:bookmarkStart w:id="54" w:name="sec-pred-sel-hers-ldl"/>
+    <w:bookmarkEnd w:id="49"/>
+    <w:bookmarkStart w:id="55" w:name="sec-pred-sel-hers-ldl"/>
     <w:p>
       <w:pPr>
         <w:pStyle w:val="Heading2"/>
@@ -13037,7 +13331,7 @@
       <w:tr>
         <w:tc>
           <w:tcPr/>
-          <w:bookmarkStart w:id="49" w:name="tbl-hers-ldl-full"/>
+          <w:bookmarkStart w:id="50" w:name="tbl-hers-ldl-full"/>
           <w:p>
             <w:pPr>
               <w:jc w:val="center"/>
@@ -14158,11 +14452,11 @@
               </w:tc>
             </w:tr>
           </w:tbl>
-          <w:bookmarkEnd w:id="49"/>
+          <w:bookmarkEnd w:id="50"/>
         </w:tc>
       </w:tr>
     </w:tbl>
-    <w:bookmarkStart w:id="51" w:name="unadjusted-model"/>
+    <w:bookmarkStart w:id="52" w:name="unadjusted-model"/>
     <w:p>
       <w:pPr>
         <w:pStyle w:val="Heading3"/>
@@ -14184,7 +14478,7 @@
       <w:tr>
         <w:tc>
           <w:tcPr/>
-          <w:bookmarkStart w:id="50" w:name="tbl-hers-ldl-unadj"/>
+          <w:bookmarkStart w:id="51" w:name="tbl-hers-ldl-unadj"/>
           <w:p>
             <w:pPr>
               <w:jc w:val="center"/>
@@ -14770,12 +15064,12 @@
               </w:tc>
             </w:tr>
           </w:tbl>
-          <w:bookmarkEnd w:id="50"/>
+          <w:bookmarkEnd w:id="51"/>
         </w:tc>
       </w:tr>
     </w:tbl>
-    <w:bookmarkEnd w:id="51"/>
-    <w:bookmarkStart w:id="53" w:name="adjusted-model"/>
+    <w:bookmarkEnd w:id="52"/>
+    <w:bookmarkStart w:id="54" w:name="adjusted-model"/>
     <w:p>
       <w:pPr>
         <w:pStyle w:val="Heading3"/>
@@ -14869,7 +15163,7 @@
       <w:tr>
         <w:tc>
           <w:tcPr/>
-          <w:bookmarkStart w:id="52" w:name="tbl-hers-ldl-adj"/>
+          <w:bookmarkStart w:id="53" w:name="tbl-hers-ldl-adj"/>
           <w:p>
             <w:pPr>
               <w:jc w:val="center"/>
@@ -16315,7 +16609,7 @@
               </w:tc>
             </w:tr>
           </w:tbl>
-          <w:bookmarkEnd w:id="52"/>
+          <w:bookmarkEnd w:id="53"/>
         </w:tc>
       </w:tr>
     </w:tbl>
@@ -16375,9 +16669,9 @@
         <w:t xml:space="preserve">improving precision of the HT coefficient.</w:t>
       </w:r>
     </w:p>
-    <w:bookmarkEnd w:id="53"/>
     <w:bookmarkEnd w:id="54"/>
-    <w:bookmarkStart w:id="60" w:name="sec-pred-sel-wcgs-dag"/>
+    <w:bookmarkEnd w:id="55"/>
+    <w:bookmarkStart w:id="61" w:name="sec-pred-sel-wcgs-dag"/>
     <w:p>
       <w:pPr>
         <w:pStyle w:val="Heading2"/>
@@ -16507,7 +16801,7 @@
       <w:tr>
         <w:tc>
           <w:tcPr/>
-          <w:bookmarkStart w:id="55" w:name="tbl-wcgs-data-dictionary"/>
+          <w:bookmarkStart w:id="56" w:name="tbl-wcgs-data-dictionary"/>
           <w:p>
             <w:pPr>
               <w:jc w:val="center"/>
@@ -16870,7 +17164,7 @@
               </w:tc>
             </w:tr>
           </w:tbl>
-          <w:bookmarkEnd w:id="55"/>
+          <w:bookmarkEnd w:id="56"/>
           <w:p/>
         </w:tc>
       </w:tr>
@@ -16896,7 +17190,7 @@
       <w:tr>
         <w:tc>
           <w:tcPr/>
-          <w:bookmarkStart w:id="59" w:name="fig-wcgs-dag"/>
+          <w:bookmarkStart w:id="60" w:name="fig-wcgs-dag"/>
           <w:p>
             <w:pPr>
               <w:pStyle w:val="SourceCode"/>
@@ -17176,18 +17470,18 @@
                 <wp:inline>
                   <wp:extent cx="5334000" cy="3809999"/>
                   <wp:effectExtent b="0" l="0" r="0" t="0"/>
-                  <wp:docPr descr="" title="" id="57" name="Picture"/>
+                  <wp:docPr descr="" title="" id="58" name="Picture"/>
                   <a:graphic>
                     <a:graphicData uri="http://schemas.openxmlformats.org/drawingml/2006/picture">
                       <pic:pic>
                         <pic:nvPicPr>
-                          <pic:cNvPr descr="causal-inference_files/figure-docx/unnamed-chunk-5-1.png" id="58" name="Picture"/>
+                          <pic:cNvPr descr="causal-inference_files/figure-docx/unnamed-chunk-5-1.png" id="59" name="Picture"/>
                           <pic:cNvPicPr>
                             <a:picLocks noChangeArrowheads="1" noChangeAspect="1"/>
                           </pic:cNvPicPr>
                         </pic:nvPicPr>
                         <pic:blipFill>
-                          <a:blip r:embed="rId56"/>
+                          <a:blip r:embed="rId57"/>
                           <a:stretch>
                             <a:fillRect/>
                           </a:stretch>
@@ -17287,7 +17581,7 @@
               <w:t xml:space="preserve">= systolic blood pressure.</w:t>
             </w:r>
           </w:p>
-          <w:bookmarkEnd w:id="59"/>
+          <w:bookmarkEnd w:id="60"/>
         </w:tc>
       </w:tr>
     </w:tbl>
@@ -17756,9 +18050,9 @@
         <w:t xml:space="preserve">(under the assumptions encoded in the DAG).</w:t>
       </w:r>
     </w:p>
-    <w:bookmarkEnd w:id="60"/>
     <w:bookmarkEnd w:id="61"/>
-    <w:bookmarkStart w:id="66" w:name="sec-causal-regression"/>
+    <w:bookmarkEnd w:id="62"/>
+    <w:bookmarkStart w:id="67" w:name="sec-causal-regression"/>
     <w:p>
       <w:pPr>
         <w:pStyle w:val="Heading1"/>
@@ -17814,7 +18108,7 @@
         <w:t xml:space="preserve">in a regression model.</w:t>
       </w:r>
     </w:p>
-    <w:bookmarkStart w:id="62" w:name="sec-causal-g-computation"/>
+    <w:bookmarkStart w:id="63" w:name="sec-causal-g-computation"/>
     <w:p>
       <w:pPr>
         <w:pStyle w:val="Heading2"/>
@@ -17892,7 +18186,7 @@
       <w:pPr>
         <w:numPr>
           <w:ilvl w:val="0"/>
-          <w:numId w:val="1012"/>
+          <w:numId w:val="1013"/>
         </w:numPr>
       </w:pPr>
       <w:r>
@@ -18050,7 +18344,7 @@
       <w:pPr>
         <w:numPr>
           <w:ilvl w:val="0"/>
-          <w:numId w:val="1012"/>
+          <w:numId w:val="1013"/>
         </w:numPr>
       </w:pPr>
       <w:r>
@@ -18225,7 +18519,7 @@
       <w:pPr>
         <w:numPr>
           <w:ilvl w:val="0"/>
-          <w:numId w:val="1012"/>
+          <w:numId w:val="1013"/>
         </w:numPr>
       </w:pPr>
       <w:r>
@@ -18392,7 +18686,7 @@
       <w:pPr>
         <w:numPr>
           <w:ilvl w:val="0"/>
-          <w:numId w:val="1012"/>
+          <w:numId w:val="1013"/>
         </w:numPr>
       </w:pPr>
       <w:r>
@@ -18583,7 +18877,7 @@
         <w:pStyle w:val="Compact"/>
         <w:numPr>
           <w:ilvl w:val="0"/>
-          <w:numId w:val="1013"/>
+          <w:numId w:val="1014"/>
         </w:numPr>
       </w:pPr>
       <w:r>
@@ -18595,7 +18889,7 @@
         <w:pStyle w:val="Compact"/>
         <w:numPr>
           <w:ilvl w:val="0"/>
-          <w:numId w:val="1013"/>
+          <w:numId w:val="1014"/>
         </w:numPr>
       </w:pPr>
       <w:r>
@@ -18607,15 +18901,15 @@
         <w:pStyle w:val="Compact"/>
         <w:numPr>
           <w:ilvl w:val="0"/>
-          <w:numId w:val="1013"/>
+          <w:numId w:val="1014"/>
         </w:numPr>
       </w:pPr>
       <w:r>
         <w:t xml:space="preserve">Multiple treatments or treatment levels</w:t>
       </w:r>
     </w:p>
-    <w:bookmarkEnd w:id="62"/>
-    <w:bookmarkStart w:id="63" w:name="sec-causal-linear-adjustment"/>
+    <w:bookmarkEnd w:id="63"/>
+    <w:bookmarkStart w:id="64" w:name="sec-causal-linear-adjustment"/>
     <w:p>
       <w:pPr>
         <w:pStyle w:val="Heading2"/>
@@ -19717,6 +20011,9 @@
                   <m:sty m:val="p"/>
                 </m:rPr>
                 <m:t>=</m:t>
+              </m:r>
+              <m:r>
+                <m:t>​</m:t>
               </m:r>
               <m:d>
                 <m:dPr>
@@ -19828,10 +20125,16 @@
                 </m:e>
               </m:d>
               <m:r>
+                <m:t>​</m:t>
+              </m:r>
+              <m:r>
                 <m:rPr>
                   <m:sty m:val="p"/>
                 </m:rPr>
                 <m:t>−</m:t>
+              </m:r>
+              <m:r>
+                <m:t>​</m:t>
               </m:r>
               <m:d>
                 <m:dPr>
@@ -19925,6 +20228,9 @@
                 </m:e>
               </m:d>
               <m:r>
+                <m:t>​</m:t>
+              </m:r>
+              <m:r>
                 <m:t>&amp;</m:t>
               </m:r>
               <m:r>
@@ -20047,8 +20353,8 @@
         <w:t xml:space="preserve">G-computation is preferred in that case.</w:t>
       </w:r>
     </w:p>
-    <w:bookmarkEnd w:id="63"/>
-    <w:bookmarkStart w:id="65" w:name="sec-causal-hers-ldl-adj"/>
+    <w:bookmarkEnd w:id="64"/>
+    <w:bookmarkStart w:id="66" w:name="sec-causal-hers-ldl-adj"/>
     <w:p>
       <w:pPr>
         <w:pStyle w:val="Heading2"/>
@@ -20843,7 +21149,7 @@
       <w:tr>
         <w:tc>
           <w:tcPr/>
-          <w:bookmarkStart w:id="64" w:name="tbl-causal-hers-ldl-adj"/>
+          <w:bookmarkStart w:id="65" w:name="tbl-causal-hers-ldl-adj"/>
           <w:p>
             <w:pPr>
               <w:jc w:val="center"/>
@@ -22310,7 +22616,7 @@
               </w:tc>
             </w:tr>
           </w:tbl>
-          <w:bookmarkEnd w:id="64"/>
+          <w:bookmarkEnd w:id="65"/>
         </w:tc>
       </w:tr>
     </w:tbl>
@@ -22334,9 +22640,9 @@
         <w:t xml:space="preserve">with narrower confidence intervals than the unadjusted estimate.</w:t>
       </w:r>
     </w:p>
-    <w:bookmarkEnd w:id="65"/>
     <w:bookmarkEnd w:id="66"/>
-    <w:bookmarkStart w:id="77" w:name="sec-causal-propensity"/>
+    <w:bookmarkEnd w:id="67"/>
+    <w:bookmarkStart w:id="78" w:name="sec-causal-propensity"/>
     <w:p>
       <w:pPr>
         <w:pStyle w:val="Heading1"/>
@@ -22436,7 +22742,7 @@
               <w:spacing w:before="16" w:after="64"/>
             </w:pPr>
           </w:p>
-          <w:bookmarkStart w:id="67" w:name="def-propensity-score"/>
+          <w:bookmarkStart w:id="68" w:name="def-propensity-score"/>
           <w:p>
             <w:pPr>
               <w:pStyle w:val="BodyText"/>
@@ -22886,11 +23192,11 @@
               <w:t xml:space="preserve">to remove confounding.</w:t>
             </w:r>
           </w:p>
-          <w:bookmarkEnd w:id="67"/>
+          <w:bookmarkEnd w:id="68"/>
         </w:tc>
       </w:tr>
     </w:tbl>
-    <w:bookmarkStart w:id="68" w:name="sec-ps-estimation"/>
+    <w:bookmarkStart w:id="69" w:name="sec-ps-estimation"/>
     <w:p>
       <w:pPr>
         <w:pStyle w:val="Heading2"/>
@@ -23168,8 +23474,8 @@
         <w:t xml:space="preserve">is the predicted probability of treatment for each individual.</w:t>
       </w:r>
     </w:p>
-    <w:bookmarkEnd w:id="68"/>
-    <w:bookmarkStart w:id="70" w:name="sec-ps-methods"/>
+    <w:bookmarkEnd w:id="69"/>
+    <w:bookmarkStart w:id="71" w:name="sec-ps-methods"/>
     <w:p>
       <w:pPr>
         <w:pStyle w:val="Heading2"/>
@@ -23190,7 +23496,7 @@
       <w:pPr>
         <w:numPr>
           <w:ilvl w:val="0"/>
-          <w:numId w:val="1014"/>
+          <w:numId w:val="1015"/>
         </w:numPr>
       </w:pPr>
       <w:r>
@@ -23220,7 +23526,7 @@
       <w:pPr>
         <w:numPr>
           <w:ilvl w:val="0"/>
-          <w:numId w:val="1014"/>
+          <w:numId w:val="1015"/>
         </w:numPr>
       </w:pPr>
       <w:r>
@@ -23256,7 +23562,7 @@
       <w:pPr>
         <w:numPr>
           <w:ilvl w:val="0"/>
-          <w:numId w:val="1014"/>
+          <w:numId w:val="1015"/>
         </w:numPr>
       </w:pPr>
       <w:r>
@@ -23306,7 +23612,7 @@
       <w:pPr>
         <w:numPr>
           <w:ilvl w:val="0"/>
-          <w:numId w:val="1014"/>
+          <w:numId w:val="1015"/>
         </w:numPr>
       </w:pPr>
       <w:r>
@@ -23366,7 +23672,7 @@
               <w:spacing w:before="16" w:after="64"/>
             </w:pPr>
           </w:p>
-          <w:bookmarkStart w:id="69" w:name="def-ipw"/>
+          <w:bookmarkStart w:id="70" w:name="def-ipw"/>
           <w:p>
             <w:pPr>
               <w:pStyle w:val="BodyText"/>
@@ -23940,12 +24246,12 @@
               <w:t xml:space="preserve">effectively removing confounding.</w:t>
             </w:r>
           </w:p>
-          <w:bookmarkEnd w:id="69"/>
+          <w:bookmarkEnd w:id="70"/>
         </w:tc>
       </w:tr>
     </w:tbl>
-    <w:bookmarkEnd w:id="70"/>
-    <w:bookmarkStart w:id="76" w:name="sec-ps-wcgs"/>
+    <w:bookmarkEnd w:id="71"/>
+    <w:bookmarkStart w:id="77" w:name="sec-ps-wcgs"/>
     <w:p>
       <w:pPr>
         <w:pStyle w:val="Heading2"/>
@@ -24881,7 +25187,7 @@
       <w:tr>
         <w:tc>
           <w:tcPr/>
-          <w:bookmarkStart w:id="74" w:name="fig-ps-wcgs"/>
+          <w:bookmarkStart w:id="75" w:name="fig-ps-wcgs"/>
           <w:p>
             <w:pPr>
               <w:pStyle w:val="SourceCode"/>
@@ -25407,18 +25713,18 @@
                 <wp:inline>
                   <wp:extent cx="4620126" cy="3696101"/>
                   <wp:effectExtent b="0" l="0" r="0" t="0"/>
-                  <wp:docPr descr="" title="" id="72" name="Picture"/>
+                  <wp:docPr descr="" title="" id="73" name="Picture"/>
                   <a:graphic>
                     <a:graphicData uri="http://schemas.openxmlformats.org/drawingml/2006/picture">
                       <pic:pic>
                         <pic:nvPicPr>
-                          <pic:cNvPr descr="causal-inference_files/figure-docx/unnamed-chunk-7-1.png" id="73" name="Picture"/>
+                          <pic:cNvPr descr="causal-inference_files/figure-docx/unnamed-chunk-7-1.png" id="74" name="Picture"/>
                           <pic:cNvPicPr>
                             <a:picLocks noChangeArrowheads="1" noChangeAspect="1"/>
                           </pic:cNvPicPr>
                         </pic:nvPicPr>
                         <pic:blipFill>
-                          <a:blip r:embed="rId71"/>
+                          <a:blip r:embed="rId72"/>
                           <a:stretch>
                             <a:fillRect/>
                           </a:stretch>
@@ -25514,7 +25820,7 @@
               <w:t xml:space="preserve">supports positivity.</w:t>
             </w:r>
           </w:p>
-          <w:bookmarkEnd w:id="74"/>
+          <w:bookmarkEnd w:id="75"/>
         </w:tc>
       </w:tr>
     </w:tbl>
@@ -25539,7 +25845,7 @@
       <w:tr>
         <w:tc>
           <w:tcPr/>
-          <w:bookmarkStart w:id="75" w:name="tbl-ps-wcgs-ipw"/>
+          <w:bookmarkStart w:id="76" w:name="tbl-ps-wcgs-ipw"/>
           <w:p>
             <w:pPr>
               <w:jc w:val="center"/>
@@ -26040,7 +26346,7 @@
               </w:tc>
             </w:tr>
           </w:tbl>
-          <w:bookmarkEnd w:id="75"/>
+          <w:bookmarkEnd w:id="76"/>
         </w:tc>
       </w:tr>
     </w:tbl>
@@ -26084,9 +26390,9 @@
         <w:t xml:space="preserve">in the WCGS data.</w:t>
       </w:r>
     </w:p>
-    <w:bookmarkEnd w:id="76"/>
     <w:bookmarkEnd w:id="77"/>
-    <w:bookmarkStart w:id="78" w:name="sec-causal-summary"/>
+    <w:bookmarkEnd w:id="78"/>
+    <w:bookmarkStart w:id="79" w:name="sec-causal-summary"/>
     <w:p>
       <w:pPr>
         <w:pStyle w:val="Heading1"/>
@@ -26204,7 +26510,7 @@
         <w:pStyle w:val="Compact"/>
         <w:numPr>
           <w:ilvl w:val="0"/>
-          <w:numId w:val="1015"/>
+          <w:numId w:val="1016"/>
         </w:numPr>
       </w:pPr>
       <w:r>
@@ -26229,7 +26535,7 @@
         <w:pStyle w:val="Compact"/>
         <w:numPr>
           <w:ilvl w:val="0"/>
-          <w:numId w:val="1015"/>
+          <w:numId w:val="1016"/>
         </w:numPr>
       </w:pPr>
       <w:r>
@@ -26254,7 +26560,7 @@
         <w:pStyle w:val="Compact"/>
         <w:numPr>
           <w:ilvl w:val="0"/>
-          <w:numId w:val="1015"/>
+          <w:numId w:val="1016"/>
         </w:numPr>
       </w:pPr>
       <w:r>
@@ -26367,8 +26673,8 @@
         <w:t xml:space="preserve">can recover causal estimates under these three core identification assumptions.</w:t>
       </w:r>
     </w:p>
-    <w:bookmarkEnd w:id="78"/>
-    <w:bookmarkStart w:id="79" w:name="sec-causal-objectives"/>
+    <w:bookmarkEnd w:id="79"/>
+    <w:bookmarkStart w:id="80" w:name="sec-causal-objectives"/>
     <w:p>
       <w:pPr>
         <w:pStyle w:val="Heading1"/>
@@ -26389,7 +26695,7 @@
       <w:pPr>
         <w:numPr>
           <w:ilvl w:val="0"/>
-          <w:numId w:val="1016"/>
+          <w:numId w:val="1017"/>
         </w:numPr>
       </w:pPr>
       <w:r>
@@ -26416,7 +26722,7 @@
       <w:pPr>
         <w:numPr>
           <w:ilvl w:val="0"/>
-          <w:numId w:val="1016"/>
+          <w:numId w:val="1017"/>
         </w:numPr>
       </w:pPr>
       <w:r>
@@ -26443,7 +26749,7 @@
       <w:pPr>
         <w:numPr>
           <w:ilvl w:val="0"/>
-          <w:numId w:val="1016"/>
+          <w:numId w:val="1017"/>
         </w:numPr>
       </w:pPr>
       <w:r>
@@ -26470,7 +26776,7 @@
       <w:pPr>
         <w:numPr>
           <w:ilvl w:val="0"/>
-          <w:numId w:val="1016"/>
+          <w:numId w:val="1017"/>
         </w:numPr>
       </w:pPr>
       <w:r>
@@ -26497,7 +26803,7 @@
       <w:pPr>
         <w:numPr>
           <w:ilvl w:val="0"/>
-          <w:numId w:val="1016"/>
+          <w:numId w:val="1017"/>
         </w:numPr>
       </w:pPr>
       <w:r>
@@ -26524,7 +26830,7 @@
       <w:pPr>
         <w:numPr>
           <w:ilvl w:val="0"/>
-          <w:numId w:val="1016"/>
+          <w:numId w:val="1017"/>
         </w:numPr>
       </w:pPr>
       <w:r>
@@ -26545,7 +26851,7 @@
       <w:pPr>
         <w:numPr>
           <w:ilvl w:val="0"/>
-          <w:numId w:val="1016"/>
+          <w:numId w:val="1017"/>
         </w:numPr>
       </w:pPr>
       <w:r>
@@ -26572,7 +26878,7 @@
       <w:pPr>
         <w:numPr>
           <w:ilvl w:val="0"/>
-          <w:numId w:val="1016"/>
+          <w:numId w:val="1017"/>
         </w:numPr>
       </w:pPr>
       <w:r>
@@ -26606,8 +26912,8 @@
         <w:t xml:space="preserve">and articulate the additional assumptions required in each setting.</w:t>
       </w:r>
     </w:p>
-    <w:bookmarkEnd w:id="79"/>
-    <w:bookmarkStart w:id="94" w:name="references"/>
+    <w:bookmarkEnd w:id="80"/>
+    <w:bookmarkStart w:id="95" w:name="references"/>
     <w:p>
       <w:pPr>
         <w:pStyle w:val="Heading1"/>
@@ -26616,8 +26922,8 @@
         <w:t xml:space="preserve">References</w:t>
       </w:r>
     </w:p>
-    <w:bookmarkStart w:id="93" w:name="refs"/>
-    <w:bookmarkStart w:id="81" w:name="ref-hernan2020causal"/>
+    <w:bookmarkStart w:id="94" w:name="refs"/>
+    <w:bookmarkStart w:id="82" w:name="ref-hernan2020causal"/>
     <w:p>
       <w:pPr>
         <w:pStyle w:val="Bibliography"/>
@@ -26641,7 +26947,7 @@
       <w:r>
         <w:t xml:space="preserve"> </w:t>
       </w:r>
-      <w:hyperlink r:id="rId80">
+      <w:hyperlink r:id="rId81">
         <w:r>
           <w:rPr>
             <w:rStyle w:val="Hyperlink"/>
@@ -26653,8 +26959,8 @@
         <w:t xml:space="preserve">.</w:t>
       </w:r>
     </w:p>
-    <w:bookmarkEnd w:id="81"/>
-    <w:bookmarkStart w:id="83" w:name="ref-holland1986statistics"/>
+    <w:bookmarkEnd w:id="82"/>
+    <w:bookmarkStart w:id="84" w:name="ref-holland1986statistics"/>
     <w:p>
       <w:pPr>
         <w:pStyle w:val="Bibliography"/>
@@ -26687,7 +26993,7 @@
       <w:r>
         <w:t xml:space="preserve"> </w:t>
       </w:r>
-      <w:hyperlink r:id="rId82">
+      <w:hyperlink r:id="rId83">
         <w:r>
           <w:rPr>
             <w:rStyle w:val="Hyperlink"/>
@@ -26699,8 +27005,8 @@
         <w:t xml:space="preserve">.</w:t>
       </w:r>
     </w:p>
-    <w:bookmarkEnd w:id="83"/>
-    <w:bookmarkStart w:id="84" w:name="ref-HulleyStephen1998RToE"/>
+    <w:bookmarkEnd w:id="84"/>
+    <w:bookmarkStart w:id="85" w:name="ref-HulleyStephen1998RToE"/>
     <w:p>
       <w:pPr>
         <w:pStyle w:val="Bibliography"/>
@@ -26731,8 +27037,8 @@
         <w:t xml:space="preserve">(Chicago, IL) 280 (7): 605–13.</w:t>
       </w:r>
     </w:p>
-    <w:bookmarkEnd w:id="84"/>
-    <w:bookmarkStart w:id="86" w:name="ref-rosenbaum1983central"/>
+    <w:bookmarkEnd w:id="85"/>
+    <w:bookmarkStart w:id="87" w:name="ref-rosenbaum1983central"/>
     <w:p>
       <w:pPr>
         <w:pStyle w:val="Bibliography"/>
@@ -26765,7 +27071,7 @@
       <w:r>
         <w:t xml:space="preserve"> </w:t>
       </w:r>
-      <w:hyperlink r:id="rId85">
+      <w:hyperlink r:id="rId86">
         <w:r>
           <w:rPr>
             <w:rStyle w:val="Hyperlink"/>
@@ -26777,8 +27083,8 @@
         <w:t xml:space="preserve">.</w:t>
       </w:r>
     </w:p>
-    <w:bookmarkEnd w:id="86"/>
-    <w:bookmarkStart w:id="88" w:name="ref-rosenman1975coronary"/>
+    <w:bookmarkEnd w:id="87"/>
+    <w:bookmarkStart w:id="89" w:name="ref-rosenman1975coronary"/>
     <w:p>
       <w:pPr>
         <w:pStyle w:val="Bibliography"/>
@@ -26820,7 +27126,7 @@
       <w:r>
         <w:t xml:space="preserve"> </w:t>
       </w:r>
-      <w:hyperlink r:id="rId87">
+      <w:hyperlink r:id="rId88">
         <w:r>
           <w:rPr>
             <w:rStyle w:val="Hyperlink"/>
@@ -26832,8 +27138,8 @@
         <w:t xml:space="preserve">.</w:t>
       </w:r>
     </w:p>
-    <w:bookmarkEnd w:id="88"/>
-    <w:bookmarkStart w:id="90" w:name="ref-rubin1974estimating"/>
+    <w:bookmarkEnd w:id="89"/>
+    <w:bookmarkStart w:id="91" w:name="ref-rubin1974estimating"/>
     <w:p>
       <w:pPr>
         <w:pStyle w:val="Bibliography"/>
@@ -26866,7 +27172,7 @@
       <w:r>
         <w:t xml:space="preserve"> </w:t>
       </w:r>
-      <w:hyperlink r:id="rId89">
+      <w:hyperlink r:id="rId90">
         <w:r>
           <w:rPr>
             <w:rStyle w:val="Hyperlink"/>
@@ -26878,8 +27184,8 @@
         <w:t xml:space="preserve">.</w:t>
       </w:r>
     </w:p>
-    <w:bookmarkEnd w:id="90"/>
-    <w:bookmarkStart w:id="92" w:name="ref-vittinghoff2e"/>
+    <w:bookmarkEnd w:id="91"/>
+    <w:bookmarkStart w:id="93" w:name="ref-vittinghoff2e"/>
     <w:p>
       <w:pPr>
         <w:pStyle w:val="Bibliography"/>
@@ -26903,7 +27209,7 @@
       <w:r>
         <w:t xml:space="preserve"> </w:t>
       </w:r>
-      <w:hyperlink r:id="rId91">
+      <w:hyperlink r:id="rId92">
         <w:r>
           <w:rPr>
             <w:rStyle w:val="Hyperlink"/>
@@ -26915,9 +27221,9 @@
         <w:t xml:space="preserve">.</w:t>
       </w:r>
     </w:p>
-    <w:bookmarkEnd w:id="92"/>
     <w:bookmarkEnd w:id="93"/>
     <w:bookmarkEnd w:id="94"/>
+    <w:bookmarkEnd w:id="95"/>
     <w:sectPr>
       <w:footnotePr>
         <w:numRestart w:val="eachSect"/>
@@ -27229,6 +27535,9 @@
     <w:abstractNumId w:val="991"/>
   </w:num>
   <w:num w:numId="1004">
+    <w:abstractNumId w:val="991"/>
+  </w:num>
+  <w:num w:numId="1005">
     <w:abstractNumId w:val="99411"/>
     <w:lvlOverride w:ilvl="0">
       <w:startOverride w:val="1"/>
@@ -27258,9 +27567,6 @@
       <w:startOverride w:val="1"/>
     </w:lvlOverride>
   </w:num>
-  <w:num w:numId="1005">
-    <w:abstractNumId w:val="991"/>
-  </w:num>
   <w:num w:numId="1006">
     <w:abstractNumId w:val="991"/>
   </w:num>
@@ -27274,6 +27580,9 @@
     <w:abstractNumId w:val="991"/>
   </w:num>
   <w:num w:numId="1010">
+    <w:abstractNumId w:val="991"/>
+  </w:num>
+  <w:num w:numId="1011">
     <w:abstractNumId w:val="99411"/>
     <w:lvlOverride w:ilvl="0">
       <w:startOverride w:val="1"/>
@@ -27303,10 +27612,10 @@
       <w:startOverride w:val="1"/>
     </w:lvlOverride>
   </w:num>
-  <w:num w:numId="1011">
+  <w:num w:numId="1012">
     <w:abstractNumId w:val="991"/>
   </w:num>
-  <w:num w:numId="1012">
+  <w:num w:numId="1013">
     <w:abstractNumId w:val="99411"/>
     <w:lvlOverride w:ilvl="0">
       <w:startOverride w:val="1"/>
@@ -27336,38 +27645,8 @@
       <w:startOverride w:val="1"/>
     </w:lvlOverride>
   </w:num>
-  <w:num w:numId="1013">
+  <w:num w:numId="1014">
     <w:abstractNumId w:val="991"/>
-  </w:num>
-  <w:num w:numId="1014">
-    <w:abstractNumId w:val="99411"/>
-    <w:lvlOverride w:ilvl="0">
-      <w:startOverride w:val="1"/>
-    </w:lvlOverride>
-    <w:lvlOverride w:ilvl="1">
-      <w:startOverride w:val="1"/>
-    </w:lvlOverride>
-    <w:lvlOverride w:ilvl="2">
-      <w:startOverride w:val="1"/>
-    </w:lvlOverride>
-    <w:lvlOverride w:ilvl="3">
-      <w:startOverride w:val="1"/>
-    </w:lvlOverride>
-    <w:lvlOverride w:ilvl="4">
-      <w:startOverride w:val="1"/>
-    </w:lvlOverride>
-    <w:lvlOverride w:ilvl="5">
-      <w:startOverride w:val="1"/>
-    </w:lvlOverride>
-    <w:lvlOverride w:ilvl="6">
-      <w:startOverride w:val="1"/>
-    </w:lvlOverride>
-    <w:lvlOverride w:ilvl="7">
-      <w:startOverride w:val="1"/>
-    </w:lvlOverride>
-    <w:lvlOverride w:ilvl="8">
-      <w:startOverride w:val="1"/>
-    </w:lvlOverride>
   </w:num>
   <w:num w:numId="1015">
     <w:abstractNumId w:val="99411"/>
@@ -27400,6 +27679,36 @@
     </w:lvlOverride>
   </w:num>
   <w:num w:numId="1016">
+    <w:abstractNumId w:val="99411"/>
+    <w:lvlOverride w:ilvl="0">
+      <w:startOverride w:val="1"/>
+    </w:lvlOverride>
+    <w:lvlOverride w:ilvl="1">
+      <w:startOverride w:val="1"/>
+    </w:lvlOverride>
+    <w:lvlOverride w:ilvl="2">
+      <w:startOverride w:val="1"/>
+    </w:lvlOverride>
+    <w:lvlOverride w:ilvl="3">
+      <w:startOverride w:val="1"/>
+    </w:lvlOverride>
+    <w:lvlOverride w:ilvl="4">
+      <w:startOverride w:val="1"/>
+    </w:lvlOverride>
+    <w:lvlOverride w:ilvl="5">
+      <w:startOverride w:val="1"/>
+    </w:lvlOverride>
+    <w:lvlOverride w:ilvl="6">
+      <w:startOverride w:val="1"/>
+    </w:lvlOverride>
+    <w:lvlOverride w:ilvl="7">
+      <w:startOverride w:val="1"/>
+    </w:lvlOverride>
+    <w:lvlOverride w:ilvl="8">
+      <w:startOverride w:val="1"/>
+    </w:lvlOverride>
+  </w:num>
+  <w:num w:numId="1017">
     <w:abstractNumId w:val="99411"/>
     <w:lvlOverride w:ilvl="0">
       <w:startOverride w:val="1"/>

--- a/chapters/causal-inference.docx
+++ b/chapters/causal-inference.docx
@@ -8690,7 +8690,7 @@
     </w:p>
     <w:bookmarkEnd w:id="32"/>
     <w:bookmarkEnd w:id="33"/>
-    <w:bookmarkStart w:id="62" w:name="sec-causal-observational"/>
+    <w:bookmarkStart w:id="66" w:name="sec-causal-observational"/>
     <w:p>
       <w:pPr>
         <w:pStyle w:val="Heading1"/>
@@ -8699,9 +8699,174 @@
         <w:t xml:space="preserve">6. Observational Studies</w:t>
       </w:r>
     </w:p>
+    <w:tbl>
+      <w:tblPr>
+        <w:tblStyle w:val="Table"/>
+        <w:tblLook w:firstRow="0" w:lastRow="0" w:firstColumn="0" w:lastColumn="0" w:noHBand="0" w:noVBand="0" w:val="0000"/>
+        <w:tblBorders>
+          <w:top w:val="single" w:sz="4" w:space="0" w:color="00A047"/>
+          <w:left w:val="single" w:sz="24" w:space="0" w:color="00A047"/>
+          <w:bottom w:val="single" w:sz="4" w:space="0" w:color="00A047"/>
+          <w:right w:val="single" w:sz="4" w:space="0" w:color="00A047"/>
+        </w:tblBorders>
+        <w:tblCellMar>
+          <w:left w:w="144" w:type="dxa"/>
+          <w:right w:w="144" w:type="dxa"/>
+        </w:tblCellMar>
+        <w:tblLook w:firstRow="0" w:lastRow="0" w:firstColumn="0" w:lastColumn="0" w:noHBand="0" w:noVBand="0" w:val="0000"/>
+      </w:tblPr>
+      <w:tr>
+        <w:trPr>
+          <w:cantSplit/>
+        </w:trPr>
+        <w:tc>
+          <w:tcPr>
+            <w:shd w:color="auto" w:fill="ccf1e3" w:val="clear"/>
+            <w:tcMar>
+              <w:top w:w="92" w:type="dxa"/>
+              <w:bottom w:w="92" w:type="dxa"/>
+            </w:tcMar>
+          </w:tcPr>
+          <w:p>
+            <w:pPr>
+              <w:pStyle w:val="FirstParagraph"/>
+            </w:pPr>
+            <w:pPr>
+              <w:spacing w:before="0" w:after="0"/>
+              <w:textAlignment w:val="center"/>
+            </w:pPr>
+            <w:r>
+              <w:drawing>
+                <wp:inline>
+                  <wp:extent cx="152400" cy="152400"/>
+                  <wp:effectExtent b="0" l="0" r="0" t="0"/>
+                  <wp:docPr descr="" title="" id="35" name="Picture"/>
+                  <a:graphic>
+                    <a:graphicData uri="http://schemas.openxmlformats.org/drawingml/2006/picture">
+                      <pic:pic>
+                        <pic:nvPicPr>
+                          <pic:cNvPr descr="/opt/quarto/share/formats/docx/tip.png" id="36" name="Picture"/>
+                          <pic:cNvPicPr>
+                            <a:picLocks noChangeArrowheads="1" noChangeAspect="1"/>
+                          </pic:cNvPicPr>
+                        </pic:nvPicPr>
+                        <pic:blipFill>
+                          <a:blip r:embed="rId34"/>
+                          <a:stretch>
+                            <a:fillRect/>
+                          </a:stretch>
+                        </pic:blipFill>
+                        <pic:spPr bwMode="auto">
+                          <a:xfrm>
+                            <a:off x="0" y="0"/>
+                            <a:ext cx="152400" cy="152400"/>
+                          </a:xfrm>
+                          <a:prstGeom prst="rect">
+                            <a:avLst/>
+                          </a:prstGeom>
+                          <a:noFill/>
+                          <a:ln w="9525">
+                            <a:noFill/>
+                            <a:headEnd/>
+                            <a:tailEnd/>
+                          </a:ln>
+                        </pic:spPr>
+                      </pic:pic>
+                    </a:graphicData>
+                  </a:graphic>
+                </wp:inline>
+              </w:drawing>
+            </w:r>
+            <w:r>
+              <w:t xml:space="preserve"> </w:t>
+            </w:r>
+            <w:r>
+              <w:t xml:space="preserve"> </w:t>
+            </w:r>
+            <w:r>
+              <w:t xml:space="preserve">Video lecture</w:t>
+            </w:r>
+          </w:p>
+        </w:tc>
+      </w:tr>
+      <w:tr>
+        <w:trPr>
+          <w:cantSplit/>
+        </w:trPr>
+        <w:tc>
+          <w:tcPr>
+            <w:tcMar>
+              <w:top w:w="108" w:type="dxa"/>
+              <w:bottom w:w="108" w:type="dxa"/>
+            </w:tcMar>
+          </w:tcPr>
+          <w:p>
+            <w:pPr>
+              <w:pStyle w:val="BodyText"/>
+            </w:pPr>
+            <w:pPr>
+              <w:spacing w:before="16" w:after="16"/>
+            </w:pPr>
+            <w:r>
+              <w:t xml:space="preserve">Richard McElreath’s</w:t>
+            </w:r>
+            <w:r>
+              <w:t xml:space="preserve"> </w:t>
+            </w:r>
+            <w:hyperlink r:id="rId37">
+              <w:r>
+                <w:rPr>
+                  <w:rStyle w:val="Hyperlink"/>
+                  <w:i/>
+                  <w:iCs/>
+                </w:rPr>
+                <w:t xml:space="preserve">Elemental Confounds I</w:t>
+              </w:r>
+            </w:hyperlink>
+            <w:r>
+              <w:t xml:space="preserve"> </w:t>
+            </w:r>
+            <w:r>
+              <w:t xml:space="preserve">(Statistical Rethinking 2026, Lecture A06)</w:t>
+            </w:r>
+            <w:r>
+              <w:t xml:space="preserve"> </w:t>
+            </w:r>
+            <w:r>
+              <w:t xml:space="preserve">accompanies Chapter 6 of</w:t>
+            </w:r>
+            <w:r>
+              <w:t xml:space="preserve"> </w:t>
+            </w:r>
+            <w:r>
+              <w:t xml:space="preserve">McElreath (2020)</w:t>
+            </w:r>
+            <w:r>
+              <w:t xml:space="preserve">,</w:t>
+            </w:r>
+            <w:r>
+              <w:t xml:space="preserve"> </w:t>
+            </w:r>
+            <w:r>
+              <w:t xml:space="preserve">which uses directed acyclic graphs (DAGs) to describe confounding</w:t>
+            </w:r>
+            <w:r>
+              <w:t xml:space="preserve"> </w:t>
+            </w:r>
+            <w:r>
+              <w:t xml:space="preserve">(McElreath 2026)</w:t>
+            </w:r>
+            <w:r>
+              <w:t xml:space="preserve">.</w:t>
+            </w:r>
+          </w:p>
+          <w:p/>
+        </w:tc>
+      </w:tr>
+    </w:tbl>
     <w:p>
       <w:pPr>
-        <w:pStyle w:val="FirstParagraph"/>
+        <w:pStyle w:val="BodyText"/>
       </w:pPr>
       <w:r>
         <w:t xml:space="preserve">In an</w:t>
@@ -8769,7 +8934,7 @@
         <w:t xml:space="preserve">.</w:t>
       </w:r>
     </w:p>
-    <w:bookmarkStart w:id="35" w:name="sec-causal-confounding"/>
+    <w:bookmarkStart w:id="39" w:name="sec-causal-confounding"/>
     <w:p>
       <w:pPr>
         <w:pStyle w:val="Heading2"/>
@@ -8812,7 +8977,7 @@
               <w:spacing w:before="16" w:after="64"/>
             </w:pPr>
           </w:p>
-          <w:bookmarkStart w:id="34" w:name="def-confounding-obs"/>
+          <w:bookmarkStart w:id="38" w:name="def-confounding-obs"/>
           <w:p>
             <w:pPr>
               <w:pStyle w:val="BodyText"/>
@@ -9069,7 +9234,7 @@
               <w:t xml:space="preserve">.</w:t>
             </w:r>
           </w:p>
-          <w:bookmarkEnd w:id="34"/>
+          <w:bookmarkEnd w:id="38"/>
         </w:tc>
       </w:tr>
     </w:tbl>
@@ -9105,8 +9270,8 @@
         <w:t xml:space="preserve">and sufficient adjustment sets.</w:t>
       </w:r>
     </w:p>
-    <w:bookmarkEnd w:id="35"/>
-    <w:bookmarkStart w:id="36" w:name="sec-pred-sel-dag"/>
+    <w:bookmarkEnd w:id="39"/>
+    <w:bookmarkStart w:id="40" w:name="sec-pred-sel-dag"/>
     <w:p>
       <w:pPr>
         <w:pStyle w:val="Heading2"/>
@@ -9364,8 +9529,8 @@
         <w:t xml:space="preserve">(adjusting for a collider opens a non-causal path).</w:t>
       </w:r>
     </w:p>
-    <w:bookmarkEnd w:id="36"/>
-    <w:bookmarkStart w:id="41" w:name="sec-pred-sel-dag-concepts"/>
+    <w:bookmarkEnd w:id="40"/>
+    <w:bookmarkStart w:id="45" w:name="sec-pred-sel-dag-concepts"/>
     <w:p>
       <w:pPr>
         <w:pStyle w:val="Heading2"/>
@@ -9408,7 +9573,7 @@
               <w:spacing w:before="16" w:after="64"/>
             </w:pPr>
           </w:p>
-          <w:bookmarkStart w:id="37" w:name="def-confounder"/>
+          <w:bookmarkStart w:id="41" w:name="def-confounder"/>
           <w:p>
             <w:pPr>
               <w:pStyle w:val="BodyText"/>
@@ -9595,7 +9760,7 @@
               <w:t xml:space="preserve">Adjusting for confounders removes confounding bias.</w:t>
             </w:r>
           </w:p>
-          <w:bookmarkEnd w:id="37"/>
+          <w:bookmarkEnd w:id="41"/>
         </w:tc>
       </w:tr>
     </w:tbl>
@@ -9640,7 +9805,7 @@
               <w:spacing w:before="16" w:after="64"/>
             </w:pPr>
           </w:p>
-          <w:bookmarkStart w:id="38" w:name="def-mediator"/>
+          <w:bookmarkStart w:id="42" w:name="def-mediator"/>
           <w:p>
             <w:pPr>
               <w:pStyle w:val="BodyText"/>
@@ -10031,7 +10196,7 @@
               <w:t xml:space="preserve">.</w:t>
             </w:r>
           </w:p>
-          <w:bookmarkEnd w:id="38"/>
+          <w:bookmarkEnd w:id="42"/>
         </w:tc>
       </w:tr>
     </w:tbl>
@@ -10076,7 +10241,7 @@
               <w:spacing w:before="16" w:after="64"/>
             </w:pPr>
           </w:p>
-          <w:bookmarkStart w:id="39" w:name="def-collider"/>
+          <w:bookmarkStart w:id="43" w:name="def-collider"/>
           <w:p>
             <w:pPr>
               <w:pStyle w:val="BodyText"/>
@@ -10222,7 +10387,7 @@
               <w:t xml:space="preserve">.</w:t>
             </w:r>
           </w:p>
-          <w:bookmarkEnd w:id="39"/>
+          <w:bookmarkEnd w:id="43"/>
         </w:tc>
       </w:tr>
     </w:tbl>
@@ -10267,7 +10432,7 @@
               <w:spacing w:before="16" w:after="64"/>
             </w:pPr>
           </w:p>
-          <w:bookmarkStart w:id="40" w:name="def-backdoor-criterion"/>
+          <w:bookmarkStart w:id="44" w:name="def-backdoor-criterion"/>
           <w:p>
             <w:pPr>
               <w:pStyle w:val="BodyText"/>
@@ -10772,12 +10937,12 @@
               </m:oMath>
             </m:oMathPara>
           </w:p>
-          <w:bookmarkEnd w:id="40"/>
+          <w:bookmarkEnd w:id="44"/>
         </w:tc>
       </w:tr>
     </w:tbl>
-    <w:bookmarkEnd w:id="41"/>
-    <w:bookmarkStart w:id="47" w:name="sec-pred-sel-hers-dag"/>
+    <w:bookmarkEnd w:id="45"/>
+    <w:bookmarkStart w:id="51" w:name="sec-pred-sel-hers-dag"/>
     <w:p>
       <w:pPr>
         <w:pStyle w:val="Heading2"/>
@@ -10975,7 +11140,7 @@
       <w:tr>
         <w:tc>
           <w:tcPr/>
-          <w:bookmarkStart w:id="42" w:name="tbl-hers-data-dictionary"/>
+          <w:bookmarkStart w:id="46" w:name="tbl-hers-data-dictionary"/>
           <w:p>
             <w:pPr>
               <w:jc w:val="center"/>
@@ -11461,7 +11626,7 @@
               </w:tc>
             </w:tr>
           </w:tbl>
-          <w:bookmarkEnd w:id="42"/>
+          <w:bookmarkEnd w:id="46"/>
           <w:p/>
         </w:tc>
       </w:tr>
@@ -11487,7 +11652,7 @@
       <w:tr>
         <w:tc>
           <w:tcPr/>
-          <w:bookmarkStart w:id="46" w:name="fig-hers-dag"/>
+          <w:bookmarkStart w:id="50" w:name="fig-hers-dag"/>
           <w:p>
             <w:pPr>
               <w:pStyle w:val="SourceCode"/>
@@ -11839,18 +12004,18 @@
                 <wp:inline>
                   <wp:extent cx="5334000" cy="3809999"/>
                   <wp:effectExtent b="0" l="0" r="0" t="0"/>
-                  <wp:docPr descr="" title="" id="44" name="Picture"/>
+                  <wp:docPr descr="" title="" id="48" name="Picture"/>
                   <a:graphic>
                     <a:graphicData uri="http://schemas.openxmlformats.org/drawingml/2006/picture">
                       <pic:pic>
                         <pic:nvPicPr>
-                          <pic:cNvPr descr="causal-inference_files/figure-docx/unnamed-chunk-1-1.png" id="45" name="Picture"/>
+                          <pic:cNvPr descr="causal-inference_files/figure-docx/unnamed-chunk-1-1.png" id="49" name="Picture"/>
                           <pic:cNvPicPr>
                             <a:picLocks noChangeArrowheads="1" noChangeAspect="1"/>
                           </pic:cNvPicPr>
                         </pic:nvPicPr>
                         <pic:blipFill>
-                          <a:blip r:embed="rId43"/>
+                          <a:blip r:embed="rId47"/>
                           <a:stretch>
                             <a:fillRect/>
                           </a:stretch>
@@ -11965,7 +12130,7 @@
               <w:t xml:space="preserve">= systolic blood pressure.</w:t>
             </w:r>
           </w:p>
-          <w:bookmarkEnd w:id="46"/>
+          <w:bookmarkEnd w:id="50"/>
         </w:tc>
       </w:tr>
     </w:tbl>
@@ -12173,8 +12338,8 @@
         <w:t xml:space="preserve">additional variables such as anti-hypertensive medication use.</w:t>
       </w:r>
     </w:p>
-    <w:bookmarkEnd w:id="47"/>
-    <w:bookmarkStart w:id="49" w:name="sec-pred-sel-hers-adjust"/>
+    <w:bookmarkEnd w:id="51"/>
+    <w:bookmarkStart w:id="53" w:name="sec-pred-sel-hers-adjust"/>
     <w:p>
       <w:pPr>
         <w:pStyle w:val="Heading2"/>
@@ -12216,7 +12381,7 @@
       <w:tr>
         <w:tc>
           <w:tcPr/>
-          <w:bookmarkStart w:id="48" w:name="tbl-hers-adj"/>
+          <w:bookmarkStart w:id="52" w:name="tbl-hers-adj"/>
           <w:p>
             <w:pPr>
               <w:jc w:val="center"/>
@@ -12368,7 +12533,7 @@
               <w:t xml:space="preserve">#&gt;  {}</w:t>
             </w:r>
           </w:p>
-          <w:bookmarkEnd w:id="48"/>
+          <w:bookmarkEnd w:id="52"/>
         </w:tc>
       </w:tr>
     </w:tbl>
@@ -12573,8 +12738,8 @@
         <w:t xml:space="preserve">(not through lipids).</w:t>
       </w:r>
     </w:p>
-    <w:bookmarkEnd w:id="49"/>
-    <w:bookmarkStart w:id="55" w:name="sec-pred-sel-hers-ldl"/>
+    <w:bookmarkEnd w:id="53"/>
+    <w:bookmarkStart w:id="59" w:name="sec-pred-sel-hers-ldl"/>
     <w:p>
       <w:pPr>
         <w:pStyle w:val="Heading2"/>
@@ -13331,7 +13496,7 @@
       <w:tr>
         <w:tc>
           <w:tcPr/>
-          <w:bookmarkStart w:id="50" w:name="tbl-hers-ldl-full"/>
+          <w:bookmarkStart w:id="54" w:name="tbl-hers-ldl-full"/>
           <w:p>
             <w:pPr>
               <w:jc w:val="center"/>
@@ -14452,11 +14617,11 @@
               </w:tc>
             </w:tr>
           </w:tbl>
-          <w:bookmarkEnd w:id="50"/>
+          <w:bookmarkEnd w:id="54"/>
         </w:tc>
       </w:tr>
     </w:tbl>
-    <w:bookmarkStart w:id="52" w:name="unadjusted-model"/>
+    <w:bookmarkStart w:id="56" w:name="unadjusted-model"/>
     <w:p>
       <w:pPr>
         <w:pStyle w:val="Heading3"/>
@@ -14478,7 +14643,7 @@
       <w:tr>
         <w:tc>
           <w:tcPr/>
-          <w:bookmarkStart w:id="51" w:name="tbl-hers-ldl-unadj"/>
+          <w:bookmarkStart w:id="55" w:name="tbl-hers-ldl-unadj"/>
           <w:p>
             <w:pPr>
               <w:jc w:val="center"/>
@@ -15064,12 +15229,12 @@
               </w:tc>
             </w:tr>
           </w:tbl>
-          <w:bookmarkEnd w:id="51"/>
+          <w:bookmarkEnd w:id="55"/>
         </w:tc>
       </w:tr>
     </w:tbl>
-    <w:bookmarkEnd w:id="52"/>
-    <w:bookmarkStart w:id="54" w:name="adjusted-model"/>
+    <w:bookmarkEnd w:id="56"/>
+    <w:bookmarkStart w:id="58" w:name="adjusted-model"/>
     <w:p>
       <w:pPr>
         <w:pStyle w:val="Heading3"/>
@@ -15163,7 +15328,7 @@
       <w:tr>
         <w:tc>
           <w:tcPr/>
-          <w:bookmarkStart w:id="53" w:name="tbl-hers-ldl-adj"/>
+          <w:bookmarkStart w:id="57" w:name="tbl-hers-ldl-adj"/>
           <w:p>
             <w:pPr>
               <w:jc w:val="center"/>
@@ -16609,7 +16774,7 @@
               </w:tc>
             </w:tr>
           </w:tbl>
-          <w:bookmarkEnd w:id="53"/>
+          <w:bookmarkEnd w:id="57"/>
         </w:tc>
       </w:tr>
     </w:tbl>
@@ -16669,9 +16834,9 @@
         <w:t xml:space="preserve">improving precision of the HT coefficient.</w:t>
       </w:r>
     </w:p>
-    <w:bookmarkEnd w:id="54"/>
-    <w:bookmarkEnd w:id="55"/>
-    <w:bookmarkStart w:id="61" w:name="sec-pred-sel-wcgs-dag"/>
+    <w:bookmarkEnd w:id="58"/>
+    <w:bookmarkEnd w:id="59"/>
+    <w:bookmarkStart w:id="65" w:name="sec-pred-sel-wcgs-dag"/>
     <w:p>
       <w:pPr>
         <w:pStyle w:val="Heading2"/>
@@ -16801,7 +16966,7 @@
       <w:tr>
         <w:tc>
           <w:tcPr/>
-          <w:bookmarkStart w:id="56" w:name="tbl-wcgs-data-dictionary"/>
+          <w:bookmarkStart w:id="60" w:name="tbl-wcgs-data-dictionary"/>
           <w:p>
             <w:pPr>
               <w:jc w:val="center"/>
@@ -17164,7 +17329,7 @@
               </w:tc>
             </w:tr>
           </w:tbl>
-          <w:bookmarkEnd w:id="56"/>
+          <w:bookmarkEnd w:id="60"/>
           <w:p/>
         </w:tc>
       </w:tr>
@@ -17190,7 +17355,7 @@
       <w:tr>
         <w:tc>
           <w:tcPr/>
-          <w:bookmarkStart w:id="60" w:name="fig-wcgs-dag"/>
+          <w:bookmarkStart w:id="64" w:name="fig-wcgs-dag"/>
           <w:p>
             <w:pPr>
               <w:pStyle w:val="SourceCode"/>
@@ -17470,18 +17635,18 @@
                 <wp:inline>
                   <wp:extent cx="5334000" cy="3809999"/>
                   <wp:effectExtent b="0" l="0" r="0" t="0"/>
-                  <wp:docPr descr="" title="" id="58" name="Picture"/>
+                  <wp:docPr descr="" title="" id="62" name="Picture"/>
                   <a:graphic>
                     <a:graphicData uri="http://schemas.openxmlformats.org/drawingml/2006/picture">
                       <pic:pic>
                         <pic:nvPicPr>
-                          <pic:cNvPr descr="causal-inference_files/figure-docx/unnamed-chunk-5-1.png" id="59" name="Picture"/>
+                          <pic:cNvPr descr="causal-inference_files/figure-docx/unnamed-chunk-5-1.png" id="63" name="Picture"/>
                           <pic:cNvPicPr>
                             <a:picLocks noChangeArrowheads="1" noChangeAspect="1"/>
                           </pic:cNvPicPr>
                         </pic:nvPicPr>
                         <pic:blipFill>
-                          <a:blip r:embed="rId57"/>
+                          <a:blip r:embed="rId61"/>
                           <a:stretch>
                             <a:fillRect/>
                           </a:stretch>
@@ -17581,7 +17746,7 @@
               <w:t xml:space="preserve">= systolic blood pressure.</w:t>
             </w:r>
           </w:p>
-          <w:bookmarkEnd w:id="60"/>
+          <w:bookmarkEnd w:id="64"/>
         </w:tc>
       </w:tr>
     </w:tbl>
@@ -18050,9 +18215,9 @@
         <w:t xml:space="preserve">(under the assumptions encoded in the DAG).</w:t>
       </w:r>
     </w:p>
-    <w:bookmarkEnd w:id="61"/>
-    <w:bookmarkEnd w:id="62"/>
-    <w:bookmarkStart w:id="67" w:name="sec-causal-regression"/>
+    <w:bookmarkEnd w:id="65"/>
+    <w:bookmarkEnd w:id="66"/>
+    <w:bookmarkStart w:id="74" w:name="sec-causal-regression"/>
     <w:p>
       <w:pPr>
         <w:pStyle w:val="Heading1"/>
@@ -18061,9 +18226,180 @@
         <w:t xml:space="preserve">7. Regression Adjustment</w:t>
       </w:r>
     </w:p>
+    <w:tbl>
+      <w:tblPr>
+        <w:tblStyle w:val="Table"/>
+        <w:tblLook w:firstRow="0" w:lastRow="0" w:firstColumn="0" w:lastColumn="0" w:noHBand="0" w:noVBand="0" w:val="0000"/>
+        <w:tblBorders>
+          <w:top w:val="single" w:sz="4" w:space="0" w:color="00A047"/>
+          <w:left w:val="single" w:sz="24" w:space="0" w:color="00A047"/>
+          <w:bottom w:val="single" w:sz="4" w:space="0" w:color="00A047"/>
+          <w:right w:val="single" w:sz="4" w:space="0" w:color="00A047"/>
+        </w:tblBorders>
+        <w:tblCellMar>
+          <w:left w:w="144" w:type="dxa"/>
+          <w:right w:w="144" w:type="dxa"/>
+        </w:tblCellMar>
+        <w:tblLook w:firstRow="0" w:lastRow="0" w:firstColumn="0" w:lastColumn="0" w:noHBand="0" w:noVBand="0" w:val="0000"/>
+      </w:tblPr>
+      <w:tr>
+        <w:trPr>
+          <w:cantSplit/>
+        </w:trPr>
+        <w:tc>
+          <w:tcPr>
+            <w:shd w:color="auto" w:fill="ccf1e3" w:val="clear"/>
+            <w:tcMar>
+              <w:top w:w="92" w:type="dxa"/>
+              <w:bottom w:w="92" w:type="dxa"/>
+            </w:tcMar>
+          </w:tcPr>
+          <w:p>
+            <w:pPr>
+              <w:pStyle w:val="FirstParagraph"/>
+            </w:pPr>
+            <w:pPr>
+              <w:spacing w:before="0" w:after="0"/>
+              <w:textAlignment w:val="center"/>
+            </w:pPr>
+            <w:r>
+              <w:drawing>
+                <wp:inline>
+                  <wp:extent cx="152400" cy="152400"/>
+                  <wp:effectExtent b="0" l="0" r="0" t="0"/>
+                  <wp:docPr descr="" title="" id="67" name="Picture"/>
+                  <a:graphic>
+                    <a:graphicData uri="http://schemas.openxmlformats.org/drawingml/2006/picture">
+                      <pic:pic>
+                        <pic:nvPicPr>
+                          <pic:cNvPr descr="/opt/quarto/share/formats/docx/tip.png" id="68" name="Picture"/>
+                          <pic:cNvPicPr>
+                            <a:picLocks noChangeArrowheads="1" noChangeAspect="1"/>
+                          </pic:cNvPicPr>
+                        </pic:nvPicPr>
+                        <pic:blipFill>
+                          <a:blip r:embed="rId34"/>
+                          <a:stretch>
+                            <a:fillRect/>
+                          </a:stretch>
+                        </pic:blipFill>
+                        <pic:spPr bwMode="auto">
+                          <a:xfrm>
+                            <a:off x="0" y="0"/>
+                            <a:ext cx="152400" cy="152400"/>
+                          </a:xfrm>
+                          <a:prstGeom prst="rect">
+                            <a:avLst/>
+                          </a:prstGeom>
+                          <a:noFill/>
+                          <a:ln w="9525">
+                            <a:noFill/>
+                            <a:headEnd/>
+                            <a:tailEnd/>
+                          </a:ln>
+                        </pic:spPr>
+                      </pic:pic>
+                    </a:graphicData>
+                  </a:graphic>
+                </wp:inline>
+              </w:drawing>
+            </w:r>
+            <w:r>
+              <w:t xml:space="preserve"> </w:t>
+            </w:r>
+            <w:r>
+              <w:t xml:space="preserve"> </w:t>
+            </w:r>
+            <w:r>
+              <w:t xml:space="preserve">Video lecture</w:t>
+            </w:r>
+          </w:p>
+        </w:tc>
+      </w:tr>
+      <w:tr>
+        <w:trPr>
+          <w:cantSplit/>
+        </w:trPr>
+        <w:tc>
+          <w:tcPr>
+            <w:tcMar>
+              <w:top w:w="108" w:type="dxa"/>
+              <w:bottom w:w="108" w:type="dxa"/>
+            </w:tcMar>
+          </w:tcPr>
+          <w:p>
+            <w:pPr>
+              <w:pStyle w:val="BodyText"/>
+            </w:pPr>
+            <w:pPr>
+              <w:spacing w:before="16" w:after="16"/>
+            </w:pPr>
+            <w:r>
+              <w:t xml:space="preserve">Richard McElreath’s</w:t>
+            </w:r>
+            <w:r>
+              <w:t xml:space="preserve"> </w:t>
+            </w:r>
+            <w:hyperlink r:id="rId69">
+              <w:r>
+                <w:rPr>
+                  <w:rStyle w:val="Hyperlink"/>
+                  <w:i/>
+                  <w:iCs/>
+                </w:rPr>
+                <w:t xml:space="preserve">Good and Bad Controls</w:t>
+              </w:r>
+            </w:hyperlink>
+            <w:r>
+              <w:t xml:space="preserve"> </w:t>
+            </w:r>
+            <w:r>
+              <w:t xml:space="preserve">(Statistical Rethinking 2026, Lecture A07)</w:t>
+            </w:r>
+            <w:r>
+              <w:t xml:space="preserve"> </w:t>
+            </w:r>
+            <w:r>
+              <w:t xml:space="preserve">also accompanies Chapter 6 of</w:t>
+            </w:r>
+            <w:r>
+              <w:t xml:space="preserve"> </w:t>
+            </w:r>
+            <w:r>
+              <w:t xml:space="preserve">McElreath (2020)</w:t>
+            </w:r>
+            <w:r>
+              <w:t xml:space="preserve">,</w:t>
+            </w:r>
+            <w:r>
+              <w:t xml:space="preserve"> </w:t>
+            </w:r>
+            <w:r>
+              <w:t xml:space="preserve">and discusses which covariates a regression model should</w:t>
+            </w:r>
+            <w:r>
+              <w:t xml:space="preserve"> </w:t>
+            </w:r>
+            <w:r>
+              <w:t xml:space="preserve">and should not adjust for</w:t>
+            </w:r>
+            <w:r>
+              <w:t xml:space="preserve"> </w:t>
+            </w:r>
+            <w:r>
+              <w:t xml:space="preserve">(McElreath 2026)</w:t>
+            </w:r>
+            <w:r>
+              <w:t xml:space="preserve">.</w:t>
+            </w:r>
+          </w:p>
+          <w:p/>
+        </w:tc>
+      </w:tr>
+    </w:tbl>
     <w:p>
       <w:pPr>
-        <w:pStyle w:val="FirstParagraph"/>
+        <w:pStyle w:val="BodyText"/>
       </w:pPr>
       <w:r>
         <w:t xml:space="preserve">Under the causal assumptions</w:t>
@@ -18108,7 +18444,7 @@
         <w:t xml:space="preserve">in a regression model.</w:t>
       </w:r>
     </w:p>
-    <w:bookmarkStart w:id="63" w:name="sec-causal-g-computation"/>
+    <w:bookmarkStart w:id="70" w:name="sec-causal-g-computation"/>
     <w:p>
       <w:pPr>
         <w:pStyle w:val="Heading2"/>
@@ -18908,8 +19244,8 @@
         <w:t xml:space="preserve">Multiple treatments or treatment levels</w:t>
       </w:r>
     </w:p>
-    <w:bookmarkEnd w:id="63"/>
-    <w:bookmarkStart w:id="64" w:name="sec-causal-linear-adjustment"/>
+    <w:bookmarkEnd w:id="70"/>
+    <w:bookmarkStart w:id="71" w:name="sec-causal-linear-adjustment"/>
     <w:p>
       <w:pPr>
         <w:pStyle w:val="Heading2"/>
@@ -20353,8 +20689,8 @@
         <w:t xml:space="preserve">G-computation is preferred in that case.</w:t>
       </w:r>
     </w:p>
-    <w:bookmarkEnd w:id="64"/>
-    <w:bookmarkStart w:id="66" w:name="sec-causal-hers-ldl-adj"/>
+    <w:bookmarkEnd w:id="71"/>
+    <w:bookmarkStart w:id="73" w:name="sec-causal-hers-ldl-adj"/>
     <w:p>
       <w:pPr>
         <w:pStyle w:val="Heading2"/>
@@ -21149,7 +21485,7 @@
       <w:tr>
         <w:tc>
           <w:tcPr/>
-          <w:bookmarkStart w:id="65" w:name="tbl-causal-hers-ldl-adj"/>
+          <w:bookmarkStart w:id="72" w:name="tbl-causal-hers-ldl-adj"/>
           <w:p>
             <w:pPr>
               <w:jc w:val="center"/>
@@ -22616,7 +22952,7 @@
               </w:tc>
             </w:tr>
           </w:tbl>
-          <w:bookmarkEnd w:id="65"/>
+          <w:bookmarkEnd w:id="72"/>
         </w:tc>
       </w:tr>
     </w:tbl>
@@ -22640,9 +22976,9 @@
         <w:t xml:space="preserve">with narrower confidence intervals than the unadjusted estimate.</w:t>
       </w:r>
     </w:p>
-    <w:bookmarkEnd w:id="66"/>
-    <w:bookmarkEnd w:id="67"/>
-    <w:bookmarkStart w:id="78" w:name="sec-causal-propensity"/>
+    <w:bookmarkEnd w:id="73"/>
+    <w:bookmarkEnd w:id="74"/>
+    <w:bookmarkStart w:id="85" w:name="sec-causal-propensity"/>
     <w:p>
       <w:pPr>
         <w:pStyle w:val="Heading1"/>
@@ -22742,7 +23078,7 @@
               <w:spacing w:before="16" w:after="64"/>
             </w:pPr>
           </w:p>
-          <w:bookmarkStart w:id="68" w:name="def-propensity-score"/>
+          <w:bookmarkStart w:id="75" w:name="def-propensity-score"/>
           <w:p>
             <w:pPr>
               <w:pStyle w:val="BodyText"/>
@@ -23192,11 +23528,11 @@
               <w:t xml:space="preserve">to remove confounding.</w:t>
             </w:r>
           </w:p>
-          <w:bookmarkEnd w:id="68"/>
+          <w:bookmarkEnd w:id="75"/>
         </w:tc>
       </w:tr>
     </w:tbl>
-    <w:bookmarkStart w:id="69" w:name="sec-ps-estimation"/>
+    <w:bookmarkStart w:id="76" w:name="sec-ps-estimation"/>
     <w:p>
       <w:pPr>
         <w:pStyle w:val="Heading2"/>
@@ -23474,8 +23810,8 @@
         <w:t xml:space="preserve">is the predicted probability of treatment for each individual.</w:t>
       </w:r>
     </w:p>
-    <w:bookmarkEnd w:id="69"/>
-    <w:bookmarkStart w:id="71" w:name="sec-ps-methods"/>
+    <w:bookmarkEnd w:id="76"/>
+    <w:bookmarkStart w:id="78" w:name="sec-ps-methods"/>
     <w:p>
       <w:pPr>
         <w:pStyle w:val="Heading2"/>
@@ -23672,7 +24008,7 @@
               <w:spacing w:before="16" w:after="64"/>
             </w:pPr>
           </w:p>
-          <w:bookmarkStart w:id="70" w:name="def-ipw"/>
+          <w:bookmarkStart w:id="77" w:name="def-ipw"/>
           <w:p>
             <w:pPr>
               <w:pStyle w:val="BodyText"/>
@@ -24246,12 +24582,12 @@
               <w:t xml:space="preserve">effectively removing confounding.</w:t>
             </w:r>
           </w:p>
-          <w:bookmarkEnd w:id="70"/>
+          <w:bookmarkEnd w:id="77"/>
         </w:tc>
       </w:tr>
     </w:tbl>
-    <w:bookmarkEnd w:id="71"/>
-    <w:bookmarkStart w:id="77" w:name="sec-ps-wcgs"/>
+    <w:bookmarkEnd w:id="78"/>
+    <w:bookmarkStart w:id="84" w:name="sec-ps-wcgs"/>
     <w:p>
       <w:pPr>
         <w:pStyle w:val="Heading2"/>
@@ -25187,7 +25523,7 @@
       <w:tr>
         <w:tc>
           <w:tcPr/>
-          <w:bookmarkStart w:id="75" w:name="fig-ps-wcgs"/>
+          <w:bookmarkStart w:id="82" w:name="fig-ps-wcgs"/>
           <w:p>
             <w:pPr>
               <w:pStyle w:val="SourceCode"/>
@@ -25713,18 +26049,18 @@
                 <wp:inline>
                   <wp:extent cx="4620126" cy="3696101"/>
                   <wp:effectExtent b="0" l="0" r="0" t="0"/>
-                  <wp:docPr descr="" title="" id="73" name="Picture"/>
+                  <wp:docPr descr="" title="" id="80" name="Picture"/>
                   <a:graphic>
                     <a:graphicData uri="http://schemas.openxmlformats.org/drawingml/2006/picture">
                       <pic:pic>
                         <pic:nvPicPr>
-                          <pic:cNvPr descr="causal-inference_files/figure-docx/unnamed-chunk-7-1.png" id="74" name="Picture"/>
+                          <pic:cNvPr descr="causal-inference_files/figure-docx/unnamed-chunk-7-1.png" id="81" name="Picture"/>
                           <pic:cNvPicPr>
                             <a:picLocks noChangeArrowheads="1" noChangeAspect="1"/>
                           </pic:cNvPicPr>
                         </pic:nvPicPr>
                         <pic:blipFill>
-                          <a:blip r:embed="rId72"/>
+                          <a:blip r:embed="rId79"/>
                           <a:stretch>
                             <a:fillRect/>
                           </a:stretch>
@@ -25820,7 +26156,7 @@
               <w:t xml:space="preserve">supports positivity.</w:t>
             </w:r>
           </w:p>
-          <w:bookmarkEnd w:id="75"/>
+          <w:bookmarkEnd w:id="82"/>
         </w:tc>
       </w:tr>
     </w:tbl>
@@ -25845,7 +26181,7 @@
       <w:tr>
         <w:tc>
           <w:tcPr/>
-          <w:bookmarkStart w:id="76" w:name="tbl-ps-wcgs-ipw"/>
+          <w:bookmarkStart w:id="83" w:name="tbl-ps-wcgs-ipw"/>
           <w:p>
             <w:pPr>
               <w:jc w:val="center"/>
@@ -26346,7 +26682,7 @@
               </w:tc>
             </w:tr>
           </w:tbl>
-          <w:bookmarkEnd w:id="76"/>
+          <w:bookmarkEnd w:id="83"/>
         </w:tc>
       </w:tr>
     </w:tbl>
@@ -26390,9 +26726,9 @@
         <w:t xml:space="preserve">in the WCGS data.</w:t>
       </w:r>
     </w:p>
-    <w:bookmarkEnd w:id="77"/>
-    <w:bookmarkEnd w:id="78"/>
-    <w:bookmarkStart w:id="79" w:name="sec-causal-summary"/>
+    <w:bookmarkEnd w:id="84"/>
+    <w:bookmarkEnd w:id="85"/>
+    <w:bookmarkStart w:id="86" w:name="sec-causal-summary"/>
     <w:p>
       <w:pPr>
         <w:pStyle w:val="Heading1"/>
@@ -26673,8 +27009,8 @@
         <w:t xml:space="preserve">can recover causal estimates under these three core identification assumptions.</w:t>
       </w:r>
     </w:p>
-    <w:bookmarkEnd w:id="79"/>
-    <w:bookmarkStart w:id="80" w:name="sec-causal-objectives"/>
+    <w:bookmarkEnd w:id="86"/>
+    <w:bookmarkStart w:id="87" w:name="sec-causal-objectives"/>
     <w:p>
       <w:pPr>
         <w:pStyle w:val="Heading1"/>
@@ -26912,8 +27248,8 @@
         <w:t xml:space="preserve">and articulate the additional assumptions required in each setting.</w:t>
       </w:r>
     </w:p>
-    <w:bookmarkEnd w:id="80"/>
-    <w:bookmarkStart w:id="95" w:name="references"/>
+    <w:bookmarkEnd w:id="87"/>
+    <w:bookmarkStart w:id="105" w:name="references"/>
     <w:p>
       <w:pPr>
         <w:pStyle w:val="Heading1"/>
@@ -26922,8 +27258,8 @@
         <w:t xml:space="preserve">References</w:t>
       </w:r>
     </w:p>
-    <w:bookmarkStart w:id="94" w:name="refs"/>
-    <w:bookmarkStart w:id="82" w:name="ref-hernan2020causal"/>
+    <w:bookmarkStart w:id="104" w:name="refs"/>
+    <w:bookmarkStart w:id="89" w:name="ref-hernan2020causal"/>
     <w:p>
       <w:pPr>
         <w:pStyle w:val="Bibliography"/>
@@ -26947,7 +27283,7 @@
       <w:r>
         <w:t xml:space="preserve"> </w:t>
       </w:r>
-      <w:hyperlink r:id="rId81">
+      <w:hyperlink r:id="rId88">
         <w:r>
           <w:rPr>
             <w:rStyle w:val="Hyperlink"/>
@@ -26959,8 +27295,8 @@
         <w:t xml:space="preserve">.</w:t>
       </w:r>
     </w:p>
-    <w:bookmarkEnd w:id="82"/>
-    <w:bookmarkStart w:id="84" w:name="ref-holland1986statistics"/>
+    <w:bookmarkEnd w:id="89"/>
+    <w:bookmarkStart w:id="91" w:name="ref-holland1986statistics"/>
     <w:p>
       <w:pPr>
         <w:pStyle w:val="Bibliography"/>
@@ -26993,7 +27329,7 @@
       <w:r>
         <w:t xml:space="preserve"> </w:t>
       </w:r>
-      <w:hyperlink r:id="rId83">
+      <w:hyperlink r:id="rId90">
         <w:r>
           <w:rPr>
             <w:rStyle w:val="Hyperlink"/>
@@ -27005,8 +27341,8 @@
         <w:t xml:space="preserve">.</w:t>
       </w:r>
     </w:p>
-    <w:bookmarkEnd w:id="84"/>
-    <w:bookmarkStart w:id="85" w:name="ref-HulleyStephen1998RToE"/>
+    <w:bookmarkEnd w:id="91"/>
+    <w:bookmarkStart w:id="92" w:name="ref-HulleyStephen1998RToE"/>
     <w:p>
       <w:pPr>
         <w:pStyle w:val="Bibliography"/>
@@ -27037,20 +27373,14 @@
         <w:t xml:space="preserve">(Chicago, IL) 280 (7): 605–13.</w:t>
       </w:r>
     </w:p>
-    <w:bookmarkEnd w:id="85"/>
-    <w:bookmarkStart w:id="87" w:name="ref-rosenbaum1983central"/>
+    <w:bookmarkEnd w:id="92"/>
+    <w:bookmarkStart w:id="93" w:name="ref-statrethink2e"/>
     <w:p>
       <w:pPr>
         <w:pStyle w:val="Bibliography"/>
       </w:pPr>
       <w:r>
-        <w:t xml:space="preserve">Rosenbaum, Paul R., and Donald B. Rubin. 1983.</w:t>
-      </w:r>
-      <w:r>
-        <w:t xml:space="preserve"> </w:t>
-      </w:r>
-      <w:r>
-        <w:t xml:space="preserve">“The Central Role of the Propensity Score in Observational Studies for Causal Effects.”</w:t>
+        <w:t xml:space="preserve">McElreath, Richard. 2020.</w:t>
       </w:r>
       <w:r>
         <w:t xml:space="preserve"> </w:t>
@@ -27060,6 +27390,142 @@
           <w:i/>
           <w:iCs/>
         </w:rPr>
+        <w:t xml:space="preserve">Statistical Rethinking : A</w:t>
+      </w:r>
+      <w:r>
+        <w:rPr>
+          <w:i/>
+          <w:iCs/>
+        </w:rPr>
+        <w:t xml:space="preserve"> </w:t>
+      </w:r>
+      <w:r>
+        <w:rPr>
+          <w:i/>
+          <w:iCs/>
+        </w:rPr>
+        <w:t xml:space="preserve">Bayesian</w:t>
+      </w:r>
+      <w:r>
+        <w:rPr>
+          <w:i/>
+          <w:iCs/>
+        </w:rPr>
+        <w:t xml:space="preserve"> </w:t>
+      </w:r>
+      <w:r>
+        <w:rPr>
+          <w:i/>
+          <w:iCs/>
+        </w:rPr>
+        <w:t xml:space="preserve">Course with Examples in</w:t>
+      </w:r>
+      <w:r>
+        <w:rPr>
+          <w:i/>
+          <w:iCs/>
+        </w:rPr>
+        <w:t xml:space="preserve"> </w:t>
+      </w:r>
+      <w:r>
+        <w:rPr>
+          <w:i/>
+          <w:iCs/>
+        </w:rPr>
+        <w:t xml:space="preserve">R</w:t>
+      </w:r>
+      <w:r>
+        <w:rPr>
+          <w:i/>
+          <w:iCs/>
+        </w:rPr>
+        <w:t xml:space="preserve"> </w:t>
+      </w:r>
+      <w:r>
+        <w:rPr>
+          <w:i/>
+          <w:iCs/>
+        </w:rPr>
+        <w:t xml:space="preserve">and</w:t>
+      </w:r>
+      <w:r>
+        <w:rPr>
+          <w:i/>
+          <w:iCs/>
+        </w:rPr>
+        <w:t xml:space="preserve"> </w:t>
+      </w:r>
+      <w:r>
+        <w:rPr>
+          <w:i/>
+          <w:iCs/>
+        </w:rPr>
+        <w:t xml:space="preserve">Stan</w:t>
+      </w:r>
+      <w:r>
+        <w:t xml:space="preserve">. Second edition. Chapman &amp; Hall/CRC Texts in Statistical Science Series. CRC Press.</w:t>
+      </w:r>
+    </w:p>
+    <w:bookmarkEnd w:id="93"/>
+    <w:bookmarkStart w:id="95" w:name="ref-mcelreath2026rethinking"/>
+    <w:p>
+      <w:pPr>
+        <w:pStyle w:val="Bibliography"/>
+      </w:pPr>
+      <w:r>
+        <w:t xml:space="preserve">McElreath, Richard. 2026.</w:t>
+      </w:r>
+      <w:r>
+        <w:t xml:space="preserve"> </w:t>
+      </w:r>
+      <w:r>
+        <w:rPr>
+          <w:i/>
+          <w:iCs/>
+        </w:rPr>
+        <w:t xml:space="preserve">Statistical Rethinking 2026</w:t>
+      </w:r>
+      <w:r>
+        <w:t xml:space="preserve">. Lecture videos, YouTube.</w:t>
+      </w:r>
+      <w:r>
+        <w:t xml:space="preserve"> </w:t>
+      </w:r>
+      <w:hyperlink r:id="rId94">
+        <w:r>
+          <w:rPr>
+            <w:rStyle w:val="Hyperlink"/>
+          </w:rPr>
+          <w:t xml:space="preserve">https://github.com/rmcelreath/stat_rethinking_2026</w:t>
+        </w:r>
+      </w:hyperlink>
+      <w:r>
+        <w:t xml:space="preserve">.</w:t>
+      </w:r>
+    </w:p>
+    <w:bookmarkEnd w:id="95"/>
+    <w:bookmarkStart w:id="97" w:name="ref-rosenbaum1983central"/>
+    <w:p>
+      <w:pPr>
+        <w:pStyle w:val="Bibliography"/>
+      </w:pPr>
+      <w:r>
+        <w:t xml:space="preserve">Rosenbaum, Paul R., and Donald B. Rubin. 1983.</w:t>
+      </w:r>
+      <w:r>
+        <w:t xml:space="preserve"> </w:t>
+      </w:r>
+      <w:r>
+        <w:t xml:space="preserve">“The Central Role of the Propensity Score in Observational Studies for Causal Effects.”</w:t>
+      </w:r>
+      <w:r>
+        <w:t xml:space="preserve"> </w:t>
+      </w:r>
+      <w:r>
+        <w:rPr>
+          <w:i/>
+          <w:iCs/>
+        </w:rPr>
         <w:t xml:space="preserve">Biometrika</w:t>
       </w:r>
       <w:r>
@@ -27071,7 +27537,7 @@
       <w:r>
         <w:t xml:space="preserve"> </w:t>
       </w:r>
-      <w:hyperlink r:id="rId86">
+      <w:hyperlink r:id="rId96">
         <w:r>
           <w:rPr>
             <w:rStyle w:val="Hyperlink"/>
@@ -27083,8 +27549,8 @@
         <w:t xml:space="preserve">.</w:t>
       </w:r>
     </w:p>
-    <w:bookmarkEnd w:id="87"/>
-    <w:bookmarkStart w:id="89" w:name="ref-rosenman1975coronary"/>
+    <w:bookmarkEnd w:id="97"/>
+    <w:bookmarkStart w:id="99" w:name="ref-rosenman1975coronary"/>
     <w:p>
       <w:pPr>
         <w:pStyle w:val="Bibliography"/>
@@ -27126,7 +27592,7 @@
       <w:r>
         <w:t xml:space="preserve"> </w:t>
       </w:r>
-      <w:hyperlink r:id="rId88">
+      <w:hyperlink r:id="rId98">
         <w:r>
           <w:rPr>
             <w:rStyle w:val="Hyperlink"/>
@@ -27138,8 +27604,8 @@
         <w:t xml:space="preserve">.</w:t>
       </w:r>
     </w:p>
-    <w:bookmarkEnd w:id="89"/>
-    <w:bookmarkStart w:id="91" w:name="ref-rubin1974estimating"/>
+    <w:bookmarkEnd w:id="99"/>
+    <w:bookmarkStart w:id="101" w:name="ref-rubin1974estimating"/>
     <w:p>
       <w:pPr>
         <w:pStyle w:val="Bibliography"/>
@@ -27172,7 +27638,7 @@
       <w:r>
         <w:t xml:space="preserve"> </w:t>
       </w:r>
-      <w:hyperlink r:id="rId90">
+      <w:hyperlink r:id="rId100">
         <w:r>
           <w:rPr>
             <w:rStyle w:val="Hyperlink"/>
@@ -27184,8 +27650,8 @@
         <w:t xml:space="preserve">.</w:t>
       </w:r>
     </w:p>
-    <w:bookmarkEnd w:id="91"/>
-    <w:bookmarkStart w:id="93" w:name="ref-vittinghoff2e"/>
+    <w:bookmarkEnd w:id="101"/>
+    <w:bookmarkStart w:id="103" w:name="ref-vittinghoff2e"/>
     <w:p>
       <w:pPr>
         <w:pStyle w:val="Bibliography"/>
@@ -27209,7 +27675,7 @@
       <w:r>
         <w:t xml:space="preserve"> </w:t>
       </w:r>
-      <w:hyperlink r:id="rId92">
+      <w:hyperlink r:id="rId102">
         <w:r>
           <w:rPr>
             <w:rStyle w:val="Hyperlink"/>
@@ -27221,9 +27687,9 @@
         <w:t xml:space="preserve">.</w:t>
       </w:r>
     </w:p>
-    <w:bookmarkEnd w:id="93"/>
-    <w:bookmarkEnd w:id="94"/>
-    <w:bookmarkEnd w:id="95"/>
+    <w:bookmarkEnd w:id="103"/>
+    <w:bookmarkEnd w:id="104"/>
+    <w:bookmarkEnd w:id="105"/>
     <w:sectPr>
       <w:footnotePr>
         <w:numRestart w:val="eachSect"/>

--- a/chapters/causal-inference.docx
+++ b/chapters/causal-inference.docx
@@ -1384,7 +1384,7 @@
       </w:r>
     </w:p>
     <w:bookmarkEnd w:id="11"/>
-    <w:bookmarkStart w:id="15" w:name="sec-causal-intro"/>
+    <w:bookmarkStart w:id="16" w:name="sec-causal-intro"/>
     <w:p>
       <w:pPr>
         <w:pStyle w:val="Heading1"/>
@@ -1624,7 +1624,7 @@
         <w:t xml:space="preserve">.</w:t>
       </w:r>
     </w:p>
-    <w:bookmarkStart w:id="14" w:name="descriptive-versus-causal-questions"/>
+    <w:bookmarkStart w:id="15" w:name="descriptive-versus-causal-questions"/>
     <w:p>
       <w:pPr>
         <w:pStyle w:val="Heading2"/>
@@ -1951,9 +1951,2076 @@
         <w:t xml:space="preserve">framework of this chapter makes precise.</w:t>
       </w:r>
     </w:p>
-    <w:bookmarkEnd w:id="14"/>
+    <w:p>
+      <w:pPr>
+        <w:pStyle w:val="BodyText"/>
+      </w:pPr>
+      <w:r>
+        <w:t xml:space="preserve">The same distinction arises with binary outcomes,</w:t>
+      </w:r>
+      <w:r>
+        <w:t xml:space="preserve"> </w:t>
+      </w:r>
+      <w:r>
+        <w:t xml:space="preserve">where the descriptive summary is often a</w:t>
+      </w:r>
+      <w:r>
+        <w:t xml:space="preserve"> </w:t>
+      </w:r>
+      <w:r>
+        <w:rPr>
+          <w:b/>
+          <w:bCs/>
+        </w:rPr>
+        <w:t xml:space="preserve">risk difference</w:t>
+      </w:r>
+      <w:r>
+        <w:t xml:space="preserve">:</w:t>
+      </w:r>
+      <w:r>
+        <w:t xml:space="preserve"> </w:t>
+      </w:r>
+      <w:r>
+        <w:t xml:space="preserve">the difference between the proportions of two groups</w:t>
+      </w:r>
+      <w:r>
+        <w:t xml:space="preserve"> </w:t>
+      </w:r>
+      <w:r>
+        <w:t xml:space="preserve">who experience the outcome.</w:t>
+      </w:r>
+    </w:p>
+    <w:tbl>
+      <w:tblPr>
+        <w:tblStyle w:val="Table"/>
+        <w:tblLook w:firstRow="0" w:lastRow="0" w:firstColumn="0" w:lastColumn="0" w:noHBand="0" w:noVBand="0" w:val="0000"/>
+        <w:tblBorders>
+          <w:top w:val="single" w:sz="4" w:space="0" w:color="909090"/>
+          <w:left w:val="single" w:sz="24" w:space="0" w:color="909090"/>
+          <w:bottom w:val="single" w:sz="4" w:space="0" w:color="909090"/>
+          <w:right w:val="single" w:sz="4" w:space="0" w:color="909090"/>
+        </w:tblBorders>
+        <w:tblCellMar>
+          <w:left w:w="144" w:type="dxa"/>
+          <w:right w:w="144" w:type="dxa"/>
+        </w:tblCellMar>
+        <w:tblLook w:firstRow="0" w:lastRow="0" w:firstColumn="0" w:lastColumn="0" w:noHBand="0" w:noVBand="0" w:val="0000"/>
+      </w:tblPr>
+      <w:tr>
+        <w:trPr>
+          <w:cantSplit/>
+        </w:trPr>
+        <w:tc>
+          <w:tcPr>
+            <w:shd w:color="auto" w:fill="e6e6e6" w:val="clear"/>
+            <w:tcMar>
+              <w:top w:w="92" w:type="dxa"/>
+              <w:bottom w:w="92" w:type="dxa"/>
+            </w:tcMar>
+          </w:tcPr>
+          <w:p>
+            <w:pPr>
+              <w:pStyle w:val="BodyText"/>
+            </w:pPr>
+            <w:pPr>
+              <w:spacing w:before="16" w:after="16"/>
+            </w:pPr>
+            <w:r>
+              <w:t xml:space="preserve">Exm</w:t>
+            </w:r>
+          </w:p>
+        </w:tc>
+      </w:tr>
+      <w:tr>
+        <w:trPr>
+          <w:cantSplit/>
+        </w:trPr>
+        <w:tc>
+          <w:tcPr>
+            <w:tcMar>
+              <w:top w:w="108" w:type="dxa"/>
+              <w:bottom w:w="108" w:type="dxa"/>
+            </w:tcMar>
+          </w:tcPr>
+          <w:bookmarkStart w:id="14" w:name="exm-crude-vs-stratified-rd"/>
+          <w:p>
+            <w:pPr>
+              <w:pStyle w:val="BodyText"/>
+            </w:pPr>
+            <w:r>
+              <w:rPr>
+                <w:b/>
+                <w:bCs/>
+              </w:rPr>
+              <w:t xml:space="preserve">Example 1 (A crude risk difference that reverses within age groups)</w:t>
+            </w:r>
+            <w:r>
+              <w:t xml:space="preserve"> </w:t>
+            </w:r>
+            <w:r>
+              <w:t xml:space="preserve">Consider a hypothetical population of 1000 adults,</w:t>
+            </w:r>
+            <w:r>
+              <w:t xml:space="preserve"> </w:t>
+            </w:r>
+            <w:r>
+              <w:t xml:space="preserve">with a binary treatment</w:t>
+            </w:r>
+            <w:r>
+              <w:t xml:space="preserve"> </w:t>
+            </w:r>
+            <m:oMath>
+              <m:r>
+                <m:t>A</m:t>
+              </m:r>
+            </m:oMath>
+            <w:r>
+              <w:t xml:space="preserve"> </w:t>
+            </w:r>
+            <w:r>
+              <w:t xml:space="preserve">(</w:t>
+            </w:r>
+            <m:oMath>
+              <m:r>
+                <m:t>A</m:t>
+              </m:r>
+              <m:r>
+                <m:rPr>
+                  <m:sty m:val="p"/>
+                </m:rPr>
+                <m:t>=</m:t>
+              </m:r>
+              <m:r>
+                <m:t>1</m:t>
+              </m:r>
+            </m:oMath>
+            <w:r>
+              <w:t xml:space="preserve"> </w:t>
+            </w:r>
+            <w:r>
+              <w:t xml:space="preserve">for treated),</w:t>
+            </w:r>
+            <w:r>
+              <w:t xml:space="preserve"> </w:t>
+            </w:r>
+            <w:r>
+              <w:t xml:space="preserve">a binary outcome</w:t>
+            </w:r>
+            <w:r>
+              <w:t xml:space="preserve"> </w:t>
+            </w:r>
+            <m:oMath>
+              <m:r>
+                <m:t>Y</m:t>
+              </m:r>
+            </m:oMath>
+            <w:r>
+              <w:t xml:space="preserve"> </w:t>
+            </w:r>
+            <w:r>
+              <w:t xml:space="preserve">(</w:t>
+            </w:r>
+            <m:oMath>
+              <m:r>
+                <m:t>Y</m:t>
+              </m:r>
+              <m:r>
+                <m:rPr>
+                  <m:sty m:val="p"/>
+                </m:rPr>
+                <m:t>=</m:t>
+              </m:r>
+              <m:r>
+                <m:t>1</m:t>
+              </m:r>
+            </m:oMath>
+            <w:r>
+              <w:t xml:space="preserve"> </w:t>
+            </w:r>
+            <w:r>
+              <w:t xml:space="preserve">for death within a year),</w:t>
+            </w:r>
+            <w:r>
+              <w:t xml:space="preserve"> </w:t>
+            </w:r>
+            <w:r>
+              <w:t xml:space="preserve">and a binary covariate</w:t>
+            </w:r>
+            <w:r>
+              <w:t xml:space="preserve"> </w:t>
+            </w:r>
+            <m:oMath>
+              <m:r>
+                <m:t>L</m:t>
+              </m:r>
+            </m:oMath>
+            <w:r>
+              <w:t xml:space="preserve"> </w:t>
+            </w:r>
+            <w:r>
+              <w:t xml:space="preserve">(</w:t>
+            </w:r>
+            <m:oMath>
+              <m:r>
+                <m:t>L</m:t>
+              </m:r>
+              <m:r>
+                <m:rPr>
+                  <m:sty m:val="p"/>
+                </m:rPr>
+                <m:t>=</m:t>
+              </m:r>
+              <m:r>
+                <m:t>1</m:t>
+              </m:r>
+            </m:oMath>
+            <w:r>
+              <w:t xml:space="preserve"> </w:t>
+            </w:r>
+            <w:r>
+              <w:t xml:space="preserve">for age 65 or older).</w:t>
+            </w:r>
+            <w:r>
+              <w:t xml:space="preserve"> </w:t>
+            </w:r>
+            <w:r>
+              <w:t xml:space="preserve">Older adults are more likely to be treated,</w:t>
+            </w:r>
+            <w:r>
+              <w:t xml:space="preserve"> </w:t>
+            </w:r>
+            <w:r>
+              <w:t xml:space="preserve">and older adults are also more likely to die,</w:t>
+            </w:r>
+            <w:r>
+              <w:t xml:space="preserve"> </w:t>
+            </w:r>
+            <w:r>
+              <w:t xml:space="preserve">whether or not they are treated:</w:t>
+            </w:r>
+          </w:p>
+          <w:tbl>
+            <w:tblPr>
+              <w:tblStyle w:val="Table"/>
+              <w:tblW w:type="pct" w:w="5000"/>
+              <w:tblLayout w:type="fixed"/>
+              <w:tblLook w:firstRow="1" w:lastRow="0" w:firstColumn="0" w:lastColumn="0" w:noHBand="0" w:noVBand="0" w:val="0020"/>
+            </w:tblPr>
+            <w:tblGrid>
+              <w:gridCol w:w="1584"/>
+              <w:gridCol w:w="1584"/>
+              <w:gridCol w:w="1584"/>
+              <w:gridCol w:w="1584"/>
+              <w:gridCol w:w="1584"/>
+            </w:tblGrid>
+            <w:tr>
+              <w:trPr>
+                <w:tblHeader w:val="on"/>
+              </w:trPr>
+              <w:tc>
+                <w:tcPr/>
+                <w:p>
+                  <w:pPr>
+                    <w:pStyle w:val="Compact"/>
+                    <w:jc w:val="center"/>
+                  </w:pPr>
+                  <m:oMath>
+                    <m:r>
+                      <m:t>L</m:t>
+                    </m:r>
+                  </m:oMath>
+                  <w:r>
+                    <w:t xml:space="preserve">​</w:t>
+                  </w:r>
+                </w:p>
+              </w:tc>
+              <w:tc>
+                <w:tcPr/>
+                <w:p>
+                  <w:pPr>
+                    <w:pStyle w:val="Compact"/>
+                    <w:jc w:val="center"/>
+                  </w:pPr>
+                  <w:r>
+                    <w:t xml:space="preserve">treated</w:t>
+                  </w:r>
+                </w:p>
+              </w:tc>
+              <w:tc>
+                <w:tcPr/>
+                <w:p>
+                  <w:pPr>
+                    <w:pStyle w:val="Compact"/>
+                    <w:jc w:val="center"/>
+                  </w:pPr>
+                  <w:r>
+                    <w:t xml:space="preserve">untreated</w:t>
+                  </w:r>
+                </w:p>
+              </w:tc>
+              <w:tc>
+                <w:tcPr/>
+                <w:p>
+                  <w:pPr>
+                    <w:pStyle w:val="Compact"/>
+                    <w:jc w:val="center"/>
+                  </w:pPr>
+                  <m:oMath>
+                    <m:r>
+                      <m:rPr>
+                        <m:sty m:val="p"/>
+                      </m:rPr>
+                      <m:t>P</m:t>
+                    </m:r>
+                    <m:r>
+                      <m:t>​</m:t>
+                    </m:r>
+                    <m:d>
+                      <m:dPr>
+                        <m:begChr m:val="("/>
+                        <m:sepChr m:val=""/>
+                        <m:endChr m:val=")"/>
+                        <m:grow/>
+                      </m:dPr>
+                      <m:e>
+                        <m:r>
+                          <m:t>Y</m:t>
+                        </m:r>
+                        <m:r>
+                          <m:rPr>
+                            <m:sty m:val="p"/>
+                          </m:rPr>
+                          <m:t>=</m:t>
+                        </m:r>
+                        <m:r>
+                          <m:t>1</m:t>
+                        </m:r>
+                        <m:r>
+                          <m:rPr>
+                            <m:sty m:val="p"/>
+                          </m:rPr>
+                          <m:t>∣</m:t>
+                        </m:r>
+                        <m:r>
+                          <m:t>A</m:t>
+                        </m:r>
+                        <m:r>
+                          <m:rPr>
+                            <m:sty m:val="p"/>
+                          </m:rPr>
+                          <m:t>=</m:t>
+                        </m:r>
+                        <m:r>
+                          <m:t>1</m:t>
+                        </m:r>
+                        <m:r>
+                          <m:rPr>
+                            <m:sty m:val="p"/>
+                          </m:rPr>
+                          <m:t>,</m:t>
+                        </m:r>
+                        <m:r>
+                          <m:t>L</m:t>
+                        </m:r>
+                      </m:e>
+                    </m:d>
+                    <m:r>
+                      <m:t>​</m:t>
+                    </m:r>
+                  </m:oMath>
+                  <w:r>
+                    <w:t xml:space="preserve">​</w:t>
+                  </w:r>
+                </w:p>
+              </w:tc>
+              <w:tc>
+                <w:tcPr/>
+                <w:p>
+                  <w:pPr>
+                    <w:pStyle w:val="Compact"/>
+                    <w:jc w:val="center"/>
+                  </w:pPr>
+                  <m:oMath>
+                    <m:r>
+                      <m:rPr>
+                        <m:sty m:val="p"/>
+                      </m:rPr>
+                      <m:t>P</m:t>
+                    </m:r>
+                    <m:r>
+                      <m:t>​</m:t>
+                    </m:r>
+                    <m:d>
+                      <m:dPr>
+                        <m:begChr m:val="("/>
+                        <m:sepChr m:val=""/>
+                        <m:endChr m:val=")"/>
+                        <m:grow/>
+                      </m:dPr>
+                      <m:e>
+                        <m:r>
+                          <m:t>Y</m:t>
+                        </m:r>
+                        <m:r>
+                          <m:rPr>
+                            <m:sty m:val="p"/>
+                          </m:rPr>
+                          <m:t>=</m:t>
+                        </m:r>
+                        <m:r>
+                          <m:t>1</m:t>
+                        </m:r>
+                        <m:r>
+                          <m:rPr>
+                            <m:sty m:val="p"/>
+                          </m:rPr>
+                          <m:t>∣</m:t>
+                        </m:r>
+                        <m:r>
+                          <m:t>A</m:t>
+                        </m:r>
+                        <m:r>
+                          <m:rPr>
+                            <m:sty m:val="p"/>
+                          </m:rPr>
+                          <m:t>=</m:t>
+                        </m:r>
+                        <m:r>
+                          <m:t>0</m:t>
+                        </m:r>
+                        <m:r>
+                          <m:rPr>
+                            <m:sty m:val="p"/>
+                          </m:rPr>
+                          <m:t>,</m:t>
+                        </m:r>
+                        <m:r>
+                          <m:t>L</m:t>
+                        </m:r>
+                      </m:e>
+                    </m:d>
+                    <m:r>
+                      <m:t>​</m:t>
+                    </m:r>
+                  </m:oMath>
+                  <w:r>
+                    <w:t xml:space="preserve">​</w:t>
+                  </w:r>
+                </w:p>
+              </w:tc>
+            </w:tr>
+            <w:tr>
+              <w:tc>
+                <w:tcPr/>
+                <w:p>
+                  <w:pPr>
+                    <w:pStyle w:val="Compact"/>
+                    <w:jc w:val="center"/>
+                  </w:pPr>
+                  <w:r>
+                    <w:t xml:space="preserve">0 (younger)</w:t>
+                  </w:r>
+                </w:p>
+              </w:tc>
+              <w:tc>
+                <w:tcPr/>
+                <w:p>
+                  <w:pPr>
+                    <w:pStyle w:val="Compact"/>
+                    <w:jc w:val="center"/>
+                  </w:pPr>
+                  <w:r>
+                    <w:t xml:space="preserve">100</w:t>
+                  </w:r>
+                </w:p>
+              </w:tc>
+              <w:tc>
+                <w:tcPr/>
+                <w:p>
+                  <w:pPr>
+                    <w:pStyle w:val="Compact"/>
+                    <w:jc w:val="center"/>
+                  </w:pPr>
+                  <w:r>
+                    <w:t xml:space="preserve">500</w:t>
+                  </w:r>
+                </w:p>
+              </w:tc>
+              <w:tc>
+                <w:tcPr/>
+                <w:p>
+                  <w:pPr>
+                    <w:pStyle w:val="Compact"/>
+                    <w:jc w:val="center"/>
+                  </w:pPr>
+                  <w:r>
+                    <w:t xml:space="preserve">0.05</w:t>
+                  </w:r>
+                </w:p>
+              </w:tc>
+              <w:tc>
+                <w:tcPr/>
+                <w:p>
+                  <w:pPr>
+                    <w:pStyle w:val="Compact"/>
+                    <w:jc w:val="center"/>
+                  </w:pPr>
+                  <w:r>
+                    <w:t xml:space="preserve">0.10</w:t>
+                  </w:r>
+                </w:p>
+              </w:tc>
+            </w:tr>
+            <w:tr>
+              <w:tc>
+                <w:tcPr/>
+                <w:p>
+                  <w:pPr>
+                    <w:pStyle w:val="Compact"/>
+                    <w:jc w:val="center"/>
+                  </w:pPr>
+                  <w:r>
+                    <w:t xml:space="preserve">1 (older)</w:t>
+                  </w:r>
+                </w:p>
+              </w:tc>
+              <w:tc>
+                <w:tcPr/>
+                <w:p>
+                  <w:pPr>
+                    <w:pStyle w:val="Compact"/>
+                    <w:jc w:val="center"/>
+                  </w:pPr>
+                  <w:r>
+                    <w:t xml:space="preserve">300</w:t>
+                  </w:r>
+                </w:p>
+              </w:tc>
+              <w:tc>
+                <w:tcPr/>
+                <w:p>
+                  <w:pPr>
+                    <w:pStyle w:val="Compact"/>
+                    <w:jc w:val="center"/>
+                  </w:pPr>
+                  <w:r>
+                    <w:t xml:space="preserve">100</w:t>
+                  </w:r>
+                </w:p>
+              </w:tc>
+              <w:tc>
+                <w:tcPr/>
+                <w:p>
+                  <w:pPr>
+                    <w:pStyle w:val="Compact"/>
+                    <w:jc w:val="center"/>
+                  </w:pPr>
+                  <w:r>
+                    <w:t xml:space="preserve">0.30</w:t>
+                  </w:r>
+                </w:p>
+              </w:tc>
+              <w:tc>
+                <w:tcPr/>
+                <w:p>
+                  <w:pPr>
+                    <w:pStyle w:val="Compact"/>
+                    <w:jc w:val="center"/>
+                  </w:pPr>
+                  <w:r>
+                    <w:t xml:space="preserve">0.40</w:t>
+                  </w:r>
+                </w:p>
+              </w:tc>
+            </w:tr>
+          </w:tbl>
+          <w:p>
+            <w:pPr>
+              <w:pStyle w:val="BodyText"/>
+            </w:pPr>
+            <w:r>
+              <w:t xml:space="preserve">Within each age group,</w:t>
+            </w:r>
+            <w:r>
+              <w:t xml:space="preserve"> </w:t>
+            </w:r>
+            <w:r>
+              <w:t xml:space="preserve">the treated have lower risk than the untreated:</w:t>
+            </w:r>
+          </w:p>
+          <w:p>
+            <w:pPr>
+              <w:pStyle w:val="BodyText"/>
+            </w:pPr>
+            <m:oMathPara>
+              <m:oMathParaPr>
+                <m:jc m:val="center"/>
+              </m:oMathParaPr>
+              <m:oMath>
+                <m:eqArr>
+                  <m:e>
+                    <m:sSub>
+                      <m:e>
+                        <m:r>
+                          <m:rPr>
+                            <m:nor/>
+                            <m:sty m:val="p"/>
+                          </m:rPr>
+                          <m:t>RD</m:t>
+                        </m:r>
+                      </m:e>
+                      <m:sub>
+                        <m:r>
+                          <m:t>L</m:t>
+                        </m:r>
+                        <m:r>
+                          <m:rPr>
+                            <m:sty m:val="p"/>
+                          </m:rPr>
+                          <m:t>=</m:t>
+                        </m:r>
+                        <m:r>
+                          <m:t>0</m:t>
+                        </m:r>
+                      </m:sub>
+                    </m:sSub>
+                    <m:r>
+                      <m:t>&amp;</m:t>
+                    </m:r>
+                    <m:limUpp>
+                      <m:e>
+                        <m:r>
+                          <m:rPr>
+                            <m:sty m:val="p"/>
+                          </m:rPr>
+                          <m:t>=</m:t>
+                        </m:r>
+                      </m:e>
+                      <m:lim>
+                        <m:r>
+                          <m:rPr>
+                            <m:nor/>
+                            <m:sty m:val="p"/>
+                          </m:rPr>
+                          <m:t>def</m:t>
+                        </m:r>
+                      </m:lim>
+                    </m:limUpp>
+                    <m:r>
+                      <m:rPr>
+                        <m:sty m:val="p"/>
+                      </m:rPr>
+                      <m:t>P</m:t>
+                    </m:r>
+                    <m:r>
+                      <m:t>​</m:t>
+                    </m:r>
+                    <m:d>
+                      <m:dPr>
+                        <m:begChr m:val="("/>
+                        <m:sepChr m:val=""/>
+                        <m:endChr m:val=")"/>
+                        <m:grow/>
+                      </m:dPr>
+                      <m:e>
+                        <m:r>
+                          <m:t>Y</m:t>
+                        </m:r>
+                        <m:r>
+                          <m:rPr>
+                            <m:sty m:val="p"/>
+                          </m:rPr>
+                          <m:t>=</m:t>
+                        </m:r>
+                        <m:r>
+                          <m:t>1</m:t>
+                        </m:r>
+                        <m:r>
+                          <m:rPr>
+                            <m:sty m:val="p"/>
+                          </m:rPr>
+                          <m:t>∣</m:t>
+                        </m:r>
+                        <m:r>
+                          <m:t>A</m:t>
+                        </m:r>
+                        <m:r>
+                          <m:rPr>
+                            <m:sty m:val="p"/>
+                          </m:rPr>
+                          <m:t>=</m:t>
+                        </m:r>
+                        <m:r>
+                          <m:t>1</m:t>
+                        </m:r>
+                        <m:r>
+                          <m:rPr>
+                            <m:sty m:val="p"/>
+                          </m:rPr>
+                          <m:t>,</m:t>
+                        </m:r>
+                        <m:r>
+                          <m:t>L</m:t>
+                        </m:r>
+                        <m:r>
+                          <m:rPr>
+                            <m:sty m:val="p"/>
+                          </m:rPr>
+                          <m:t>=</m:t>
+                        </m:r>
+                        <m:r>
+                          <m:t>0</m:t>
+                        </m:r>
+                      </m:e>
+                    </m:d>
+                    <m:r>
+                      <m:t>​</m:t>
+                    </m:r>
+                    <m:r>
+                      <m:rPr>
+                        <m:sty m:val="p"/>
+                      </m:rPr>
+                      <m:t>−</m:t>
+                    </m:r>
+                    <m:r>
+                      <m:rPr>
+                        <m:sty m:val="p"/>
+                      </m:rPr>
+                      <m:t>P</m:t>
+                    </m:r>
+                    <m:r>
+                      <m:t>​</m:t>
+                    </m:r>
+                    <m:d>
+                      <m:dPr>
+                        <m:begChr m:val="("/>
+                        <m:sepChr m:val=""/>
+                        <m:endChr m:val=")"/>
+                        <m:grow/>
+                      </m:dPr>
+                      <m:e>
+                        <m:r>
+                          <m:t>Y</m:t>
+                        </m:r>
+                        <m:r>
+                          <m:rPr>
+                            <m:sty m:val="p"/>
+                          </m:rPr>
+                          <m:t>=</m:t>
+                        </m:r>
+                        <m:r>
+                          <m:t>1</m:t>
+                        </m:r>
+                        <m:r>
+                          <m:rPr>
+                            <m:sty m:val="p"/>
+                          </m:rPr>
+                          <m:t>∣</m:t>
+                        </m:r>
+                        <m:r>
+                          <m:t>A</m:t>
+                        </m:r>
+                        <m:r>
+                          <m:rPr>
+                            <m:sty m:val="p"/>
+                          </m:rPr>
+                          <m:t>=</m:t>
+                        </m:r>
+                        <m:r>
+                          <m:t>0</m:t>
+                        </m:r>
+                        <m:r>
+                          <m:rPr>
+                            <m:sty m:val="p"/>
+                          </m:rPr>
+                          <m:t>,</m:t>
+                        </m:r>
+                        <m:r>
+                          <m:t>L</m:t>
+                        </m:r>
+                        <m:r>
+                          <m:rPr>
+                            <m:sty m:val="p"/>
+                          </m:rPr>
+                          <m:t>=</m:t>
+                        </m:r>
+                        <m:r>
+                          <m:t>0</m:t>
+                        </m:r>
+                      </m:e>
+                    </m:d>
+                    <m:r>
+                      <m:t>​</m:t>
+                    </m:r>
+                    <m:r>
+                      <m:t>&amp;</m:t>
+                    </m:r>
+                    <m:r>
+                      <m:t>&amp;</m:t>
+                    </m:r>
+                    <m:r>
+                      <m:rPr>
+                        <m:nor/>
+                        <m:sty m:val="p"/>
+                      </m:rPr>
+                      <m:t>(define the age-specific risk difference)</m:t>
+                    </m:r>
+                  </m:e>
+                  <m:e>
+                    <m:r>
+                      <m:t>&amp;</m:t>
+                    </m:r>
+                    <m:r>
+                      <m:rPr>
+                        <m:sty m:val="p"/>
+                      </m:rPr>
+                      <m:t>=</m:t>
+                    </m:r>
+                    <m:r>
+                      <m:t>0.05</m:t>
+                    </m:r>
+                    <m:r>
+                      <m:rPr>
+                        <m:sty m:val="p"/>
+                      </m:rPr>
+                      <m:t>−</m:t>
+                    </m:r>
+                    <m:r>
+                      <m:t>0.10</m:t>
+                    </m:r>
+                    <m:r>
+                      <m:t>&amp;</m:t>
+                    </m:r>
+                    <m:r>
+                      <m:t>&amp;</m:t>
+                    </m:r>
+                    <m:r>
+                      <m:rPr>
+                        <m:nor/>
+                        <m:sty m:val="p"/>
+                      </m:rPr>
+                      <m:t>(substitute from the table)</m:t>
+                    </m:r>
+                  </m:e>
+                  <m:e>
+                    <m:r>
+                      <m:t>&amp;</m:t>
+                    </m:r>
+                    <m:r>
+                      <m:rPr>
+                        <m:sty m:val="p"/>
+                      </m:rPr>
+                      <m:t>=</m:t>
+                    </m:r>
+                    <m:r>
+                      <m:rPr>
+                        <m:sty m:val="p"/>
+                      </m:rPr>
+                      <m:t>−</m:t>
+                    </m:r>
+                    <m:r>
+                      <m:t>0.05</m:t>
+                    </m:r>
+                    <m:r>
+                      <m:t>&amp;</m:t>
+                    </m:r>
+                    <m:r>
+                      <m:t>&amp;</m:t>
+                    </m:r>
+                    <m:r>
+                      <m:rPr>
+                        <m:nor/>
+                        <m:sty m:val="p"/>
+                      </m:rPr>
+                      <m:t>(subtract)</m:t>
+                    </m:r>
+                  </m:e>
+                  <m:e>
+                    <m:sSub>
+                      <m:e>
+                        <m:r>
+                          <m:rPr>
+                            <m:nor/>
+                            <m:sty m:val="p"/>
+                          </m:rPr>
+                          <m:t>RD</m:t>
+                        </m:r>
+                      </m:e>
+                      <m:sub>
+                        <m:r>
+                          <m:t>L</m:t>
+                        </m:r>
+                        <m:r>
+                          <m:rPr>
+                            <m:sty m:val="p"/>
+                          </m:rPr>
+                          <m:t>=</m:t>
+                        </m:r>
+                        <m:r>
+                          <m:t>1</m:t>
+                        </m:r>
+                      </m:sub>
+                    </m:sSub>
+                    <m:r>
+                      <m:t>&amp;</m:t>
+                    </m:r>
+                    <m:limUpp>
+                      <m:e>
+                        <m:r>
+                          <m:rPr>
+                            <m:sty m:val="p"/>
+                          </m:rPr>
+                          <m:t>=</m:t>
+                        </m:r>
+                      </m:e>
+                      <m:lim>
+                        <m:r>
+                          <m:rPr>
+                            <m:nor/>
+                            <m:sty m:val="p"/>
+                          </m:rPr>
+                          <m:t>def</m:t>
+                        </m:r>
+                      </m:lim>
+                    </m:limUpp>
+                    <m:r>
+                      <m:rPr>
+                        <m:sty m:val="p"/>
+                      </m:rPr>
+                      <m:t>P</m:t>
+                    </m:r>
+                    <m:r>
+                      <m:t>​</m:t>
+                    </m:r>
+                    <m:d>
+                      <m:dPr>
+                        <m:begChr m:val="("/>
+                        <m:sepChr m:val=""/>
+                        <m:endChr m:val=")"/>
+                        <m:grow/>
+                      </m:dPr>
+                      <m:e>
+                        <m:r>
+                          <m:t>Y</m:t>
+                        </m:r>
+                        <m:r>
+                          <m:rPr>
+                            <m:sty m:val="p"/>
+                          </m:rPr>
+                          <m:t>=</m:t>
+                        </m:r>
+                        <m:r>
+                          <m:t>1</m:t>
+                        </m:r>
+                        <m:r>
+                          <m:rPr>
+                            <m:sty m:val="p"/>
+                          </m:rPr>
+                          <m:t>∣</m:t>
+                        </m:r>
+                        <m:r>
+                          <m:t>A</m:t>
+                        </m:r>
+                        <m:r>
+                          <m:rPr>
+                            <m:sty m:val="p"/>
+                          </m:rPr>
+                          <m:t>=</m:t>
+                        </m:r>
+                        <m:r>
+                          <m:t>1</m:t>
+                        </m:r>
+                        <m:r>
+                          <m:rPr>
+                            <m:sty m:val="p"/>
+                          </m:rPr>
+                          <m:t>,</m:t>
+                        </m:r>
+                        <m:r>
+                          <m:t>L</m:t>
+                        </m:r>
+                        <m:r>
+                          <m:rPr>
+                            <m:sty m:val="p"/>
+                          </m:rPr>
+                          <m:t>=</m:t>
+                        </m:r>
+                        <m:r>
+                          <m:t>1</m:t>
+                        </m:r>
+                      </m:e>
+                    </m:d>
+                    <m:r>
+                      <m:t>​</m:t>
+                    </m:r>
+                    <m:r>
+                      <m:rPr>
+                        <m:sty m:val="p"/>
+                      </m:rPr>
+                      <m:t>−</m:t>
+                    </m:r>
+                    <m:r>
+                      <m:rPr>
+                        <m:sty m:val="p"/>
+                      </m:rPr>
+                      <m:t>P</m:t>
+                    </m:r>
+                    <m:r>
+                      <m:t>​</m:t>
+                    </m:r>
+                    <m:d>
+                      <m:dPr>
+                        <m:begChr m:val="("/>
+                        <m:sepChr m:val=""/>
+                        <m:endChr m:val=")"/>
+                        <m:grow/>
+                      </m:dPr>
+                      <m:e>
+                        <m:r>
+                          <m:t>Y</m:t>
+                        </m:r>
+                        <m:r>
+                          <m:rPr>
+                            <m:sty m:val="p"/>
+                          </m:rPr>
+                          <m:t>=</m:t>
+                        </m:r>
+                        <m:r>
+                          <m:t>1</m:t>
+                        </m:r>
+                        <m:r>
+                          <m:rPr>
+                            <m:sty m:val="p"/>
+                          </m:rPr>
+                          <m:t>∣</m:t>
+                        </m:r>
+                        <m:r>
+                          <m:t>A</m:t>
+                        </m:r>
+                        <m:r>
+                          <m:rPr>
+                            <m:sty m:val="p"/>
+                          </m:rPr>
+                          <m:t>=</m:t>
+                        </m:r>
+                        <m:r>
+                          <m:t>0</m:t>
+                        </m:r>
+                        <m:r>
+                          <m:rPr>
+                            <m:sty m:val="p"/>
+                          </m:rPr>
+                          <m:t>,</m:t>
+                        </m:r>
+                        <m:r>
+                          <m:t>L</m:t>
+                        </m:r>
+                        <m:r>
+                          <m:rPr>
+                            <m:sty m:val="p"/>
+                          </m:rPr>
+                          <m:t>=</m:t>
+                        </m:r>
+                        <m:r>
+                          <m:t>1</m:t>
+                        </m:r>
+                      </m:e>
+                    </m:d>
+                    <m:r>
+                      <m:t>​</m:t>
+                    </m:r>
+                    <m:r>
+                      <m:t>&amp;</m:t>
+                    </m:r>
+                    <m:r>
+                      <m:t>&amp;</m:t>
+                    </m:r>
+                    <m:r>
+                      <m:rPr>
+                        <m:nor/>
+                        <m:sty m:val="p"/>
+                      </m:rPr>
+                      <m:t>(define the age-specific risk difference)</m:t>
+                    </m:r>
+                  </m:e>
+                  <m:e>
+                    <m:r>
+                      <m:t>&amp;</m:t>
+                    </m:r>
+                    <m:r>
+                      <m:rPr>
+                        <m:sty m:val="p"/>
+                      </m:rPr>
+                      <m:t>=</m:t>
+                    </m:r>
+                    <m:r>
+                      <m:t>0.30</m:t>
+                    </m:r>
+                    <m:r>
+                      <m:rPr>
+                        <m:sty m:val="p"/>
+                      </m:rPr>
+                      <m:t>−</m:t>
+                    </m:r>
+                    <m:r>
+                      <m:t>0.40</m:t>
+                    </m:r>
+                    <m:r>
+                      <m:t>&amp;</m:t>
+                    </m:r>
+                    <m:r>
+                      <m:t>&amp;</m:t>
+                    </m:r>
+                    <m:r>
+                      <m:rPr>
+                        <m:nor/>
+                        <m:sty m:val="p"/>
+                      </m:rPr>
+                      <m:t>(substitute from the table)</m:t>
+                    </m:r>
+                  </m:e>
+                  <m:e>
+                    <m:r>
+                      <m:t>&amp;</m:t>
+                    </m:r>
+                    <m:r>
+                      <m:rPr>
+                        <m:sty m:val="p"/>
+                      </m:rPr>
+                      <m:t>=</m:t>
+                    </m:r>
+                    <m:r>
+                      <m:rPr>
+                        <m:sty m:val="p"/>
+                      </m:rPr>
+                      <m:t>−</m:t>
+                    </m:r>
+                    <m:r>
+                      <m:t>0.10</m:t>
+                    </m:r>
+                    <m:r>
+                      <m:t>&amp;</m:t>
+                    </m:r>
+                    <m:r>
+                      <m:t>&amp;</m:t>
+                    </m:r>
+                    <m:r>
+                      <m:rPr>
+                        <m:nor/>
+                        <m:sty m:val="p"/>
+                      </m:rPr>
+                      <m:t>(subtract)</m:t>
+                    </m:r>
+                  </m:e>
+                </m:eqArr>
+              </m:oMath>
+            </m:oMathPara>
+          </w:p>
+          <w:p>
+            <w:pPr>
+              <w:pStyle w:val="FirstParagraph"/>
+            </w:pPr>
+            <w:r>
+              <w:t xml:space="preserve">Ignoring age,</w:t>
+            </w:r>
+            <w:r>
+              <w:t xml:space="preserve"> </w:t>
+            </w:r>
+            <w:r>
+              <w:t xml:space="preserve">the risk in each treatment group averages the age-specific risks</w:t>
+            </w:r>
+            <w:r>
+              <w:t xml:space="preserve"> </w:t>
+            </w:r>
+            <w:r>
+              <w:t xml:space="preserve">in proportion to that group’s own age distribution:</w:t>
+            </w:r>
+          </w:p>
+          <w:p>
+            <w:pPr>
+              <w:pStyle w:val="BodyText"/>
+            </w:pPr>
+            <m:oMathPara>
+              <m:oMathParaPr>
+                <m:jc m:val="center"/>
+              </m:oMathParaPr>
+              <m:oMath>
+                <m:eqArr>
+                  <m:e>
+                    <m:r>
+                      <m:rPr>
+                        <m:sty m:val="p"/>
+                      </m:rPr>
+                      <m:t>P</m:t>
+                    </m:r>
+                    <m:r>
+                      <m:t>​</m:t>
+                    </m:r>
+                    <m:d>
+                      <m:dPr>
+                        <m:begChr m:val="("/>
+                        <m:sepChr m:val=""/>
+                        <m:endChr m:val=")"/>
+                        <m:grow/>
+                      </m:dPr>
+                      <m:e>
+                        <m:r>
+                          <m:t>Y</m:t>
+                        </m:r>
+                        <m:r>
+                          <m:rPr>
+                            <m:sty m:val="p"/>
+                          </m:rPr>
+                          <m:t>=</m:t>
+                        </m:r>
+                        <m:r>
+                          <m:t>1</m:t>
+                        </m:r>
+                        <m:r>
+                          <m:rPr>
+                            <m:sty m:val="p"/>
+                          </m:rPr>
+                          <m:t>∣</m:t>
+                        </m:r>
+                        <m:r>
+                          <m:t>A</m:t>
+                        </m:r>
+                        <m:r>
+                          <m:rPr>
+                            <m:sty m:val="p"/>
+                          </m:rPr>
+                          <m:t>=</m:t>
+                        </m:r>
+                        <m:r>
+                          <m:t>1</m:t>
+                        </m:r>
+                      </m:e>
+                    </m:d>
+                    <m:r>
+                      <m:t>​</m:t>
+                    </m:r>
+                    <m:r>
+                      <m:t>&amp;</m:t>
+                    </m:r>
+                    <m:r>
+                      <m:rPr>
+                        <m:sty m:val="p"/>
+                      </m:rPr>
+                      <m:t>=</m:t>
+                    </m:r>
+                    <m:f>
+                      <m:fPr>
+                        <m:type m:val="bar"/>
+                      </m:fPr>
+                      <m:num>
+                        <m:r>
+                          <m:t>100</m:t>
+                        </m:r>
+                        <m:r>
+                          <m:rPr>
+                            <m:sty m:val="p"/>
+                          </m:rPr>
+                          <m:t>⋅</m:t>
+                        </m:r>
+                        <m:r>
+                          <m:t>0.05</m:t>
+                        </m:r>
+                        <m:r>
+                          <m:rPr>
+                            <m:sty m:val="p"/>
+                          </m:rPr>
+                          <m:t>+</m:t>
+                        </m:r>
+                        <m:r>
+                          <m:t>300</m:t>
+                        </m:r>
+                        <m:r>
+                          <m:rPr>
+                            <m:sty m:val="p"/>
+                          </m:rPr>
+                          <m:t>⋅</m:t>
+                        </m:r>
+                        <m:r>
+                          <m:t>0.30</m:t>
+                        </m:r>
+                      </m:num>
+                      <m:den>
+                        <m:r>
+                          <m:t>400</m:t>
+                        </m:r>
+                      </m:den>
+                    </m:f>
+                    <m:r>
+                      <m:t>&amp;</m:t>
+                    </m:r>
+                    <m:r>
+                      <m:t>&amp;</m:t>
+                    </m:r>
+                    <m:r>
+                      <m:rPr>
+                        <m:nor/>
+                        <m:sty m:val="p"/>
+                      </m:rPr>
+                      <m:t>(average over the 400 treated)</m:t>
+                    </m:r>
+                  </m:e>
+                  <m:e>
+                    <m:r>
+                      <m:t>&amp;</m:t>
+                    </m:r>
+                    <m:r>
+                      <m:rPr>
+                        <m:sty m:val="p"/>
+                      </m:rPr>
+                      <m:t>=</m:t>
+                    </m:r>
+                    <m:f>
+                      <m:fPr>
+                        <m:type m:val="bar"/>
+                      </m:fPr>
+                      <m:num>
+                        <m:r>
+                          <m:t>5</m:t>
+                        </m:r>
+                        <m:r>
+                          <m:rPr>
+                            <m:sty m:val="p"/>
+                          </m:rPr>
+                          <m:t>+</m:t>
+                        </m:r>
+                        <m:r>
+                          <m:t>90</m:t>
+                        </m:r>
+                      </m:num>
+                      <m:den>
+                        <m:r>
+                          <m:t>400</m:t>
+                        </m:r>
+                      </m:den>
+                    </m:f>
+                    <m:r>
+                      <m:t>&amp;</m:t>
+                    </m:r>
+                    <m:r>
+                      <m:t>&amp;</m:t>
+                    </m:r>
+                    <m:r>
+                      <m:rPr>
+                        <m:nor/>
+                        <m:sty m:val="p"/>
+                      </m:rPr>
+                      <m:t>(multiply)</m:t>
+                    </m:r>
+                  </m:e>
+                  <m:e>
+                    <m:r>
+                      <m:t>&amp;</m:t>
+                    </m:r>
+                    <m:r>
+                      <m:rPr>
+                        <m:sty m:val="p"/>
+                      </m:rPr>
+                      <m:t>=</m:t>
+                    </m:r>
+                    <m:f>
+                      <m:fPr>
+                        <m:type m:val="bar"/>
+                      </m:fPr>
+                      <m:num>
+                        <m:r>
+                          <m:t>95</m:t>
+                        </m:r>
+                      </m:num>
+                      <m:den>
+                        <m:r>
+                          <m:t>400</m:t>
+                        </m:r>
+                      </m:den>
+                    </m:f>
+                    <m:r>
+                      <m:t>&amp;</m:t>
+                    </m:r>
+                    <m:r>
+                      <m:t>&amp;</m:t>
+                    </m:r>
+                    <m:r>
+                      <m:rPr>
+                        <m:nor/>
+                        <m:sty m:val="p"/>
+                      </m:rPr>
+                      <m:t>(add)</m:t>
+                    </m:r>
+                  </m:e>
+                  <m:e>
+                    <m:r>
+                      <m:t>&amp;</m:t>
+                    </m:r>
+                    <m:r>
+                      <m:rPr>
+                        <m:sty m:val="p"/>
+                      </m:rPr>
+                      <m:t>=</m:t>
+                    </m:r>
+                    <m:r>
+                      <m:t>0.2375</m:t>
+                    </m:r>
+                    <m:r>
+                      <m:t>&amp;</m:t>
+                    </m:r>
+                    <m:r>
+                      <m:t>&amp;</m:t>
+                    </m:r>
+                    <m:r>
+                      <m:rPr>
+                        <m:nor/>
+                        <m:sty m:val="p"/>
+                      </m:rPr>
+                      <m:t>(divide)</m:t>
+                    </m:r>
+                  </m:e>
+                  <m:e>
+                    <m:r>
+                      <m:rPr>
+                        <m:sty m:val="p"/>
+                      </m:rPr>
+                      <m:t>P</m:t>
+                    </m:r>
+                    <m:r>
+                      <m:t>​</m:t>
+                    </m:r>
+                    <m:d>
+                      <m:dPr>
+                        <m:begChr m:val="("/>
+                        <m:sepChr m:val=""/>
+                        <m:endChr m:val=")"/>
+                        <m:grow/>
+                      </m:dPr>
+                      <m:e>
+                        <m:r>
+                          <m:t>Y</m:t>
+                        </m:r>
+                        <m:r>
+                          <m:rPr>
+                            <m:sty m:val="p"/>
+                          </m:rPr>
+                          <m:t>=</m:t>
+                        </m:r>
+                        <m:r>
+                          <m:t>1</m:t>
+                        </m:r>
+                        <m:r>
+                          <m:rPr>
+                            <m:sty m:val="p"/>
+                          </m:rPr>
+                          <m:t>∣</m:t>
+                        </m:r>
+                        <m:r>
+                          <m:t>A</m:t>
+                        </m:r>
+                        <m:r>
+                          <m:rPr>
+                            <m:sty m:val="p"/>
+                          </m:rPr>
+                          <m:t>=</m:t>
+                        </m:r>
+                        <m:r>
+                          <m:t>0</m:t>
+                        </m:r>
+                      </m:e>
+                    </m:d>
+                    <m:r>
+                      <m:t>​</m:t>
+                    </m:r>
+                    <m:r>
+                      <m:t>&amp;</m:t>
+                    </m:r>
+                    <m:r>
+                      <m:rPr>
+                        <m:sty m:val="p"/>
+                      </m:rPr>
+                      <m:t>=</m:t>
+                    </m:r>
+                    <m:f>
+                      <m:fPr>
+                        <m:type m:val="bar"/>
+                      </m:fPr>
+                      <m:num>
+                        <m:r>
+                          <m:t>500</m:t>
+                        </m:r>
+                        <m:r>
+                          <m:rPr>
+                            <m:sty m:val="p"/>
+                          </m:rPr>
+                          <m:t>⋅</m:t>
+                        </m:r>
+                        <m:r>
+                          <m:t>0.10</m:t>
+                        </m:r>
+                        <m:r>
+                          <m:rPr>
+                            <m:sty m:val="p"/>
+                          </m:rPr>
+                          <m:t>+</m:t>
+                        </m:r>
+                        <m:r>
+                          <m:t>100</m:t>
+                        </m:r>
+                        <m:r>
+                          <m:rPr>
+                            <m:sty m:val="p"/>
+                          </m:rPr>
+                          <m:t>⋅</m:t>
+                        </m:r>
+                        <m:r>
+                          <m:t>0.40</m:t>
+                        </m:r>
+                      </m:num>
+                      <m:den>
+                        <m:r>
+                          <m:t>600</m:t>
+                        </m:r>
+                      </m:den>
+                    </m:f>
+                    <m:r>
+                      <m:t>&amp;</m:t>
+                    </m:r>
+                    <m:r>
+                      <m:t>&amp;</m:t>
+                    </m:r>
+                    <m:r>
+                      <m:rPr>
+                        <m:nor/>
+                        <m:sty m:val="p"/>
+                      </m:rPr>
+                      <m:t>(average over the 600 untreated)</m:t>
+                    </m:r>
+                  </m:e>
+                  <m:e>
+                    <m:r>
+                      <m:t>&amp;</m:t>
+                    </m:r>
+                    <m:r>
+                      <m:rPr>
+                        <m:sty m:val="p"/>
+                      </m:rPr>
+                      <m:t>=</m:t>
+                    </m:r>
+                    <m:f>
+                      <m:fPr>
+                        <m:type m:val="bar"/>
+                      </m:fPr>
+                      <m:num>
+                        <m:r>
+                          <m:t>50</m:t>
+                        </m:r>
+                        <m:r>
+                          <m:rPr>
+                            <m:sty m:val="p"/>
+                          </m:rPr>
+                          <m:t>+</m:t>
+                        </m:r>
+                        <m:r>
+                          <m:t>40</m:t>
+                        </m:r>
+                      </m:num>
+                      <m:den>
+                        <m:r>
+                          <m:t>600</m:t>
+                        </m:r>
+                      </m:den>
+                    </m:f>
+                    <m:r>
+                      <m:t>&amp;</m:t>
+                    </m:r>
+                    <m:r>
+                      <m:t>&amp;</m:t>
+                    </m:r>
+                    <m:r>
+                      <m:rPr>
+                        <m:nor/>
+                        <m:sty m:val="p"/>
+                      </m:rPr>
+                      <m:t>(multiply)</m:t>
+                    </m:r>
+                  </m:e>
+                  <m:e>
+                    <m:r>
+                      <m:t>&amp;</m:t>
+                    </m:r>
+                    <m:r>
+                      <m:rPr>
+                        <m:sty m:val="p"/>
+                      </m:rPr>
+                      <m:t>=</m:t>
+                    </m:r>
+                    <m:f>
+                      <m:fPr>
+                        <m:type m:val="bar"/>
+                      </m:fPr>
+                      <m:num>
+                        <m:r>
+                          <m:t>90</m:t>
+                        </m:r>
+                      </m:num>
+                      <m:den>
+                        <m:r>
+                          <m:t>600</m:t>
+                        </m:r>
+                      </m:den>
+                    </m:f>
+                    <m:r>
+                      <m:t>&amp;</m:t>
+                    </m:r>
+                    <m:r>
+                      <m:t>&amp;</m:t>
+                    </m:r>
+                    <m:r>
+                      <m:rPr>
+                        <m:nor/>
+                        <m:sty m:val="p"/>
+                      </m:rPr>
+                      <m:t>(add)</m:t>
+                    </m:r>
+                  </m:e>
+                  <m:e>
+                    <m:r>
+                      <m:t>&amp;</m:t>
+                    </m:r>
+                    <m:r>
+                      <m:rPr>
+                        <m:sty m:val="p"/>
+                      </m:rPr>
+                      <m:t>=</m:t>
+                    </m:r>
+                    <m:r>
+                      <m:t>0.15</m:t>
+                    </m:r>
+                    <m:r>
+                      <m:t>&amp;</m:t>
+                    </m:r>
+                    <m:r>
+                      <m:t>&amp;</m:t>
+                    </m:r>
+                    <m:r>
+                      <m:rPr>
+                        <m:nor/>
+                        <m:sty m:val="p"/>
+                      </m:rPr>
+                      <m:t>(divide)</m:t>
+                    </m:r>
+                  </m:e>
+                  <m:e>
+                    <m:sSub>
+                      <m:e>
+                        <m:r>
+                          <m:rPr>
+                            <m:nor/>
+                            <m:sty m:val="p"/>
+                          </m:rPr>
+                          <m:t>RD</m:t>
+                        </m:r>
+                      </m:e>
+                      <m:sub>
+                        <m:r>
+                          <m:rPr>
+                            <m:nor/>
+                            <m:sty m:val="p"/>
+                          </m:rPr>
+                          <m:t>crude</m:t>
+                        </m:r>
+                      </m:sub>
+                    </m:sSub>
+                    <m:r>
+                      <m:t>&amp;</m:t>
+                    </m:r>
+                    <m:limUpp>
+                      <m:e>
+                        <m:r>
+                          <m:rPr>
+                            <m:sty m:val="p"/>
+                          </m:rPr>
+                          <m:t>=</m:t>
+                        </m:r>
+                      </m:e>
+                      <m:lim>
+                        <m:r>
+                          <m:rPr>
+                            <m:nor/>
+                            <m:sty m:val="p"/>
+                          </m:rPr>
+                          <m:t>def</m:t>
+                        </m:r>
+                      </m:lim>
+                    </m:limUpp>
+                    <m:r>
+                      <m:rPr>
+                        <m:sty m:val="p"/>
+                      </m:rPr>
+                      <m:t>P</m:t>
+                    </m:r>
+                    <m:r>
+                      <m:t>​</m:t>
+                    </m:r>
+                    <m:d>
+                      <m:dPr>
+                        <m:begChr m:val="("/>
+                        <m:sepChr m:val=""/>
+                        <m:endChr m:val=")"/>
+                        <m:grow/>
+                      </m:dPr>
+                      <m:e>
+                        <m:r>
+                          <m:t>Y</m:t>
+                        </m:r>
+                        <m:r>
+                          <m:rPr>
+                            <m:sty m:val="p"/>
+                          </m:rPr>
+                          <m:t>=</m:t>
+                        </m:r>
+                        <m:r>
+                          <m:t>1</m:t>
+                        </m:r>
+                        <m:r>
+                          <m:rPr>
+                            <m:sty m:val="p"/>
+                          </m:rPr>
+                          <m:t>∣</m:t>
+                        </m:r>
+                        <m:r>
+                          <m:t>A</m:t>
+                        </m:r>
+                        <m:r>
+                          <m:rPr>
+                            <m:sty m:val="p"/>
+                          </m:rPr>
+                          <m:t>=</m:t>
+                        </m:r>
+                        <m:r>
+                          <m:t>1</m:t>
+                        </m:r>
+                      </m:e>
+                    </m:d>
+                    <m:r>
+                      <m:t>​</m:t>
+                    </m:r>
+                    <m:r>
+                      <m:rPr>
+                        <m:sty m:val="p"/>
+                      </m:rPr>
+                      <m:t>−</m:t>
+                    </m:r>
+                    <m:r>
+                      <m:rPr>
+                        <m:sty m:val="p"/>
+                      </m:rPr>
+                      <m:t>P</m:t>
+                    </m:r>
+                    <m:r>
+                      <m:t>​</m:t>
+                    </m:r>
+                    <m:d>
+                      <m:dPr>
+                        <m:begChr m:val="("/>
+                        <m:sepChr m:val=""/>
+                        <m:endChr m:val=")"/>
+                        <m:grow/>
+                      </m:dPr>
+                      <m:e>
+                        <m:r>
+                          <m:t>Y</m:t>
+                        </m:r>
+                        <m:r>
+                          <m:rPr>
+                            <m:sty m:val="p"/>
+                          </m:rPr>
+                          <m:t>=</m:t>
+                        </m:r>
+                        <m:r>
+                          <m:t>1</m:t>
+                        </m:r>
+                        <m:r>
+                          <m:rPr>
+                            <m:sty m:val="p"/>
+                          </m:rPr>
+                          <m:t>∣</m:t>
+                        </m:r>
+                        <m:r>
+                          <m:t>A</m:t>
+                        </m:r>
+                        <m:r>
+                          <m:rPr>
+                            <m:sty m:val="p"/>
+                          </m:rPr>
+                          <m:t>=</m:t>
+                        </m:r>
+                        <m:r>
+                          <m:t>0</m:t>
+                        </m:r>
+                      </m:e>
+                    </m:d>
+                    <m:r>
+                      <m:t>​</m:t>
+                    </m:r>
+                    <m:r>
+                      <m:t>&amp;</m:t>
+                    </m:r>
+                    <m:r>
+                      <m:t>&amp;</m:t>
+                    </m:r>
+                    <m:r>
+                      <m:rPr>
+                        <m:nor/>
+                        <m:sty m:val="p"/>
+                      </m:rPr>
+                      <m:t>(define the crude risk difference)</m:t>
+                    </m:r>
+                  </m:e>
+                  <m:e>
+                    <m:r>
+                      <m:t>&amp;</m:t>
+                    </m:r>
+                    <m:r>
+                      <m:rPr>
+                        <m:sty m:val="p"/>
+                      </m:rPr>
+                      <m:t>=</m:t>
+                    </m:r>
+                    <m:r>
+                      <m:t>0.2375</m:t>
+                    </m:r>
+                    <m:r>
+                      <m:rPr>
+                        <m:sty m:val="p"/>
+                      </m:rPr>
+                      <m:t>−</m:t>
+                    </m:r>
+                    <m:r>
+                      <m:t>0.15</m:t>
+                    </m:r>
+                    <m:r>
+                      <m:t>&amp;</m:t>
+                    </m:r>
+                    <m:r>
+                      <m:t>&amp;</m:t>
+                    </m:r>
+                    <m:r>
+                      <m:rPr>
+                        <m:nor/>
+                        <m:sty m:val="p"/>
+                      </m:rPr>
+                      <m:t>(substitute)</m:t>
+                    </m:r>
+                  </m:e>
+                  <m:e>
+                    <m:r>
+                      <m:t>&amp;</m:t>
+                    </m:r>
+                    <m:r>
+                      <m:rPr>
+                        <m:sty m:val="p"/>
+                      </m:rPr>
+                      <m:t>=</m:t>
+                    </m:r>
+                    <m:r>
+                      <m:t>0.0875</m:t>
+                    </m:r>
+                    <m:r>
+                      <m:t>&amp;</m:t>
+                    </m:r>
+                    <m:r>
+                      <m:t>&amp;</m:t>
+                    </m:r>
+                    <m:r>
+                      <m:rPr>
+                        <m:nor/>
+                        <m:sty m:val="p"/>
+                      </m:rPr>
+                      <m:t>(subtract)</m:t>
+                    </m:r>
+                  </m:e>
+                </m:eqArr>
+              </m:oMath>
+            </m:oMathPara>
+          </w:p>
+          <w:p>
+            <w:pPr>
+              <w:pStyle w:val="FirstParagraph"/>
+            </w:pPr>
+            <w:r>
+              <w:t xml:space="preserve">The crude risk difference of</w:t>
+            </w:r>
+            <w:r>
+              <w:t xml:space="preserve"> </w:t>
+            </w:r>
+            <m:oMath>
+              <m:r>
+                <m:rPr>
+                  <m:sty m:val="p"/>
+                </m:rPr>
+                <m:t>+</m:t>
+              </m:r>
+              <m:r>
+                <m:t>0.0875</m:t>
+              </m:r>
+            </m:oMath>
+            <w:r>
+              <w:t xml:space="preserve"> </w:t>
+            </w:r>
+            <w:r>
+              <w:t xml:space="preserve">is a correct</w:t>
+            </w:r>
+            <w:r>
+              <w:t xml:space="preserve"> </w:t>
+            </w:r>
+            <w:r>
+              <w:rPr>
+                <w:i/>
+                <w:iCs/>
+              </w:rPr>
+              <w:t xml:space="preserve">descriptive</w:t>
+            </w:r>
+            <w:r>
+              <w:t xml:space="preserve"> </w:t>
+            </w:r>
+            <w:r>
+              <w:t xml:space="preserve">answer:</w:t>
+            </w:r>
+            <w:r>
+              <w:t xml:space="preserve"> </w:t>
+            </w:r>
+            <w:r>
+              <w:t xml:space="preserve">in this population,</w:t>
+            </w:r>
+            <w:r>
+              <w:t xml:space="preserve"> </w:t>
+            </w:r>
+            <w:r>
+              <w:t xml:space="preserve">treated adults really did die more often than untreated adults.</w:t>
+            </w:r>
+            <w:r>
+              <w:t xml:space="preserve"> </w:t>
+            </w:r>
+            <w:r>
+              <w:t xml:space="preserve">It is a misleading answer to the</w:t>
+            </w:r>
+            <w:r>
+              <w:t xml:space="preserve"> </w:t>
+            </w:r>
+            <w:r>
+              <w:rPr>
+                <w:i/>
+                <w:iCs/>
+              </w:rPr>
+              <w:t xml:space="preserve">causal</w:t>
+            </w:r>
+            <w:r>
+              <w:t xml:space="preserve"> </w:t>
+            </w:r>
+            <w:r>
+              <w:t xml:space="preserve">question</w:t>
+            </w:r>
+            <w:r>
+              <w:t xml:space="preserve"> </w:t>
+            </w:r>
+            <w:r>
+              <w:t xml:space="preserve">“would treating someone raise or lower their risk?”</w:t>
+            </w:r>
+            <w:r>
+              <w:t xml:space="preserve">,</w:t>
+            </w:r>
+            <w:r>
+              <w:t xml:space="preserve"> </w:t>
+            </w:r>
+            <w:r>
+              <w:t xml:space="preserve">because 75% of the treated group is older,</w:t>
+            </w:r>
+            <w:r>
+              <w:t xml:space="preserve"> </w:t>
+            </w:r>
+            <w:r>
+              <w:t xml:space="preserve">compared with about 17% of the untreated group.</w:t>
+            </w:r>
+            <w:r>
+              <w:t xml:space="preserve"> </w:t>
+            </w:r>
+            <w:r>
+              <w:t xml:space="preserve">If age were the only factor that influenced both who was treated and who died,</w:t>
+            </w:r>
+            <w:r>
+              <w:t xml:space="preserve"> </w:t>
+            </w:r>
+            <w:r>
+              <w:t xml:space="preserve">the age-specific risk differences (</w:t>
+            </w:r>
+            <m:oMath>
+              <m:r>
+                <m:rPr>
+                  <m:sty m:val="p"/>
+                </m:rPr>
+                <m:t>−</m:t>
+              </m:r>
+              <m:r>
+                <m:t>0.05</m:t>
+              </m:r>
+            </m:oMath>
+            <w:r>
+              <w:t xml:space="preserve"> </w:t>
+            </w:r>
+            <w:r>
+              <w:t xml:space="preserve">and</w:t>
+            </w:r>
+            <w:r>
+              <w:t xml:space="preserve"> </w:t>
+            </w:r>
+            <m:oMath>
+              <m:r>
+                <m:rPr>
+                  <m:sty m:val="p"/>
+                </m:rPr>
+                <m:t>−</m:t>
+              </m:r>
+              <m:r>
+                <m:t>0.10</m:t>
+              </m:r>
+            </m:oMath>
+            <w:r>
+              <w:t xml:space="preserve">)</w:t>
+            </w:r>
+            <w:r>
+              <w:t xml:space="preserve"> </w:t>
+            </w:r>
+            <w:r>
+              <w:t xml:space="preserve">would compare like with like,</w:t>
+            </w:r>
+            <w:r>
+              <w:t xml:space="preserve"> </w:t>
+            </w:r>
+            <w:r>
+              <w:t xml:space="preserve">and they say that treatment lowers risk.</w:t>
+            </w:r>
+            <w:r>
+              <w:t xml:space="preserve"> </w:t>
+            </w:r>
+            <w:r>
+              <w:t xml:space="preserve">The rest of this chapter makes precise</w:t>
+            </w:r>
+            <w:r>
+              <w:t xml:space="preserve"> </w:t>
+            </w:r>
+            <w:r>
+              <w:t xml:space="preserve">when a comparison of this kind has a causal interpretation.</w:t>
+            </w:r>
+          </w:p>
+          <w:bookmarkEnd w:id="14"/>
+          <w:p/>
+        </w:tc>
+      </w:tr>
+    </w:tbl>
     <w:bookmarkEnd w:id="15"/>
-    <w:bookmarkStart w:id="24" w:name="sec-causal-potential-outcomes"/>
+    <w:bookmarkEnd w:id="16"/>
+    <w:bookmarkStart w:id="25" w:name="sec-causal-potential-outcomes"/>
     <w:p>
       <w:pPr>
         <w:pStyle w:val="Heading1"/>
@@ -2078,7 +4145,7 @@
               <w:spacing w:before="16" w:after="64"/>
             </w:pPr>
           </w:p>
-          <w:bookmarkStart w:id="16" w:name="def-potential-outcomes"/>
+          <w:bookmarkStart w:id="17" w:name="def-potential-outcomes"/>
           <w:p>
             <w:pPr>
               <w:pStyle w:val="BodyText"/>
@@ -2088,7 +4155,7 @@
                 <w:b/>
                 <w:bCs/>
               </w:rPr>
-              <w:t xml:space="preserve">Definition 1 (Potential outcomes)</w:t>
+              <w:t xml:space="preserve">Definition 1 (Potential outcomes (counterfactual outcomes))</w:t>
             </w:r>
             <w:r>
               <w:t xml:space="preserve"> </w:t>
@@ -2375,7 +4442,7 @@
               <w:t xml:space="preserve">(it corresponds to a treatment that did not occur).</w:t>
             </w:r>
           </w:p>
-          <w:bookmarkEnd w:id="16"/>
+          <w:bookmarkEnd w:id="17"/>
         </w:tc>
       </w:tr>
     </w:tbl>
@@ -2413,7 +4480,7 @@
               <w:spacing w:before="16" w:after="64"/>
             </w:pPr>
           </w:p>
-          <w:bookmarkStart w:id="17" w:name="def-observed-outcome"/>
+          <w:bookmarkStart w:id="18" w:name="def-observed-outcome"/>
           <w:p>
             <w:pPr>
               <w:pStyle w:val="BodyText"/>
@@ -2670,7 +4737,7 @@
               </m:oMath>
             </m:oMathPara>
           </w:p>
-          <w:bookmarkEnd w:id="17"/>
+          <w:bookmarkEnd w:id="18"/>
         </w:tc>
       </w:tr>
     </w:tbl>
@@ -2708,7 +4775,7 @@
               <w:spacing w:before="16" w:after="64"/>
             </w:pPr>
           </w:p>
-          <w:bookmarkStart w:id="18" w:name="rem-observed-outcome-consistency"/>
+          <w:bookmarkStart w:id="19" w:name="rem-observed-outcome-consistency"/>
           <w:p>
             <w:pPr>
               <w:pStyle w:val="BodyText"/>
@@ -2758,7 +4825,7 @@
               <w:t xml:space="preserve">equals the potential outcome under that treatment.</w:t>
             </w:r>
           </w:p>
-          <w:bookmarkEnd w:id="18"/>
+          <w:bookmarkEnd w:id="19"/>
         </w:tc>
       </w:tr>
     </w:tbl>
@@ -2796,7 +4863,7 @@
               <w:spacing w:before="16" w:after="64"/>
             </w:pPr>
           </w:p>
-          <w:bookmarkStart w:id="19" w:name="def-individual-causal-effect"/>
+          <w:bookmarkStart w:id="20" w:name="def-individual-causal-effect"/>
           <w:p>
             <w:pPr>
               <w:pStyle w:val="BodyText"/>
@@ -2954,7 +5021,7 @@
               </m:oMath>
             </m:oMathPara>
           </w:p>
-          <w:bookmarkEnd w:id="19"/>
+          <w:bookmarkEnd w:id="20"/>
         </w:tc>
       </w:tr>
     </w:tbl>
@@ -3010,7 +5077,7 @@
               <w:bottom w:w="108" w:type="dxa"/>
             </w:tcMar>
           </w:tcPr>
-          <w:bookmarkStart w:id="22" w:name="exm-potential-outcomes-toy"/>
+          <w:bookmarkStart w:id="23" w:name="exm-potential-outcomes-toy"/>
           <w:p>
             <w:pPr>
               <w:pStyle w:val="BodyText"/>
@@ -3020,7 +5087,7 @@
                 <w:b/>
                 <w:bCs/>
               </w:rPr>
-              <w:t xml:space="preserve">Example 1 (Potential outcomes and observed outcomes in a toy sample)</w:t>
+              <w:t xml:space="preserve">Example 2 (Potential outcomes and observed outcomes in a toy sample)</w:t>
             </w:r>
             <w:r>
               <w:t xml:space="preserve"> </w:t>
@@ -3031,7 +5098,7 @@
             <w:r>
               <w:t xml:space="preserve"> </w:t>
             </w:r>
-            <w:hyperlink r:id="rId20">
+            <w:hyperlink r:id="rId21">
               <w:r>
                 <w:rPr>
                   <w:rStyle w:val="Hyperlink"/>
@@ -3092,7 +5159,7 @@
             <w:r>
               <w:t xml:space="preserve"> </w:t>
             </w:r>
-            <w:hyperlink r:id="rId21">
+            <w:hyperlink r:id="rId22">
               <w:r>
                 <w:rPr>
                   <w:rStyle w:val="Hyperlink"/>
@@ -3929,7 +5996,7 @@
               <w:t xml:space="preserve">for any individual in real data.</w:t>
             </w:r>
           </w:p>
-          <w:bookmarkEnd w:id="22"/>
+          <w:bookmarkEnd w:id="23"/>
           <w:p/>
         </w:tc>
       </w:tr>
@@ -3968,7 +6035,7 @@
               <w:spacing w:before="16" w:after="64"/>
             </w:pPr>
           </w:p>
-          <w:bookmarkStart w:id="23" w:name="Xcb1e370d9a03032dd204a74dfddeebf6728bbf4"/>
+          <w:bookmarkStart w:id="24" w:name="Xcb1e370d9a03032dd204a74dfddeebf6728bbf4"/>
           <w:p>
             <w:pPr>
               <w:pStyle w:val="BodyText"/>
@@ -4075,12 +6142,12 @@
               <w:t xml:space="preserve">so individual causal effects are generally not identified.</w:t>
             </w:r>
           </w:p>
-          <w:bookmarkEnd w:id="23"/>
+          <w:bookmarkEnd w:id="24"/>
         </w:tc>
       </w:tr>
     </w:tbl>
-    <w:bookmarkEnd w:id="24"/>
-    <w:bookmarkStart w:id="36" w:name="sec-causal-estimands"/>
+    <w:bookmarkEnd w:id="25"/>
+    <w:bookmarkStart w:id="37" w:name="sec-causal-estimands"/>
     <w:p>
       <w:pPr>
         <w:pStyle w:val="Heading1"/>
@@ -4136,7 +6203,7 @@
         </w:rPr>
         <w:t xml:space="preserve"> </w:t>
       </w:r>
-      <w:hyperlink r:id="rId25">
+      <w:hyperlink r:id="rId26">
         <w:r>
           <w:rPr>
             <w:rStyle w:val="Hyperlink"/>
@@ -4175,7 +6242,7 @@
       <w:r>
         <w:t xml:space="preserve"> </w:t>
       </w:r>
-      <w:hyperlink r:id="rId26">
+      <w:hyperlink r:id="rId27">
         <w:r>
           <w:rPr>
             <w:rStyle w:val="Hyperlink"/>
@@ -4221,7 +6288,7 @@
               <w:spacing w:before="16" w:after="64"/>
             </w:pPr>
           </w:p>
-          <w:bookmarkStart w:id="28" w:name="def-ate"/>
+          <w:bookmarkStart w:id="29" w:name="def-ate"/>
           <w:p>
             <w:pPr>
               <w:pStyle w:val="BodyText"/>
@@ -4258,7 +6325,7 @@
             <w:r>
               <w:t xml:space="preserve"> </w:t>
             </w:r>
-            <w:hyperlink r:id="rId27">
+            <w:hyperlink r:id="rId28">
               <w:r>
                 <w:rPr>
                   <w:rStyle w:val="Hyperlink"/>
@@ -4473,7 +6540,7 @@
               </m:oMath>
             </m:oMathPara>
           </w:p>
-          <w:bookmarkEnd w:id="28"/>
+          <w:bookmarkEnd w:id="29"/>
         </w:tc>
       </w:tr>
     </w:tbl>
@@ -4511,7 +6578,7 @@
               <w:spacing w:before="16" w:after="64"/>
             </w:pPr>
           </w:p>
-          <w:bookmarkStart w:id="29" w:name="rem-ate-interpretation"/>
+          <w:bookmarkStart w:id="30" w:name="rem-ate-interpretation"/>
           <w:p>
             <w:pPr>
               <w:pStyle w:val="BodyText"/>
@@ -4548,7 +6615,7 @@
               <w:t xml:space="preserve">(both those who would and would not actually receive treatment).</w:t>
             </w:r>
           </w:p>
-          <w:bookmarkEnd w:id="29"/>
+          <w:bookmarkEnd w:id="30"/>
         </w:tc>
       </w:tr>
     </w:tbl>
@@ -4586,7 +6653,7 @@
               <w:spacing w:before="16" w:after="64"/>
             </w:pPr>
           </w:p>
-          <w:bookmarkStart w:id="30" w:name="def-att"/>
+          <w:bookmarkStart w:id="31" w:name="def-att"/>
           <w:p>
             <w:pPr>
               <w:pStyle w:val="BodyText"/>
@@ -4881,7 +6948,7 @@
               </m:oMath>
             </m:oMathPara>
           </w:p>
-          <w:bookmarkEnd w:id="30"/>
+          <w:bookmarkEnd w:id="31"/>
         </w:tc>
       </w:tr>
     </w:tbl>
@@ -4919,7 +6986,7 @@
               <w:spacing w:before="16" w:after="64"/>
             </w:pPr>
           </w:p>
-          <w:bookmarkStart w:id="31" w:name="rem-att-interpretation"/>
+          <w:bookmarkStart w:id="32" w:name="rem-att-interpretation"/>
           <w:p>
             <w:pPr>
               <w:pStyle w:val="BodyText"/>
@@ -4944,7 +7011,7 @@
               <w:t xml:space="preserve">“On average, how much did treatment help the people who received it?”</w:t>
             </w:r>
           </w:p>
-          <w:bookmarkEnd w:id="31"/>
+          <w:bookmarkEnd w:id="32"/>
         </w:tc>
       </w:tr>
     </w:tbl>
@@ -4982,7 +7049,7 @@
               <w:spacing w:before="16" w:after="64"/>
             </w:pPr>
           </w:p>
-          <w:bookmarkStart w:id="32" w:name="def-atu"/>
+          <w:bookmarkStart w:id="33" w:name="def-atu"/>
           <w:p>
             <w:pPr>
               <w:pStyle w:val="BodyText"/>
@@ -5277,7 +7344,7 @@
               </m:oMath>
             </m:oMathPara>
           </w:p>
-          <w:bookmarkEnd w:id="32"/>
+          <w:bookmarkEnd w:id="33"/>
         </w:tc>
       </w:tr>
     </w:tbl>
@@ -5333,7 +7400,7 @@
               <w:bottom w:w="108" w:type="dxa"/>
             </w:tcMar>
           </w:tcPr>
-          <w:bookmarkStart w:id="33" w:name="exm-causal-estimands-toy"/>
+          <w:bookmarkStart w:id="34" w:name="exm-causal-estimands-toy"/>
           <w:p>
             <w:pPr>
               <w:pStyle w:val="BodyText"/>
@@ -5343,7 +7410,7 @@
                 <w:b/>
                 <w:bCs/>
               </w:rPr>
-              <w:t xml:space="preserve">Example 2 (Calculating population-level causal estimands in a toy population)</w:t>
+              <w:t xml:space="preserve">Example 3 (Calculating population-level causal estimands in a toy population)</w:t>
             </w:r>
             <w:r>
               <w:t xml:space="preserve"> </w:t>
@@ -5359,7 +7426,7 @@
                 <w:rPr>
                   <w:rStyle w:val="Hyperlink"/>
                 </w:rPr>
-                <w:t xml:space="preserve">Example 1</w:t>
+                <w:t xml:space="preserve">Example 2</w:t>
               </w:r>
             </w:hyperlink>
             <w:r>
@@ -6267,7 +8334,7 @@
               <w:t xml:space="preserve">ATT and ATU often differ markedly from ATE.</w:t>
             </w:r>
           </w:p>
-          <w:bookmarkEnd w:id="33"/>
+          <w:bookmarkEnd w:id="34"/>
           <w:p/>
         </w:tc>
       </w:tr>
@@ -6306,7 +8373,7 @@
               <w:spacing w:before="16" w:after="64"/>
             </w:pPr>
           </w:p>
-          <w:bookmarkStart w:id="34" w:name="rem-atu-interpretation"/>
+          <w:bookmarkStart w:id="35" w:name="rem-atu-interpretation"/>
           <w:p>
             <w:pPr>
               <w:pStyle w:val="BodyText"/>
@@ -6337,7 +8404,7 @@
               <w:t xml:space="preserve">the people who did not receive it?”</w:t>
             </w:r>
           </w:p>
-          <w:bookmarkEnd w:id="34"/>
+          <w:bookmarkEnd w:id="35"/>
         </w:tc>
       </w:tr>
     </w:tbl>
@@ -6357,7 +8424,7 @@
       <w:r>
         <w:t xml:space="preserve"> </w:t>
       </w:r>
-      <w:hyperlink r:id="rId35">
+      <w:hyperlink r:id="rId36">
         <w:r>
           <w:rPr>
             <w:rStyle w:val="Hyperlink"/>
@@ -6545,8 +8612,8 @@
         <w:t xml:space="preserve">The choice of estimand depends on the research question.</w:t>
       </w:r>
     </w:p>
-    <w:bookmarkEnd w:id="36"/>
-    <w:bookmarkStart w:id="53" w:name="sec-causal-assumptions"/>
+    <w:bookmarkEnd w:id="37"/>
+    <w:bookmarkStart w:id="54" w:name="sec-causal-assumptions"/>
     <w:p>
       <w:pPr>
         <w:pStyle w:val="Heading1"/>
@@ -6578,7 +8645,7 @@
         <w:t xml:space="preserve">:</w:t>
       </w:r>
     </w:p>
-    <w:bookmarkStart w:id="40" w:name="sec-causal-consistency"/>
+    <w:bookmarkStart w:id="41" w:name="sec-causal-consistency"/>
     <w:p>
       <w:pPr>
         <w:pStyle w:val="Heading2"/>
@@ -6621,7 +8688,7 @@
               <w:spacing w:before="16" w:after="64"/>
             </w:pPr>
           </w:p>
-          <w:bookmarkStart w:id="37" w:name="def-consistency"/>
+          <w:bookmarkStart w:id="38" w:name="def-consistency"/>
           <w:p>
             <w:pPr>
               <w:pStyle w:val="BodyText"/>
@@ -6787,7 +8854,7 @@
               </m:oMath>
             </m:oMathPara>
           </w:p>
-          <w:bookmarkEnd w:id="37"/>
+          <w:bookmarkEnd w:id="38"/>
         </w:tc>
       </w:tr>
     </w:tbl>
@@ -6825,7 +8892,7 @@
               <w:spacing w:before="16" w:after="64"/>
             </w:pPr>
           </w:p>
-          <w:bookmarkStart w:id="39" w:name="rem-consistency-well-defined-treatment"/>
+          <w:bookmarkStart w:id="40" w:name="rem-consistency-well-defined-treatment"/>
           <w:p>
             <w:pPr>
               <w:pStyle w:val="BodyText"/>
@@ -6885,7 +8952,7 @@
             <w:r>
               <w:t xml:space="preserve"> </w:t>
             </w:r>
-            <w:hyperlink r:id="rId38">
+            <w:hyperlink r:id="rId39">
               <w:r>
                 <w:rPr>
                   <w:rStyle w:val="Hyperlink"/>
@@ -6897,12 +8964,12 @@
               <w:t xml:space="preserve">.</w:t>
             </w:r>
           </w:p>
-          <w:bookmarkEnd w:id="39"/>
+          <w:bookmarkEnd w:id="40"/>
         </w:tc>
       </w:tr>
     </w:tbl>
-    <w:bookmarkEnd w:id="40"/>
-    <w:bookmarkStart w:id="46" w:name="sec-causal-exchangeability"/>
+    <w:bookmarkEnd w:id="41"/>
+    <w:bookmarkStart w:id="47" w:name="sec-causal-exchangeability"/>
     <w:p>
       <w:pPr>
         <w:pStyle w:val="Heading2"/>
@@ -6945,7 +9012,7 @@
               <w:spacing w:before="16" w:after="64"/>
             </w:pPr>
           </w:p>
-          <w:bookmarkStart w:id="42" w:name="def-exchangeability"/>
+          <w:bookmarkStart w:id="43" w:name="def-exchangeability"/>
           <w:p>
             <w:pPr>
               <w:pStyle w:val="BodyText"/>
@@ -6955,7 +9022,7 @@
                 <w:b/>
                 <w:bCs/>
               </w:rPr>
-              <w:t xml:space="preserve">Definition 8 (Exchangeability)</w:t>
+              <w:t xml:space="preserve">Definition 8 (Exchangeability (no unmeasured confounding, ignorability))</w:t>
             </w:r>
             <w:r>
               <w:t xml:space="preserve"> </w:t>
@@ -6978,15 +9045,15 @@
             </w:r>
             <w:r>
               <w:rPr>
-                <w:i/>
-                <w:iCs/>
+                <w:b/>
+                <w:bCs/>
               </w:rPr>
               <w:t xml:space="preserve">no unmeasured</w:t>
             </w:r>
             <w:r>
               <w:rPr>
-                <w:i/>
-                <w:iCs/>
+                <w:b/>
+                <w:bCs/>
               </w:rPr>
               <w:t xml:space="preserve"> </w:t>
             </w:r>
@@ -6994,8 +9061,8 @@
               <w:r>
                 <w:rPr>
                   <w:rStyle w:val="Hyperlink"/>
-                  <w:i/>
-                  <w:iCs/>
+                  <w:b/>
+                  <w:bCs/>
                 </w:rPr>
                 <w:t xml:space="preserve">confounding</w:t>
               </w:r>
@@ -7011,8 +9078,8 @@
             </w:r>
             <w:r>
               <w:rPr>
-                <w:i/>
-                <w:iCs/>
+                <w:b/>
+                <w:bCs/>
               </w:rPr>
               <w:t xml:space="preserve">ignorability</w:t>
             </w:r>
@@ -7052,7 +9119,7 @@
             <w:r>
               <w:t xml:space="preserve"> </w:t>
             </w:r>
-            <w:hyperlink r:id="rId41">
+            <w:hyperlink r:id="rId42">
               <w:r>
                 <w:rPr>
                   <w:rStyle w:val="Hyperlink"/>
@@ -7187,7 +9254,7 @@
               </m:oMath>
             </m:oMathPara>
           </w:p>
-          <w:bookmarkEnd w:id="42"/>
+          <w:bookmarkEnd w:id="43"/>
         </w:tc>
       </w:tr>
     </w:tbl>
@@ -7225,7 +9292,7 @@
               <w:spacing w:before="16" w:after="64"/>
             </w:pPr>
           </w:p>
-          <w:bookmarkStart w:id="43" w:name="rem-exchangeability-interpretation"/>
+          <w:bookmarkStart w:id="44" w:name="rem-exchangeability-interpretation"/>
           <w:p>
             <w:pPr>
               <w:pStyle w:val="BodyText"/>
@@ -7262,7 +9329,7 @@
               <w:t xml:space="preserve">there are no unmeasured common causes of treatment and outcome.</w:t>
             </w:r>
           </w:p>
-          <w:bookmarkEnd w:id="43"/>
+          <w:bookmarkEnd w:id="44"/>
         </w:tc>
       </w:tr>
     </w:tbl>
@@ -7300,7 +9367,7 @@
               <w:spacing w:before="16" w:after="64"/>
             </w:pPr>
           </w:p>
-          <w:bookmarkStart w:id="44" w:name="def-unconditional-exchangeability"/>
+          <w:bookmarkStart w:id="45" w:name="def-unconditional-exchangeability"/>
           <w:p>
             <w:pPr>
               <w:pStyle w:val="BodyText"/>
@@ -7488,7 +9555,7 @@
               <w:t xml:space="preserve">.</w:t>
             </w:r>
           </w:p>
-          <w:bookmarkEnd w:id="44"/>
+          <w:bookmarkEnd w:id="45"/>
         </w:tc>
       </w:tr>
     </w:tbl>
@@ -7544,7 +9611,7 @@
               <w:bottom w:w="108" w:type="dxa"/>
             </w:tcMar>
           </w:tcPr>
-          <w:bookmarkStart w:id="45" w:name="exm-exchangeability-strata"/>
+          <w:bookmarkStart w:id="46" w:name="exm-exchangeability-strata"/>
           <w:p>
             <w:pPr>
               <w:pStyle w:val="BodyText"/>
@@ -7554,7 +9621,7 @@
                 <w:b/>
                 <w:bCs/>
               </w:rPr>
-              <w:t xml:space="preserve">Example 3 (A population where exchangeability holds only within strata)</w:t>
+              <w:t xml:space="preserve">Example 4 (A population where exchangeability holds only within strata)</w:t>
             </w:r>
             <w:r>
               <w:t xml:space="preserve"> </w:t>
@@ -8756,13 +10823,13 @@
               <w:t xml:space="preserve">.</w:t>
             </w:r>
           </w:p>
-          <w:bookmarkEnd w:id="45"/>
+          <w:bookmarkEnd w:id="46"/>
           <w:p/>
         </w:tc>
       </w:tr>
     </w:tbl>
-    <w:bookmarkEnd w:id="46"/>
-    <w:bookmarkStart w:id="52" w:name="sec-causal-positivity"/>
+    <w:bookmarkEnd w:id="47"/>
+    <w:bookmarkStart w:id="53" w:name="sec-causal-positivity"/>
     <w:p>
       <w:pPr>
         <w:pStyle w:val="Heading2"/>
@@ -8805,7 +10872,7 @@
               <w:spacing w:before="16" w:after="64"/>
             </w:pPr>
           </w:p>
-          <w:bookmarkStart w:id="48" w:name="def-positivity"/>
+          <w:bookmarkStart w:id="49" w:name="def-positivity"/>
           <w:p>
             <w:pPr>
               <w:pStyle w:val="BodyText"/>
@@ -8881,7 +10948,7 @@
             <w:r>
               <w:t xml:space="preserve"> </w:t>
             </w:r>
-            <w:hyperlink r:id="rId47">
+            <w:hyperlink r:id="rId48">
               <w:r>
                 <w:rPr>
                   <w:rStyle w:val="Hyperlink"/>
@@ -9047,7 +11114,7 @@
               </m:oMath>
             </m:oMathPara>
           </w:p>
-          <w:bookmarkEnd w:id="48"/>
+          <w:bookmarkEnd w:id="49"/>
         </w:tc>
       </w:tr>
     </w:tbl>
@@ -9085,7 +11152,7 @@
               <w:spacing w:before="16" w:after="64"/>
             </w:pPr>
           </w:p>
-          <w:bookmarkStart w:id="49" w:name="rem-positivity-consequences"/>
+          <w:bookmarkStart w:id="50" w:name="rem-positivity-consequences"/>
           <w:p>
             <w:pPr>
               <w:pStyle w:val="BodyText"/>
@@ -9133,7 +11200,7 @@
               <w:t xml:space="preserve">for those subgroups.</w:t>
             </w:r>
           </w:p>
-          <w:bookmarkEnd w:id="49"/>
+          <w:bookmarkEnd w:id="50"/>
         </w:tc>
       </w:tr>
     </w:tbl>
@@ -9171,7 +11238,7 @@
               <w:spacing w:before="16" w:after="64"/>
             </w:pPr>
           </w:p>
-          <w:bookmarkStart w:id="50" w:name="def-positivity-violation"/>
+          <w:bookmarkStart w:id="51" w:name="def-positivity-violation"/>
           <w:p>
             <w:pPr>
               <w:pStyle w:val="BodyText"/>
@@ -9200,29 +11267,22 @@
               <w:t xml:space="preserve">positivity violation</w:t>
             </w:r>
             <w:r>
-              <w:t xml:space="preserve"> </w:t>
-            </w:r>
-            <w:r>
-              <w:t xml:space="preserve">or</w:t>
-            </w:r>
-            <w:r>
-              <w:t xml:space="preserve"> </w:t>
-            </w:r>
-            <w:r>
-              <w:rPr>
-                <w:b/>
-                <w:bCs/>
-              </w:rPr>
-              <w:t xml:space="preserve">practical positivity violation</w:t>
-            </w:r>
-            <w:r>
-              <w:t xml:space="preserve"> </w:t>
-            </w:r>
-            <w:r>
-              <w:t xml:space="preserve">when near-zero probabilities occur in small strata.</w:t>
+              <w:t xml:space="preserve">.</w:t>
+            </w:r>
+            <w:r>
+              <w:t xml:space="preserve"> </w:t>
+            </w:r>
+            <w:r>
+              <w:t xml:space="preserve">When near-zero probabilities occur in small strata,</w:t>
+            </w:r>
+            <w:r>
+              <w:t xml:space="preserve"> </w:t>
+            </w:r>
+            <w:r>
+              <w:t xml:space="preserve">the failure is called a practical positivity violation.</w:t>
             </w:r>
           </w:p>
-          <w:bookmarkEnd w:id="50"/>
+          <w:bookmarkEnd w:id="51"/>
         </w:tc>
       </w:tr>
     </w:tbl>
@@ -9278,7 +11338,7 @@
               <w:bottom w:w="108" w:type="dxa"/>
             </w:tcMar>
           </w:tcPr>
-          <w:bookmarkStart w:id="51" w:name="exm-positivity"/>
+          <w:bookmarkStart w:id="52" w:name="exm-positivity"/>
           <w:p>
             <w:pPr>
               <w:pStyle w:val="BodyText"/>
@@ -9288,7 +11348,7 @@
                 <w:b/>
                 <w:bCs/>
               </w:rPr>
-              <w:t xml:space="preserve">Example 4 (Checking positivity)</w:t>
+              <w:t xml:space="preserve">Example 5 (Checking positivity)</w:t>
             </w:r>
             <w:r>
               <w:t xml:space="preserve"> </w:t>
@@ -9304,7 +11364,7 @@
                 <w:rPr>
                   <w:rStyle w:val="Hyperlink"/>
                 </w:rPr>
-                <w:t xml:space="preserve">Example 3</w:t>
+                <w:t xml:space="preserve">Example 4</w:t>
               </w:r>
             </w:hyperlink>
             <w:r>
@@ -9662,7 +11722,7 @@
               <w:t xml:space="preserve">).</w:t>
             </w:r>
           </w:p>
-          <w:bookmarkEnd w:id="51"/>
+          <w:bookmarkEnd w:id="52"/>
           <w:p/>
         </w:tc>
       </w:tr>
@@ -9735,9 +11795,9 @@
         <w:t xml:space="preserve">they must be justified using subject-matter knowledge.</w:t>
       </w:r>
     </w:p>
-    <w:bookmarkEnd w:id="52"/>
     <w:bookmarkEnd w:id="53"/>
-    <w:bookmarkStart w:id="65" w:name="sec-causal-rct"/>
+    <w:bookmarkEnd w:id="54"/>
+    <w:bookmarkStart w:id="66" w:name="sec-causal-rct"/>
     <w:p>
       <w:pPr>
         <w:pStyle w:val="Heading1"/>
@@ -9778,7 +11838,7 @@
       <w:r>
         <w:t xml:space="preserve"> </w:t>
       </w:r>
-      <w:hyperlink r:id="rId35">
+      <w:hyperlink r:id="rId36">
         <w:r>
           <w:rPr>
             <w:rStyle w:val="Hyperlink"/>
@@ -9892,7 +11952,7 @@
               <w:spacing w:before="16" w:after="64"/>
             </w:pPr>
           </w:p>
-          <w:bookmarkStart w:id="55" w:name="thm-rct-identification"/>
+          <w:bookmarkStart w:id="56" w:name="thm-rct-identification"/>
           <w:p>
             <w:pPr>
               <w:pStyle w:val="BodyText"/>
@@ -10175,7 +12235,7 @@
             <w:pPr>
               <w:pStyle w:val="BodyText"/>
             </w:pPr>
-            <w:bookmarkStart w:id="54" w:name="eq-rct-ate"/>
+            <w:bookmarkStart w:id="55" w:name="eq-rct-ate"/>
             <m:oMathPara>
               <m:oMathParaPr>
                 <m:jc m:val="center"/>
@@ -10306,9 +12366,9 @@
                 </m:r>
               </m:oMath>
             </m:oMathPara>
-            <w:bookmarkEnd w:id="54"/>
+            <w:bookmarkEnd w:id="55"/>
           </w:p>
-          <w:bookmarkEnd w:id="55"/>
+          <w:bookmarkEnd w:id="56"/>
         </w:tc>
       </w:tr>
     </w:tbl>
@@ -11216,7 +13276,7 @@
               <w:bottom w:w="108" w:type="dxa"/>
             </w:tcMar>
           </w:tcPr>
-          <w:bookmarkStart w:id="56" w:name="exm-rct-identification"/>
+          <w:bookmarkStart w:id="57" w:name="exm-rct-identification"/>
           <w:p>
             <w:pPr>
               <w:pStyle w:val="BodyText"/>
@@ -11226,7 +13286,7 @@
                 <w:b/>
                 <w:bCs/>
               </w:rPr>
-              <w:t xml:space="preserve">Example 5 (Randomizing the severity example)</w:t>
+              <w:t xml:space="preserve">Example 6 (Randomizing the severity example)</w:t>
             </w:r>
             <w:r>
               <w:t xml:space="preserve"> </w:t>
@@ -11242,7 +13302,7 @@
                 <w:rPr>
                   <w:rStyle w:val="Hyperlink"/>
                 </w:rPr>
-                <w:t xml:space="preserve">Example 3</w:t>
+                <w:t xml:space="preserve">Example 4</w:t>
               </w:r>
             </w:hyperlink>
             <w:r>
@@ -11729,7 +13789,7 @@
               <w:t xml:space="preserve">the treatment’s effect in every stratum.</w:t>
             </w:r>
           </w:p>
-          <w:bookmarkEnd w:id="56"/>
+          <w:bookmarkEnd w:id="57"/>
           <w:p/>
         </w:tc>
       </w:tr>
@@ -11786,7 +13846,7 @@
               <w:bottom w:w="108" w:type="dxa"/>
             </w:tcMar>
           </w:tcPr>
-          <w:bookmarkStart w:id="57" w:name="exm-rct-identification-fails"/>
+          <w:bookmarkStart w:id="58" w:name="exm-rct-identification-fails"/>
           <w:p>
             <w:pPr>
               <w:pStyle w:val="BodyText"/>
@@ -11796,7 +13856,7 @@
                 <w:b/>
                 <w:bCs/>
               </w:rPr>
-              <w:t xml:space="preserve">Example 6 (Without exchangeability, the naive contrast is biased)</w:t>
+              <w:t xml:space="preserve">Example 7 (Without exchangeability, the naive contrast is biased)</w:t>
             </w:r>
             <w:r>
               <w:t xml:space="preserve"> </w:t>
@@ -11812,7 +13872,7 @@
                 <w:rPr>
                   <w:rStyle w:val="Hyperlink"/>
                 </w:rPr>
-                <w:t xml:space="preserve">Example 3</w:t>
+                <w:t xml:space="preserve">Example 4</w:t>
               </w:r>
             </w:hyperlink>
             <w:r>
@@ -12352,7 +14412,7 @@
               <w:t xml:space="preserve">.</w:t>
             </w:r>
           </w:p>
-          <w:bookmarkEnd w:id="57"/>
+          <w:bookmarkEnd w:id="58"/>
           <w:p/>
         </w:tc>
       </w:tr>
@@ -12379,7 +14439,7 @@
       <w:r>
         <w:t xml:space="preserve"> </w:t>
       </w:r>
-      <w:hyperlink r:id="rId58">
+      <w:hyperlink r:id="rId59">
         <w:r>
           <w:rPr>
             <w:rStyle w:val="Hyperlink"/>
@@ -12668,7 +14728,7 @@
         <w:t xml:space="preserve">is a direct measure of the causal effect.</w:t>
       </w:r>
     </w:p>
-    <w:bookmarkStart w:id="62" w:name="sec-causal-hers-rct"/>
+    <w:bookmarkStart w:id="63" w:name="sec-causal-hers-rct"/>
     <w:p>
       <w:pPr>
         <w:pStyle w:val="Heading2"/>
@@ -12896,7 +14956,7 @@
         </w:rPr>
         <w:t xml:space="preserve"> </w:t>
       </w:r>
-      <w:hyperlink r:id="rId59">
+      <w:hyperlink r:id="rId60">
         <w:r>
           <w:rPr>
             <w:rStyle w:val="Hyperlink"/>
@@ -12938,7 +14998,7 @@
       <w:r>
         <w:t xml:space="preserve">(</w:t>
       </w:r>
-      <w:hyperlink r:id="rId60">
+      <w:hyperlink r:id="rId61">
         <w:r>
           <w:rPr>
             <w:rStyle w:val="Hyperlink"/>
@@ -12961,7 +15021,7 @@
       <w:r>
         <w:t xml:space="preserve"> </w:t>
       </w:r>
-      <w:hyperlink r:id="rId61">
+      <w:hyperlink r:id="rId62">
         <w:r>
           <w:rPr>
             <w:rStyle w:val="Hyperlink"/>
@@ -13206,8 +15266,8 @@
         <w:t xml:space="preserve">Randomization in HERS removed this confounding.</w:t>
       </w:r>
     </w:p>
-    <w:bookmarkEnd w:id="62"/>
-    <w:bookmarkStart w:id="64" w:name="sec-causal-rct-adjustment"/>
+    <w:bookmarkEnd w:id="63"/>
+    <w:bookmarkStart w:id="65" w:name="sec-causal-rct-adjustment"/>
     <w:p>
       <w:pPr>
         <w:pStyle w:val="Heading2"/>
@@ -13283,7 +15343,7 @@
         </w:rPr>
         <w:t xml:space="preserve"> </w:t>
       </w:r>
-      <w:hyperlink r:id="rId63">
+      <w:hyperlink r:id="rId64">
         <w:r>
           <w:rPr>
             <w:rStyle w:val="Hyperlink"/>
@@ -13305,7 +15365,7 @@
       <w:r>
         <w:t xml:space="preserve"> </w:t>
       </w:r>
-      <w:hyperlink r:id="rId61">
+      <w:hyperlink r:id="rId62">
         <w:r>
           <w:rPr>
             <w:rStyle w:val="Hyperlink"/>
@@ -13459,9 +15519,9 @@
         <w:t xml:space="preserve">effect of treatment.</w:t>
       </w:r>
     </w:p>
-    <w:bookmarkEnd w:id="64"/>
     <w:bookmarkEnd w:id="65"/>
-    <w:bookmarkStart w:id="109" w:name="sec-causal-observational"/>
+    <w:bookmarkEnd w:id="66"/>
+    <w:bookmarkStart w:id="112" w:name="sec-causal-observational"/>
     <w:p>
       <w:pPr>
         <w:pStyle w:val="Heading1"/>
@@ -13511,18 +15571,18 @@
                 <wp:inline>
                   <wp:extent cx="152400" cy="152400"/>
                   <wp:effectExtent b="0" l="0" r="0" t="0"/>
-                  <wp:docPr descr="" title="" id="67" name="Picture"/>
+                  <wp:docPr descr="" title="" id="68" name="Picture"/>
                   <a:graphic>
                     <a:graphicData uri="http://schemas.openxmlformats.org/drawingml/2006/picture">
                       <pic:pic>
                         <pic:nvPicPr>
-                          <pic:cNvPr descr="/opt/quarto/share/formats/docx/tip.png" id="68" name="Picture"/>
+                          <pic:cNvPr descr="/opt/quarto/share/formats/docx/tip.png" id="69" name="Picture"/>
                           <pic:cNvPicPr>
                             <a:picLocks noChangeArrowheads="1" noChangeAspect="1"/>
                           </pic:cNvPicPr>
                         </pic:nvPicPr>
                         <pic:blipFill>
-                          <a:blip r:embed="rId66"/>
+                          <a:blip r:embed="rId67"/>
                           <a:stretch>
                             <a:fillRect/>
                           </a:stretch>
@@ -13584,7 +15644,7 @@
             <w:r>
               <w:t xml:space="preserve"> </w:t>
             </w:r>
-            <w:hyperlink r:id="rId69">
+            <w:hyperlink r:id="rId70">
               <w:r>
                 <w:rPr>
                   <w:rStyle w:val="Hyperlink"/>
@@ -13716,7 +15776,7 @@
       <w:r>
         <w:t xml:space="preserve"> </w:t>
       </w:r>
-      <w:hyperlink r:id="rId21">
+      <w:hyperlink r:id="rId22">
         <w:r>
           <w:rPr>
             <w:rStyle w:val="Hyperlink"/>
@@ -13753,7 +15813,7 @@
         <w:t xml:space="preserve">.</w:t>
       </w:r>
     </w:p>
-    <w:bookmarkStart w:id="72" w:name="sec-causal-confounding"/>
+    <w:bookmarkStart w:id="74" w:name="sec-causal-confounding"/>
     <w:p>
       <w:pPr>
         <w:pStyle w:val="Heading2"/>
@@ -13796,7 +15856,7 @@
               <w:spacing w:before="16" w:after="64"/>
             </w:pPr>
           </w:p>
-          <w:bookmarkStart w:id="70" w:name="def-confounding-obs"/>
+          <w:bookmarkStart w:id="71" w:name="def-confounding-obs"/>
           <w:p>
             <w:pPr>
               <w:pStyle w:val="BodyText"/>
@@ -13878,7 +15938,7 @@
               <w:t xml:space="preserve">.</w:t>
             </w:r>
           </w:p>
-          <w:bookmarkEnd w:id="70"/>
+          <w:bookmarkEnd w:id="71"/>
         </w:tc>
       </w:tr>
     </w:tbl>
@@ -13916,7 +15976,7 @@
               <w:spacing w:before="16" w:after="64"/>
             </w:pPr>
           </w:p>
-          <w:bookmarkStart w:id="71" w:name="rem-confounding-potential-outcomes"/>
+          <w:bookmarkStart w:id="72" w:name="rem-confounding-potential-outcomes"/>
           <w:p>
             <w:pPr>
               <w:pStyle w:val="BodyText"/>
@@ -13960,7 +16020,7 @@
             <w:r>
               <w:t xml:space="preserve"> </w:t>
             </w:r>
-            <w:hyperlink r:id="rId35">
+            <w:hyperlink r:id="rId36">
               <w:r>
                 <w:rPr>
                   <w:rStyle w:val="Hyperlink"/>
@@ -14133,13 +16193,2135 @@
               <w:t xml:space="preserve">.</w:t>
             </w:r>
           </w:p>
-          <w:bookmarkEnd w:id="71"/>
+          <w:bookmarkEnd w:id="72"/>
         </w:tc>
       </w:tr>
     </w:tbl>
+    <w:tbl>
+      <w:tblPr>
+        <w:tblStyle w:val="Table"/>
+        <w:tblLook w:firstRow="0" w:lastRow="0" w:firstColumn="0" w:lastColumn="0" w:noHBand="0" w:noVBand="0" w:val="0000"/>
+        <w:tblBorders>
+          <w:top w:val="single" w:sz="4" w:space="0" w:color="909090"/>
+          <w:left w:val="single" w:sz="24" w:space="0" w:color="909090"/>
+          <w:bottom w:val="single" w:sz="4" w:space="0" w:color="909090"/>
+          <w:right w:val="single" w:sz="4" w:space="0" w:color="909090"/>
+        </w:tblBorders>
+        <w:tblCellMar>
+          <w:left w:w="144" w:type="dxa"/>
+          <w:right w:w="144" w:type="dxa"/>
+        </w:tblCellMar>
+        <w:tblLook w:firstRow="0" w:lastRow="0" w:firstColumn="0" w:lastColumn="0" w:noHBand="0" w:noVBand="0" w:val="0000"/>
+      </w:tblPr>
+      <w:tr>
+        <w:trPr>
+          <w:cantSplit/>
+        </w:trPr>
+        <w:tc>
+          <w:tcPr>
+            <w:shd w:color="auto" w:fill="e6e6e6" w:val="clear"/>
+            <w:tcMar>
+              <w:top w:w="92" w:type="dxa"/>
+              <w:bottom w:w="92" w:type="dxa"/>
+            </w:tcMar>
+          </w:tcPr>
+          <w:p>
+            <w:pPr>
+              <w:pStyle w:val="BodyText"/>
+            </w:pPr>
+            <w:pPr>
+              <w:spacing w:before="16" w:after="16"/>
+            </w:pPr>
+            <w:r>
+              <w:t xml:space="preserve">Exm</w:t>
+            </w:r>
+          </w:p>
+        </w:tc>
+      </w:tr>
+      <w:tr>
+        <w:trPr>
+          <w:cantSplit/>
+        </w:trPr>
+        <w:tc>
+          <w:tcPr>
+            <w:tcMar>
+              <w:top w:w="108" w:type="dxa"/>
+              <w:bottom w:w="108" w:type="dxa"/>
+            </w:tcMar>
+          </w:tcPr>
+          <w:bookmarkStart w:id="73" w:name="exm-confounding-coffee"/>
+          <w:p>
+            <w:pPr>
+              <w:pStyle w:val="BodyText"/>
+            </w:pPr>
+            <w:r>
+              <w:rPr>
+                <w:b/>
+                <w:bCs/>
+              </w:rPr>
+              <w:t xml:space="preserve">Example 8 (Confounding of coffee and lung cancer by smoking)</w:t>
+            </w:r>
+            <w:r>
+              <w:t xml:space="preserve"> </w:t>
+            </w:r>
+            <w:r>
+              <w:t xml:space="preserve">Consider a hypothetical cohort of 1000 adults,</w:t>
+            </w:r>
+            <w:r>
+              <w:t xml:space="preserve"> </w:t>
+            </w:r>
+            <w:r>
+              <w:t xml:space="preserve">with coffee drinking</w:t>
+            </w:r>
+            <w:r>
+              <w:t xml:space="preserve"> </w:t>
+            </w:r>
+            <m:oMath>
+              <m:r>
+                <m:t>A</m:t>
+              </m:r>
+            </m:oMath>
+            <w:r>
+              <w:t xml:space="preserve"> </w:t>
+            </w:r>
+            <w:r>
+              <w:t xml:space="preserve">(</w:t>
+            </w:r>
+            <m:oMath>
+              <m:r>
+                <m:t>A</m:t>
+              </m:r>
+              <m:r>
+                <m:rPr>
+                  <m:sty m:val="p"/>
+                </m:rPr>
+                <m:t>=</m:t>
+              </m:r>
+              <m:r>
+                <m:t>1</m:t>
+              </m:r>
+            </m:oMath>
+            <w:r>
+              <w:t xml:space="preserve"> </w:t>
+            </w:r>
+            <w:r>
+              <w:t xml:space="preserve">for daily coffee),</w:t>
+            </w:r>
+            <w:r>
+              <w:t xml:space="preserve"> </w:t>
+            </w:r>
+            <w:r>
+              <w:t xml:space="preserve">lung cancer</w:t>
+            </w:r>
+            <w:r>
+              <w:t xml:space="preserve"> </w:t>
+            </w:r>
+            <m:oMath>
+              <m:r>
+                <m:t>Y</m:t>
+              </m:r>
+            </m:oMath>
+            <w:r>
+              <w:t xml:space="preserve"> </w:t>
+            </w:r>
+            <w:r>
+              <w:t xml:space="preserve">(</w:t>
+            </w:r>
+            <m:oMath>
+              <m:r>
+                <m:t>Y</m:t>
+              </m:r>
+              <m:r>
+                <m:rPr>
+                  <m:sty m:val="p"/>
+                </m:rPr>
+                <m:t>=</m:t>
+              </m:r>
+              <m:r>
+                <m:t>1</m:t>
+              </m:r>
+            </m:oMath>
+            <w:r>
+              <w:t xml:space="preserve"> </w:t>
+            </w:r>
+            <w:r>
+              <w:t xml:space="preserve">for diagnosis during follow-up),</w:t>
+            </w:r>
+            <w:r>
+              <w:t xml:space="preserve"> </w:t>
+            </w:r>
+            <w:r>
+              <w:t xml:space="preserve">and smoking</w:t>
+            </w:r>
+            <w:r>
+              <w:t xml:space="preserve"> </w:t>
+            </w:r>
+            <m:oMath>
+              <m:r>
+                <m:t>L</m:t>
+              </m:r>
+            </m:oMath>
+            <w:r>
+              <w:t xml:space="preserve"> </w:t>
+            </w:r>
+            <w:r>
+              <w:t xml:space="preserve">(</w:t>
+            </w:r>
+            <m:oMath>
+              <m:r>
+                <m:t>L</m:t>
+              </m:r>
+              <m:r>
+                <m:rPr>
+                  <m:sty m:val="p"/>
+                </m:rPr>
+                <m:t>=</m:t>
+              </m:r>
+              <m:r>
+                <m:t>1</m:t>
+              </m:r>
+            </m:oMath>
+            <w:r>
+              <w:t xml:space="preserve"> </w:t>
+            </w:r>
+            <w:r>
+              <w:t xml:space="preserve">for smokers).</w:t>
+            </w:r>
+            <w:r>
+              <w:t xml:space="preserve"> </w:t>
+            </w:r>
+            <w:r>
+              <w:t xml:space="preserve">Suppose coffee has</w:t>
+            </w:r>
+            <w:r>
+              <w:t xml:space="preserve"> </w:t>
+            </w:r>
+            <w:r>
+              <w:rPr>
+                <w:b/>
+                <w:bCs/>
+              </w:rPr>
+              <w:t xml:space="preserve">no</w:t>
+            </w:r>
+            <w:r>
+              <w:t xml:space="preserve"> </w:t>
+            </w:r>
+            <w:r>
+              <w:t xml:space="preserve">effect on lung cancer,</w:t>
+            </w:r>
+            <w:r>
+              <w:t xml:space="preserve"> </w:t>
+            </w:r>
+            <w:r>
+              <w:t xml:space="preserve">so that</w:t>
+            </w:r>
+            <w:r>
+              <w:t xml:space="preserve"> </w:t>
+            </w:r>
+            <m:oMath>
+              <m:sSub>
+                <m:e>
+                  <m:r>
+                    <m:t>Y</m:t>
+                  </m:r>
+                </m:e>
+                <m:sub>
+                  <m:r>
+                    <m:t>i</m:t>
+                  </m:r>
+                </m:sub>
+              </m:sSub>
+              <m:r>
+                <m:rPr>
+                  <m:sty m:val="p"/>
+                </m:rPr>
+                <m:t>(</m:t>
+              </m:r>
+              <m:r>
+                <m:t>1</m:t>
+              </m:r>
+              <m:r>
+                <m:rPr>
+                  <m:sty m:val="p"/>
+                </m:rPr>
+                <m:t>)</m:t>
+              </m:r>
+              <m:r>
+                <m:rPr>
+                  <m:sty m:val="p"/>
+                </m:rPr>
+                <m:t>=</m:t>
+              </m:r>
+              <m:sSub>
+                <m:e>
+                  <m:r>
+                    <m:t>Y</m:t>
+                  </m:r>
+                </m:e>
+                <m:sub>
+                  <m:r>
+                    <m:t>i</m:t>
+                  </m:r>
+                </m:sub>
+              </m:sSub>
+              <m:r>
+                <m:rPr>
+                  <m:sty m:val="p"/>
+                </m:rPr>
+                <m:t>(</m:t>
+              </m:r>
+              <m:r>
+                <m:t>0</m:t>
+              </m:r>
+              <m:r>
+                <m:rPr>
+                  <m:sty m:val="p"/>
+                </m:rPr>
+                <m:t>)</m:t>
+              </m:r>
+            </m:oMath>
+            <w:r>
+              <w:t xml:space="preserve"> </w:t>
+            </w:r>
+            <w:r>
+              <w:t xml:space="preserve">for every individual,</w:t>
+            </w:r>
+            <w:r>
+              <w:t xml:space="preserve"> </w:t>
+            </w:r>
+            <w:r>
+              <w:t xml:space="preserve">but smokers are both more likely to drink coffee</w:t>
+            </w:r>
+            <w:r>
+              <w:t xml:space="preserve"> </w:t>
+            </w:r>
+            <w:r>
+              <w:t xml:space="preserve">and more likely to develop lung cancer:</w:t>
+            </w:r>
+          </w:p>
+          <w:tbl>
+            <w:tblPr>
+              <w:tblStyle w:val="Table"/>
+              <w:tblW w:type="pct" w:w="5000"/>
+              <w:tblLayout w:type="fixed"/>
+              <w:tblLook w:firstRow="1" w:lastRow="0" w:firstColumn="0" w:lastColumn="0" w:noHBand="0" w:noVBand="0" w:val="0020"/>
+            </w:tblPr>
+            <w:tblGrid>
+              <w:gridCol w:w="1584"/>
+              <w:gridCol w:w="1584"/>
+              <w:gridCol w:w="1584"/>
+              <w:gridCol w:w="1584"/>
+              <w:gridCol w:w="1584"/>
+            </w:tblGrid>
+            <w:tr>
+              <w:trPr>
+                <w:tblHeader w:val="on"/>
+              </w:trPr>
+              <w:tc>
+                <w:tcPr/>
+                <w:p>
+                  <w:pPr>
+                    <w:pStyle w:val="Compact"/>
+                    <w:jc w:val="center"/>
+                  </w:pPr>
+                  <m:oMath>
+                    <m:r>
+                      <m:t>L</m:t>
+                    </m:r>
+                  </m:oMath>
+                  <w:r>
+                    <w:t xml:space="preserve">​</w:t>
+                  </w:r>
+                </w:p>
+              </w:tc>
+              <w:tc>
+                <w:tcPr/>
+                <w:p>
+                  <w:pPr>
+                    <w:pStyle w:val="Compact"/>
+                    <w:jc w:val="center"/>
+                  </w:pPr>
+                  <w:r>
+                    <w:t xml:space="preserve">coffee</w:t>
+                  </w:r>
+                </w:p>
+              </w:tc>
+              <w:tc>
+                <w:tcPr/>
+                <w:p>
+                  <w:pPr>
+                    <w:pStyle w:val="Compact"/>
+                    <w:jc w:val="center"/>
+                  </w:pPr>
+                  <w:r>
+                    <w:t xml:space="preserve">no coffee</w:t>
+                  </w:r>
+                </w:p>
+              </w:tc>
+              <w:tc>
+                <w:tcPr/>
+                <w:p>
+                  <w:pPr>
+                    <w:pStyle w:val="Compact"/>
+                    <w:jc w:val="center"/>
+                  </w:pPr>
+                  <m:oMath>
+                    <m:r>
+                      <m:rPr>
+                        <m:sty m:val="p"/>
+                      </m:rPr>
+                      <m:t>P</m:t>
+                    </m:r>
+                    <m:r>
+                      <m:t>​</m:t>
+                    </m:r>
+                    <m:d>
+                      <m:dPr>
+                        <m:begChr m:val="("/>
+                        <m:sepChr m:val=""/>
+                        <m:endChr m:val=")"/>
+                        <m:grow/>
+                      </m:dPr>
+                      <m:e>
+                        <m:r>
+                          <m:t>Y</m:t>
+                        </m:r>
+                        <m:r>
+                          <m:rPr>
+                            <m:sty m:val="p"/>
+                          </m:rPr>
+                          <m:t>=</m:t>
+                        </m:r>
+                        <m:r>
+                          <m:t>1</m:t>
+                        </m:r>
+                        <m:r>
+                          <m:rPr>
+                            <m:sty m:val="p"/>
+                          </m:rPr>
+                          <m:t>∣</m:t>
+                        </m:r>
+                        <m:r>
+                          <m:t>A</m:t>
+                        </m:r>
+                        <m:r>
+                          <m:rPr>
+                            <m:sty m:val="p"/>
+                          </m:rPr>
+                          <m:t>=</m:t>
+                        </m:r>
+                        <m:r>
+                          <m:t>1</m:t>
+                        </m:r>
+                        <m:r>
+                          <m:rPr>
+                            <m:sty m:val="p"/>
+                          </m:rPr>
+                          <m:t>,</m:t>
+                        </m:r>
+                        <m:r>
+                          <m:t>L</m:t>
+                        </m:r>
+                      </m:e>
+                    </m:d>
+                    <m:r>
+                      <m:t>​</m:t>
+                    </m:r>
+                  </m:oMath>
+                  <w:r>
+                    <w:t xml:space="preserve">​</w:t>
+                  </w:r>
+                </w:p>
+              </w:tc>
+              <w:tc>
+                <w:tcPr/>
+                <w:p>
+                  <w:pPr>
+                    <w:pStyle w:val="Compact"/>
+                    <w:jc w:val="center"/>
+                  </w:pPr>
+                  <m:oMath>
+                    <m:r>
+                      <m:rPr>
+                        <m:sty m:val="p"/>
+                      </m:rPr>
+                      <m:t>P</m:t>
+                    </m:r>
+                    <m:r>
+                      <m:t>​</m:t>
+                    </m:r>
+                    <m:d>
+                      <m:dPr>
+                        <m:begChr m:val="("/>
+                        <m:sepChr m:val=""/>
+                        <m:endChr m:val=")"/>
+                        <m:grow/>
+                      </m:dPr>
+                      <m:e>
+                        <m:r>
+                          <m:t>Y</m:t>
+                        </m:r>
+                        <m:r>
+                          <m:rPr>
+                            <m:sty m:val="p"/>
+                          </m:rPr>
+                          <m:t>=</m:t>
+                        </m:r>
+                        <m:r>
+                          <m:t>1</m:t>
+                        </m:r>
+                        <m:r>
+                          <m:rPr>
+                            <m:sty m:val="p"/>
+                          </m:rPr>
+                          <m:t>∣</m:t>
+                        </m:r>
+                        <m:r>
+                          <m:t>A</m:t>
+                        </m:r>
+                        <m:r>
+                          <m:rPr>
+                            <m:sty m:val="p"/>
+                          </m:rPr>
+                          <m:t>=</m:t>
+                        </m:r>
+                        <m:r>
+                          <m:t>0</m:t>
+                        </m:r>
+                        <m:r>
+                          <m:rPr>
+                            <m:sty m:val="p"/>
+                          </m:rPr>
+                          <m:t>,</m:t>
+                        </m:r>
+                        <m:r>
+                          <m:t>L</m:t>
+                        </m:r>
+                      </m:e>
+                    </m:d>
+                    <m:r>
+                      <m:t>​</m:t>
+                    </m:r>
+                  </m:oMath>
+                  <w:r>
+                    <w:t xml:space="preserve">​</w:t>
+                  </w:r>
+                </w:p>
+              </w:tc>
+            </w:tr>
+            <w:tr>
+              <w:tc>
+                <w:tcPr/>
+                <w:p>
+                  <w:pPr>
+                    <w:pStyle w:val="Compact"/>
+                    <w:jc w:val="center"/>
+                  </w:pPr>
+                  <w:r>
+                    <w:t xml:space="preserve">0 (nonsmokers)</w:t>
+                  </w:r>
+                </w:p>
+              </w:tc>
+              <w:tc>
+                <w:tcPr/>
+                <w:p>
+                  <w:pPr>
+                    <w:pStyle w:val="Compact"/>
+                    <w:jc w:val="center"/>
+                  </w:pPr>
+                  <w:r>
+                    <w:t xml:space="preserve">200</w:t>
+                  </w:r>
+                </w:p>
+              </w:tc>
+              <w:tc>
+                <w:tcPr/>
+                <w:p>
+                  <w:pPr>
+                    <w:pStyle w:val="Compact"/>
+                    <w:jc w:val="center"/>
+                  </w:pPr>
+                  <w:r>
+                    <w:t xml:space="preserve">500</w:t>
+                  </w:r>
+                </w:p>
+              </w:tc>
+              <w:tc>
+                <w:tcPr/>
+                <w:p>
+                  <w:pPr>
+                    <w:pStyle w:val="Compact"/>
+                    <w:jc w:val="center"/>
+                  </w:pPr>
+                  <w:r>
+                    <w:t xml:space="preserve">0.01</w:t>
+                  </w:r>
+                </w:p>
+              </w:tc>
+              <w:tc>
+                <w:tcPr/>
+                <w:p>
+                  <w:pPr>
+                    <w:pStyle w:val="Compact"/>
+                    <w:jc w:val="center"/>
+                  </w:pPr>
+                  <w:r>
+                    <w:t xml:space="preserve">0.01</w:t>
+                  </w:r>
+                </w:p>
+              </w:tc>
+            </w:tr>
+            <w:tr>
+              <w:tc>
+                <w:tcPr/>
+                <w:p>
+                  <w:pPr>
+                    <w:pStyle w:val="Compact"/>
+                    <w:jc w:val="center"/>
+                  </w:pPr>
+                  <w:r>
+                    <w:t xml:space="preserve">1 (smokers)</w:t>
+                  </w:r>
+                </w:p>
+              </w:tc>
+              <w:tc>
+                <w:tcPr/>
+                <w:p>
+                  <w:pPr>
+                    <w:pStyle w:val="Compact"/>
+                    <w:jc w:val="center"/>
+                  </w:pPr>
+                  <w:r>
+                    <w:t xml:space="preserve">200</w:t>
+                  </w:r>
+                </w:p>
+              </w:tc>
+              <w:tc>
+                <w:tcPr/>
+                <w:p>
+                  <w:pPr>
+                    <w:pStyle w:val="Compact"/>
+                    <w:jc w:val="center"/>
+                  </w:pPr>
+                  <w:r>
+                    <w:t xml:space="preserve">100</w:t>
+                  </w:r>
+                </w:p>
+              </w:tc>
+              <w:tc>
+                <w:tcPr/>
+                <w:p>
+                  <w:pPr>
+                    <w:pStyle w:val="Compact"/>
+                    <w:jc w:val="center"/>
+                  </w:pPr>
+                  <w:r>
+                    <w:t xml:space="preserve">0.10</w:t>
+                  </w:r>
+                </w:p>
+              </w:tc>
+              <w:tc>
+                <w:tcPr/>
+                <w:p>
+                  <w:pPr>
+                    <w:pStyle w:val="Compact"/>
+                    <w:jc w:val="center"/>
+                  </w:pPr>
+                  <w:r>
+                    <w:t xml:space="preserve">0.10</w:t>
+                  </w:r>
+                </w:p>
+              </w:tc>
+            </w:tr>
+          </w:tbl>
+          <w:p>
+            <w:pPr>
+              <w:pStyle w:val="BodyText"/>
+            </w:pPr>
+            <w:r>
+              <w:t xml:space="preserve">Within each smoking stratum,</w:t>
+            </w:r>
+            <w:r>
+              <w:t xml:space="preserve"> </w:t>
+            </w:r>
+            <w:r>
+              <w:t xml:space="preserve">the risk difference is</w:t>
+            </w:r>
+            <w:r>
+              <w:t xml:space="preserve"> </w:t>
+            </w:r>
+            <m:oMath>
+              <m:r>
+                <m:t>0</m:t>
+              </m:r>
+            </m:oMath>
+            <w:r>
+              <w:t xml:space="preserve">,</w:t>
+            </w:r>
+            <w:r>
+              <w:t xml:space="preserve"> </w:t>
+            </w:r>
+            <w:r>
+              <w:t xml:space="preserve">matching the true (null) causal effect.</w:t>
+            </w:r>
+            <w:r>
+              <w:t xml:space="preserve"> </w:t>
+            </w:r>
+            <w:r>
+              <w:t xml:space="preserve">Ignoring smoking:</w:t>
+            </w:r>
+          </w:p>
+          <w:p>
+            <w:pPr>
+              <w:pStyle w:val="BodyText"/>
+            </w:pPr>
+            <m:oMathPara>
+              <m:oMathParaPr>
+                <m:jc m:val="center"/>
+              </m:oMathParaPr>
+              <m:oMath>
+                <m:eqArr>
+                  <m:e>
+                    <m:r>
+                      <m:rPr>
+                        <m:sty m:val="p"/>
+                      </m:rPr>
+                      <m:t>P</m:t>
+                    </m:r>
+                    <m:r>
+                      <m:t>​</m:t>
+                    </m:r>
+                    <m:d>
+                      <m:dPr>
+                        <m:begChr m:val="("/>
+                        <m:sepChr m:val=""/>
+                        <m:endChr m:val=")"/>
+                        <m:grow/>
+                      </m:dPr>
+                      <m:e>
+                        <m:r>
+                          <m:t>Y</m:t>
+                        </m:r>
+                        <m:r>
+                          <m:rPr>
+                            <m:sty m:val="p"/>
+                          </m:rPr>
+                          <m:t>=</m:t>
+                        </m:r>
+                        <m:r>
+                          <m:t>1</m:t>
+                        </m:r>
+                        <m:r>
+                          <m:rPr>
+                            <m:sty m:val="p"/>
+                          </m:rPr>
+                          <m:t>∣</m:t>
+                        </m:r>
+                        <m:r>
+                          <m:t>A</m:t>
+                        </m:r>
+                        <m:r>
+                          <m:rPr>
+                            <m:sty m:val="p"/>
+                          </m:rPr>
+                          <m:t>=</m:t>
+                        </m:r>
+                        <m:r>
+                          <m:t>1</m:t>
+                        </m:r>
+                      </m:e>
+                    </m:d>
+                    <m:r>
+                      <m:t>​</m:t>
+                    </m:r>
+                    <m:r>
+                      <m:t>&amp;</m:t>
+                    </m:r>
+                    <m:r>
+                      <m:rPr>
+                        <m:sty m:val="p"/>
+                      </m:rPr>
+                      <m:t>=</m:t>
+                    </m:r>
+                    <m:f>
+                      <m:fPr>
+                        <m:type m:val="bar"/>
+                      </m:fPr>
+                      <m:num>
+                        <m:r>
+                          <m:t>200</m:t>
+                        </m:r>
+                        <m:r>
+                          <m:rPr>
+                            <m:sty m:val="p"/>
+                          </m:rPr>
+                          <m:t>⋅</m:t>
+                        </m:r>
+                        <m:r>
+                          <m:t>0.01</m:t>
+                        </m:r>
+                        <m:r>
+                          <m:rPr>
+                            <m:sty m:val="p"/>
+                          </m:rPr>
+                          <m:t>+</m:t>
+                        </m:r>
+                        <m:r>
+                          <m:t>200</m:t>
+                        </m:r>
+                        <m:r>
+                          <m:rPr>
+                            <m:sty m:val="p"/>
+                          </m:rPr>
+                          <m:t>⋅</m:t>
+                        </m:r>
+                        <m:r>
+                          <m:t>0.10</m:t>
+                        </m:r>
+                      </m:num>
+                      <m:den>
+                        <m:r>
+                          <m:t>400</m:t>
+                        </m:r>
+                      </m:den>
+                    </m:f>
+                    <m:r>
+                      <m:t>&amp;</m:t>
+                    </m:r>
+                    <m:r>
+                      <m:t>&amp;</m:t>
+                    </m:r>
+                    <m:r>
+                      <m:rPr>
+                        <m:nor/>
+                        <m:sty m:val="p"/>
+                      </m:rPr>
+                      <m:t>(average over the 400 coffee drinkers)</m:t>
+                    </m:r>
+                  </m:e>
+                  <m:e>
+                    <m:r>
+                      <m:t>&amp;</m:t>
+                    </m:r>
+                    <m:r>
+                      <m:rPr>
+                        <m:sty m:val="p"/>
+                      </m:rPr>
+                      <m:t>=</m:t>
+                    </m:r>
+                    <m:f>
+                      <m:fPr>
+                        <m:type m:val="bar"/>
+                      </m:fPr>
+                      <m:num>
+                        <m:r>
+                          <m:t>2</m:t>
+                        </m:r>
+                        <m:r>
+                          <m:rPr>
+                            <m:sty m:val="p"/>
+                          </m:rPr>
+                          <m:t>+</m:t>
+                        </m:r>
+                        <m:r>
+                          <m:t>20</m:t>
+                        </m:r>
+                      </m:num>
+                      <m:den>
+                        <m:r>
+                          <m:t>400</m:t>
+                        </m:r>
+                      </m:den>
+                    </m:f>
+                    <m:r>
+                      <m:t>&amp;</m:t>
+                    </m:r>
+                    <m:r>
+                      <m:t>&amp;</m:t>
+                    </m:r>
+                    <m:r>
+                      <m:rPr>
+                        <m:nor/>
+                        <m:sty m:val="p"/>
+                      </m:rPr>
+                      <m:t>(multiply)</m:t>
+                    </m:r>
+                  </m:e>
+                  <m:e>
+                    <m:r>
+                      <m:t>&amp;</m:t>
+                    </m:r>
+                    <m:r>
+                      <m:rPr>
+                        <m:sty m:val="p"/>
+                      </m:rPr>
+                      <m:t>=</m:t>
+                    </m:r>
+                    <m:f>
+                      <m:fPr>
+                        <m:type m:val="bar"/>
+                      </m:fPr>
+                      <m:num>
+                        <m:r>
+                          <m:t>22</m:t>
+                        </m:r>
+                      </m:num>
+                      <m:den>
+                        <m:r>
+                          <m:t>400</m:t>
+                        </m:r>
+                      </m:den>
+                    </m:f>
+                    <m:r>
+                      <m:t>&amp;</m:t>
+                    </m:r>
+                    <m:r>
+                      <m:t>&amp;</m:t>
+                    </m:r>
+                    <m:r>
+                      <m:rPr>
+                        <m:nor/>
+                        <m:sty m:val="p"/>
+                      </m:rPr>
+                      <m:t>(add)</m:t>
+                    </m:r>
+                  </m:e>
+                  <m:e>
+                    <m:r>
+                      <m:t>&amp;</m:t>
+                    </m:r>
+                    <m:r>
+                      <m:rPr>
+                        <m:sty m:val="p"/>
+                      </m:rPr>
+                      <m:t>=</m:t>
+                    </m:r>
+                    <m:r>
+                      <m:t>0.055</m:t>
+                    </m:r>
+                    <m:r>
+                      <m:t>&amp;</m:t>
+                    </m:r>
+                    <m:r>
+                      <m:t>&amp;</m:t>
+                    </m:r>
+                    <m:r>
+                      <m:rPr>
+                        <m:nor/>
+                        <m:sty m:val="p"/>
+                      </m:rPr>
+                      <m:t>(divide)</m:t>
+                    </m:r>
+                  </m:e>
+                  <m:e>
+                    <m:r>
+                      <m:rPr>
+                        <m:sty m:val="p"/>
+                      </m:rPr>
+                      <m:t>P</m:t>
+                    </m:r>
+                    <m:r>
+                      <m:t>​</m:t>
+                    </m:r>
+                    <m:d>
+                      <m:dPr>
+                        <m:begChr m:val="("/>
+                        <m:sepChr m:val=""/>
+                        <m:endChr m:val=")"/>
+                        <m:grow/>
+                      </m:dPr>
+                      <m:e>
+                        <m:r>
+                          <m:t>Y</m:t>
+                        </m:r>
+                        <m:r>
+                          <m:rPr>
+                            <m:sty m:val="p"/>
+                          </m:rPr>
+                          <m:t>=</m:t>
+                        </m:r>
+                        <m:r>
+                          <m:t>1</m:t>
+                        </m:r>
+                        <m:r>
+                          <m:rPr>
+                            <m:sty m:val="p"/>
+                          </m:rPr>
+                          <m:t>∣</m:t>
+                        </m:r>
+                        <m:r>
+                          <m:t>A</m:t>
+                        </m:r>
+                        <m:r>
+                          <m:rPr>
+                            <m:sty m:val="p"/>
+                          </m:rPr>
+                          <m:t>=</m:t>
+                        </m:r>
+                        <m:r>
+                          <m:t>0</m:t>
+                        </m:r>
+                      </m:e>
+                    </m:d>
+                    <m:r>
+                      <m:t>​</m:t>
+                    </m:r>
+                    <m:r>
+                      <m:t>&amp;</m:t>
+                    </m:r>
+                    <m:r>
+                      <m:rPr>
+                        <m:sty m:val="p"/>
+                      </m:rPr>
+                      <m:t>=</m:t>
+                    </m:r>
+                    <m:f>
+                      <m:fPr>
+                        <m:type m:val="bar"/>
+                      </m:fPr>
+                      <m:num>
+                        <m:r>
+                          <m:t>500</m:t>
+                        </m:r>
+                        <m:r>
+                          <m:rPr>
+                            <m:sty m:val="p"/>
+                          </m:rPr>
+                          <m:t>⋅</m:t>
+                        </m:r>
+                        <m:r>
+                          <m:t>0.01</m:t>
+                        </m:r>
+                        <m:r>
+                          <m:rPr>
+                            <m:sty m:val="p"/>
+                          </m:rPr>
+                          <m:t>+</m:t>
+                        </m:r>
+                        <m:r>
+                          <m:t>100</m:t>
+                        </m:r>
+                        <m:r>
+                          <m:rPr>
+                            <m:sty m:val="p"/>
+                          </m:rPr>
+                          <m:t>⋅</m:t>
+                        </m:r>
+                        <m:r>
+                          <m:t>0.10</m:t>
+                        </m:r>
+                      </m:num>
+                      <m:den>
+                        <m:r>
+                          <m:t>600</m:t>
+                        </m:r>
+                      </m:den>
+                    </m:f>
+                    <m:r>
+                      <m:t>&amp;</m:t>
+                    </m:r>
+                    <m:r>
+                      <m:t>&amp;</m:t>
+                    </m:r>
+                    <m:r>
+                      <m:rPr>
+                        <m:nor/>
+                        <m:sty m:val="p"/>
+                      </m:rPr>
+                      <m:t>(average over the 600 non-drinkers)</m:t>
+                    </m:r>
+                  </m:e>
+                  <m:e>
+                    <m:r>
+                      <m:t>&amp;</m:t>
+                    </m:r>
+                    <m:r>
+                      <m:rPr>
+                        <m:sty m:val="p"/>
+                      </m:rPr>
+                      <m:t>=</m:t>
+                    </m:r>
+                    <m:f>
+                      <m:fPr>
+                        <m:type m:val="bar"/>
+                      </m:fPr>
+                      <m:num>
+                        <m:r>
+                          <m:t>5</m:t>
+                        </m:r>
+                        <m:r>
+                          <m:rPr>
+                            <m:sty m:val="p"/>
+                          </m:rPr>
+                          <m:t>+</m:t>
+                        </m:r>
+                        <m:r>
+                          <m:t>10</m:t>
+                        </m:r>
+                      </m:num>
+                      <m:den>
+                        <m:r>
+                          <m:t>600</m:t>
+                        </m:r>
+                      </m:den>
+                    </m:f>
+                    <m:r>
+                      <m:t>&amp;</m:t>
+                    </m:r>
+                    <m:r>
+                      <m:t>&amp;</m:t>
+                    </m:r>
+                    <m:r>
+                      <m:rPr>
+                        <m:nor/>
+                        <m:sty m:val="p"/>
+                      </m:rPr>
+                      <m:t>(multiply)</m:t>
+                    </m:r>
+                  </m:e>
+                  <m:e>
+                    <m:r>
+                      <m:t>&amp;</m:t>
+                    </m:r>
+                    <m:r>
+                      <m:rPr>
+                        <m:sty m:val="p"/>
+                      </m:rPr>
+                      <m:t>=</m:t>
+                    </m:r>
+                    <m:f>
+                      <m:fPr>
+                        <m:type m:val="bar"/>
+                      </m:fPr>
+                      <m:num>
+                        <m:r>
+                          <m:t>15</m:t>
+                        </m:r>
+                      </m:num>
+                      <m:den>
+                        <m:r>
+                          <m:t>600</m:t>
+                        </m:r>
+                      </m:den>
+                    </m:f>
+                    <m:r>
+                      <m:t>&amp;</m:t>
+                    </m:r>
+                    <m:r>
+                      <m:t>&amp;</m:t>
+                    </m:r>
+                    <m:r>
+                      <m:rPr>
+                        <m:nor/>
+                        <m:sty m:val="p"/>
+                      </m:rPr>
+                      <m:t>(add)</m:t>
+                    </m:r>
+                  </m:e>
+                  <m:e>
+                    <m:r>
+                      <m:t>&amp;</m:t>
+                    </m:r>
+                    <m:r>
+                      <m:rPr>
+                        <m:sty m:val="p"/>
+                      </m:rPr>
+                      <m:t>=</m:t>
+                    </m:r>
+                    <m:r>
+                      <m:t>0.025</m:t>
+                    </m:r>
+                    <m:r>
+                      <m:t>&amp;</m:t>
+                    </m:r>
+                    <m:r>
+                      <m:t>&amp;</m:t>
+                    </m:r>
+                    <m:r>
+                      <m:rPr>
+                        <m:nor/>
+                        <m:sty m:val="p"/>
+                      </m:rPr>
+                      <m:t>(divide)</m:t>
+                    </m:r>
+                  </m:e>
+                  <m:e>
+                    <m:r>
+                      <m:rPr>
+                        <m:sty m:val="p"/>
+                      </m:rPr>
+                      <m:t>P</m:t>
+                    </m:r>
+                    <m:r>
+                      <m:t>​</m:t>
+                    </m:r>
+                    <m:d>
+                      <m:dPr>
+                        <m:begChr m:val="("/>
+                        <m:sepChr m:val=""/>
+                        <m:endChr m:val=")"/>
+                        <m:grow/>
+                      </m:dPr>
+                      <m:e>
+                        <m:r>
+                          <m:t>Y</m:t>
+                        </m:r>
+                        <m:r>
+                          <m:rPr>
+                            <m:sty m:val="p"/>
+                          </m:rPr>
+                          <m:t>=</m:t>
+                        </m:r>
+                        <m:r>
+                          <m:t>1</m:t>
+                        </m:r>
+                        <m:r>
+                          <m:rPr>
+                            <m:sty m:val="p"/>
+                          </m:rPr>
+                          <m:t>∣</m:t>
+                        </m:r>
+                        <m:r>
+                          <m:t>A</m:t>
+                        </m:r>
+                        <m:r>
+                          <m:rPr>
+                            <m:sty m:val="p"/>
+                          </m:rPr>
+                          <m:t>=</m:t>
+                        </m:r>
+                        <m:r>
+                          <m:t>1</m:t>
+                        </m:r>
+                      </m:e>
+                    </m:d>
+                    <m:r>
+                      <m:t>​</m:t>
+                    </m:r>
+                    <m:r>
+                      <m:rPr>
+                        <m:sty m:val="p"/>
+                      </m:rPr>
+                      <m:t>−</m:t>
+                    </m:r>
+                    <m:r>
+                      <m:rPr>
+                        <m:sty m:val="p"/>
+                      </m:rPr>
+                      <m:t>P</m:t>
+                    </m:r>
+                    <m:r>
+                      <m:t>​</m:t>
+                    </m:r>
+                    <m:d>
+                      <m:dPr>
+                        <m:begChr m:val="("/>
+                        <m:sepChr m:val=""/>
+                        <m:endChr m:val=")"/>
+                        <m:grow/>
+                      </m:dPr>
+                      <m:e>
+                        <m:r>
+                          <m:t>Y</m:t>
+                        </m:r>
+                        <m:r>
+                          <m:rPr>
+                            <m:sty m:val="p"/>
+                          </m:rPr>
+                          <m:t>=</m:t>
+                        </m:r>
+                        <m:r>
+                          <m:t>1</m:t>
+                        </m:r>
+                        <m:r>
+                          <m:rPr>
+                            <m:sty m:val="p"/>
+                          </m:rPr>
+                          <m:t>∣</m:t>
+                        </m:r>
+                        <m:r>
+                          <m:t>A</m:t>
+                        </m:r>
+                        <m:r>
+                          <m:rPr>
+                            <m:sty m:val="p"/>
+                          </m:rPr>
+                          <m:t>=</m:t>
+                        </m:r>
+                        <m:r>
+                          <m:t>0</m:t>
+                        </m:r>
+                      </m:e>
+                    </m:d>
+                    <m:r>
+                      <m:t>​</m:t>
+                    </m:r>
+                    <m:r>
+                      <m:t>&amp;</m:t>
+                    </m:r>
+                    <m:r>
+                      <m:rPr>
+                        <m:sty m:val="p"/>
+                      </m:rPr>
+                      <m:t>=</m:t>
+                    </m:r>
+                    <m:r>
+                      <m:t>0.055</m:t>
+                    </m:r>
+                    <m:r>
+                      <m:rPr>
+                        <m:sty m:val="p"/>
+                      </m:rPr>
+                      <m:t>−</m:t>
+                    </m:r>
+                    <m:r>
+                      <m:t>0.025</m:t>
+                    </m:r>
+                    <m:r>
+                      <m:t>&amp;</m:t>
+                    </m:r>
+                    <m:r>
+                      <m:t>&amp;</m:t>
+                    </m:r>
+                    <m:r>
+                      <m:rPr>
+                        <m:nor/>
+                        <m:sty m:val="p"/>
+                      </m:rPr>
+                      <m:t>(substitute)</m:t>
+                    </m:r>
+                  </m:e>
+                  <m:e>
+                    <m:r>
+                      <m:t>&amp;</m:t>
+                    </m:r>
+                    <m:r>
+                      <m:rPr>
+                        <m:sty m:val="p"/>
+                      </m:rPr>
+                      <m:t>=</m:t>
+                    </m:r>
+                    <m:r>
+                      <m:t>0.03</m:t>
+                    </m:r>
+                    <m:r>
+                      <m:t>&amp;</m:t>
+                    </m:r>
+                    <m:r>
+                      <m:t>&amp;</m:t>
+                    </m:r>
+                    <m:r>
+                      <m:rPr>
+                        <m:nor/>
+                        <m:sty m:val="p"/>
+                      </m:rPr>
+                      <m:t>(subtract)</m:t>
+                    </m:r>
+                  </m:e>
+                </m:eqArr>
+              </m:oMath>
+            </m:oMathPara>
+          </w:p>
+          <w:p>
+            <w:pPr>
+              <w:pStyle w:val="FirstParagraph"/>
+            </w:pPr>
+            <w:r>
+              <w:t xml:space="preserve">The crude risk difference of</w:t>
+            </w:r>
+            <w:r>
+              <w:t xml:space="preserve"> </w:t>
+            </w:r>
+            <m:oMath>
+              <m:r>
+                <m:t>0.03</m:t>
+              </m:r>
+            </m:oMath>
+            <w:r>
+              <w:t xml:space="preserve"> </w:t>
+            </w:r>
+            <w:r>
+              <w:t xml:space="preserve">suggests that coffee is harmful,</w:t>
+            </w:r>
+            <w:r>
+              <w:t xml:space="preserve"> </w:t>
+            </w:r>
+            <w:r>
+              <w:t xml:space="preserve">even though coffee has no effect in this cohort.</w:t>
+            </w:r>
+            <w:r>
+              <w:t xml:space="preserve"> </w:t>
+            </w:r>
+            <w:r>
+              <w:t xml:space="preserve">Because</w:t>
+            </w:r>
+            <w:r>
+              <w:t xml:space="preserve"> </w:t>
+            </w:r>
+            <m:oMath>
+              <m:sSub>
+                <m:e>
+                  <m:r>
+                    <m:t>Y</m:t>
+                  </m:r>
+                </m:e>
+                <m:sub>
+                  <m:r>
+                    <m:t>i</m:t>
+                  </m:r>
+                </m:sub>
+              </m:sSub>
+              <m:r>
+                <m:rPr>
+                  <m:sty m:val="p"/>
+                </m:rPr>
+                <m:t>(</m:t>
+              </m:r>
+              <m:r>
+                <m:t>0</m:t>
+              </m:r>
+              <m:r>
+                <m:rPr>
+                  <m:sty m:val="p"/>
+                </m:rPr>
+                <m:t>)</m:t>
+              </m:r>
+              <m:r>
+                <m:rPr>
+                  <m:sty m:val="p"/>
+                </m:rPr>
+                <m:t>=</m:t>
+              </m:r>
+              <m:sSub>
+                <m:e>
+                  <m:r>
+                    <m:t>Y</m:t>
+                  </m:r>
+                </m:e>
+                <m:sub>
+                  <m:r>
+                    <m:t>i</m:t>
+                  </m:r>
+                </m:sub>
+              </m:sSub>
+              <m:r>
+                <m:rPr>
+                  <m:sty m:val="p"/>
+                </m:rPr>
+                <m:t>(</m:t>
+              </m:r>
+              <m:r>
+                <m:t>1</m:t>
+              </m:r>
+              <m:r>
+                <m:rPr>
+                  <m:sty m:val="p"/>
+                </m:rPr>
+                <m:t>)</m:t>
+              </m:r>
+              <m:r>
+                <m:rPr>
+                  <m:sty m:val="p"/>
+                </m:rPr>
+                <m:t>=</m:t>
+              </m:r>
+              <m:sSub>
+                <m:e>
+                  <m:r>
+                    <m:t>Y</m:t>
+                  </m:r>
+                </m:e>
+                <m:sub>
+                  <m:r>
+                    <m:t>i</m:t>
+                  </m:r>
+                </m:sub>
+              </m:sSub>
+            </m:oMath>
+            <w:r>
+              <w:t xml:space="preserve"> </w:t>
+            </w:r>
+            <w:r>
+              <w:t xml:space="preserve">for everyone here,</w:t>
+            </w:r>
+            <w:r>
+              <w:t xml:space="preserve"> </w:t>
+            </w:r>
+            <w:r>
+              <w:t xml:space="preserve">the crude risks are also the mean</w:t>
+            </w:r>
+            <w:r>
+              <w:t xml:space="preserve"> </w:t>
+            </w:r>
+            <w:hyperlink w:anchor="def-potential-outcomes">
+              <w:r>
+                <w:rPr>
+                  <w:rStyle w:val="Hyperlink"/>
+                </w:rPr>
+                <w:t xml:space="preserve">potential outcomes</w:t>
+              </w:r>
+            </w:hyperlink>
+            <w:r>
+              <w:t xml:space="preserve"> </w:t>
+            </w:r>
+            <w:r>
+              <w:t xml:space="preserve">under no coffee in each group:</w:t>
+            </w:r>
+            <w:r>
+              <w:t xml:space="preserve"> </w:t>
+            </w:r>
+            <m:oMath>
+              <m:r>
+                <m:rPr>
+                  <m:sty m:val="p"/>
+                </m:rPr>
+                <m:t>E</m:t>
+              </m:r>
+              <m:r>
+                <m:t>​</m:t>
+              </m:r>
+              <m:d>
+                <m:dPr>
+                  <m:begChr m:val="["/>
+                  <m:sepChr m:val=""/>
+                  <m:endChr m:val="]"/>
+                  <m:grow/>
+                </m:dPr>
+                <m:e>
+                  <m:r>
+                    <m:t>Y</m:t>
+                  </m:r>
+                  <m:r>
+                    <m:rPr>
+                      <m:sty m:val="p"/>
+                    </m:rPr>
+                    <m:t>(</m:t>
+                  </m:r>
+                  <m:r>
+                    <m:t>0</m:t>
+                  </m:r>
+                  <m:r>
+                    <m:rPr>
+                      <m:sty m:val="p"/>
+                    </m:rPr>
+                    <m:t>)</m:t>
+                  </m:r>
+                  <m:r>
+                    <m:rPr>
+                      <m:sty m:val="p"/>
+                    </m:rPr>
+                    <m:t>∣</m:t>
+                  </m:r>
+                  <m:r>
+                    <m:t>A</m:t>
+                  </m:r>
+                  <m:r>
+                    <m:rPr>
+                      <m:sty m:val="p"/>
+                    </m:rPr>
+                    <m:t>=</m:t>
+                  </m:r>
+                  <m:r>
+                    <m:t>1</m:t>
+                  </m:r>
+                </m:e>
+              </m:d>
+              <m:r>
+                <m:t>​</m:t>
+              </m:r>
+              <m:r>
+                <m:rPr>
+                  <m:sty m:val="p"/>
+                </m:rPr>
+                <m:t>=</m:t>
+              </m:r>
+              <m:r>
+                <m:t>0.055</m:t>
+              </m:r>
+              <m:r>
+                <m:rPr>
+                  <m:sty m:val="p"/>
+                </m:rPr>
+                <m:t>≠</m:t>
+              </m:r>
+              <m:r>
+                <m:t>0.025</m:t>
+              </m:r>
+              <m:r>
+                <m:rPr>
+                  <m:sty m:val="p"/>
+                </m:rPr>
+                <m:t>=</m:t>
+              </m:r>
+              <m:r>
+                <m:rPr>
+                  <m:sty m:val="p"/>
+                </m:rPr>
+                <m:t>E</m:t>
+              </m:r>
+              <m:r>
+                <m:t>​</m:t>
+              </m:r>
+              <m:d>
+                <m:dPr>
+                  <m:begChr m:val="["/>
+                  <m:sepChr m:val=""/>
+                  <m:endChr m:val="]"/>
+                  <m:grow/>
+                </m:dPr>
+                <m:e>
+                  <m:r>
+                    <m:t>Y</m:t>
+                  </m:r>
+                  <m:r>
+                    <m:rPr>
+                      <m:sty m:val="p"/>
+                    </m:rPr>
+                    <m:t>(</m:t>
+                  </m:r>
+                  <m:r>
+                    <m:t>0</m:t>
+                  </m:r>
+                  <m:r>
+                    <m:rPr>
+                      <m:sty m:val="p"/>
+                    </m:rPr>
+                    <m:t>)</m:t>
+                  </m:r>
+                  <m:r>
+                    <m:rPr>
+                      <m:sty m:val="p"/>
+                    </m:rPr>
+                    <m:t>∣</m:t>
+                  </m:r>
+                  <m:r>
+                    <m:t>A</m:t>
+                  </m:r>
+                  <m:r>
+                    <m:rPr>
+                      <m:sty m:val="p"/>
+                    </m:rPr>
+                    <m:t>=</m:t>
+                  </m:r>
+                  <m:r>
+                    <m:t>0</m:t>
+                  </m:r>
+                </m:e>
+              </m:d>
+              <m:r>
+                <m:t>​</m:t>
+              </m:r>
+            </m:oMath>
+            <w:r>
+              <w:t xml:space="preserve">.</w:t>
+            </w:r>
+            <w:r>
+              <w:t xml:space="preserve"> </w:t>
+            </w:r>
+            <w:r>
+              <w:t xml:space="preserve">So</w:t>
+            </w:r>
+            <w:r>
+              <w:t xml:space="preserve"> </w:t>
+            </w:r>
+            <m:oMath>
+              <m:r>
+                <m:t>A</m:t>
+              </m:r>
+              <m:box>
+                <m:boxPr>
+                  <m:opEmu m:val="on"/>
+                </m:boxPr>
+                <m:e>
+                  <m:r>
+                    <m:rPr>
+                      <m:sty m:val="p"/>
+                    </m:rPr>
+                    <m:t>⟂̸</m:t>
+                  </m:r>
+                </m:e>
+              </m:box>
+              <m:r>
+                <m:t>​</m:t>
+              </m:r>
+              <m:r>
+                <m:t>​</m:t>
+              </m:r>
+              <m:r>
+                <m:t>​</m:t>
+              </m:r>
+              <m:r>
+                <m:rPr>
+                  <m:sty m:val="p"/>
+                </m:rPr>
+                <m:t>⟂</m:t>
+              </m:r>
+              <m:r>
+                <m:t>Y</m:t>
+              </m:r>
+              <m:r>
+                <m:rPr>
+                  <m:sty m:val="p"/>
+                </m:rPr>
+                <m:t>(</m:t>
+              </m:r>
+              <m:r>
+                <m:t>0</m:t>
+              </m:r>
+              <m:r>
+                <m:rPr>
+                  <m:sty m:val="p"/>
+                </m:rPr>
+                <m:t>)</m:t>
+              </m:r>
+            </m:oMath>
+            <w:r>
+              <w:t xml:space="preserve">,</w:t>
+            </w:r>
+            <w:r>
+              <w:t xml:space="preserve"> </w:t>
+            </w:r>
+            <w:r>
+              <w:t xml:space="preserve">which is the failure of unconditional exchangeability</w:t>
+            </w:r>
+            <w:r>
+              <w:t xml:space="preserve"> </w:t>
+            </w:r>
+            <w:r>
+              <w:t xml:space="preserve">described in</w:t>
+            </w:r>
+            <w:r>
+              <w:t xml:space="preserve"> </w:t>
+            </w:r>
+            <w:hyperlink w:anchor="rem-confounding-potential-outcomes">
+              <w:r>
+                <w:rPr>
+                  <w:rStyle w:val="Hyperlink"/>
+                </w:rPr>
+                <w:t xml:space="preserve">Remark 9</w:t>
+              </w:r>
+            </w:hyperlink>
+            <w:r>
+              <w:t xml:space="preserve">.</w:t>
+            </w:r>
+            <w:r>
+              <w:t xml:space="preserve"> </w:t>
+            </w:r>
+            <w:r>
+              <w:t xml:space="preserve">Smoking</w:t>
+            </w:r>
+            <w:r>
+              <w:t xml:space="preserve"> </w:t>
+            </w:r>
+            <m:oMath>
+              <m:r>
+                <m:t>L</m:t>
+              </m:r>
+            </m:oMath>
+            <w:r>
+              <w:t xml:space="preserve"> </w:t>
+            </w:r>
+            <w:r>
+              <w:t xml:space="preserve">is a</w:t>
+            </w:r>
+            <w:r>
+              <w:t xml:space="preserve"> </w:t>
+            </w:r>
+            <w:hyperlink w:anchor="def-confounder">
+              <w:r>
+                <w:rPr>
+                  <w:rStyle w:val="Hyperlink"/>
+                </w:rPr>
+                <w:t xml:space="preserve">confounder</w:t>
+              </w:r>
+            </w:hyperlink>
+            <w:r>
+              <w:t xml:space="preserve">:</w:t>
+            </w:r>
+            <w:r>
+              <w:t xml:space="preserve"> </w:t>
+            </w:r>
+            <w:r>
+              <w:t xml:space="preserve">it is a common cause of</w:t>
+            </w:r>
+            <w:r>
+              <w:t xml:space="preserve"> </w:t>
+            </w:r>
+            <m:oMath>
+              <m:r>
+                <m:t>A</m:t>
+              </m:r>
+            </m:oMath>
+            <w:r>
+              <w:t xml:space="preserve"> </w:t>
+            </w:r>
+            <w:r>
+              <w:t xml:space="preserve">and</w:t>
+            </w:r>
+            <w:r>
+              <w:t xml:space="preserve"> </w:t>
+            </w:r>
+            <m:oMath>
+              <m:r>
+                <m:t>Y</m:t>
+              </m:r>
+            </m:oMath>
+            <w:r>
+              <w:t xml:space="preserve">.</w:t>
+            </w:r>
+          </w:p>
+          <w:bookmarkEnd w:id="73"/>
+          <w:p/>
+        </w:tc>
+      </w:tr>
+    </w:tbl>
+    <w:bookmarkEnd w:id="74"/>
+    <w:bookmarkStart w:id="75" w:name="sec-causal-obs-harder"/>
     <w:p>
       <w:pPr>
-        <w:pStyle w:val="BodyText"/>
+        <w:pStyle w:val="Heading2"/>
+      </w:pPr>
+      <w:r>
+        <w:t xml:space="preserve">6.2 Why observational studies are harder than randomized trials</w:t>
+      </w:r>
+    </w:p>
+    <w:p>
+      <w:pPr>
+        <w:pStyle w:val="FirstParagraph"/>
+      </w:pPr>
+      <w:r>
+        <w:t xml:space="preserve">In a</w:t>
+      </w:r>
+      <w:r>
+        <w:t xml:space="preserve"> </w:t>
+      </w:r>
+      <w:hyperlink w:anchor="sec-causal-rct">
+        <w:r>
+          <w:rPr>
+            <w:rStyle w:val="Hyperlink"/>
+          </w:rPr>
+          <w:t xml:space="preserve">randomized experiment</w:t>
+        </w:r>
+      </w:hyperlink>
+      <w:r>
+        <w:t xml:space="preserve">,</w:t>
+      </w:r>
+      <w:r>
+        <w:t xml:space="preserve"> </w:t>
+      </w:r>
+      <w:r>
+        <w:t xml:space="preserve">the investigator controls treatment assignment,</w:t>
+      </w:r>
+      <w:r>
+        <w:t xml:space="preserve"> </w:t>
+      </w:r>
+      <w:r>
+        <w:t xml:space="preserve">so the identification assumptions hold by design</w:t>
+      </w:r>
+      <w:r>
+        <w:t xml:space="preserve"> </w:t>
+      </w:r>
+      <w:r>
+        <w:t xml:space="preserve">(Hernán and Robins 2020, chap. 3)</w:t>
+      </w:r>
+      <w:r>
+        <w:t xml:space="preserve">:</w:t>
+      </w:r>
+    </w:p>
+    <w:p>
+      <w:pPr>
+        <w:pStyle w:val="Compact"/>
+        <w:numPr>
+          <w:ilvl w:val="0"/>
+          <w:numId w:val="1008"/>
+        </w:numPr>
+      </w:pPr>
+      <w:r>
+        <w:t xml:space="preserve">randomization makes the groups</w:t>
+      </w:r>
+      <w:r>
+        <w:t xml:space="preserve"> </w:t>
+      </w:r>
+      <w:hyperlink w:anchor="def-exchangeability">
+        <w:r>
+          <w:rPr>
+            <w:rStyle w:val="Hyperlink"/>
+          </w:rPr>
+          <w:t xml:space="preserve">exchangeable</w:t>
+        </w:r>
+      </w:hyperlink>
+      <w:r>
+        <w:t xml:space="preserve"> </w:t>
+      </w:r>
+      <w:r>
+        <w:t xml:space="preserve">without conditioning on any covariates (</w:t>
+      </w:r>
+      <w:hyperlink w:anchor="def-unconditional-exchangeability">
+        <w:r>
+          <w:rPr>
+            <w:rStyle w:val="Hyperlink"/>
+          </w:rPr>
+          <w:t xml:space="preserve">Definition 9</w:t>
+        </w:r>
+      </w:hyperlink>
+      <w:r>
+        <w:t xml:space="preserve">);</w:t>
+      </w:r>
+    </w:p>
+    <w:p>
+      <w:pPr>
+        <w:pStyle w:val="Compact"/>
+        <w:numPr>
+          <w:ilvl w:val="0"/>
+          <w:numId w:val="1008"/>
+        </w:numPr>
+      </w:pPr>
+      <w:r>
+        <w:t xml:space="preserve">the randomization probabilities are strictly between 0 and 1,</w:t>
+      </w:r>
+      <w:r>
+        <w:t xml:space="preserve"> </w:t>
+      </w:r>
+      <w:r>
+        <w:t xml:space="preserve">so</w:t>
+      </w:r>
+      <w:r>
+        <w:t xml:space="preserve"> </w:t>
+      </w:r>
+      <w:hyperlink w:anchor="def-positivity">
+        <w:r>
+          <w:rPr>
+            <w:rStyle w:val="Hyperlink"/>
+          </w:rPr>
+          <w:t xml:space="preserve">positivity</w:t>
+        </w:r>
+      </w:hyperlink>
+      <w:r>
+        <w:t xml:space="preserve"> </w:t>
+      </w:r>
+      <w:r>
+        <w:t xml:space="preserve">holds;</w:t>
+      </w:r>
+    </w:p>
+    <w:p>
+      <w:pPr>
+        <w:pStyle w:val="Compact"/>
+        <w:numPr>
+          <w:ilvl w:val="0"/>
+          <w:numId w:val="1008"/>
+        </w:numPr>
+      </w:pPr>
+      <w:r>
+        <w:t xml:space="preserve">the protocol specifies the treatment,</w:t>
+      </w:r>
+      <w:r>
+        <w:t xml:space="preserve"> </w:t>
+      </w:r>
+      <w:r>
+        <w:t xml:space="preserve">which supports</w:t>
+      </w:r>
+      <w:r>
+        <w:t xml:space="preserve"> </w:t>
+      </w:r>
+      <w:hyperlink w:anchor="def-consistency">
+        <w:r>
+          <w:rPr>
+            <w:rStyle w:val="Hyperlink"/>
+          </w:rPr>
+          <w:t xml:space="preserve">consistency</w:t>
+        </w:r>
+      </w:hyperlink>
+      <w:r>
+        <w:t xml:space="preserve">.</w:t>
+      </w:r>
+    </w:p>
+    <w:p>
+      <w:pPr>
+        <w:pStyle w:val="FirstParagraph"/>
+      </w:pPr>
+      <w:r>
+        <w:t xml:space="preserve">In an observational study,</w:t>
+      </w:r>
+      <w:r>
+        <w:t xml:space="preserve"> </w:t>
+      </w:r>
+      <w:r>
+        <w:t xml:space="preserve">none of these assumptions is guaranteed by design</w:t>
+      </w:r>
+      <w:r>
+        <w:t xml:space="preserve"> </w:t>
+      </w:r>
+      <w:r>
+        <w:t xml:space="preserve">(Hernán and Robins 2020, chap. 3)</w:t>
+      </w:r>
+      <w:r>
+        <w:t xml:space="preserve">:</w:t>
+      </w:r>
+    </w:p>
+    <w:p>
+      <w:pPr>
+        <w:pStyle w:val="Compact"/>
+        <w:numPr>
+          <w:ilvl w:val="0"/>
+          <w:numId w:val="1009"/>
+        </w:numPr>
+      </w:pPr>
+      <w:r>
+        <w:t xml:space="preserve">exchangeability (</w:t>
+      </w:r>
+      <w:hyperlink w:anchor="def-exchangeability">
+        <w:r>
+          <w:rPr>
+            <w:rStyle w:val="Hyperlink"/>
+          </w:rPr>
+          <w:t xml:space="preserve">Definition 8</w:t>
+        </w:r>
+      </w:hyperlink>
+      <w:r>
+        <w:t xml:space="preserve">) can hold at best conditionally on measured covariates</w:t>
+      </w:r>
+      <w:r>
+        <w:t xml:space="preserve"> </w:t>
+      </w:r>
+      <m:oMath>
+        <m:acc>
+          <m:accPr>
+            <m:chr m:val="̃"/>
+          </m:accPr>
+          <m:e>
+            <m:r>
+              <m:t>L</m:t>
+            </m:r>
+          </m:e>
+        </m:acc>
+      </m:oMath>
+      <w:r>
+        <w:t xml:space="preserve">,</w:t>
+      </w:r>
+      <w:r>
+        <w:t xml:space="preserve"> </w:t>
+      </w:r>
+      <w:r>
+        <w:t xml:space="preserve">so we must measure and adjust for a sufficient set of confounders,</w:t>
+      </w:r>
+      <w:r>
+        <w:t xml:space="preserve"> </w:t>
+      </w:r>
+      <w:r>
+        <w:t xml:space="preserve">and we cannot check from the data that no confounder is missing;</w:t>
+      </w:r>
+    </w:p>
+    <w:p>
+      <w:pPr>
+        <w:pStyle w:val="Compact"/>
+        <w:numPr>
+          <w:ilvl w:val="0"/>
+          <w:numId w:val="1009"/>
+        </w:numPr>
+      </w:pPr>
+      <w:r>
+        <w:t xml:space="preserve">positivity (</w:t>
+      </w:r>
+      <w:hyperlink w:anchor="def-positivity">
+        <w:r>
+          <w:rPr>
+            <w:rStyle w:val="Hyperlink"/>
+          </w:rPr>
+          <w:t xml:space="preserve">Definition 10</w:t>
+        </w:r>
+      </w:hyperlink>
+      <w:r>
+        <w:t xml:space="preserve">) can fail</w:t>
+      </w:r>
+      <w:r>
+        <w:t xml:space="preserve"> </w:t>
+      </w:r>
+      <w:r>
+        <w:t xml:space="preserve">when some covariate patterns, such as the most severe patients, are always (or never) treated;</w:t>
+      </w:r>
+    </w:p>
+    <w:p>
+      <w:pPr>
+        <w:pStyle w:val="Compact"/>
+        <w:numPr>
+          <w:ilvl w:val="0"/>
+          <w:numId w:val="1009"/>
+        </w:numPr>
+      </w:pPr>
+      <w:r>
+        <w:t xml:space="preserve">consistency (</w:t>
+      </w:r>
+      <w:hyperlink w:anchor="def-consistency">
+        <w:r>
+          <w:rPr>
+            <w:rStyle w:val="Hyperlink"/>
+          </w:rPr>
+          <w:t xml:space="preserve">Definition 7</w:t>
+        </w:r>
+      </w:hyperlink>
+      <w:r>
+        <w:t xml:space="preserve">) requires a well-defined treatment,</w:t>
+      </w:r>
+      <w:r>
+        <w:t xml:space="preserve"> </w:t>
+      </w:r>
+      <w:r>
+        <w:t xml:space="preserve">which is harder to ensure when</w:t>
+      </w:r>
+      <w:r>
+        <w:t xml:space="preserve"> </w:t>
+      </w:r>
+      <w:r>
+        <w:t xml:space="preserve">“treatment”</w:t>
+      </w:r>
+      <w:r>
+        <w:t xml:space="preserve"> </w:t>
+      </w:r>
+      <w:r>
+        <w:t xml:space="preserve">is a self-chosen exposure,</w:t>
+      </w:r>
+      <w:r>
+        <w:t xml:space="preserve"> </w:t>
+      </w:r>
+      <w:r>
+        <w:t xml:space="preserve">such as</w:t>
+      </w:r>
+      <w:r>
+        <w:t xml:space="preserve"> </w:t>
+      </w:r>
+      <w:r>
+        <w:t xml:space="preserve">“drinks coffee”</w:t>
+      </w:r>
+      <w:r>
+        <w:t xml:space="preserve"> </w:t>
+      </w:r>
+      <w:r>
+        <w:t xml:space="preserve">in</w:t>
+      </w:r>
+      <w:r>
+        <w:t xml:space="preserve"> </w:t>
+      </w:r>
+      <w:hyperlink w:anchor="exm-confounding-coffee">
+        <w:r>
+          <w:rPr>
+            <w:rStyle w:val="Hyperlink"/>
+          </w:rPr>
+          <w:t xml:space="preserve">Example 8</w:t>
+        </w:r>
+      </w:hyperlink>
+      <w:r>
+        <w:t xml:space="preserve">,</w:t>
+      </w:r>
+      <w:r>
+        <w:t xml:space="preserve"> </w:t>
+      </w:r>
+      <w:r>
+        <w:t xml:space="preserve">that people can take up in many different ways.</w:t>
+      </w:r>
+    </w:p>
+    <w:p>
+      <w:pPr>
+        <w:pStyle w:val="FirstParagraph"/>
       </w:pPr>
       <w:hyperlink w:anchor="sec-pred-sel-dag">
         <w:r>
@@ -14153,7 +18335,37 @@
         <w:t xml:space="preserve"> </w:t>
       </w:r>
       <w:r>
-        <w:t xml:space="preserve">provide a formal graphical tool</w:t>
+        <w:t xml:space="preserve">help with the first of these difficulties,</w:t>
+      </w:r>
+      <w:r>
+        <w:t xml:space="preserve"> </w:t>
+      </w:r>
+      <w:r>
+        <w:t xml:space="preserve">by showing which covariates must be in</w:t>
+      </w:r>
+      <w:r>
+        <w:t xml:space="preserve"> </w:t>
+      </w:r>
+      <m:oMath>
+        <m:acc>
+          <m:accPr>
+            <m:chr m:val="̃"/>
+          </m:accPr>
+          <m:e>
+            <m:r>
+              <m:t>L</m:t>
+            </m:r>
+          </m:e>
+        </m:acc>
+      </m:oMath>
+      <w:r>
+        <w:t xml:space="preserve">.</w:t>
+      </w:r>
+      <w:r>
+        <w:t xml:space="preserve"> </w:t>
+      </w:r>
+      <w:r>
+        <w:t xml:space="preserve">More generally, DAGs provide a formal graphical tool</w:t>
       </w:r>
       <w:r>
         <w:t xml:space="preserve"> </w:t>
@@ -14216,14 +18428,14 @@
         <w:t xml:space="preserve">and sufficient adjustment sets.</w:t>
       </w:r>
     </w:p>
-    <w:bookmarkEnd w:id="72"/>
-    <w:bookmarkStart w:id="73" w:name="sec-pred-sel-dag"/>
+    <w:bookmarkEnd w:id="75"/>
+    <w:bookmarkStart w:id="76" w:name="sec-pred-sel-dag"/>
     <w:p>
       <w:pPr>
         <w:pStyle w:val="Heading2"/>
       </w:pPr>
       <w:r>
-        <w:t xml:space="preserve">6.2 Directed Acyclic Graphs (DAGs)</w:t>
+        <w:t xml:space="preserve">6.3 Directed Acyclic Graphs (DAGs)</w:t>
       </w:r>
     </w:p>
     <w:p>
@@ -14269,7 +18481,7 @@
         <w:pStyle w:val="Compact"/>
         <w:numPr>
           <w:ilvl w:val="0"/>
-          <w:numId w:val="1008"/>
+          <w:numId w:val="1010"/>
         </w:numPr>
       </w:pPr>
       <w:r>
@@ -14291,7 +18503,7 @@
         <w:pStyle w:val="Compact"/>
         <w:numPr>
           <w:ilvl w:val="0"/>
-          <w:numId w:val="1008"/>
+          <w:numId w:val="1010"/>
         </w:numPr>
       </w:pPr>
       <w:r>
@@ -14313,7 +18525,7 @@
         <w:pStyle w:val="Compact"/>
         <w:numPr>
           <w:ilvl w:val="0"/>
-          <w:numId w:val="1008"/>
+          <w:numId w:val="1010"/>
         </w:numPr>
       </w:pPr>
       <w:r>
@@ -14352,7 +18564,7 @@
         <w:pStyle w:val="Compact"/>
         <w:numPr>
           <w:ilvl w:val="0"/>
-          <w:numId w:val="1009"/>
+          <w:numId w:val="1011"/>
         </w:numPr>
       </w:pPr>
       <w:r>
@@ -14383,7 +18595,7 @@
         <w:pStyle w:val="Compact"/>
         <w:numPr>
           <w:ilvl w:val="0"/>
-          <w:numId w:val="1009"/>
+          <w:numId w:val="1011"/>
         </w:numPr>
       </w:pPr>
       <w:r>
@@ -14436,7 +18648,7 @@
         <w:pStyle w:val="Compact"/>
         <w:numPr>
           <w:ilvl w:val="0"/>
-          <w:numId w:val="1009"/>
+          <w:numId w:val="1011"/>
         </w:numPr>
       </w:pPr>
       <w:r>
@@ -14484,14 +18696,14 @@
         <w:t xml:space="preserve">(adjusting for a collider opens a non-causal path).</w:t>
       </w:r>
     </w:p>
-    <w:bookmarkEnd w:id="73"/>
-    <w:bookmarkStart w:id="83" w:name="sec-pred-sel-dag-concepts"/>
+    <w:bookmarkEnd w:id="76"/>
+    <w:bookmarkStart w:id="86" w:name="sec-pred-sel-dag-concepts"/>
     <w:p>
       <w:pPr>
         <w:pStyle w:val="Heading2"/>
       </w:pPr>
       <w:r>
-        <w:t xml:space="preserve">6.3 Key concepts from DAG theory</w:t>
+        <w:t xml:space="preserve">6.4 Key concepts from DAG theory</w:t>
       </w:r>
     </w:p>
     <w:tbl>
@@ -14528,7 +18740,7 @@
               <w:spacing w:before="16" w:after="64"/>
             </w:pPr>
           </w:p>
-          <w:bookmarkStart w:id="74" w:name="def-confounder"/>
+          <w:bookmarkStart w:id="77" w:name="def-confounder"/>
           <w:p>
             <w:pPr>
               <w:pStyle w:val="BodyText"/>
@@ -14579,7 +18791,7 @@
             <w:r>
               <w:t xml:space="preserve"> </w:t>
             </w:r>
-            <w:hyperlink r:id="rId21">
+            <w:hyperlink r:id="rId22">
               <w:r>
                 <w:rPr>
                   <w:rStyle w:val="Hyperlink"/>
@@ -14641,7 +18853,7 @@
               <w:t xml:space="preserve">.</w:t>
             </w:r>
           </w:p>
-          <w:bookmarkEnd w:id="74"/>
+          <w:bookmarkEnd w:id="77"/>
         </w:tc>
       </w:tr>
     </w:tbl>
@@ -14679,7 +18891,7 @@
               <w:spacing w:before="16" w:after="64"/>
             </w:pPr>
           </w:p>
-          <w:bookmarkStart w:id="75" w:name="rem-confounder-vs-mediator"/>
+          <w:bookmarkStart w:id="78" w:name="rem-confounder-vs-mediator"/>
           <w:p>
             <w:pPr>
               <w:pStyle w:val="BodyText"/>
@@ -14816,7 +19028,7 @@
               <w:t xml:space="preserve">bias.</w:t>
             </w:r>
           </w:p>
-          <w:bookmarkEnd w:id="75"/>
+          <w:bookmarkEnd w:id="78"/>
         </w:tc>
       </w:tr>
     </w:tbl>
@@ -14854,7 +19066,7 @@
               <w:spacing w:before="16" w:after="64"/>
             </w:pPr>
           </w:p>
-          <w:bookmarkStart w:id="76" w:name="def-mediator"/>
+          <w:bookmarkStart w:id="79" w:name="def-mediator"/>
           <w:p>
             <w:pPr>
               <w:pStyle w:val="BodyText"/>
@@ -14961,7 +19173,7 @@
               </m:oMath>
             </m:oMathPara>
           </w:p>
-          <w:bookmarkEnd w:id="76"/>
+          <w:bookmarkEnd w:id="79"/>
         </w:tc>
       </w:tr>
     </w:tbl>
@@ -14999,7 +19211,7 @@
               <w:spacing w:before="16" w:after="64"/>
             </w:pPr>
           </w:p>
-          <w:bookmarkStart w:id="77" w:name="rem-mediator-adjustment"/>
+          <w:bookmarkStart w:id="80" w:name="rem-mediator-adjustment"/>
           <w:p>
             <w:pPr>
               <w:pStyle w:val="BodyText"/>
@@ -15129,7 +19341,7 @@
               <w:pStyle w:val="Compact"/>
               <w:numPr>
                 <w:ilvl w:val="0"/>
-                <w:numId w:val="1010"/>
+                <w:numId w:val="1012"/>
               </w:numPr>
             </w:pPr>
             <w:r>
@@ -15215,7 +19427,7 @@
               <w:pStyle w:val="Compact"/>
               <w:numPr>
                 <w:ilvl w:val="0"/>
-                <w:numId w:val="1010"/>
+                <w:numId w:val="1012"/>
               </w:numPr>
             </w:pPr>
             <w:r>
@@ -15294,7 +19506,7 @@
               <w:t xml:space="preserve">.</w:t>
             </w:r>
           </w:p>
-          <w:bookmarkEnd w:id="77"/>
+          <w:bookmarkEnd w:id="80"/>
         </w:tc>
       </w:tr>
     </w:tbl>
@@ -15332,7 +19544,7 @@
               <w:spacing w:before="16" w:after="64"/>
             </w:pPr>
           </w:p>
-          <w:bookmarkStart w:id="78" w:name="def-collider"/>
+          <w:bookmarkStart w:id="81" w:name="def-collider"/>
           <w:p>
             <w:pPr>
               <w:pStyle w:val="BodyText"/>
@@ -15419,471 +19631,6 @@
                 </m:r>
               </m:oMath>
             </m:oMathPara>
-          </w:p>
-          <w:bookmarkEnd w:id="78"/>
-        </w:tc>
-      </w:tr>
-    </w:tbl>
-    <w:tbl>
-      <w:tblPr>
-        <w:tblStyle w:val="Table"/>
-        <w:tblInd w:w="164" w:type="dxa"/>
-        <w:tblBorders>
-          <w:left w:val="single" w:sz="24" w:space="0" w:color="909090"/>
-        </w:tblBorders>
-        <w:tblCellMar>
-          <w:left w:w="0" w:type="dxa"/>
-          <w:right w:w="0" w:type="dxa"/>
-        </w:tblCellMar>
-        <w:tblLook w:firstRow="0" w:lastRow="0" w:firstColumn="0" w:lastColumn="0" w:noHBand="0" w:noVBand="0" w:val="0000"/>
-      </w:tblPr>
-      <w:tblGrid>
-        <w:gridCol w:w="7920"/>
-      </w:tblGrid>
-      <w:tr>
-        <w:trPr>
-          <w:cantSplit/>
-        </w:trPr>
-        <w:tc>
-          <w:tcPr>
-            <w:tcMar>
-              <w:left w:w="144" w:type="dxa"/>
-            </w:tcMar>
-          </w:tcPr>
-          <w:p>
-            <w:pPr>
-              <w:pStyle w:val="FirstParagraph"/>
-            </w:pPr>
-            <w:pPr>
-              <w:spacing w:before="16" w:after="64"/>
-            </w:pPr>
-          </w:p>
-          <w:bookmarkStart w:id="79" w:name="rem-collider-adjustment"/>
-          <w:p>
-            <w:pPr>
-              <w:pStyle w:val="BodyText"/>
-            </w:pPr>
-            <w:r>
-              <w:rPr>
-                <w:i/>
-                <w:iCs/>
-              </w:rPr>
-              <w:t xml:space="preserve">Remark 12</w:t>
-            </w:r>
-            <w:r>
-              <w:t xml:space="preserve"> (Adjusting for a collider). </w:t>
-            </w:r>
-            <w:r>
-              <w:t xml:space="preserve">Adjusting for a collider opens a non-causal (</w:t>
-            </w:r>
-            <w:hyperlink w:anchor="def-backdoor-criterion">
-              <w:r>
-                <w:rPr>
-                  <w:rStyle w:val="Hyperlink"/>
-                </w:rPr>
-                <w:t xml:space="preserve">backdoor</w:t>
-              </w:r>
-            </w:hyperlink>
-            <w:r>
-              <w:t xml:space="preserve">) path</w:t>
-            </w:r>
-            <w:r>
-              <w:t xml:space="preserve"> </w:t>
-            </w:r>
-            <w:r>
-              <w:t xml:space="preserve">between</w:t>
-            </w:r>
-            <w:r>
-              <w:t xml:space="preserve"> </w:t>
-            </w:r>
-            <m:oMath>
-              <m:r>
-                <m:t>X</m:t>
-              </m:r>
-            </m:oMath>
-            <w:r>
-              <w:t xml:space="preserve"> </w:t>
-            </w:r>
-            <w:r>
-              <w:t xml:space="preserve">and</w:t>
-            </w:r>
-            <w:r>
-              <w:t xml:space="preserve"> </w:t>
-            </w:r>
-            <m:oMath>
-              <m:r>
-                <m:t>Y</m:t>
-              </m:r>
-            </m:oMath>
-            <w:r>
-              <w:t xml:space="preserve">.</w:t>
-            </w:r>
-          </w:p>
-          <w:bookmarkEnd w:id="79"/>
-        </w:tc>
-      </w:tr>
-    </w:tbl>
-    <w:tbl>
-      <w:tblPr>
-        <w:tblStyle w:val="Table"/>
-        <w:tblInd w:w="164" w:type="dxa"/>
-        <w:tblBorders>
-          <w:left w:val="single" w:sz="24" w:space="0" w:color="909090"/>
-        </w:tblBorders>
-        <w:tblCellMar>
-          <w:left w:w="0" w:type="dxa"/>
-          <w:right w:w="0" w:type="dxa"/>
-        </w:tblCellMar>
-        <w:tblLook w:firstRow="0" w:lastRow="0" w:firstColumn="0" w:lastColumn="0" w:noHBand="0" w:noVBand="0" w:val="0000"/>
-      </w:tblPr>
-      <w:tblGrid>
-        <w:gridCol w:w="7920"/>
-      </w:tblGrid>
-      <w:tr>
-        <w:trPr>
-          <w:cantSplit/>
-        </w:trPr>
-        <w:tc>
-          <w:tcPr>
-            <w:tcMar>
-              <w:left w:w="144" w:type="dxa"/>
-            </w:tcMar>
-          </w:tcPr>
-          <w:p>
-            <w:pPr>
-              <w:pStyle w:val="BodyText"/>
-            </w:pPr>
-            <w:pPr>
-              <w:spacing w:before="16" w:after="64"/>
-            </w:pPr>
-          </w:p>
-          <w:bookmarkStart w:id="80" w:name="def-collider-bias"/>
-          <w:p>
-            <w:pPr>
-              <w:pStyle w:val="BodyText"/>
-            </w:pPr>
-            <w:r>
-              <w:rPr>
-                <w:b/>
-                <w:bCs/>
-              </w:rPr>
-              <w:t xml:space="preserve">Definition 16 (Collider bias)</w:t>
-            </w:r>
-            <w:r>
-              <w:t xml:space="preserve"> </w:t>
-            </w:r>
-            <w:r>
-              <w:t xml:space="preserve">Adjusting for a collider (</w:t>
-            </w:r>
-            <w:hyperlink w:anchor="def-collider">
-              <w:r>
-                <w:rPr>
-                  <w:rStyle w:val="Hyperlink"/>
-                </w:rPr>
-                <w:t xml:space="preserve">Definition 15</w:t>
-              </w:r>
-            </w:hyperlink>
-            <w:r>
-              <w:t xml:space="preserve">) introduces</w:t>
-            </w:r>
-            <w:r>
-              <w:t xml:space="preserve"> </w:t>
-            </w:r>
-            <w:r>
-              <w:rPr>
-                <w:b/>
-                <w:bCs/>
-              </w:rPr>
-              <w:t xml:space="preserve">collider bias</w:t>
-            </w:r>
-            <w:r>
-              <w:t xml:space="preserve">:</w:t>
-            </w:r>
-            <w:r>
-              <w:t xml:space="preserve"> </w:t>
-            </w:r>
-            <w:r>
-              <w:t xml:space="preserve">the bias from the non-causal path that the adjustment opens between</w:t>
-            </w:r>
-            <w:r>
-              <w:t xml:space="preserve"> </w:t>
-            </w:r>
-            <m:oMath>
-              <m:r>
-                <m:t>X</m:t>
-              </m:r>
-            </m:oMath>
-            <w:r>
-              <w:t xml:space="preserve"> </w:t>
-            </w:r>
-            <w:r>
-              <w:t xml:space="preserve">and</w:t>
-            </w:r>
-            <w:r>
-              <w:t xml:space="preserve"> </w:t>
-            </w:r>
-            <m:oMath>
-              <m:r>
-                <m:t>Y</m:t>
-              </m:r>
-            </m:oMath>
-            <w:r>
-              <w:t xml:space="preserve">.</w:t>
-            </w:r>
-          </w:p>
-          <w:bookmarkEnd w:id="80"/>
-        </w:tc>
-      </w:tr>
-    </w:tbl>
-    <w:tbl>
-      <w:tblPr>
-        <w:tblStyle w:val="Table"/>
-        <w:tblInd w:w="164" w:type="dxa"/>
-        <w:tblBorders>
-          <w:left w:val="single" w:sz="24" w:space="0" w:color="909090"/>
-        </w:tblBorders>
-        <w:tblCellMar>
-          <w:left w:w="0" w:type="dxa"/>
-          <w:right w:w="0" w:type="dxa"/>
-        </w:tblCellMar>
-        <w:tblLook w:firstRow="0" w:lastRow="0" w:firstColumn="0" w:lastColumn="0" w:noHBand="0" w:noVBand="0" w:val="0000"/>
-      </w:tblPr>
-      <w:tblGrid>
-        <w:gridCol w:w="7920"/>
-      </w:tblGrid>
-      <w:tr>
-        <w:trPr>
-          <w:cantSplit/>
-        </w:trPr>
-        <w:tc>
-          <w:tcPr>
-            <w:tcMar>
-              <w:left w:w="144" w:type="dxa"/>
-            </w:tcMar>
-          </w:tcPr>
-          <w:p>
-            <w:pPr>
-              <w:pStyle w:val="BodyText"/>
-            </w:pPr>
-            <w:pPr>
-              <w:spacing w:before="16" w:after="64"/>
-            </w:pPr>
-          </w:p>
-          <w:bookmarkStart w:id="81" w:name="def-backdoor-criterion"/>
-          <w:p>
-            <w:pPr>
-              <w:pStyle w:val="BodyText"/>
-            </w:pPr>
-            <w:r>
-              <w:rPr>
-                <w:b/>
-                <w:bCs/>
-              </w:rPr>
-              <w:t xml:space="preserve">Definition 17 (Backdoor criterion)</w:t>
-            </w:r>
-            <w:r>
-              <w:t xml:space="preserve"> </w:t>
-            </w:r>
-            <w:r>
-              <w:t xml:space="preserve">A set of variables</w:t>
-            </w:r>
-            <w:r>
-              <w:t xml:space="preserve"> </w:t>
-            </w:r>
-            <m:oMath>
-              <m:acc>
-                <m:accPr>
-                  <m:chr m:val="̃"/>
-                </m:accPr>
-                <m:e>
-                  <m:r>
-                    <m:t>L</m:t>
-                  </m:r>
-                </m:e>
-              </m:acc>
-            </m:oMath>
-            <w:r>
-              <w:t xml:space="preserve"> </w:t>
-            </w:r>
-            <w:r>
-              <w:t xml:space="preserve">satisfies the</w:t>
-            </w:r>
-            <w:r>
-              <w:t xml:space="preserve"> </w:t>
-            </w:r>
-            <w:r>
-              <w:rPr>
-                <w:b/>
-                <w:bCs/>
-              </w:rPr>
-              <w:t xml:space="preserve">backdoor criterion</w:t>
-            </w:r>
-            <w:r>
-              <w:t xml:space="preserve"> </w:t>
-            </w:r>
-            <w:r>
-              <w:t xml:space="preserve">with respect to the ordered pair</w:t>
-            </w:r>
-            <w:r>
-              <w:t xml:space="preserve"> </w:t>
-            </w:r>
-            <m:oMath>
-              <m:r>
-                <m:rPr>
-                  <m:sty m:val="p"/>
-                </m:rPr>
-                <m:t>(</m:t>
-              </m:r>
-              <m:r>
-                <m:t>A</m:t>
-              </m:r>
-              <m:r>
-                <m:rPr>
-                  <m:sty m:val="p"/>
-                </m:rPr>
-                <m:t>,</m:t>
-              </m:r>
-              <m:r>
-                <m:t>Y</m:t>
-              </m:r>
-              <m:r>
-                <m:rPr>
-                  <m:sty m:val="p"/>
-                </m:rPr>
-                <m:t>)</m:t>
-              </m:r>
-            </m:oMath>
-            <w:r>
-              <w:t xml:space="preserve"> </w:t>
-            </w:r>
-            <w:r>
-              <w:t xml:space="preserve">in a DAG if:</w:t>
-            </w:r>
-          </w:p>
-          <w:p>
-            <w:pPr>
-              <w:pStyle w:val="Compact"/>
-              <w:numPr>
-                <w:ilvl w:val="0"/>
-                <w:numId w:val="1011"/>
-              </w:numPr>
-            </w:pPr>
-            <w:r>
-              <w:t xml:space="preserve">No variable in</w:t>
-            </w:r>
-            <w:r>
-              <w:t xml:space="preserve"> </w:t>
-            </w:r>
-            <m:oMath>
-              <m:acc>
-                <m:accPr>
-                  <m:chr m:val="̃"/>
-                </m:accPr>
-                <m:e>
-                  <m:r>
-                    <m:t>L</m:t>
-                  </m:r>
-                </m:e>
-              </m:acc>
-            </m:oMath>
-            <w:r>
-              <w:t xml:space="preserve"> </w:t>
-            </w:r>
-            <w:r>
-              <w:t xml:space="preserve">is a descendant of</w:t>
-            </w:r>
-            <w:r>
-              <w:t xml:space="preserve"> </w:t>
-            </w:r>
-            <m:oMath>
-              <m:r>
-                <m:t>A</m:t>
-              </m:r>
-            </m:oMath>
-            <w:r>
-              <w:t xml:space="preserve">.</w:t>
-            </w:r>
-          </w:p>
-          <w:p>
-            <w:pPr>
-              <w:pStyle w:val="Compact"/>
-              <w:numPr>
-                <w:ilvl w:val="0"/>
-                <w:numId w:val="1011"/>
-              </w:numPr>
-            </w:pPr>
-            <m:oMath>
-              <m:acc>
-                <m:accPr>
-                  <m:chr m:val="̃"/>
-                </m:accPr>
-                <m:e>
-                  <m:r>
-                    <m:t>L</m:t>
-                  </m:r>
-                </m:e>
-              </m:acc>
-            </m:oMath>
-            <w:r>
-              <w:t xml:space="preserve"> </w:t>
-            </w:r>
-            <w:r>
-              <w:t xml:space="preserve">blocks every path between</w:t>
-            </w:r>
-            <w:r>
-              <w:t xml:space="preserve"> </w:t>
-            </w:r>
-            <m:oMath>
-              <m:r>
-                <m:t>A</m:t>
-              </m:r>
-            </m:oMath>
-            <w:r>
-              <w:t xml:space="preserve"> </w:t>
-            </w:r>
-            <w:r>
-              <w:t xml:space="preserve">and</w:t>
-            </w:r>
-            <w:r>
-              <w:t xml:space="preserve"> </w:t>
-            </w:r>
-            <m:oMath>
-              <m:r>
-                <m:t>Y</m:t>
-              </m:r>
-            </m:oMath>
-            <w:r>
-              <w:t xml:space="preserve"> </w:t>
-            </w:r>
-            <w:r>
-              <w:t xml:space="preserve">that has an arrow into</w:t>
-            </w:r>
-            <w:r>
-              <w:t xml:space="preserve"> </w:t>
-            </w:r>
-            <m:oMath>
-              <m:r>
-                <m:t>A</m:t>
-              </m:r>
-            </m:oMath>
-            <w:r>
-              <w:t xml:space="preserve"> </w:t>
-            </w:r>
-            <w:r>
-              <w:t xml:space="preserve">(a</w:t>
-            </w:r>
-            <w:r>
-              <w:t xml:space="preserve"> </w:t>
-            </w:r>
-            <w:r>
-              <w:t xml:space="preserve">“backdoor”</w:t>
-            </w:r>
-            <w:r>
-              <w:t xml:space="preserve"> </w:t>
-            </w:r>
-            <w:r>
-              <w:t xml:space="preserve">path).</w:t>
-            </w:r>
           </w:p>
           <w:bookmarkEnd w:id="81"/>
         </w:tc>
@@ -15923,7 +19670,472 @@
               <w:spacing w:before="16" w:after="64"/>
             </w:pPr>
           </w:p>
-          <w:bookmarkStart w:id="82" w:name="rem-backdoor-adjustment"/>
+          <w:bookmarkStart w:id="82" w:name="rem-collider-adjustment"/>
+          <w:p>
+            <w:pPr>
+              <w:pStyle w:val="BodyText"/>
+            </w:pPr>
+            <w:r>
+              <w:rPr>
+                <w:i/>
+                <w:iCs/>
+              </w:rPr>
+              <w:t xml:space="preserve">Remark 12</w:t>
+            </w:r>
+            <w:r>
+              <w:t xml:space="preserve"> (Adjusting for a collider). </w:t>
+            </w:r>
+            <w:r>
+              <w:t xml:space="preserve">Adjusting for a collider opens a non-causal (</w:t>
+            </w:r>
+            <w:hyperlink w:anchor="def-backdoor-criterion">
+              <w:r>
+                <w:rPr>
+                  <w:rStyle w:val="Hyperlink"/>
+                </w:rPr>
+                <w:t xml:space="preserve">backdoor</w:t>
+              </w:r>
+            </w:hyperlink>
+            <w:r>
+              <w:t xml:space="preserve">) path</w:t>
+            </w:r>
+            <w:r>
+              <w:t xml:space="preserve"> </w:t>
+            </w:r>
+            <w:r>
+              <w:t xml:space="preserve">between</w:t>
+            </w:r>
+            <w:r>
+              <w:t xml:space="preserve"> </w:t>
+            </w:r>
+            <m:oMath>
+              <m:r>
+                <m:t>X</m:t>
+              </m:r>
+            </m:oMath>
+            <w:r>
+              <w:t xml:space="preserve"> </w:t>
+            </w:r>
+            <w:r>
+              <w:t xml:space="preserve">and</w:t>
+            </w:r>
+            <w:r>
+              <w:t xml:space="preserve"> </w:t>
+            </w:r>
+            <m:oMath>
+              <m:r>
+                <m:t>Y</m:t>
+              </m:r>
+            </m:oMath>
+            <w:r>
+              <w:t xml:space="preserve">.</w:t>
+            </w:r>
+          </w:p>
+          <w:bookmarkEnd w:id="82"/>
+        </w:tc>
+      </w:tr>
+    </w:tbl>
+    <w:tbl>
+      <w:tblPr>
+        <w:tblStyle w:val="Table"/>
+        <w:tblInd w:w="164" w:type="dxa"/>
+        <w:tblBorders>
+          <w:left w:val="single" w:sz="24" w:space="0" w:color="909090"/>
+        </w:tblBorders>
+        <w:tblCellMar>
+          <w:left w:w="0" w:type="dxa"/>
+          <w:right w:w="0" w:type="dxa"/>
+        </w:tblCellMar>
+        <w:tblLook w:firstRow="0" w:lastRow="0" w:firstColumn="0" w:lastColumn="0" w:noHBand="0" w:noVBand="0" w:val="0000"/>
+      </w:tblPr>
+      <w:tblGrid>
+        <w:gridCol w:w="7920"/>
+      </w:tblGrid>
+      <w:tr>
+        <w:trPr>
+          <w:cantSplit/>
+        </w:trPr>
+        <w:tc>
+          <w:tcPr>
+            <w:tcMar>
+              <w:left w:w="144" w:type="dxa"/>
+            </w:tcMar>
+          </w:tcPr>
+          <w:p>
+            <w:pPr>
+              <w:pStyle w:val="BodyText"/>
+            </w:pPr>
+            <w:pPr>
+              <w:spacing w:before="16" w:after="64"/>
+            </w:pPr>
+          </w:p>
+          <w:bookmarkStart w:id="83" w:name="def-collider-bias"/>
+          <w:p>
+            <w:pPr>
+              <w:pStyle w:val="BodyText"/>
+            </w:pPr>
+            <w:r>
+              <w:rPr>
+                <w:b/>
+                <w:bCs/>
+              </w:rPr>
+              <w:t xml:space="preserve">Definition 16 (Collider bias)</w:t>
+            </w:r>
+            <w:r>
+              <w:t xml:space="preserve"> </w:t>
+            </w:r>
+            <w:r>
+              <w:t xml:space="preserve">Adjusting for a collider (</w:t>
+            </w:r>
+            <w:hyperlink w:anchor="def-collider">
+              <w:r>
+                <w:rPr>
+                  <w:rStyle w:val="Hyperlink"/>
+                </w:rPr>
+                <w:t xml:space="preserve">Definition 15</w:t>
+              </w:r>
+            </w:hyperlink>
+            <w:r>
+              <w:t xml:space="preserve">) introduces</w:t>
+            </w:r>
+            <w:r>
+              <w:t xml:space="preserve"> </w:t>
+            </w:r>
+            <w:r>
+              <w:rPr>
+                <w:b/>
+                <w:bCs/>
+              </w:rPr>
+              <w:t xml:space="preserve">collider bias</w:t>
+            </w:r>
+            <w:r>
+              <w:t xml:space="preserve">:</w:t>
+            </w:r>
+            <w:r>
+              <w:t xml:space="preserve"> </w:t>
+            </w:r>
+            <w:r>
+              <w:t xml:space="preserve">the bias from the non-causal path that the adjustment opens between</w:t>
+            </w:r>
+            <w:r>
+              <w:t xml:space="preserve"> </w:t>
+            </w:r>
+            <m:oMath>
+              <m:r>
+                <m:t>X</m:t>
+              </m:r>
+            </m:oMath>
+            <w:r>
+              <w:t xml:space="preserve"> </w:t>
+            </w:r>
+            <w:r>
+              <w:t xml:space="preserve">and</w:t>
+            </w:r>
+            <w:r>
+              <w:t xml:space="preserve"> </w:t>
+            </w:r>
+            <m:oMath>
+              <m:r>
+                <m:t>Y</m:t>
+              </m:r>
+            </m:oMath>
+            <w:r>
+              <w:t xml:space="preserve">.</w:t>
+            </w:r>
+          </w:p>
+          <w:bookmarkEnd w:id="83"/>
+        </w:tc>
+      </w:tr>
+    </w:tbl>
+    <w:tbl>
+      <w:tblPr>
+        <w:tblStyle w:val="Table"/>
+        <w:tblInd w:w="164" w:type="dxa"/>
+        <w:tblBorders>
+          <w:left w:val="single" w:sz="24" w:space="0" w:color="909090"/>
+        </w:tblBorders>
+        <w:tblCellMar>
+          <w:left w:w="0" w:type="dxa"/>
+          <w:right w:w="0" w:type="dxa"/>
+        </w:tblCellMar>
+        <w:tblLook w:firstRow="0" w:lastRow="0" w:firstColumn="0" w:lastColumn="0" w:noHBand="0" w:noVBand="0" w:val="0000"/>
+      </w:tblPr>
+      <w:tblGrid>
+        <w:gridCol w:w="7920"/>
+      </w:tblGrid>
+      <w:tr>
+        <w:trPr>
+          <w:cantSplit/>
+        </w:trPr>
+        <w:tc>
+          <w:tcPr>
+            <w:tcMar>
+              <w:left w:w="144" w:type="dxa"/>
+            </w:tcMar>
+          </w:tcPr>
+          <w:p>
+            <w:pPr>
+              <w:pStyle w:val="BodyText"/>
+            </w:pPr>
+            <w:pPr>
+              <w:spacing w:before="16" w:after="64"/>
+            </w:pPr>
+          </w:p>
+          <w:bookmarkStart w:id="84" w:name="def-backdoor-criterion"/>
+          <w:p>
+            <w:pPr>
+              <w:pStyle w:val="BodyText"/>
+            </w:pPr>
+            <w:r>
+              <w:rPr>
+                <w:b/>
+                <w:bCs/>
+              </w:rPr>
+              <w:t xml:space="preserve">Definition 17 (Backdoor criterion)</w:t>
+            </w:r>
+            <w:r>
+              <w:t xml:space="preserve"> </w:t>
+            </w:r>
+            <w:r>
+              <w:t xml:space="preserve">A set of variables</w:t>
+            </w:r>
+            <w:r>
+              <w:t xml:space="preserve"> </w:t>
+            </w:r>
+            <m:oMath>
+              <m:acc>
+                <m:accPr>
+                  <m:chr m:val="̃"/>
+                </m:accPr>
+                <m:e>
+                  <m:r>
+                    <m:t>L</m:t>
+                  </m:r>
+                </m:e>
+              </m:acc>
+            </m:oMath>
+            <w:r>
+              <w:t xml:space="preserve"> </w:t>
+            </w:r>
+            <w:r>
+              <w:t xml:space="preserve">satisfies the</w:t>
+            </w:r>
+            <w:r>
+              <w:t xml:space="preserve"> </w:t>
+            </w:r>
+            <w:r>
+              <w:rPr>
+                <w:b/>
+                <w:bCs/>
+              </w:rPr>
+              <w:t xml:space="preserve">backdoor criterion</w:t>
+            </w:r>
+            <w:r>
+              <w:t xml:space="preserve"> </w:t>
+            </w:r>
+            <w:r>
+              <w:t xml:space="preserve">with respect to the ordered pair</w:t>
+            </w:r>
+            <w:r>
+              <w:t xml:space="preserve"> </w:t>
+            </w:r>
+            <m:oMath>
+              <m:r>
+                <m:rPr>
+                  <m:sty m:val="p"/>
+                </m:rPr>
+                <m:t>(</m:t>
+              </m:r>
+              <m:r>
+                <m:t>A</m:t>
+              </m:r>
+              <m:r>
+                <m:rPr>
+                  <m:sty m:val="p"/>
+                </m:rPr>
+                <m:t>,</m:t>
+              </m:r>
+              <m:r>
+                <m:t>Y</m:t>
+              </m:r>
+              <m:r>
+                <m:rPr>
+                  <m:sty m:val="p"/>
+                </m:rPr>
+                <m:t>)</m:t>
+              </m:r>
+            </m:oMath>
+            <w:r>
+              <w:t xml:space="preserve"> </w:t>
+            </w:r>
+            <w:r>
+              <w:t xml:space="preserve">in a DAG if:</w:t>
+            </w:r>
+          </w:p>
+          <w:p>
+            <w:pPr>
+              <w:pStyle w:val="Compact"/>
+              <w:numPr>
+                <w:ilvl w:val="0"/>
+                <w:numId w:val="1013"/>
+              </w:numPr>
+            </w:pPr>
+            <w:r>
+              <w:t xml:space="preserve">No variable in</w:t>
+            </w:r>
+            <w:r>
+              <w:t xml:space="preserve"> </w:t>
+            </w:r>
+            <m:oMath>
+              <m:acc>
+                <m:accPr>
+                  <m:chr m:val="̃"/>
+                </m:accPr>
+                <m:e>
+                  <m:r>
+                    <m:t>L</m:t>
+                  </m:r>
+                </m:e>
+              </m:acc>
+            </m:oMath>
+            <w:r>
+              <w:t xml:space="preserve"> </w:t>
+            </w:r>
+            <w:r>
+              <w:t xml:space="preserve">is a descendant of</w:t>
+            </w:r>
+            <w:r>
+              <w:t xml:space="preserve"> </w:t>
+            </w:r>
+            <m:oMath>
+              <m:r>
+                <m:t>A</m:t>
+              </m:r>
+            </m:oMath>
+            <w:r>
+              <w:t xml:space="preserve">.</w:t>
+            </w:r>
+          </w:p>
+          <w:p>
+            <w:pPr>
+              <w:pStyle w:val="Compact"/>
+              <w:numPr>
+                <w:ilvl w:val="0"/>
+                <w:numId w:val="1013"/>
+              </w:numPr>
+            </w:pPr>
+            <m:oMath>
+              <m:acc>
+                <m:accPr>
+                  <m:chr m:val="̃"/>
+                </m:accPr>
+                <m:e>
+                  <m:r>
+                    <m:t>L</m:t>
+                  </m:r>
+                </m:e>
+              </m:acc>
+            </m:oMath>
+            <w:r>
+              <w:t xml:space="preserve"> </w:t>
+            </w:r>
+            <w:r>
+              <w:t xml:space="preserve">blocks every path between</w:t>
+            </w:r>
+            <w:r>
+              <w:t xml:space="preserve"> </w:t>
+            </w:r>
+            <m:oMath>
+              <m:r>
+                <m:t>A</m:t>
+              </m:r>
+            </m:oMath>
+            <w:r>
+              <w:t xml:space="preserve"> </w:t>
+            </w:r>
+            <w:r>
+              <w:t xml:space="preserve">and</w:t>
+            </w:r>
+            <w:r>
+              <w:t xml:space="preserve"> </w:t>
+            </w:r>
+            <m:oMath>
+              <m:r>
+                <m:t>Y</m:t>
+              </m:r>
+            </m:oMath>
+            <w:r>
+              <w:t xml:space="preserve"> </w:t>
+            </w:r>
+            <w:r>
+              <w:t xml:space="preserve">that has an arrow into</w:t>
+            </w:r>
+            <w:r>
+              <w:t xml:space="preserve"> </w:t>
+            </w:r>
+            <m:oMath>
+              <m:r>
+                <m:t>A</m:t>
+              </m:r>
+            </m:oMath>
+            <w:r>
+              <w:t xml:space="preserve"> </w:t>
+            </w:r>
+            <w:r>
+              <w:t xml:space="preserve">(a</w:t>
+            </w:r>
+            <w:r>
+              <w:t xml:space="preserve"> </w:t>
+            </w:r>
+            <w:r>
+              <w:t xml:space="preserve">“backdoor”</w:t>
+            </w:r>
+            <w:r>
+              <w:t xml:space="preserve"> </w:t>
+            </w:r>
+            <w:r>
+              <w:t xml:space="preserve">path).</w:t>
+            </w:r>
+          </w:p>
+          <w:bookmarkEnd w:id="84"/>
+        </w:tc>
+      </w:tr>
+    </w:tbl>
+    <w:tbl>
+      <w:tblPr>
+        <w:tblStyle w:val="Table"/>
+        <w:tblInd w:w="164" w:type="dxa"/>
+        <w:tblBorders>
+          <w:left w:val="single" w:sz="24" w:space="0" w:color="909090"/>
+        </w:tblBorders>
+        <w:tblCellMar>
+          <w:left w:w="0" w:type="dxa"/>
+          <w:right w:w="0" w:type="dxa"/>
+        </w:tblCellMar>
+        <w:tblLook w:firstRow="0" w:lastRow="0" w:firstColumn="0" w:lastColumn="0" w:noHBand="0" w:noVBand="0" w:val="0000"/>
+      </w:tblPr>
+      <w:tblGrid>
+        <w:gridCol w:w="7920"/>
+      </w:tblGrid>
+      <w:tr>
+        <w:trPr>
+          <w:cantSplit/>
+        </w:trPr>
+        <w:tc>
+          <w:tcPr>
+            <w:tcMar>
+              <w:left w:w="144" w:type="dxa"/>
+            </w:tcMar>
+          </w:tcPr>
+          <w:p>
+            <w:pPr>
+              <w:pStyle w:val="FirstParagraph"/>
+            </w:pPr>
+            <w:pPr>
+              <w:spacing w:before="16" w:after="64"/>
+            </w:pPr>
+          </w:p>
+          <w:bookmarkStart w:id="85" w:name="rem-backdoor-adjustment"/>
           <w:p>
             <w:pPr>
               <w:pStyle w:val="BodyText"/>
@@ -16223,18 +20435,18 @@
               </m:oMath>
             </m:oMathPara>
           </w:p>
-          <w:bookmarkEnd w:id="82"/>
+          <w:bookmarkEnd w:id="85"/>
         </w:tc>
       </w:tr>
     </w:tbl>
-    <w:bookmarkEnd w:id="83"/>
-    <w:bookmarkStart w:id="93" w:name="sec-pred-sel-hers-dag"/>
+    <w:bookmarkEnd w:id="86"/>
+    <w:bookmarkStart w:id="96" w:name="sec-pred-sel-hers-dag"/>
     <w:p>
       <w:pPr>
         <w:pStyle w:val="Heading2"/>
       </w:pPr>
       <w:r>
-        <w:t xml:space="preserve">6.4 HERS study DAG</w:t>
+        <w:t xml:space="preserve">6.5 HERS study DAG</w:t>
       </w:r>
     </w:p>
     <w:p>
@@ -16415,7 +20627,7 @@
       <w:r>
         <w:t xml:space="preserve"> </w:t>
       </w:r>
-      <w:hyperlink r:id="rId84">
+      <w:hyperlink r:id="rId87">
         <w:r>
           <w:rPr>
             <w:rStyle w:val="Hyperlink"/>
@@ -16440,7 +20652,7 @@
       <w:tr>
         <w:tc>
           <w:tcPr/>
-          <w:bookmarkStart w:id="88" w:name="tbl-hers-data-dictionary"/>
+          <w:bookmarkStart w:id="91" w:name="tbl-hers-data-dictionary"/>
           <w:p>
             <w:pPr>
               <w:jc w:val="center"/>
@@ -16550,7 +20762,7 @@
                     <w:pStyle w:val="Compact"/>
                     <w:jc w:val="center"/>
                   </w:pPr>
-                  <w:hyperlink r:id="rId85">
+                  <w:hyperlink r:id="rId88">
                     <w:r>
                       <w:rPr>
                         <w:rStyle w:val="Hyperlink"/>
@@ -16561,7 +20773,7 @@
                   <w:r>
                     <w:t xml:space="preserve"> </w:t>
                   </w:r>
-                  <w:hyperlink r:id="rId86">
+                  <w:hyperlink r:id="rId89">
                     <w:r>
                       <w:rPr>
                         <w:rStyle w:val="Hyperlink"/>
@@ -16648,7 +20860,7 @@
                     <w:pStyle w:val="Compact"/>
                     <w:jc w:val="center"/>
                   </w:pPr>
-                  <w:hyperlink r:id="rId87">
+                  <w:hyperlink r:id="rId90">
                     <w:r>
                       <w:rPr>
                         <w:rStyle w:val="Hyperlink"/>
@@ -16947,7 +21159,7 @@
               </w:tc>
             </w:tr>
           </w:tbl>
-          <w:bookmarkEnd w:id="88"/>
+          <w:bookmarkEnd w:id="91"/>
           <w:p/>
         </w:tc>
       </w:tr>
@@ -16973,7 +21185,7 @@
       <w:tr>
         <w:tc>
           <w:tcPr/>
-          <w:bookmarkStart w:id="92" w:name="fig-hers-dag"/>
+          <w:bookmarkStart w:id="95" w:name="fig-hers-dag"/>
           <w:p>
             <w:pPr>
               <w:pStyle w:val="SourceCode"/>
@@ -17325,18 +21537,18 @@
                 <wp:inline>
                   <wp:extent cx="5334000" cy="3809999"/>
                   <wp:effectExtent b="0" l="0" r="0" t="0"/>
-                  <wp:docPr descr="" title="" id="90" name="Picture"/>
+                  <wp:docPr descr="" title="" id="93" name="Picture"/>
                   <a:graphic>
                     <a:graphicData uri="http://schemas.openxmlformats.org/drawingml/2006/picture">
                       <pic:pic>
                         <pic:nvPicPr>
-                          <pic:cNvPr descr="causal-inference_files/figure-docx/unnamed-chunk-1-1.png" id="91" name="Picture"/>
+                          <pic:cNvPr descr="causal-inference_files/figure-docx/unnamed-chunk-1-1.png" id="94" name="Picture"/>
                           <pic:cNvPicPr>
                             <a:picLocks noChangeArrowheads="1" noChangeAspect="1"/>
                           </pic:cNvPicPr>
                         </pic:nvPicPr>
                         <pic:blipFill>
-                          <a:blip r:embed="rId89"/>
+                          <a:blip r:embed="rId92"/>
                           <a:stretch>
                             <a:fillRect/>
                           </a:stretch>
@@ -17451,7 +21663,7 @@
               <w:t xml:space="preserve">= systolic blood pressure.</w:t>
             </w:r>
           </w:p>
-          <w:bookmarkEnd w:id="92"/>
+          <w:bookmarkEnd w:id="95"/>
         </w:tc>
       </w:tr>
     </w:tbl>
@@ -17482,7 +21694,7 @@
         <w:pStyle w:val="Compact"/>
         <w:numPr>
           <w:ilvl w:val="0"/>
-          <w:numId w:val="1012"/>
+          <w:numId w:val="1014"/>
         </w:numPr>
       </w:pPr>
       <w:r>
@@ -17529,7 +21741,7 @@
         <w:pStyle w:val="Compact"/>
         <w:numPr>
           <w:ilvl w:val="0"/>
-          <w:numId w:val="1012"/>
+          <w:numId w:val="1014"/>
         </w:numPr>
       </w:pPr>
       <w:r>
@@ -17594,7 +21806,7 @@
         <w:pStyle w:val="Compact"/>
         <w:numPr>
           <w:ilvl w:val="0"/>
-          <w:numId w:val="1012"/>
+          <w:numId w:val="1014"/>
         </w:numPr>
       </w:pPr>
       <w:r>
@@ -17617,7 +21829,7 @@
         <w:pStyle w:val="Compact"/>
         <w:numPr>
           <w:ilvl w:val="0"/>
-          <w:numId w:val="1012"/>
+          <w:numId w:val="1014"/>
         </w:numPr>
       </w:pPr>
       <w:r>
@@ -17646,7 +21858,7 @@
         <w:pStyle w:val="Compact"/>
         <w:numPr>
           <w:ilvl w:val="0"/>
-          <w:numId w:val="1012"/>
+          <w:numId w:val="1014"/>
         </w:numPr>
       </w:pPr>
       <w:r>
@@ -17659,14 +21871,14 @@
         <w:t xml:space="preserve">additional variables such as anti-hypertensive medication use.</w:t>
       </w:r>
     </w:p>
-    <w:bookmarkEnd w:id="93"/>
-    <w:bookmarkStart w:id="95" w:name="sec-pred-sel-hers-adjust"/>
+    <w:bookmarkEnd w:id="96"/>
+    <w:bookmarkStart w:id="98" w:name="sec-pred-sel-hers-adjust"/>
     <w:p>
       <w:pPr>
         <w:pStyle w:val="Heading2"/>
       </w:pPr>
       <w:r>
-        <w:t xml:space="preserve">6.5 What variables should we adjust for?</w:t>
+        <w:t xml:space="preserve">6.6 What variables should we adjust for?</w:t>
       </w:r>
     </w:p>
     <w:p>
@@ -17702,7 +21914,7 @@
       <w:tr>
         <w:tc>
           <w:tcPr/>
-          <w:bookmarkStart w:id="94" w:name="tbl-hers-adj"/>
+          <w:bookmarkStart w:id="97" w:name="tbl-hers-adj"/>
           <w:p>
             <w:pPr>
               <w:jc w:val="center"/>
@@ -17854,7 +22066,7 @@
               <w:t xml:space="preserve">#&gt;  {}</w:t>
             </w:r>
           </w:p>
-          <w:bookmarkEnd w:id="94"/>
+          <w:bookmarkEnd w:id="97"/>
         </w:tc>
       </w:tr>
     </w:tbl>
@@ -18093,14 +22305,14 @@
         <w:t xml:space="preserve">(not through lipids).</w:t>
       </w:r>
     </w:p>
-    <w:bookmarkEnd w:id="95"/>
-    <w:bookmarkStart w:id="102" w:name="sec-pred-sel-hers-ldl"/>
+    <w:bookmarkEnd w:id="98"/>
+    <w:bookmarkStart w:id="105" w:name="sec-pred-sel-hers-ldl"/>
     <w:p>
       <w:pPr>
         <w:pStyle w:val="Heading2"/>
       </w:pPr>
       <w:r>
-        <w:t xml:space="preserve">6.6 Analyzing LDL in the HERS study</w:t>
+        <w:t xml:space="preserve">6.7 Analyzing LDL in the HERS study</w:t>
       </w:r>
     </w:p>
     <w:p>
@@ -18133,7 +22345,7 @@
       <w:r>
         <w:t xml:space="preserve"> </w:t>
       </w:r>
-      <w:hyperlink r:id="rId96">
+      <w:hyperlink r:id="rId99">
         <w:r>
           <w:rPr>
             <w:rStyle w:val="Hyperlink"/>
@@ -18865,7 +23077,7 @@
       <w:tr>
         <w:tc>
           <w:tcPr/>
-          <w:bookmarkStart w:id="97" w:name="tbl-hers-ldl-full"/>
+          <w:bookmarkStart w:id="100" w:name="tbl-hers-ldl-full"/>
           <w:p>
             <w:pPr>
               <w:jc w:val="center"/>
@@ -19986,17 +24198,17 @@
               </w:tc>
             </w:tr>
           </w:tbl>
-          <w:bookmarkEnd w:id="97"/>
+          <w:bookmarkEnd w:id="100"/>
         </w:tc>
       </w:tr>
     </w:tbl>
-    <w:bookmarkStart w:id="99" w:name="unadjusted-model"/>
+    <w:bookmarkStart w:id="102" w:name="unadjusted-model"/>
     <w:p>
       <w:pPr>
         <w:pStyle w:val="Heading3"/>
       </w:pPr>
       <w:r>
-        <w:t xml:space="preserve">6.6.1 Unadjusted model</w:t>
+        <w:t xml:space="preserve">6.7.1 Unadjusted model</w:t>
       </w:r>
     </w:p>
     <w:tbl>
@@ -20012,7 +24224,7 @@
       <w:tr>
         <w:tc>
           <w:tcPr/>
-          <w:bookmarkStart w:id="98" w:name="tbl-hers-ldl-unadj"/>
+          <w:bookmarkStart w:id="101" w:name="tbl-hers-ldl-unadj"/>
           <w:p>
             <w:pPr>
               <w:jc w:val="center"/>
@@ -20598,18 +24810,18 @@
               </w:tc>
             </w:tr>
           </w:tbl>
-          <w:bookmarkEnd w:id="98"/>
+          <w:bookmarkEnd w:id="101"/>
         </w:tc>
       </w:tr>
     </w:tbl>
-    <w:bookmarkEnd w:id="99"/>
-    <w:bookmarkStart w:id="101" w:name="adjusted-model"/>
+    <w:bookmarkEnd w:id="102"/>
+    <w:bookmarkStart w:id="104" w:name="adjusted-model"/>
     <w:p>
       <w:pPr>
         <w:pStyle w:val="Heading3"/>
       </w:pPr>
       <w:r>
-        <w:t xml:space="preserve">6.6.2 Adjusted model</w:t>
+        <w:t xml:space="preserve">6.7.2 Adjusted model</w:t>
       </w:r>
     </w:p>
     <w:p>
@@ -20682,7 +24894,7 @@
       <w:r>
         <w:t xml:space="preserve"> </w:t>
       </w:r>
-      <w:hyperlink r:id="rId35">
+      <w:hyperlink r:id="rId36">
         <w:r>
           <w:rPr>
             <w:rStyle w:val="Hyperlink"/>
@@ -20759,7 +24971,7 @@
       <w:r>
         <w:t xml:space="preserve"> </w:t>
       </w:r>
-      <w:hyperlink r:id="rId21">
+      <w:hyperlink r:id="rId22">
         <w:r>
           <w:rPr>
             <w:rStyle w:val="Hyperlink"/>
@@ -20776,7 +24988,7 @@
       <w:r>
         <w:t xml:space="preserve"> </w:t>
       </w:r>
-      <w:hyperlink r:id="rId63">
+      <w:hyperlink r:id="rId64">
         <w:r>
           <w:rPr>
             <w:rStyle w:val="Hyperlink"/>
@@ -20801,7 +25013,7 @@
       <w:tr>
         <w:tc>
           <w:tcPr/>
-          <w:bookmarkStart w:id="100" w:name="tbl-hers-ldl-adj"/>
+          <w:bookmarkStart w:id="103" w:name="tbl-hers-ldl-adj"/>
           <w:p>
             <w:pPr>
               <w:jc w:val="center"/>
@@ -22247,7 +26459,7 @@
               </w:tc>
             </w:tr>
           </w:tbl>
-          <w:bookmarkEnd w:id="100"/>
+          <w:bookmarkEnd w:id="103"/>
         </w:tc>
       </w:tr>
     </w:tbl>
@@ -22307,15 +26519,15 @@
         <w:t xml:space="preserve">improving precision of the HT coefficient.</w:t>
       </w:r>
     </w:p>
-    <w:bookmarkEnd w:id="101"/>
-    <w:bookmarkEnd w:id="102"/>
-    <w:bookmarkStart w:id="108" w:name="sec-pred-sel-wcgs-dag"/>
+    <w:bookmarkEnd w:id="104"/>
+    <w:bookmarkEnd w:id="105"/>
+    <w:bookmarkStart w:id="111" w:name="sec-pred-sel-wcgs-dag"/>
     <w:p>
       <w:pPr>
         <w:pStyle w:val="Heading2"/>
       </w:pPr>
       <w:r>
-        <w:t xml:space="preserve">6.7 An observational study example: WCGS</w:t>
+        <w:t xml:space="preserve">6.8 An observational study example: WCGS</w:t>
       </w:r>
     </w:p>
     <w:p>
@@ -22456,7 +26668,7 @@
       <w:r>
         <w:t xml:space="preserve"> </w:t>
       </w:r>
-      <w:hyperlink r:id="rId84">
+      <w:hyperlink r:id="rId87">
         <w:r>
           <w:rPr>
             <w:rStyle w:val="Hyperlink"/>
@@ -22498,7 +26710,7 @@
       <w:tr>
         <w:tc>
           <w:tcPr/>
-          <w:bookmarkStart w:id="103" w:name="tbl-wcgs-data-dictionary"/>
+          <w:bookmarkStart w:id="106" w:name="tbl-wcgs-data-dictionary"/>
           <w:p>
             <w:pPr>
               <w:jc w:val="center"/>
@@ -22861,7 +27073,7 @@
               </w:tc>
             </w:tr>
           </w:tbl>
-          <w:bookmarkEnd w:id="103"/>
+          <w:bookmarkEnd w:id="106"/>
           <w:p/>
         </w:tc>
       </w:tr>
@@ -22887,7 +27099,7 @@
       <w:tr>
         <w:tc>
           <w:tcPr/>
-          <w:bookmarkStart w:id="107" w:name="fig-wcgs-dag"/>
+          <w:bookmarkStart w:id="110" w:name="fig-wcgs-dag"/>
           <w:p>
             <w:pPr>
               <w:pStyle w:val="SourceCode"/>
@@ -23167,18 +27379,18 @@
                 <wp:inline>
                   <wp:extent cx="5334000" cy="3809999"/>
                   <wp:effectExtent b="0" l="0" r="0" t="0"/>
-                  <wp:docPr descr="" title="" id="105" name="Picture"/>
+                  <wp:docPr descr="" title="" id="108" name="Picture"/>
                   <a:graphic>
                     <a:graphicData uri="http://schemas.openxmlformats.org/drawingml/2006/picture">
                       <pic:pic>
                         <pic:nvPicPr>
-                          <pic:cNvPr descr="causal-inference_files/figure-docx/unnamed-chunk-5-1.png" id="106" name="Picture"/>
+                          <pic:cNvPr descr="causal-inference_files/figure-docx/unnamed-chunk-5-1.png" id="109" name="Picture"/>
                           <pic:cNvPicPr>
                             <a:picLocks noChangeArrowheads="1" noChangeAspect="1"/>
                           </pic:cNvPicPr>
                         </pic:nvPicPr>
                         <pic:blipFill>
-                          <a:blip r:embed="rId104"/>
+                          <a:blip r:embed="rId107"/>
                           <a:stretch>
                             <a:fillRect/>
                           </a:stretch>
@@ -23278,7 +27490,7 @@
               <w:t xml:space="preserve">= systolic blood pressure.</w:t>
             </w:r>
           </w:p>
-          <w:bookmarkEnd w:id="107"/>
+          <w:bookmarkEnd w:id="110"/>
         </w:tc>
       </w:tr>
     </w:tbl>
@@ -23781,9 +27993,9 @@
         <w:t xml:space="preserve">(under the assumptions encoded in the DAG).</w:t>
       </w:r>
     </w:p>
-    <w:bookmarkEnd w:id="108"/>
-    <w:bookmarkEnd w:id="109"/>
-    <w:bookmarkStart w:id="125" w:name="sec-causal-regression"/>
+    <w:bookmarkEnd w:id="111"/>
+    <w:bookmarkEnd w:id="112"/>
+    <w:bookmarkStart w:id="128" w:name="sec-causal-regression"/>
     <w:p>
       <w:pPr>
         <w:pStyle w:val="Heading1"/>
@@ -23833,18 +28045,18 @@
                 <wp:inline>
                   <wp:extent cx="152400" cy="152400"/>
                   <wp:effectExtent b="0" l="0" r="0" t="0"/>
-                  <wp:docPr descr="" title="" id="110" name="Picture"/>
+                  <wp:docPr descr="" title="" id="113" name="Picture"/>
                   <a:graphic>
                     <a:graphicData uri="http://schemas.openxmlformats.org/drawingml/2006/picture">
                       <pic:pic>
                         <pic:nvPicPr>
-                          <pic:cNvPr descr="/opt/quarto/share/formats/docx/tip.png" id="111" name="Picture"/>
+                          <pic:cNvPr descr="/opt/quarto/share/formats/docx/tip.png" id="114" name="Picture"/>
                           <pic:cNvPicPr>
                             <a:picLocks noChangeArrowheads="1" noChangeAspect="1"/>
                           </pic:cNvPicPr>
                         </pic:nvPicPr>
                         <pic:blipFill>
-                          <a:blip r:embed="rId66"/>
+                          <a:blip r:embed="rId67"/>
                           <a:stretch>
                             <a:fillRect/>
                           </a:stretch>
@@ -23906,7 +28118,7 @@
             <w:r>
               <w:t xml:space="preserve"> </w:t>
             </w:r>
-            <w:hyperlink r:id="rId112">
+            <w:hyperlink r:id="rId115">
               <w:r>
                 <w:rPr>
                   <w:rStyle w:val="Hyperlink"/>
@@ -24148,7 +28360,7 @@
               <w:spacing w:before="16" w:after="64"/>
             </w:pPr>
           </w:p>
-          <w:bookmarkStart w:id="114" w:name="thm-standardization"/>
+          <w:bookmarkStart w:id="117" w:name="thm-standardization"/>
           <w:p>
             <w:pPr>
               <w:pStyle w:val="BodyText"/>
@@ -24327,7 +28539,7 @@
             <w:pPr>
               <w:pStyle w:val="BodyText"/>
             </w:pPr>
-            <w:bookmarkStart w:id="113" w:name="eq-standardization"/>
+            <w:bookmarkStart w:id="116" w:name="eq-standardization"/>
             <m:oMathPara>
               <m:oMathParaPr>
                 <m:jc m:val="center"/>
@@ -24549,7 +28761,7 @@
                 </m:r>
               </m:oMath>
             </m:oMathPara>
-            <w:bookmarkEnd w:id="113"/>
+            <w:bookmarkEnd w:id="116"/>
           </w:p>
           <w:p>
             <w:pPr>
@@ -24577,7 +28789,7 @@
               <w:t xml:space="preserve">.</w:t>
             </w:r>
           </w:p>
-          <w:bookmarkEnd w:id="114"/>
+          <w:bookmarkEnd w:id="117"/>
         </w:tc>
       </w:tr>
     </w:tbl>
@@ -25647,7 +29859,7 @@
               <w:bottom w:w="108" w:type="dxa"/>
             </w:tcMar>
           </w:tcPr>
-          <w:bookmarkStart w:id="115" w:name="exm-standardization"/>
+          <w:bookmarkStart w:id="118" w:name="exm-standardization"/>
           <w:p>
             <w:pPr>
               <w:pStyle w:val="BodyText"/>
@@ -25657,7 +29869,7 @@
                 <w:b/>
                 <w:bCs/>
               </w:rPr>
-              <w:t xml:space="preserve">Example 7 (Standardizing over disease severity)</w:t>
+              <w:t xml:space="preserve">Example 9 (Standardizing over disease severity)</w:t>
             </w:r>
             <w:r>
               <w:t xml:space="preserve"> </w:t>
@@ -25673,7 +29885,7 @@
                 <w:rPr>
                   <w:rStyle w:val="Hyperlink"/>
                 </w:rPr>
-                <w:t xml:space="preserve">Example 3</w:t>
+                <w:t xml:space="preserve">Example 4</w:t>
               </w:r>
             </w:hyperlink>
             <w:r>
@@ -26555,7 +30767,7 @@
                 <w:rPr>
                   <w:rStyle w:val="Hyperlink"/>
                 </w:rPr>
-                <w:t xml:space="preserve">Example 6</w:t>
+                <w:t xml:space="preserve">Example 7</w:t>
               </w:r>
             </w:hyperlink>
             <w:r>
@@ -26611,12 +30823,12 @@
               <w:t xml:space="preserve">.</w:t>
             </w:r>
           </w:p>
-          <w:bookmarkEnd w:id="115"/>
+          <w:bookmarkEnd w:id="118"/>
           <w:p/>
         </w:tc>
       </w:tr>
     </w:tbl>
-    <w:bookmarkStart w:id="119" w:name="sec-causal-g-computation"/>
+    <w:bookmarkStart w:id="122" w:name="sec-causal-g-computation"/>
     <w:p>
       <w:pPr>
         <w:pStyle w:val="Heading2"/>
@@ -26711,7 +30923,7 @@
       <w:pPr>
         <w:numPr>
           <w:ilvl w:val="0"/>
-          <w:numId w:val="1013"/>
+          <w:numId w:val="1015"/>
         </w:numPr>
       </w:pPr>
       <w:r>
@@ -26883,7 +31095,7 @@
       <w:pPr>
         <w:numPr>
           <w:ilvl w:val="0"/>
-          <w:numId w:val="1013"/>
+          <w:numId w:val="1015"/>
         </w:numPr>
       </w:pPr>
       <w:r>
@@ -27075,7 +31287,7 @@
       <w:pPr>
         <w:numPr>
           <w:ilvl w:val="0"/>
-          <w:numId w:val="1013"/>
+          <w:numId w:val="1015"/>
         </w:numPr>
       </w:pPr>
       <w:r>
@@ -27084,7 +31296,7 @@
       <w:r>
         <w:t xml:space="preserve"> </w:t>
       </w:r>
-      <w:hyperlink r:id="rId26">
+      <w:hyperlink r:id="rId27">
         <w:r>
           <w:rPr>
             <w:rStyle w:val="Hyperlink"/>
@@ -27256,7 +31468,7 @@
       <w:pPr>
         <w:numPr>
           <w:ilvl w:val="0"/>
-          <w:numId w:val="1013"/>
+          <w:numId w:val="1015"/>
         </w:numPr>
       </w:pPr>
       <w:r>
@@ -27430,7 +31642,7 @@
       <w:r>
         <w:t xml:space="preserve"> </w:t>
       </w:r>
-      <w:hyperlink r:id="rId38">
+      <w:hyperlink r:id="rId39">
         <w:r>
           <w:rPr>
             <w:rStyle w:val="Hyperlink"/>
@@ -27481,7 +31693,7 @@
         <w:pStyle w:val="Compact"/>
         <w:numPr>
           <w:ilvl w:val="0"/>
-          <w:numId w:val="1014"/>
+          <w:numId w:val="1016"/>
         </w:numPr>
       </w:pPr>
       <w:r>
@@ -27490,7 +31702,7 @@
       <w:r>
         <w:t xml:space="preserve"> </w:t>
       </w:r>
-      <w:hyperlink r:id="rId116">
+      <w:hyperlink r:id="rId119">
         <w:r>
           <w:rPr>
             <w:rStyle w:val="Hyperlink"/>
@@ -27507,7 +31719,7 @@
         <w:pStyle w:val="Compact"/>
         <w:numPr>
           <w:ilvl w:val="0"/>
-          <w:numId w:val="1014"/>
+          <w:numId w:val="1016"/>
         </w:numPr>
       </w:pPr>
       <w:r>
@@ -27516,7 +31728,7 @@
       <w:r>
         <w:t xml:space="preserve"> </w:t>
       </w:r>
-      <w:hyperlink r:id="rId117">
+      <w:hyperlink r:id="rId120">
         <w:r>
           <w:rPr>
             <w:rStyle w:val="Hyperlink"/>
@@ -27533,7 +31745,7 @@
       <w:r>
         <w:t xml:space="preserve"> </w:t>
       </w:r>
-      <w:hyperlink r:id="rId118">
+      <w:hyperlink r:id="rId121">
         <w:r>
           <w:rPr>
             <w:rStyle w:val="Hyperlink"/>
@@ -27553,15 +31765,15 @@
         <w:pStyle w:val="Compact"/>
         <w:numPr>
           <w:ilvl w:val="0"/>
-          <w:numId w:val="1014"/>
+          <w:numId w:val="1016"/>
         </w:numPr>
       </w:pPr>
       <w:r>
         <w:t xml:space="preserve">Multiple treatments or treatment levels</w:t>
       </w:r>
     </w:p>
-    <w:bookmarkEnd w:id="119"/>
-    <w:bookmarkStart w:id="122" w:name="sec-causal-linear-adjustment"/>
+    <w:bookmarkEnd w:id="122"/>
+    <w:bookmarkStart w:id="125" w:name="sec-causal-linear-adjustment"/>
     <w:p>
       <w:pPr>
         <w:pStyle w:val="Heading2"/>
@@ -27580,7 +31792,7 @@
       <w:r>
         <w:t xml:space="preserve"> </w:t>
       </w:r>
-      <w:hyperlink r:id="rId21">
+      <w:hyperlink r:id="rId22">
         <w:r>
           <w:rPr>
             <w:rStyle w:val="Hyperlink"/>
@@ -27597,7 +31809,7 @@
       <w:r>
         <w:t xml:space="preserve"> </w:t>
       </w:r>
-      <w:hyperlink r:id="rId87">
+      <w:hyperlink r:id="rId90">
         <w:r>
           <w:rPr>
             <w:rStyle w:val="Hyperlink"/>
@@ -27636,7 +31848,7 @@
       <w:r>
         <w:t xml:space="preserve"> </w:t>
       </w:r>
-      <w:hyperlink r:id="rId120">
+      <w:hyperlink r:id="rId123">
         <w:r>
           <w:rPr>
             <w:rStyle w:val="Hyperlink"/>
@@ -29030,7 +33242,7 @@
       <w:r>
         <w:t xml:space="preserve"> </w:t>
       </w:r>
-      <w:hyperlink r:id="rId121">
+      <w:hyperlink r:id="rId124">
         <w:r>
           <w:rPr>
             <w:rStyle w:val="Hyperlink"/>
@@ -29103,8 +33315,8 @@
         <w:t xml:space="preserve">G-computation is preferred in that case.</w:t>
       </w:r>
     </w:p>
-    <w:bookmarkEnd w:id="122"/>
-    <w:bookmarkStart w:id="124" w:name="sec-causal-hers-ldl-adj"/>
+    <w:bookmarkEnd w:id="125"/>
+    <w:bookmarkStart w:id="127" w:name="sec-causal-hers-ldl-adj"/>
     <w:p>
       <w:pPr>
         <w:pStyle w:val="Heading2"/>
@@ -29128,7 +33340,7 @@
           <w:rPr>
             <w:rStyle w:val="Hyperlink"/>
           </w:rPr>
-          <w:t xml:space="preserve">Section 6.4</w:t>
+          <w:t xml:space="preserve">Section 6.5</w:t>
         </w:r>
       </w:hyperlink>
       <w:r>
@@ -29344,7 +33556,7 @@
       <w:r>
         <w:t xml:space="preserve"> </w:t>
       </w:r>
-      <w:hyperlink r:id="rId63">
+      <w:hyperlink r:id="rId64">
         <w:r>
           <w:rPr>
             <w:rStyle w:val="Hyperlink"/>
@@ -29947,7 +34159,7 @@
       <w:tr>
         <w:tc>
           <w:tcPr/>
-          <w:bookmarkStart w:id="123" w:name="tbl-causal-hers-ldl-adj"/>
+          <w:bookmarkStart w:id="126" w:name="tbl-causal-hers-ldl-adj"/>
           <w:p>
             <w:pPr>
               <w:jc w:val="center"/>
@@ -31414,7 +35626,7 @@
               </w:tc>
             </w:tr>
           </w:tbl>
-          <w:bookmarkEnd w:id="123"/>
+          <w:bookmarkEnd w:id="126"/>
         </w:tc>
       </w:tr>
     </w:tbl>
@@ -31440,7 +35652,7 @@
       <w:r>
         <w:t xml:space="preserve"> </w:t>
       </w:r>
-      <w:hyperlink r:id="rId61">
+      <w:hyperlink r:id="rId62">
         <w:r>
           <w:rPr>
             <w:rStyle w:val="Hyperlink"/>
@@ -31455,9 +35667,9 @@
         <w:t xml:space="preserve">than the unadjusted estimate.</w:t>
       </w:r>
     </w:p>
-    <w:bookmarkEnd w:id="124"/>
-    <w:bookmarkEnd w:id="125"/>
-    <w:bookmarkStart w:id="145" w:name="sec-causal-propensity"/>
+    <w:bookmarkEnd w:id="127"/>
+    <w:bookmarkEnd w:id="128"/>
+    <w:bookmarkStart w:id="148" w:name="sec-causal-propensity"/>
     <w:p>
       <w:pPr>
         <w:pStyle w:val="Heading1"/>
@@ -31605,7 +35817,7 @@
               <w:spacing w:before="16" w:after="64"/>
             </w:pPr>
           </w:p>
-          <w:bookmarkStart w:id="127" w:name="def-propensity-score"/>
+          <w:bookmarkStart w:id="130" w:name="def-propensity-score"/>
           <w:p>
             <w:pPr>
               <w:pStyle w:val="BodyText"/>
@@ -31642,7 +35854,7 @@
             <w:r>
               <w:t xml:space="preserve"> </w:t>
             </w:r>
-            <w:hyperlink r:id="rId126">
+            <w:hyperlink r:id="rId129">
               <w:r>
                 <w:rPr>
                   <w:rStyle w:val="Hyperlink"/>
@@ -31783,7 +35995,7 @@
               </m:oMath>
             </m:oMathPara>
           </w:p>
-          <w:bookmarkEnd w:id="127"/>
+          <w:bookmarkEnd w:id="130"/>
         </w:tc>
       </w:tr>
     </w:tbl>
@@ -31839,7 +36051,7 @@
               <w:bottom w:w="108" w:type="dxa"/>
             </w:tcMar>
           </w:tcPr>
-          <w:bookmarkStart w:id="128" w:name="exm-propensity-score"/>
+          <w:bookmarkStart w:id="131" w:name="exm-propensity-score"/>
           <w:p>
             <w:pPr>
               <w:pStyle w:val="BodyText"/>
@@ -31849,7 +36061,7 @@
                 <w:b/>
                 <w:bCs/>
               </w:rPr>
-              <w:t xml:space="preserve">Example 8 (Propensity scores in the severity example)</w:t>
+              <w:t xml:space="preserve">Example 10 (Propensity scores in the severity example)</w:t>
             </w:r>
             <w:r>
               <w:t xml:space="preserve"> </w:t>
@@ -31865,7 +36077,7 @@
                 <w:rPr>
                   <w:rStyle w:val="Hyperlink"/>
                 </w:rPr>
-                <w:t xml:space="preserve">Example 3</w:t>
+                <w:t xml:space="preserve">Example 4</w:t>
               </w:r>
             </w:hyperlink>
             <w:r>
@@ -32158,7 +36370,7 @@
               <w:t xml:space="preserve">as a non-severe patient.</w:t>
             </w:r>
           </w:p>
-          <w:bookmarkEnd w:id="128"/>
+          <w:bookmarkEnd w:id="131"/>
           <w:p/>
         </w:tc>
       </w:tr>
@@ -32197,7 +36409,7 @@
               <w:spacing w:before="16" w:after="64"/>
             </w:pPr>
           </w:p>
-          <w:bookmarkStart w:id="129" w:name="rem-propensity-score-balancing"/>
+          <w:bookmarkStart w:id="132" w:name="rem-propensity-score-balancing"/>
           <w:p>
             <w:pPr>
               <w:pStyle w:val="BodyText"/>
@@ -32492,7 +36704,7 @@
               </m:oMath>
             </m:oMathPara>
           </w:p>
-          <w:bookmarkEnd w:id="129"/>
+          <w:bookmarkEnd w:id="132"/>
         </w:tc>
       </w:tr>
     </w:tbl>
@@ -32530,7 +36742,7 @@
               <w:spacing w:before="16" w:after="64"/>
             </w:pPr>
           </w:p>
-          <w:bookmarkStart w:id="130" w:name="def-balancing-score"/>
+          <w:bookmarkStart w:id="133" w:name="def-balancing-score"/>
           <w:p>
             <w:pPr>
               <w:pStyle w:val="BodyText"/>
@@ -32585,11 +36797,11 @@
               <w:t xml:space="preserve">to remove confounding.</w:t>
             </w:r>
           </w:p>
-          <w:bookmarkEnd w:id="130"/>
+          <w:bookmarkEnd w:id="133"/>
         </w:tc>
       </w:tr>
     </w:tbl>
-    <w:bookmarkStart w:id="131" w:name="sec-ps-estimation"/>
+    <w:bookmarkStart w:id="134" w:name="sec-ps-estimation"/>
     <w:p>
       <w:pPr>
         <w:pStyle w:val="Heading2"/>
@@ -32634,7 +36846,7 @@
       <w:r>
         <w:t xml:space="preserve"> </w:t>
       </w:r>
-      <w:hyperlink r:id="rId116">
+      <w:hyperlink r:id="rId119">
         <w:r>
           <w:rPr>
             <w:rStyle w:val="Hyperlink"/>
@@ -32895,8 +37107,8 @@
         <w:t xml:space="preserve">is the predicted probability of treatment for each individual.</w:t>
       </w:r>
     </w:p>
-    <w:bookmarkEnd w:id="131"/>
-    <w:bookmarkStart w:id="138" w:name="sec-ps-methods"/>
+    <w:bookmarkEnd w:id="134"/>
+    <w:bookmarkStart w:id="141" w:name="sec-ps-methods"/>
     <w:p>
       <w:pPr>
         <w:pStyle w:val="Heading2"/>
@@ -32917,7 +37129,7 @@
       <w:pPr>
         <w:numPr>
           <w:ilvl w:val="0"/>
-          <w:numId w:val="1015"/>
+          <w:numId w:val="1017"/>
         </w:numPr>
       </w:pPr>
       <w:r>
@@ -32947,7 +37159,7 @@
       <w:pPr>
         <w:numPr>
           <w:ilvl w:val="0"/>
-          <w:numId w:val="1015"/>
+          <w:numId w:val="1017"/>
         </w:numPr>
       </w:pPr>
       <w:r>
@@ -32969,7 +37181,7 @@
       <w:r>
         <w:t xml:space="preserve"> </w:t>
       </w:r>
-      <w:hyperlink r:id="rId132">
+      <w:hyperlink r:id="rId135">
         <w:r>
           <w:rPr>
             <w:rStyle w:val="Hyperlink"/>
@@ -32997,7 +37209,7 @@
       <w:pPr>
         <w:numPr>
           <w:ilvl w:val="0"/>
-          <w:numId w:val="1015"/>
+          <w:numId w:val="1017"/>
         </w:numPr>
       </w:pPr>
       <w:r>
@@ -33047,7 +37259,7 @@
       <w:pPr>
         <w:numPr>
           <w:ilvl w:val="0"/>
-          <w:numId w:val="1015"/>
+          <w:numId w:val="1017"/>
         </w:numPr>
       </w:pPr>
       <w:r>
@@ -33103,7 +37315,7 @@
       <w:r>
         <w:t xml:space="preserve"> </w:t>
       </w:r>
-      <w:hyperlink r:id="rId21">
+      <w:hyperlink r:id="rId22">
         <w:r>
           <w:rPr>
             <w:rStyle w:val="Hyperlink"/>
@@ -33149,7 +37361,7 @@
               <w:spacing w:before="16" w:after="64"/>
             </w:pPr>
           </w:p>
-          <w:bookmarkStart w:id="133" w:name="def-ipw"/>
+          <w:bookmarkStart w:id="136" w:name="def-ipw"/>
           <w:p>
             <w:pPr>
               <w:pStyle w:val="BodyText"/>
@@ -33687,7 +37899,7 @@
               </m:oMath>
             </m:oMathPara>
           </w:p>
-          <w:bookmarkEnd w:id="133"/>
+          <w:bookmarkEnd w:id="136"/>
         </w:tc>
       </w:tr>
     </w:tbl>
@@ -33725,7 +37937,7 @@
               <w:spacing w:before="16" w:after="64"/>
             </w:pPr>
           </w:p>
-          <w:bookmarkStart w:id="134" w:name="def-pseudo-population"/>
+          <w:bookmarkStart w:id="137" w:name="def-pseudo-population"/>
           <w:p>
             <w:pPr>
               <w:pStyle w:val="BodyText"/>
@@ -33802,7 +38014,7 @@
             <w:r>
               <w:t xml:space="preserve"> </w:t>
             </w:r>
-            <w:hyperlink r:id="rId35">
+            <w:hyperlink r:id="rId36">
               <w:r>
                 <w:rPr>
                   <w:rStyle w:val="Hyperlink"/>
@@ -33837,7 +38049,7 @@
               <w:t xml:space="preserve">.</w:t>
             </w:r>
           </w:p>
-          <w:bookmarkEnd w:id="134"/>
+          <w:bookmarkEnd w:id="137"/>
         </w:tc>
       </w:tr>
     </w:tbl>
@@ -33875,7 +38087,7 @@
               <w:spacing w:before="16" w:after="64"/>
             </w:pPr>
           </w:p>
-          <w:bookmarkStart w:id="136" w:name="thm-ipw-identification"/>
+          <w:bookmarkStart w:id="139" w:name="thm-ipw-identification"/>
           <w:p>
             <w:pPr>
               <w:pStyle w:val="BodyText"/>
@@ -34230,7 +38442,7 @@
             <w:pPr>
               <w:pStyle w:val="BodyText"/>
             </w:pPr>
-            <w:bookmarkStart w:id="135" w:name="eq-ipw-identification"/>
+            <w:bookmarkStart w:id="138" w:name="eq-ipw-identification"/>
             <m:oMathPara>
               <m:oMathParaPr>
                 <m:jc m:val="center"/>
@@ -34408,9 +38620,9 @@
                 </m:r>
               </m:oMath>
             </m:oMathPara>
-            <w:bookmarkEnd w:id="135"/>
+            <w:bookmarkEnd w:id="138"/>
           </w:p>
-          <w:bookmarkEnd w:id="136"/>
+          <w:bookmarkEnd w:id="139"/>
         </w:tc>
       </w:tr>
     </w:tbl>
@@ -36104,7 +40316,7 @@
               <w:bottom w:w="108" w:type="dxa"/>
             </w:tcMar>
           </w:tcPr>
-          <w:bookmarkStart w:id="137" w:name="exm-ipw"/>
+          <w:bookmarkStart w:id="140" w:name="exm-ipw"/>
           <w:p>
             <w:pPr>
               <w:pStyle w:val="BodyText"/>
@@ -36114,7 +40326,7 @@
                 <w:b/>
                 <w:bCs/>
               </w:rPr>
-              <w:t xml:space="preserve">Example 9 (The pseudo-population in the severity example)</w:t>
+              <w:t xml:space="preserve">Example 11 (The pseudo-population in the severity example)</w:t>
             </w:r>
             <w:r>
               <w:t xml:space="preserve"> </w:t>
@@ -36130,7 +40342,7 @@
                 <w:rPr>
                   <w:rStyle w:val="Hyperlink"/>
                 </w:rPr>
-                <w:t xml:space="preserve">Example 3</w:t>
+                <w:t xml:space="preserve">Example 4</w:t>
               </w:r>
             </w:hyperlink>
             <w:r>
@@ -36150,7 +40362,7 @@
                 <w:rPr>
                   <w:rStyle w:val="Hyperlink"/>
                 </w:rPr>
-                <w:t xml:space="preserve">Example 8</w:t>
+                <w:t xml:space="preserve">Example 10</w:t>
               </w:r>
             </w:hyperlink>
             <w:r>
@@ -37138,7 +41350,7 @@
                 <w:rPr>
                   <w:rStyle w:val="Hyperlink"/>
                 </w:rPr>
-                <w:t xml:space="preserve">Example 7</w:t>
+                <w:t xml:space="preserve">Example 9</w:t>
               </w:r>
             </w:hyperlink>
             <w:r>
@@ -37174,13 +41386,13 @@
               <w:t xml:space="preserve">and their difference recovers the ATE of 2.</w:t>
             </w:r>
           </w:p>
-          <w:bookmarkEnd w:id="137"/>
+          <w:bookmarkEnd w:id="140"/>
           <w:p/>
         </w:tc>
       </w:tr>
     </w:tbl>
-    <w:bookmarkEnd w:id="138"/>
-    <w:bookmarkStart w:id="144" w:name="sec-ps-wcgs"/>
+    <w:bookmarkEnd w:id="141"/>
+    <w:bookmarkStart w:id="147" w:name="sec-ps-wcgs"/>
     <w:p>
       <w:pPr>
         <w:pStyle w:val="Heading2"/>
@@ -37217,7 +41429,7 @@
       <w:r>
         <w:t xml:space="preserve"> </w:t>
       </w:r>
-      <w:hyperlink r:id="rId116">
+      <w:hyperlink r:id="rId119">
         <w:r>
           <w:rPr>
             <w:rStyle w:val="Hyperlink"/>
@@ -37259,7 +41471,7 @@
           <w:rPr>
             <w:rStyle w:val="Hyperlink"/>
           </w:rPr>
-          <w:t xml:space="preserve">Section 6.7</w:t>
+          <w:t xml:space="preserve">Section 6.8</w:t>
         </w:r>
       </w:hyperlink>
       <w:r>
@@ -38144,7 +42356,7 @@
       <w:tr>
         <w:tc>
           <w:tcPr/>
-          <w:bookmarkStart w:id="142" w:name="fig-ps-wcgs"/>
+          <w:bookmarkStart w:id="145" w:name="fig-ps-wcgs"/>
           <w:p>
             <w:pPr>
               <w:pStyle w:val="SourceCode"/>
@@ -38670,18 +42882,18 @@
                 <wp:inline>
                   <wp:extent cx="4620126" cy="3696101"/>
                   <wp:effectExtent b="0" l="0" r="0" t="0"/>
-                  <wp:docPr descr="" title="" id="140" name="Picture"/>
+                  <wp:docPr descr="" title="" id="143" name="Picture"/>
                   <a:graphic>
                     <a:graphicData uri="http://schemas.openxmlformats.org/drawingml/2006/picture">
                       <pic:pic>
                         <pic:nvPicPr>
-                          <pic:cNvPr descr="causal-inference_files/figure-docx/unnamed-chunk-7-1.png" id="141" name="Picture"/>
+                          <pic:cNvPr descr="causal-inference_files/figure-docx/unnamed-chunk-7-1.png" id="144" name="Picture"/>
                           <pic:cNvPicPr>
                             <a:picLocks noChangeArrowheads="1" noChangeAspect="1"/>
                           </pic:cNvPicPr>
                         </pic:nvPicPr>
                         <pic:blipFill>
-                          <a:blip r:embed="rId139"/>
+                          <a:blip r:embed="rId142"/>
                           <a:stretch>
                             <a:fillRect/>
                           </a:stretch>
@@ -38791,7 +43003,7 @@
               <w:t xml:space="preserve">.</w:t>
             </w:r>
           </w:p>
-          <w:bookmarkEnd w:id="142"/>
+          <w:bookmarkEnd w:id="145"/>
         </w:tc>
       </w:tr>
     </w:tbl>
@@ -38816,7 +43028,7 @@
       <w:tr>
         <w:tc>
           <w:tcPr/>
-          <w:bookmarkStart w:id="143" w:name="tbl-ps-wcgs-ipw"/>
+          <w:bookmarkStart w:id="146" w:name="tbl-ps-wcgs-ipw"/>
           <w:p>
             <w:pPr>
               <w:jc w:val="center"/>
@@ -39317,7 +43529,7 @@
               </w:tc>
             </w:tr>
           </w:tbl>
-          <w:bookmarkEnd w:id="143"/>
+          <w:bookmarkEnd w:id="146"/>
         </w:tc>
       </w:tr>
     </w:tbl>
@@ -39378,9 +43590,9 @@
         <w:t xml:space="preserve">in the WCGS data.</w:t>
       </w:r>
     </w:p>
-    <w:bookmarkEnd w:id="144"/>
-    <w:bookmarkEnd w:id="145"/>
-    <w:bookmarkStart w:id="146" w:name="sec-causal-summary"/>
+    <w:bookmarkEnd w:id="147"/>
+    <w:bookmarkEnd w:id="148"/>
+    <w:bookmarkStart w:id="149" w:name="sec-causal-summary"/>
     <w:p>
       <w:pPr>
         <w:pStyle w:val="Heading1"/>
@@ -39563,7 +43775,7 @@
         <w:pStyle w:val="Compact"/>
         <w:numPr>
           <w:ilvl w:val="0"/>
-          <w:numId w:val="1016"/>
+          <w:numId w:val="1018"/>
         </w:numPr>
       </w:pPr>
       <w:hyperlink w:anchor="def-consistency">
@@ -39608,7 +43820,7 @@
         <w:pStyle w:val="Compact"/>
         <w:numPr>
           <w:ilvl w:val="0"/>
-          <w:numId w:val="1016"/>
+          <w:numId w:val="1018"/>
         </w:numPr>
       </w:pPr>
       <w:hyperlink w:anchor="def-exchangeability">
@@ -39627,7 +43839,7 @@
       <w:r>
         <w:t xml:space="preserve"> </w:t>
       </w:r>
-      <w:hyperlink r:id="rId41">
+      <w:hyperlink r:id="rId42">
         <w:r>
           <w:rPr>
             <w:rStyle w:val="Hyperlink"/>
@@ -39661,7 +43873,7 @@
         <w:pStyle w:val="Compact"/>
         <w:numPr>
           <w:ilvl w:val="0"/>
-          <w:numId w:val="1016"/>
+          <w:numId w:val="1018"/>
         </w:numPr>
       </w:pPr>
       <w:hyperlink w:anchor="def-positivity">
@@ -39912,8 +44124,8 @@
         <w:t xml:space="preserve">can recover causal estimates under these three core identification assumptions.</w:t>
       </w:r>
     </w:p>
-    <w:bookmarkEnd w:id="146"/>
-    <w:bookmarkStart w:id="147" w:name="sec-causal-objectives"/>
+    <w:bookmarkEnd w:id="149"/>
+    <w:bookmarkStart w:id="150" w:name="sec-causal-objectives"/>
     <w:p>
       <w:pPr>
         <w:pStyle w:val="Heading1"/>
@@ -39934,7 +44146,7 @@
       <w:pPr>
         <w:numPr>
           <w:ilvl w:val="0"/>
-          <w:numId w:val="1017"/>
+          <w:numId w:val="1019"/>
         </w:numPr>
       </w:pPr>
       <w:r>
@@ -39978,7 +44190,7 @@
       <w:pPr>
         <w:numPr>
           <w:ilvl w:val="0"/>
-          <w:numId w:val="1017"/>
+          <w:numId w:val="1019"/>
         </w:numPr>
       </w:pPr>
       <w:r>
@@ -40047,7 +44259,7 @@
       <w:pPr>
         <w:numPr>
           <w:ilvl w:val="0"/>
-          <w:numId w:val="1017"/>
+          <w:numId w:val="1019"/>
         </w:numPr>
       </w:pPr>
       <w:r>
@@ -40110,7 +44322,7 @@
       <w:pPr>
         <w:numPr>
           <w:ilvl w:val="0"/>
-          <w:numId w:val="1017"/>
+          <w:numId w:val="1019"/>
         </w:numPr>
       </w:pPr>
       <w:r>
@@ -40137,7 +44349,7 @@
       <w:pPr>
         <w:numPr>
           <w:ilvl w:val="0"/>
-          <w:numId w:val="1017"/>
+          <w:numId w:val="1019"/>
         </w:numPr>
       </w:pPr>
       <w:r>
@@ -40223,7 +44435,7 @@
       <w:pPr>
         <w:numPr>
           <w:ilvl w:val="0"/>
-          <w:numId w:val="1017"/>
+          <w:numId w:val="1019"/>
         </w:numPr>
       </w:pPr>
       <w:r>
@@ -40261,7 +44473,7 @@
       <w:pPr>
         <w:numPr>
           <w:ilvl w:val="0"/>
-          <w:numId w:val="1017"/>
+          <w:numId w:val="1019"/>
         </w:numPr>
       </w:pPr>
       <w:r>
@@ -40305,7 +44517,7 @@
       <w:pPr>
         <w:numPr>
           <w:ilvl w:val="0"/>
-          <w:numId w:val="1017"/>
+          <w:numId w:val="1019"/>
         </w:numPr>
       </w:pPr>
       <w:r>
@@ -40339,8 +44551,8 @@
         <w:t xml:space="preserve">and articulate the additional assumptions required in each setting.</w:t>
       </w:r>
     </w:p>
-    <w:bookmarkEnd w:id="147"/>
-    <w:bookmarkStart w:id="165" w:name="references"/>
+    <w:bookmarkEnd w:id="150"/>
+    <w:bookmarkStart w:id="168" w:name="references"/>
     <w:p>
       <w:pPr>
         <w:pStyle w:val="Heading1"/>
@@ -40349,8 +44561,8 @@
         <w:t xml:space="preserve">References</w:t>
       </w:r>
     </w:p>
-    <w:bookmarkStart w:id="164" w:name="refs"/>
-    <w:bookmarkStart w:id="149" w:name="ref-hernan2020causal"/>
+    <w:bookmarkStart w:id="167" w:name="refs"/>
+    <w:bookmarkStart w:id="152" w:name="ref-hernan2020causal"/>
     <w:p>
       <w:pPr>
         <w:pStyle w:val="Bibliography"/>
@@ -40374,7 +44586,7 @@
       <w:r>
         <w:t xml:space="preserve"> </w:t>
       </w:r>
-      <w:hyperlink r:id="rId148">
+      <w:hyperlink r:id="rId151">
         <w:r>
           <w:rPr>
             <w:rStyle w:val="Hyperlink"/>
@@ -40386,8 +44598,8 @@
         <w:t xml:space="preserve">.</w:t>
       </w:r>
     </w:p>
-    <w:bookmarkEnd w:id="149"/>
-    <w:bookmarkStart w:id="151" w:name="ref-holland1986statistics"/>
+    <w:bookmarkEnd w:id="152"/>
+    <w:bookmarkStart w:id="154" w:name="ref-holland1986statistics"/>
     <w:p>
       <w:pPr>
         <w:pStyle w:val="Bibliography"/>
@@ -40420,7 +44632,7 @@
       <w:r>
         <w:t xml:space="preserve"> </w:t>
       </w:r>
-      <w:hyperlink r:id="rId150">
+      <w:hyperlink r:id="rId153">
         <w:r>
           <w:rPr>
             <w:rStyle w:val="Hyperlink"/>
@@ -40432,8 +44644,8 @@
         <w:t xml:space="preserve">.</w:t>
       </w:r>
     </w:p>
-    <w:bookmarkEnd w:id="151"/>
-    <w:bookmarkStart w:id="152" w:name="ref-HulleyStephen1998RToE"/>
+    <w:bookmarkEnd w:id="154"/>
+    <w:bookmarkStart w:id="155" w:name="ref-HulleyStephen1998RToE"/>
     <w:p>
       <w:pPr>
         <w:pStyle w:val="Bibliography"/>
@@ -40464,8 +44676,8 @@
         <w:t xml:space="preserve">(Chicago, IL) 280 (7): 605–13.</w:t>
       </w:r>
     </w:p>
-    <w:bookmarkEnd w:id="152"/>
-    <w:bookmarkStart w:id="153" w:name="ref-statrethink2e"/>
+    <w:bookmarkEnd w:id="155"/>
+    <w:bookmarkStart w:id="156" w:name="ref-statrethink2e"/>
     <w:p>
       <w:pPr>
         <w:pStyle w:val="Bibliography"/>
@@ -40557,8 +44769,8 @@
         <w:t xml:space="preserve">. Second edition. Chapman &amp; Hall/CRC Texts in Statistical Science Series. CRC Press.</w:t>
       </w:r>
     </w:p>
-    <w:bookmarkEnd w:id="153"/>
-    <w:bookmarkStart w:id="155" w:name="ref-mcelreath2026rethinking"/>
+    <w:bookmarkEnd w:id="156"/>
+    <w:bookmarkStart w:id="158" w:name="ref-mcelreath2026rethinking"/>
     <w:p>
       <w:pPr>
         <w:pStyle w:val="Bibliography"/>
@@ -40582,7 +44794,7 @@
       <w:r>
         <w:t xml:space="preserve"> </w:t>
       </w:r>
-      <w:hyperlink r:id="rId154">
+      <w:hyperlink r:id="rId157">
         <w:r>
           <w:rPr>
             <w:rStyle w:val="Hyperlink"/>
@@ -40594,8 +44806,8 @@
         <w:t xml:space="preserve">.</w:t>
       </w:r>
     </w:p>
-    <w:bookmarkEnd w:id="155"/>
-    <w:bookmarkStart w:id="157" w:name="ref-rosenbaum1983central"/>
+    <w:bookmarkEnd w:id="158"/>
+    <w:bookmarkStart w:id="160" w:name="ref-rosenbaum1983central"/>
     <w:p>
       <w:pPr>
         <w:pStyle w:val="Bibliography"/>
@@ -40628,7 +44840,7 @@
       <w:r>
         <w:t xml:space="preserve"> </w:t>
       </w:r>
-      <w:hyperlink r:id="rId156">
+      <w:hyperlink r:id="rId159">
         <w:r>
           <w:rPr>
             <w:rStyle w:val="Hyperlink"/>
@@ -40640,8 +44852,8 @@
         <w:t xml:space="preserve">.</w:t>
       </w:r>
     </w:p>
-    <w:bookmarkEnd w:id="157"/>
-    <w:bookmarkStart w:id="159" w:name="ref-rosenman1975coronary"/>
+    <w:bookmarkEnd w:id="160"/>
+    <w:bookmarkStart w:id="162" w:name="ref-rosenman1975coronary"/>
     <w:p>
       <w:pPr>
         <w:pStyle w:val="Bibliography"/>
@@ -40683,7 +44895,7 @@
       <w:r>
         <w:t xml:space="preserve"> </w:t>
       </w:r>
-      <w:hyperlink r:id="rId158">
+      <w:hyperlink r:id="rId161">
         <w:r>
           <w:rPr>
             <w:rStyle w:val="Hyperlink"/>
@@ -40695,8 +44907,8 @@
         <w:t xml:space="preserve">.</w:t>
       </w:r>
     </w:p>
-    <w:bookmarkEnd w:id="159"/>
-    <w:bookmarkStart w:id="161" w:name="ref-rubin1974estimating"/>
+    <w:bookmarkEnd w:id="162"/>
+    <w:bookmarkStart w:id="164" w:name="ref-rubin1974estimating"/>
     <w:p>
       <w:pPr>
         <w:pStyle w:val="Bibliography"/>
@@ -40729,7 +44941,7 @@
       <w:r>
         <w:t xml:space="preserve"> </w:t>
       </w:r>
-      <w:hyperlink r:id="rId160">
+      <w:hyperlink r:id="rId163">
         <w:r>
           <w:rPr>
             <w:rStyle w:val="Hyperlink"/>
@@ -40741,8 +44953,8 @@
         <w:t xml:space="preserve">.</w:t>
       </w:r>
     </w:p>
-    <w:bookmarkEnd w:id="161"/>
-    <w:bookmarkStart w:id="163" w:name="ref-vittinghoff2e"/>
+    <w:bookmarkEnd w:id="164"/>
+    <w:bookmarkStart w:id="166" w:name="ref-vittinghoff2e"/>
     <w:p>
       <w:pPr>
         <w:pStyle w:val="Bibliography"/>
@@ -40766,7 +44978,7 @@
       <w:r>
         <w:t xml:space="preserve"> </w:t>
       </w:r>
-      <w:hyperlink r:id="rId162">
+      <w:hyperlink r:id="rId165">
         <w:r>
           <w:rPr>
             <w:rStyle w:val="Hyperlink"/>
@@ -40778,9 +44990,9 @@
         <w:t xml:space="preserve">.</w:t>
       </w:r>
     </w:p>
-    <w:bookmarkEnd w:id="163"/>
-    <w:bookmarkEnd w:id="164"/>
-    <w:bookmarkEnd w:id="165"/>
+    <w:bookmarkEnd w:id="166"/>
+    <w:bookmarkEnd w:id="167"/>
+    <w:bookmarkEnd w:id="168"/>
     <w:sectPr>
       <w:footnotePr>
         <w:numRestart w:val="eachSect"/>
@@ -41140,34 +45352,7 @@
     <w:abstractNumId w:val="991"/>
   </w:num>
   <w:num w:numId="1011">
-    <w:abstractNumId w:val="99411"/>
-    <w:lvlOverride w:ilvl="0">
-      <w:startOverride w:val="1"/>
-    </w:lvlOverride>
-    <w:lvlOverride w:ilvl="1">
-      <w:startOverride w:val="1"/>
-    </w:lvlOverride>
-    <w:lvlOverride w:ilvl="2">
-      <w:startOverride w:val="1"/>
-    </w:lvlOverride>
-    <w:lvlOverride w:ilvl="3">
-      <w:startOverride w:val="1"/>
-    </w:lvlOverride>
-    <w:lvlOverride w:ilvl="4">
-      <w:startOverride w:val="1"/>
-    </w:lvlOverride>
-    <w:lvlOverride w:ilvl="5">
-      <w:startOverride w:val="1"/>
-    </w:lvlOverride>
-    <w:lvlOverride w:ilvl="6">
-      <w:startOverride w:val="1"/>
-    </w:lvlOverride>
-    <w:lvlOverride w:ilvl="7">
-      <w:startOverride w:val="1"/>
-    </w:lvlOverride>
-    <w:lvlOverride w:ilvl="8">
-      <w:startOverride w:val="1"/>
-    </w:lvlOverride>
+    <w:abstractNumId w:val="991"/>
   </w:num>
   <w:num w:numId="1012">
     <w:abstractNumId w:val="991"/>
@@ -41236,6 +45421,9 @@
     </w:lvlOverride>
   </w:num>
   <w:num w:numId="1016">
+    <w:abstractNumId w:val="991"/>
+  </w:num>
+  <w:num w:numId="1017">
     <w:abstractNumId w:val="99411"/>
     <w:lvlOverride w:ilvl="0">
       <w:startOverride w:val="1"/>
@@ -41265,7 +45453,37 @@
       <w:startOverride w:val="1"/>
     </w:lvlOverride>
   </w:num>
-  <w:num w:numId="1017">
+  <w:num w:numId="1018">
+    <w:abstractNumId w:val="99411"/>
+    <w:lvlOverride w:ilvl="0">
+      <w:startOverride w:val="1"/>
+    </w:lvlOverride>
+    <w:lvlOverride w:ilvl="1">
+      <w:startOverride w:val="1"/>
+    </w:lvlOverride>
+    <w:lvlOverride w:ilvl="2">
+      <w:startOverride w:val="1"/>
+    </w:lvlOverride>
+    <w:lvlOverride w:ilvl="3">
+      <w:startOverride w:val="1"/>
+    </w:lvlOverride>
+    <w:lvlOverride w:ilvl="4">
+      <w:startOverride w:val="1"/>
+    </w:lvlOverride>
+    <w:lvlOverride w:ilvl="5">
+      <w:startOverride w:val="1"/>
+    </w:lvlOverride>
+    <w:lvlOverride w:ilvl="6">
+      <w:startOverride w:val="1"/>
+    </w:lvlOverride>
+    <w:lvlOverride w:ilvl="7">
+      <w:startOverride w:val="1"/>
+    </w:lvlOverride>
+    <w:lvlOverride w:ilvl="8">
+      <w:startOverride w:val="1"/>
+    </w:lvlOverride>
+  </w:num>
+  <w:num w:numId="1019">
     <w:abstractNumId w:val="99411"/>
     <w:lvlOverride w:ilvl="0">
       <w:startOverride w:val="1"/>

--- a/chapters/causal-inference.docx
+++ b/chapters/causal-inference.docx
@@ -14822,7 +14822,7 @@
         <w:t xml:space="preserve"> </w:t>
       </w:r>
       <w:r>
-        <w:t xml:space="preserve">Women were followed for an average of 4.1 years</w:t>
+        <w:t xml:space="preserve">Women were followed for a sample mean of 4.1 years</w:t>
       </w:r>
       <w:r>
         <w:t xml:space="preserve"> </w:t>
@@ -20534,7 +20534,7 @@
         <w:t xml:space="preserve"> </w:t>
       </w:r>
       <w:r>
-        <w:t xml:space="preserve">Women were followed for an average of 4.1 years</w:t>
+        <w:t xml:space="preserve">Women were followed for a sample mean of 4.1 years</w:t>
       </w:r>
       <w:r>
         <w:t xml:space="preserve"> </w:t>

--- a/chapters/causal-inference.docx
+++ b/chapters/causal-inference.docx
@@ -9096,16 +9096,21 @@
               <w:t xml:space="preserve"> </w:t>
             </w:r>
             <m:oMath>
-              <m:acc>
-                <m:accPr>
-                  <m:chr m:val="̃"/>
-                </m:accPr>
+              <m:limLow>
                 <m:e>
                   <m:r>
                     <m:t>L</m:t>
                   </m:r>
                 </m:e>
-              </m:acc>
+                <m:lim>
+                  <m:r>
+                    <m:rPr>
+                      <m:sty m:val="p"/>
+                    </m:rPr>
+                    <m:t>∼</m:t>
+                  </m:r>
+                </m:lim>
+              </m:limLow>
             </m:oMath>
             <w:r>
               <w:t xml:space="preserve">,</w:t>
@@ -9241,16 +9246,21 @@
                   </m:rPr>
                   <m:t>∣</m:t>
                 </m:r>
-                <m:acc>
-                  <m:accPr>
-                    <m:chr m:val="̃"/>
-                  </m:accPr>
+                <m:limLow>
                   <m:e>
                     <m:r>
                       <m:t>L</m:t>
                     </m:r>
                   </m:e>
-                </m:acc>
+                  <m:lim>
+                    <m:r>
+                      <m:rPr>
+                        <m:sty m:val="p"/>
+                      </m:rPr>
+                      <m:t>∼</m:t>
+                    </m:r>
+                  </m:lim>
+                </m:limLow>
               </m:oMath>
             </m:oMathPara>
           </w:p>
@@ -9508,16 +9518,21 @@
               <w:t xml:space="preserve"> </w:t>
             </w:r>
             <m:oMath>
-              <m:acc>
-                <m:accPr>
-                  <m:chr m:val="̃"/>
-                </m:accPr>
+              <m:limLow>
                 <m:e>
                   <m:r>
                     <m:t>L</m:t>
                   </m:r>
                 </m:e>
-              </m:acc>
+                <m:lim>
+                  <m:r>
+                    <m:rPr>
+                      <m:sty m:val="p"/>
+                    </m:rPr>
+                    <m:t>∼</m:t>
+                  </m:r>
+                </m:lim>
+              </m:limLow>
             </m:oMath>
             <w:r>
               <w:t xml:space="preserve"> </w:t>
@@ -9540,16 +9555,21 @@
               <w:t xml:space="preserve"> </w:t>
             </w:r>
             <m:oMath>
-              <m:acc>
-                <m:accPr>
-                  <m:chr m:val="̃"/>
-                </m:accPr>
+              <m:limLow>
                 <m:e>
                   <m:r>
                     <m:t>L</m:t>
                   </m:r>
                 </m:e>
-              </m:acc>
+                <m:lim>
+                  <m:r>
+                    <m:rPr>
+                      <m:sty m:val="p"/>
+                    </m:rPr>
+                    <m:t>∼</m:t>
+                  </m:r>
+                </m:lim>
+              </m:limLow>
             </m:oMath>
             <w:r>
               <w:t xml:space="preserve">.</w:t>
@@ -10273,16 +10293,21 @@
               <w:t xml:space="preserve"> </w:t>
             </w:r>
             <m:oMath>
-              <m:acc>
-                <m:accPr>
-                  <m:chr m:val="̃"/>
-                </m:accPr>
+              <m:limLow>
                 <m:e>
                   <m:r>
                     <m:t>L</m:t>
                   </m:r>
                 </m:e>
-              </m:acc>
+                <m:lim>
+                  <m:r>
+                    <m:rPr>
+                      <m:sty m:val="p"/>
+                    </m:rPr>
+                    <m:t>∼</m:t>
+                  </m:r>
+                </m:lim>
+              </m:limLow>
               <m:r>
                 <m:rPr>
                   <m:sty m:val="p"/>
@@ -10928,16 +10953,21 @@
               <w:t xml:space="preserve"> </w:t>
             </w:r>
             <m:oMath>
-              <m:acc>
-                <m:accPr>
-                  <m:chr m:val="̃"/>
-                </m:accPr>
+              <m:limLow>
                 <m:e>
                   <m:r>
                     <m:t>l</m:t>
                   </m:r>
                 </m:e>
-              </m:acc>
+                <m:lim>
+                  <m:r>
+                    <m:rPr>
+                      <m:sty m:val="p"/>
+                    </m:rPr>
+                    <m:t>∼</m:t>
+                  </m:r>
+                </m:lim>
+              </m:limLow>
             </m:oMath>
             <w:r>
               <w:t xml:space="preserve"> </w:t>
@@ -10966,16 +10996,21 @@
               <w:t xml:space="preserve"> </w:t>
             </w:r>
             <m:oMath>
-              <m:acc>
-                <m:accPr>
-                  <m:chr m:val="̃"/>
-                </m:accPr>
+              <m:limLow>
                 <m:e>
                   <m:r>
                     <m:t>L</m:t>
                   </m:r>
                 </m:e>
-              </m:acc>
+                <m:lim>
+                  <m:r>
+                    <m:rPr>
+                      <m:sty m:val="p"/>
+                    </m:rPr>
+                    <m:t>∼</m:t>
+                  </m:r>
+                </m:lim>
+              </m:limLow>
             </m:oMath>
             <w:r>
               <w:t xml:space="preserve">:</w:t>
@@ -11034,32 +11069,42 @@
                       </m:rPr>
                       <m:t>∣</m:t>
                     </m:r>
-                    <m:acc>
-                      <m:accPr>
-                        <m:chr m:val="̃"/>
-                      </m:accPr>
+                    <m:limLow>
                       <m:e>
                         <m:r>
                           <m:t>L</m:t>
                         </m:r>
                       </m:e>
-                    </m:acc>
+                      <m:lim>
+                        <m:r>
+                          <m:rPr>
+                            <m:sty m:val="p"/>
+                          </m:rPr>
+                          <m:t>∼</m:t>
+                        </m:r>
+                      </m:lim>
+                    </m:limLow>
                     <m:r>
                       <m:rPr>
                         <m:sty m:val="p"/>
                       </m:rPr>
                       <m:t>=</m:t>
                     </m:r>
-                    <m:acc>
-                      <m:accPr>
-                        <m:chr m:val="̃"/>
-                      </m:accPr>
+                    <m:limLow>
                       <m:e>
                         <m:r>
                           <m:t>l</m:t>
                         </m:r>
                       </m:e>
-                    </m:acc>
+                      <m:lim>
+                        <m:r>
+                          <m:rPr>
+                            <m:sty m:val="p"/>
+                          </m:rPr>
+                          <m:t>∼</m:t>
+                        </m:r>
+                      </m:lim>
+                    </m:limLow>
                   </m:e>
                 </m:d>
                 <m:r>
@@ -11084,16 +11129,21 @@
                   </m:rPr>
                   <m:t>for all </m:t>
                 </m:r>
-                <m:acc>
-                  <m:accPr>
-                    <m:chr m:val="̃"/>
-                  </m:accPr>
+                <m:limLow>
                   <m:e>
                     <m:r>
                       <m:t>l</m:t>
                     </m:r>
                   </m:e>
-                </m:acc>
+                  <m:lim>
+                    <m:r>
+                      <m:rPr>
+                        <m:sty m:val="p"/>
+                      </m:rPr>
+                      <m:t>∼</m:t>
+                    </m:r>
+                  </m:lim>
+                </m:limLow>
                 <m:r>
                   <m:rPr>
                     <m:nor/>
@@ -11101,16 +11151,21 @@
                   </m:rPr>
                   <m:t> in the support of </m:t>
                 </m:r>
-                <m:acc>
-                  <m:accPr>
-                    <m:chr m:val="̃"/>
-                  </m:accPr>
+                <m:limLow>
                   <m:e>
                     <m:r>
                       <m:t>L</m:t>
                     </m:r>
                   </m:e>
-                </m:acc>
+                  <m:lim>
+                    <m:r>
+                      <m:rPr>
+                        <m:sty m:val="p"/>
+                      </m:rPr>
+                      <m:t>∼</m:t>
+                    </m:r>
+                  </m:lim>
+                </m:limLow>
               </m:oMath>
             </m:oMathPara>
           </w:p>
@@ -18184,16 +18239,21 @@
         <w:t xml:space="preserve"> </w:t>
       </w:r>
       <m:oMath>
-        <m:acc>
-          <m:accPr>
-            <m:chr m:val="̃"/>
-          </m:accPr>
+        <m:limLow>
           <m:e>
             <m:r>
               <m:t>L</m:t>
             </m:r>
           </m:e>
-        </m:acc>
+          <m:lim>
+            <m:r>
+              <m:rPr>
+                <m:sty m:val="p"/>
+              </m:rPr>
+              <m:t>∼</m:t>
+            </m:r>
+          </m:lim>
+        </m:limLow>
       </m:oMath>
       <w:r>
         <w:t xml:space="preserve">,</w:t>
@@ -18347,16 +18407,21 @@
         <w:t xml:space="preserve"> </w:t>
       </w:r>
       <m:oMath>
-        <m:acc>
-          <m:accPr>
-            <m:chr m:val="̃"/>
-          </m:accPr>
+        <m:limLow>
           <m:e>
             <m:r>
               <m:t>L</m:t>
             </m:r>
           </m:e>
-        </m:acc>
+          <m:lim>
+            <m:r>
+              <m:rPr>
+                <m:sty m:val="p"/>
+              </m:rPr>
+              <m:t>∼</m:t>
+            </m:r>
+          </m:lim>
+        </m:limLow>
       </m:oMath>
       <w:r>
         <w:t xml:space="preserve">.</w:t>
@@ -19903,16 +19968,21 @@
               <w:t xml:space="preserve"> </w:t>
             </w:r>
             <m:oMath>
-              <m:acc>
-                <m:accPr>
-                  <m:chr m:val="̃"/>
-                </m:accPr>
+              <m:limLow>
                 <m:e>
                   <m:r>
                     <m:t>L</m:t>
                   </m:r>
                 </m:e>
-              </m:acc>
+                <m:lim>
+                  <m:r>
+                    <m:rPr>
+                      <m:sty m:val="p"/>
+                    </m:rPr>
+                    <m:t>∼</m:t>
+                  </m:r>
+                </m:lim>
+              </m:limLow>
             </m:oMath>
             <w:r>
               <w:t xml:space="preserve"> </w:t>
@@ -19987,16 +20057,21 @@
               <w:t xml:space="preserve"> </w:t>
             </w:r>
             <m:oMath>
-              <m:acc>
-                <m:accPr>
-                  <m:chr m:val="̃"/>
-                </m:accPr>
+              <m:limLow>
                 <m:e>
                   <m:r>
                     <m:t>L</m:t>
                   </m:r>
                 </m:e>
-              </m:acc>
+                <m:lim>
+                  <m:r>
+                    <m:rPr>
+                      <m:sty m:val="p"/>
+                    </m:rPr>
+                    <m:t>∼</m:t>
+                  </m:r>
+                </m:lim>
+              </m:limLow>
             </m:oMath>
             <w:r>
               <w:t xml:space="preserve"> </w:t>
@@ -20025,16 +20100,21 @@
               </w:numPr>
             </w:pPr>
             <m:oMath>
-              <m:acc>
-                <m:accPr>
-                  <m:chr m:val="̃"/>
-                </m:accPr>
+              <m:limLow>
                 <m:e>
                   <m:r>
                     <m:t>L</m:t>
                   </m:r>
                 </m:e>
-              </m:acc>
+                <m:lim>
+                  <m:r>
+                    <m:rPr>
+                      <m:sty m:val="p"/>
+                    </m:rPr>
+                    <m:t>∼</m:t>
+                  </m:r>
+                </m:lim>
+              </m:limLow>
             </m:oMath>
             <w:r>
               <w:t xml:space="preserve"> </w:t>
@@ -20157,16 +20237,21 @@
               <w:t xml:space="preserve"> </w:t>
             </w:r>
             <m:oMath>
-              <m:acc>
-                <m:accPr>
-                  <m:chr m:val="̃"/>
-                </m:accPr>
+              <m:limLow>
                 <m:e>
                   <m:r>
                     <m:t>L</m:t>
                   </m:r>
                 </m:e>
-              </m:acc>
+                <m:lim>
+                  <m:r>
+                    <m:rPr>
+                      <m:sty m:val="p"/>
+                    </m:rPr>
+                    <m:t>∼</m:t>
+                  </m:r>
+                </m:lim>
+              </m:limLow>
             </m:oMath>
             <w:r>
               <w:t xml:space="preserve"> </w:t>
@@ -20184,16 +20269,21 @@
               <w:t xml:space="preserve"> </w:t>
             </w:r>
             <m:oMath>
-              <m:acc>
-                <m:accPr>
-                  <m:chr m:val="̃"/>
-                </m:accPr>
+              <m:limLow>
                 <m:e>
                   <m:r>
                     <m:t>L</m:t>
                   </m:r>
                 </m:e>
-              </m:acc>
+                <m:lim>
+                  <m:r>
+                    <m:rPr>
+                      <m:sty m:val="p"/>
+                    </m:rPr>
+                    <m:t>∼</m:t>
+                  </m:r>
+                </m:lim>
+              </m:limLow>
             </m:oMath>
             <w:r>
               <w:t xml:space="preserve"> </w:t>
@@ -20290,16 +20380,21 @@
                     <m:supHide m:val="on"/>
                   </m:naryPr>
                   <m:sub>
-                    <m:acc>
-                      <m:accPr>
-                        <m:chr m:val="̃"/>
-                      </m:accPr>
+                    <m:limLow>
                       <m:e>
                         <m:r>
                           <m:t>l</m:t>
                         </m:r>
                       </m:e>
-                    </m:acc>
+                      <m:lim>
+                        <m:r>
+                          <m:rPr>
+                            <m:sty m:val="p"/>
+                          </m:rPr>
+                          <m:t>∼</m:t>
+                        </m:r>
+                      </m:lim>
+                    </m:limLow>
                   </m:sub>
                   <m:sup>
                     <m:r>
@@ -20353,32 +20448,42 @@
                       </m:rPr>
                       <m:t>,</m:t>
                     </m:r>
-                    <m:acc>
-                      <m:accPr>
-                        <m:chr m:val="̃"/>
-                      </m:accPr>
+                    <m:limLow>
                       <m:e>
                         <m:r>
                           <m:t>L</m:t>
                         </m:r>
                       </m:e>
-                    </m:acc>
+                      <m:lim>
+                        <m:r>
+                          <m:rPr>
+                            <m:sty m:val="p"/>
+                          </m:rPr>
+                          <m:t>∼</m:t>
+                        </m:r>
+                      </m:lim>
+                    </m:limLow>
                     <m:r>
                       <m:rPr>
                         <m:sty m:val="p"/>
                       </m:rPr>
                       <m:t>=</m:t>
                     </m:r>
-                    <m:acc>
-                      <m:accPr>
-                        <m:chr m:val="̃"/>
-                      </m:accPr>
+                    <m:limLow>
                       <m:e>
                         <m:r>
                           <m:t>l</m:t>
                         </m:r>
                       </m:e>
-                    </m:acc>
+                      <m:lim>
+                        <m:r>
+                          <m:rPr>
+                            <m:sty m:val="p"/>
+                          </m:rPr>
+                          <m:t>∼</m:t>
+                        </m:r>
+                      </m:lim>
+                    </m:limLow>
                   </m:e>
                 </m:d>
                 <m:r>
@@ -20401,32 +20506,42 @@
                     <m:grow/>
                   </m:dPr>
                   <m:e>
-                    <m:acc>
-                      <m:accPr>
-                        <m:chr m:val="̃"/>
-                      </m:accPr>
+                    <m:limLow>
                       <m:e>
                         <m:r>
                           <m:t>L</m:t>
                         </m:r>
                       </m:e>
-                    </m:acc>
+                      <m:lim>
+                        <m:r>
+                          <m:rPr>
+                            <m:sty m:val="p"/>
+                          </m:rPr>
+                          <m:t>∼</m:t>
+                        </m:r>
+                      </m:lim>
+                    </m:limLow>
                     <m:r>
                       <m:rPr>
                         <m:sty m:val="p"/>
                       </m:rPr>
                       <m:t>=</m:t>
                     </m:r>
-                    <m:acc>
-                      <m:accPr>
-                        <m:chr m:val="̃"/>
-                      </m:accPr>
+                    <m:limLow>
                       <m:e>
                         <m:r>
                           <m:t>l</m:t>
                         </m:r>
                       </m:e>
-                    </m:acc>
+                      <m:lim>
+                        <m:r>
+                          <m:rPr>
+                            <m:sty m:val="p"/>
+                          </m:rPr>
+                          <m:t>∼</m:t>
+                        </m:r>
+                      </m:lim>
+                    </m:limLow>
                   </m:e>
                 </m:d>
                 <m:r>
@@ -28288,16 +28403,21 @@
         <w:t xml:space="preserve"> </w:t>
       </w:r>
       <m:oMath>
-        <m:acc>
-          <m:accPr>
-            <m:chr m:val="̃"/>
-          </m:accPr>
+        <m:limLow>
           <m:e>
             <m:r>
               <m:t>L</m:t>
             </m:r>
           </m:e>
-        </m:acc>
+          <m:lim>
+            <m:r>
+              <m:rPr>
+                <m:sty m:val="p"/>
+              </m:rPr>
+              <m:t>∼</m:t>
+            </m:r>
+          </m:lim>
+        </m:limLow>
       </m:oMath>
       <w:r>
         <w:t xml:space="preserve"> </w:t>
@@ -28382,16 +28502,21 @@
               <w:t xml:space="preserve"> </w:t>
             </w:r>
             <m:oMath>
-              <m:acc>
-                <m:accPr>
-                  <m:chr m:val="̃"/>
-                </m:accPr>
+              <m:limLow>
                 <m:e>
                   <m:r>
                     <m:t>L</m:t>
                   </m:r>
                 </m:e>
-              </m:acc>
+                <m:lim>
+                  <m:r>
+                    <m:rPr>
+                      <m:sty m:val="p"/>
+                    </m:rPr>
+                    <m:t>∼</m:t>
+                  </m:r>
+                </m:lim>
+              </m:limLow>
             </m:oMath>
             <w:r>
               <w:t xml:space="preserve"> </w:t>
@@ -28446,16 +28571,21 @@
               <w:t xml:space="preserve"> </w:t>
             </w:r>
             <m:oMath>
-              <m:acc>
-                <m:accPr>
-                  <m:chr m:val="̃"/>
-                </m:accPr>
+              <m:limLow>
                 <m:e>
                   <m:r>
                     <m:t>L</m:t>
                   </m:r>
                 </m:e>
-              </m:acc>
+                <m:lim>
+                  <m:r>
+                    <m:rPr>
+                      <m:sty m:val="p"/>
+                    </m:rPr>
+                    <m:t>∼</m:t>
+                  </m:r>
+                </m:lim>
+              </m:limLow>
             </m:oMath>
             <w:r>
               <w:t xml:space="preserve">,</w:t>
@@ -28599,16 +28729,21 @@
                     <m:supHide m:val="on"/>
                   </m:naryPr>
                   <m:sub>
-                    <m:acc>
-                      <m:accPr>
-                        <m:chr m:val="̃"/>
-                      </m:accPr>
+                    <m:limLow>
                       <m:e>
                         <m:r>
                           <m:t>l</m:t>
                         </m:r>
                       </m:e>
-                    </m:acc>
+                      <m:lim>
+                        <m:r>
+                          <m:rPr>
+                            <m:sty m:val="p"/>
+                          </m:rPr>
+                          <m:t>∼</m:t>
+                        </m:r>
+                      </m:lim>
+                    </m:limLow>
                   </m:sub>
                   <m:sup>
                     <m:r>
@@ -28662,32 +28797,42 @@
                       </m:rPr>
                       <m:t>,</m:t>
                     </m:r>
-                    <m:acc>
-                      <m:accPr>
-                        <m:chr m:val="̃"/>
-                      </m:accPr>
+                    <m:limLow>
                       <m:e>
                         <m:r>
                           <m:t>L</m:t>
                         </m:r>
                       </m:e>
-                    </m:acc>
+                      <m:lim>
+                        <m:r>
+                          <m:rPr>
+                            <m:sty m:val="p"/>
+                          </m:rPr>
+                          <m:t>∼</m:t>
+                        </m:r>
+                      </m:lim>
+                    </m:limLow>
                     <m:r>
                       <m:rPr>
                         <m:sty m:val="p"/>
                       </m:rPr>
                       <m:t>=</m:t>
                     </m:r>
-                    <m:acc>
-                      <m:accPr>
-                        <m:chr m:val="̃"/>
-                      </m:accPr>
+                    <m:limLow>
                       <m:e>
                         <m:r>
                           <m:t>l</m:t>
                         </m:r>
                       </m:e>
-                    </m:acc>
+                      <m:lim>
+                        <m:r>
+                          <m:rPr>
+                            <m:sty m:val="p"/>
+                          </m:rPr>
+                          <m:t>∼</m:t>
+                        </m:r>
+                      </m:lim>
+                    </m:limLow>
                   </m:e>
                 </m:d>
                 <m:r>
@@ -28710,32 +28855,42 @@
                     <m:grow/>
                   </m:dPr>
                   <m:e>
-                    <m:acc>
-                      <m:accPr>
-                        <m:chr m:val="̃"/>
-                      </m:accPr>
+                    <m:limLow>
                       <m:e>
                         <m:r>
                           <m:t>L</m:t>
                         </m:r>
                       </m:e>
-                    </m:acc>
+                      <m:lim>
+                        <m:r>
+                          <m:rPr>
+                            <m:sty m:val="p"/>
+                          </m:rPr>
+                          <m:t>∼</m:t>
+                        </m:r>
+                      </m:lim>
+                    </m:limLow>
                     <m:r>
                       <m:rPr>
                         <m:sty m:val="p"/>
                       </m:rPr>
                       <m:t>=</m:t>
                     </m:r>
-                    <m:acc>
-                      <m:accPr>
-                        <m:chr m:val="̃"/>
-                      </m:accPr>
+                    <m:limLow>
                       <m:e>
                         <m:r>
                           <m:t>l</m:t>
                         </m:r>
                       </m:e>
-                    </m:acc>
+                      <m:lim>
+                        <m:r>
+                          <m:rPr>
+                            <m:sty m:val="p"/>
+                          </m:rPr>
+                          <m:t>∼</m:t>
+                        </m:r>
+                      </m:lim>
+                    </m:limLow>
                   </m:e>
                 </m:d>
                 <m:r>
@@ -28774,16 +28929,21 @@
               <w:t xml:space="preserve"> </w:t>
             </w:r>
             <m:oMath>
-              <m:acc>
-                <m:accPr>
-                  <m:chr m:val="̃"/>
-                </m:accPr>
+              <m:limLow>
                 <m:e>
                   <m:r>
                     <m:t>L</m:t>
                   </m:r>
                 </m:e>
-              </m:acc>
+                <m:lim>
+                  <m:r>
+                    <m:rPr>
+                      <m:sty m:val="p"/>
+                    </m:rPr>
+                    <m:t>∼</m:t>
+                  </m:r>
+                </m:lim>
+              </m:limLow>
             </m:oMath>
             <w:r>
               <w:t xml:space="preserve">.</w:t>
@@ -28950,16 +29110,21 @@
                         <m:supHide m:val="on"/>
                       </m:naryPr>
                       <m:sub>
-                        <m:acc>
-                          <m:accPr>
-                            <m:chr m:val="̃"/>
-                          </m:accPr>
+                        <m:limLow>
                           <m:e>
                             <m:r>
                               <m:t>l</m:t>
                             </m:r>
                           </m:e>
-                        </m:acc>
+                          <m:lim>
+                            <m:r>
+                              <m:rPr>
+                                <m:sty m:val="p"/>
+                              </m:rPr>
+                              <m:t>∼</m:t>
+                            </m:r>
+                          </m:lim>
+                        </m:limLow>
                       </m:sub>
                       <m:sup>
                         <m:r>
@@ -29010,32 +29175,42 @@
                           </m:rPr>
                           <m:t>∣</m:t>
                         </m:r>
-                        <m:acc>
-                          <m:accPr>
-                            <m:chr m:val="̃"/>
-                          </m:accPr>
+                        <m:limLow>
                           <m:e>
                             <m:r>
                               <m:t>L</m:t>
                             </m:r>
                           </m:e>
-                        </m:acc>
+                          <m:lim>
+                            <m:r>
+                              <m:rPr>
+                                <m:sty m:val="p"/>
+                              </m:rPr>
+                              <m:t>∼</m:t>
+                            </m:r>
+                          </m:lim>
+                        </m:limLow>
                         <m:r>
                           <m:rPr>
                             <m:sty m:val="p"/>
                           </m:rPr>
                           <m:t>=</m:t>
                         </m:r>
-                        <m:acc>
-                          <m:accPr>
-                            <m:chr m:val="̃"/>
-                          </m:accPr>
+                        <m:limLow>
                           <m:e>
                             <m:r>
                               <m:t>l</m:t>
                             </m:r>
                           </m:e>
-                        </m:acc>
+                          <m:lim>
+                            <m:r>
+                              <m:rPr>
+                                <m:sty m:val="p"/>
+                              </m:rPr>
+                              <m:t>∼</m:t>
+                            </m:r>
+                          </m:lim>
+                        </m:limLow>
                       </m:e>
                     </m:d>
                     <m:r>
@@ -29058,32 +29233,42 @@
                         <m:grow/>
                       </m:dPr>
                       <m:e>
-                        <m:acc>
-                          <m:accPr>
-                            <m:chr m:val="̃"/>
-                          </m:accPr>
+                        <m:limLow>
                           <m:e>
                             <m:r>
                               <m:t>L</m:t>
                             </m:r>
                           </m:e>
-                        </m:acc>
+                          <m:lim>
+                            <m:r>
+                              <m:rPr>
+                                <m:sty m:val="p"/>
+                              </m:rPr>
+                              <m:t>∼</m:t>
+                            </m:r>
+                          </m:lim>
+                        </m:limLow>
                         <m:r>
                           <m:rPr>
                             <m:sty m:val="p"/>
                           </m:rPr>
                           <m:t>=</m:t>
                         </m:r>
-                        <m:acc>
-                          <m:accPr>
-                            <m:chr m:val="̃"/>
-                          </m:accPr>
+                        <m:limLow>
                           <m:e>
                             <m:r>
                               <m:t>l</m:t>
                             </m:r>
                           </m:e>
-                        </m:acc>
+                          <m:lim>
+                            <m:r>
+                              <m:rPr>
+                                <m:sty m:val="p"/>
+                              </m:rPr>
+                              <m:t>∼</m:t>
+                            </m:r>
+                          </m:lim>
+                        </m:limLow>
                       </m:e>
                     </m:d>
                     <m:r>
@@ -29102,16 +29287,21 @@
                       </m:rPr>
                       <m:t>(law of total expectation over </m:t>
                     </m:r>
-                    <m:acc>
-                      <m:accPr>
-                        <m:chr m:val="̃"/>
-                      </m:accPr>
+                    <m:limLow>
                       <m:e>
                         <m:r>
                           <m:t>L</m:t>
                         </m:r>
                       </m:e>
-                    </m:acc>
+                      <m:lim>
+                        <m:r>
+                          <m:rPr>
+                            <m:sty m:val="p"/>
+                          </m:rPr>
+                          <m:t>∼</m:t>
+                        </m:r>
+                      </m:lim>
+                    </m:limLow>
                     <m:r>
                       <m:rPr>
                         <m:nor/>
@@ -29138,16 +29328,21 @@
                         <m:supHide m:val="on"/>
                       </m:naryPr>
                       <m:sub>
-                        <m:acc>
-                          <m:accPr>
-                            <m:chr m:val="̃"/>
-                          </m:accPr>
+                        <m:limLow>
                           <m:e>
                             <m:r>
                               <m:t>l</m:t>
                             </m:r>
                           </m:e>
-                        </m:acc>
+                          <m:lim>
+                            <m:r>
+                              <m:rPr>
+                                <m:sty m:val="p"/>
+                              </m:rPr>
+                              <m:t>∼</m:t>
+                            </m:r>
+                          </m:lim>
+                        </m:limLow>
                       </m:sub>
                       <m:sup>
                         <m:r>
@@ -29216,32 +29411,42 @@
                           </m:rPr>
                           <m:t>,</m:t>
                         </m:r>
-                        <m:acc>
-                          <m:accPr>
-                            <m:chr m:val="̃"/>
-                          </m:accPr>
+                        <m:limLow>
                           <m:e>
                             <m:r>
                               <m:t>L</m:t>
                             </m:r>
                           </m:e>
-                        </m:acc>
+                          <m:lim>
+                            <m:r>
+                              <m:rPr>
+                                <m:sty m:val="p"/>
+                              </m:rPr>
+                              <m:t>∼</m:t>
+                            </m:r>
+                          </m:lim>
+                        </m:limLow>
                         <m:r>
                           <m:rPr>
                             <m:sty m:val="p"/>
                           </m:rPr>
                           <m:t>=</m:t>
                         </m:r>
-                        <m:acc>
-                          <m:accPr>
-                            <m:chr m:val="̃"/>
-                          </m:accPr>
+                        <m:limLow>
                           <m:e>
                             <m:r>
                               <m:t>l</m:t>
                             </m:r>
                           </m:e>
-                        </m:acc>
+                          <m:lim>
+                            <m:r>
+                              <m:rPr>
+                                <m:sty m:val="p"/>
+                              </m:rPr>
+                              <m:t>∼</m:t>
+                            </m:r>
+                          </m:lim>
+                        </m:limLow>
                       </m:e>
                     </m:d>
                     <m:r>
@@ -29264,32 +29469,42 @@
                         <m:grow/>
                       </m:dPr>
                       <m:e>
-                        <m:acc>
-                          <m:accPr>
-                            <m:chr m:val="̃"/>
-                          </m:accPr>
+                        <m:limLow>
                           <m:e>
                             <m:r>
                               <m:t>L</m:t>
                             </m:r>
                           </m:e>
-                        </m:acc>
+                          <m:lim>
+                            <m:r>
+                              <m:rPr>
+                                <m:sty m:val="p"/>
+                              </m:rPr>
+                              <m:t>∼</m:t>
+                            </m:r>
+                          </m:lim>
+                        </m:limLow>
                         <m:r>
                           <m:rPr>
                             <m:sty m:val="p"/>
                           </m:rPr>
                           <m:t>=</m:t>
                         </m:r>
-                        <m:acc>
-                          <m:accPr>
-                            <m:chr m:val="̃"/>
-                          </m:accPr>
+                        <m:limLow>
                           <m:e>
                             <m:r>
                               <m:t>l</m:t>
                             </m:r>
                           </m:e>
-                        </m:acc>
+                          <m:lim>
+                            <m:r>
+                              <m:rPr>
+                                <m:sty m:val="p"/>
+                              </m:rPr>
+                              <m:t>∼</m:t>
+                            </m:r>
+                          </m:lim>
+                        </m:limLow>
                       </m:e>
                     </m:d>
                     <m:r>
@@ -29356,16 +29571,21 @@
                       </m:rPr>
                       <m:t>∣</m:t>
                     </m:r>
-                    <m:acc>
-                      <m:accPr>
-                        <m:chr m:val="̃"/>
-                      </m:accPr>
+                    <m:limLow>
                       <m:e>
                         <m:r>
                           <m:t>L</m:t>
                         </m:r>
                       </m:e>
-                    </m:acc>
+                      <m:lim>
+                        <m:r>
+                          <m:rPr>
+                            <m:sty m:val="p"/>
+                          </m:rPr>
+                          <m:t>∼</m:t>
+                        </m:r>
+                      </m:lim>
+                    </m:limLow>
                     <m:r>
                       <m:rPr>
                         <m:nor/>
@@ -29392,16 +29612,21 @@
                         <m:supHide m:val="on"/>
                       </m:naryPr>
                       <m:sub>
-                        <m:acc>
-                          <m:accPr>
-                            <m:chr m:val="̃"/>
-                          </m:accPr>
+                        <m:limLow>
                           <m:e>
                             <m:r>
                               <m:t>l</m:t>
                             </m:r>
                           </m:e>
-                        </m:acc>
+                          <m:lim>
+                            <m:r>
+                              <m:rPr>
+                                <m:sty m:val="p"/>
+                              </m:rPr>
+                              <m:t>∼</m:t>
+                            </m:r>
+                          </m:lim>
+                        </m:limLow>
                       </m:sub>
                       <m:sup>
                         <m:r>
@@ -29455,32 +29680,42 @@
                           </m:rPr>
                           <m:t>,</m:t>
                         </m:r>
-                        <m:acc>
-                          <m:accPr>
-                            <m:chr m:val="̃"/>
-                          </m:accPr>
+                        <m:limLow>
                           <m:e>
                             <m:r>
                               <m:t>L</m:t>
                             </m:r>
                           </m:e>
-                        </m:acc>
+                          <m:lim>
+                            <m:r>
+                              <m:rPr>
+                                <m:sty m:val="p"/>
+                              </m:rPr>
+                              <m:t>∼</m:t>
+                            </m:r>
+                          </m:lim>
+                        </m:limLow>
                         <m:r>
                           <m:rPr>
                             <m:sty m:val="p"/>
                           </m:rPr>
                           <m:t>=</m:t>
                         </m:r>
-                        <m:acc>
-                          <m:accPr>
-                            <m:chr m:val="̃"/>
-                          </m:accPr>
+                        <m:limLow>
                           <m:e>
                             <m:r>
                               <m:t>l</m:t>
                             </m:r>
                           </m:e>
-                        </m:acc>
+                          <m:lim>
+                            <m:r>
+                              <m:rPr>
+                                <m:sty m:val="p"/>
+                              </m:rPr>
+                              <m:t>∼</m:t>
+                            </m:r>
+                          </m:lim>
+                        </m:limLow>
                       </m:e>
                     </m:d>
                     <m:r>
@@ -29503,32 +29738,42 @@
                         <m:grow/>
                       </m:dPr>
                       <m:e>
-                        <m:acc>
-                          <m:accPr>
-                            <m:chr m:val="̃"/>
-                          </m:accPr>
+                        <m:limLow>
                           <m:e>
                             <m:r>
                               <m:t>L</m:t>
                             </m:r>
                           </m:e>
-                        </m:acc>
+                          <m:lim>
+                            <m:r>
+                              <m:rPr>
+                                <m:sty m:val="p"/>
+                              </m:rPr>
+                              <m:t>∼</m:t>
+                            </m:r>
+                          </m:lim>
+                        </m:limLow>
                         <m:r>
                           <m:rPr>
                             <m:sty m:val="p"/>
                           </m:rPr>
                           <m:t>=</m:t>
                         </m:r>
-                        <m:acc>
-                          <m:accPr>
-                            <m:chr m:val="̃"/>
-                          </m:accPr>
+                        <m:limLow>
                           <m:e>
                             <m:r>
                               <m:t>l</m:t>
                             </m:r>
                           </m:e>
-                        </m:acc>
+                          <m:lim>
+                            <m:r>
+                              <m:rPr>
+                                <m:sty m:val="p"/>
+                              </m:rPr>
+                              <m:t>∼</m:t>
+                            </m:r>
+                          </m:lim>
+                        </m:limLow>
                       </m:e>
                     </m:d>
                     <m:r>
@@ -29651,32 +29896,42 @@
                     </m:rPr>
                     <m:t>∣</m:t>
                   </m:r>
-                  <m:acc>
-                    <m:accPr>
-                      <m:chr m:val="̃"/>
-                    </m:accPr>
+                  <m:limLow>
                     <m:e>
                       <m:r>
                         <m:t>L</m:t>
                       </m:r>
                     </m:e>
-                  </m:acc>
+                    <m:lim>
+                      <m:r>
+                        <m:rPr>
+                          <m:sty m:val="p"/>
+                        </m:rPr>
+                        <m:t>∼</m:t>
+                      </m:r>
+                    </m:lim>
+                  </m:limLow>
                   <m:r>
                     <m:rPr>
                       <m:sty m:val="p"/>
                     </m:rPr>
                     <m:t>=</m:t>
                   </m:r>
-                  <m:acc>
-                    <m:accPr>
-                      <m:chr m:val="̃"/>
-                    </m:accPr>
+                  <m:limLow>
                     <m:e>
                       <m:r>
                         <m:t>l</m:t>
                       </m:r>
                     </m:e>
-                  </m:acc>
+                    <m:lim>
+                      <m:r>
+                        <m:rPr>
+                          <m:sty m:val="p"/>
+                        </m:rPr>
+                        <m:t>∼</m:t>
+                      </m:r>
+                    </m:lim>
+                  </m:limLow>
                 </m:e>
               </m:d>
               <m:r>
@@ -29702,16 +29957,21 @@
               <w:t xml:space="preserve"> </w:t>
             </w:r>
             <m:oMath>
-              <m:acc>
-                <m:accPr>
-                  <m:chr m:val="̃"/>
-                </m:accPr>
+              <m:limLow>
                 <m:e>
                   <m:r>
                     <m:t>l</m:t>
                   </m:r>
                 </m:e>
-              </m:acc>
+                <m:lim>
+                  <m:r>
+                    <m:rPr>
+                      <m:sty m:val="p"/>
+                    </m:rPr>
+                    <m:t>∼</m:t>
+                  </m:r>
+                </m:lim>
+              </m:limLow>
             </m:oMath>
             <w:r>
               <w:t xml:space="preserve"> </w:t>
@@ -29758,32 +30018,42 @@
                     </m:rPr>
                     <m:t>,</m:t>
                   </m:r>
-                  <m:acc>
-                    <m:accPr>
-                      <m:chr m:val="̃"/>
-                    </m:accPr>
+                  <m:limLow>
                     <m:e>
                       <m:r>
                         <m:t>L</m:t>
                       </m:r>
                     </m:e>
-                  </m:acc>
+                    <m:lim>
+                      <m:r>
+                        <m:rPr>
+                          <m:sty m:val="p"/>
+                        </m:rPr>
+                        <m:t>∼</m:t>
+                      </m:r>
+                    </m:lim>
+                  </m:limLow>
                   <m:r>
                     <m:rPr>
                       <m:sty m:val="p"/>
                     </m:rPr>
                     <m:t>=</m:t>
                   </m:r>
-                  <m:acc>
-                    <m:accPr>
-                      <m:chr m:val="̃"/>
-                    </m:accPr>
+                  <m:limLow>
                     <m:e>
                       <m:r>
                         <m:t>l</m:t>
                       </m:r>
                     </m:e>
-                  </m:acc>
+                    <m:lim>
+                      <m:r>
+                        <m:rPr>
+                          <m:sty m:val="p"/>
+                        </m:rPr>
+                        <m:t>∼</m:t>
+                      </m:r>
+                    </m:lim>
+                  </m:limLow>
                 </m:e>
               </m:d>
               <m:r>
@@ -30972,16 +31242,21 @@
           </m:rPr>
           <m:t>,</m:t>
         </m:r>
-        <m:acc>
-          <m:accPr>
-            <m:chr m:val="̃"/>
-          </m:accPr>
+        <m:limLow>
           <m:e>
             <m:r>
               <m:t>l</m:t>
             </m:r>
           </m:e>
-        </m:acc>
+          <m:lim>
+            <m:r>
+              <m:rPr>
+                <m:sty m:val="p"/>
+              </m:rPr>
+              <m:t>∼</m:t>
+            </m:r>
+          </m:lim>
+        </m:limLow>
         <m:r>
           <m:rPr>
             <m:sty m:val="p"/>
@@ -31056,32 +31331,42 @@
                   </m:rPr>
                   <m:t>,</m:t>
                 </m:r>
-                <m:acc>
-                  <m:accPr>
-                    <m:chr m:val="̃"/>
-                  </m:accPr>
+                <m:limLow>
                   <m:e>
                     <m:r>
                       <m:t>L</m:t>
                     </m:r>
                   </m:e>
-                </m:acc>
+                  <m:lim>
+                    <m:r>
+                      <m:rPr>
+                        <m:sty m:val="p"/>
+                      </m:rPr>
+                      <m:t>∼</m:t>
+                    </m:r>
+                  </m:lim>
+                </m:limLow>
                 <m:r>
                   <m:rPr>
                     <m:sty m:val="p"/>
                   </m:rPr>
                   <m:t>=</m:t>
                 </m:r>
-                <m:acc>
-                  <m:accPr>
-                    <m:chr m:val="̃"/>
-                  </m:accPr>
+                <m:limLow>
                   <m:e>
                     <m:r>
                       <m:t>l</m:t>
                     </m:r>
                   </m:e>
-                </m:acc>
+                  <m:lim>
+                    <m:r>
+                      <m:rPr>
+                        <m:sty m:val="p"/>
+                      </m:rPr>
+                      <m:t>∼</m:t>
+                    </m:r>
+                  </m:lim>
+                </m:limLow>
               </m:e>
             </m:d>
             <m:r>
@@ -31257,16 +31542,21 @@
           </m:r>
           <m:sSub>
             <m:e>
-              <m:acc>
-                <m:accPr>
-                  <m:chr m:val="̃"/>
-                </m:accPr>
+              <m:limLow>
                 <m:e>
                   <m:r>
                     <m:t>L</m:t>
                   </m:r>
                 </m:e>
-              </m:acc>
+                <m:lim>
+                  <m:r>
+                    <m:rPr>
+                      <m:sty m:val="p"/>
+                    </m:rPr>
+                    <m:t>∼</m:t>
+                  </m:r>
+                </m:lim>
+              </m:limLow>
             </m:e>
             <m:sub>
               <m:r>
@@ -31921,16 +32211,21 @@
             <m:e>
               <m:sSub>
                 <m:e>
-                  <m:acc>
-                    <m:accPr>
-                      <m:chr m:val="̃"/>
-                    </m:accPr>
+                  <m:limLow>
                     <m:e>
                       <m:r>
                         <m:t>β</m:t>
                       </m:r>
                     </m:e>
-                  </m:acc>
+                    <m:lim>
+                      <m:r>
+                        <m:rPr>
+                          <m:sty m:val="p"/>
+                        </m:rPr>
+                        <m:t>∼</m:t>
+                      </m:r>
+                    </m:lim>
+                  </m:limLow>
                 </m:e>
                 <m:sub>
                   <m:r>
@@ -31948,16 +32243,21 @@
               </m:r>
             </m:sup>
           </m:sSup>
-          <m:acc>
-            <m:accPr>
-              <m:chr m:val="̃"/>
-            </m:accPr>
+          <m:limLow>
             <m:e>
               <m:r>
                 <m:t>L</m:t>
               </m:r>
             </m:e>
-          </m:acc>
+            <m:lim>
+              <m:r>
+                <m:rPr>
+                  <m:sty m:val="p"/>
+                </m:rPr>
+                <m:t>∼</m:t>
+              </m:r>
+            </m:lim>
+          </m:limLow>
           <m:r>
             <m:rPr>
               <m:sty m:val="p"/>
@@ -32382,16 +32682,21 @@
                         </m:rPr>
                         <m:t>∣</m:t>
                       </m:r>
-                      <m:acc>
-                        <m:accPr>
-                          <m:chr m:val="̃"/>
-                        </m:accPr>
+                      <m:limLow>
                         <m:e>
                           <m:r>
                             <m:t>L</m:t>
                           </m:r>
                         </m:e>
-                      </m:acc>
+                        <m:lim>
+                          <m:r>
+                            <m:rPr>
+                              <m:sty m:val="p"/>
+                            </m:rPr>
+                            <m:t>∼</m:t>
+                          </m:r>
+                        </m:lim>
+                      </m:limLow>
                     </m:e>
                   </m:d>
                   <m:r>
@@ -32466,16 +32771,21 @@
                         </m:rPr>
                         <m:t>∣</m:t>
                       </m:r>
-                      <m:acc>
-                        <m:accPr>
-                          <m:chr m:val="̃"/>
-                        </m:accPr>
+                      <m:limLow>
                         <m:e>
                           <m:r>
                             <m:t>L</m:t>
                           </m:r>
                         </m:e>
-                      </m:acc>
+                        <m:lim>
+                          <m:r>
+                            <m:rPr>
+                              <m:sty m:val="p"/>
+                            </m:rPr>
+                            <m:t>∼</m:t>
+                          </m:r>
+                        </m:lim>
+                      </m:limLow>
                     </m:e>
                   </m:d>
                   <m:r>
@@ -32571,16 +32881,21 @@
                         </m:rPr>
                         <m:t>,</m:t>
                       </m:r>
-                      <m:acc>
-                        <m:accPr>
-                          <m:chr m:val="̃"/>
-                        </m:accPr>
+                      <m:limLow>
                         <m:e>
                           <m:r>
                             <m:t>L</m:t>
                           </m:r>
                         </m:e>
-                      </m:acc>
+                        <m:lim>
+                          <m:r>
+                            <m:rPr>
+                              <m:sty m:val="p"/>
+                            </m:rPr>
+                            <m:t>∼</m:t>
+                          </m:r>
+                        </m:lim>
+                      </m:limLow>
                     </m:e>
                   </m:d>
                   <m:r>
@@ -32658,16 +32973,21 @@
                         </m:rPr>
                         <m:t>,</m:t>
                       </m:r>
-                      <m:acc>
-                        <m:accPr>
-                          <m:chr m:val="̃"/>
-                        </m:accPr>
+                      <m:limLow>
                         <m:e>
                           <m:r>
                             <m:t>L</m:t>
                           </m:r>
                         </m:e>
-                      </m:acc>
+                        <m:lim>
+                          <m:r>
+                            <m:rPr>
+                              <m:sty m:val="p"/>
+                            </m:rPr>
+                            <m:t>∼</m:t>
+                          </m:r>
+                        </m:lim>
+                      </m:limLow>
                     </m:e>
                   </m:d>
                   <m:r>
@@ -32774,16 +33094,21 @@
                     <m:e>
                       <m:sSub>
                         <m:e>
-                          <m:acc>
-                            <m:accPr>
-                              <m:chr m:val="̃"/>
-                            </m:accPr>
+                          <m:limLow>
                             <m:e>
                               <m:r>
                                 <m:t>β</m:t>
                               </m:r>
                             </m:e>
-                          </m:acc>
+                            <m:lim>
+                              <m:r>
+                                <m:rPr>
+                                  <m:sty m:val="p"/>
+                                </m:rPr>
+                                <m:t>∼</m:t>
+                              </m:r>
+                            </m:lim>
+                          </m:limLow>
                         </m:e>
                         <m:sub>
                           <m:r>
@@ -32801,16 +33126,21 @@
                       </m:r>
                     </m:sup>
                   </m:sSup>
-                  <m:acc>
-                    <m:accPr>
-                      <m:chr m:val="̃"/>
-                    </m:accPr>
+                  <m:limLow>
                     <m:e>
                       <m:r>
                         <m:t>L</m:t>
                       </m:r>
                     </m:e>
-                  </m:acc>
+                    <m:lim>
+                      <m:r>
+                        <m:rPr>
+                          <m:sty m:val="p"/>
+                        </m:rPr>
+                        <m:t>∼</m:t>
+                      </m:r>
+                    </m:lim>
+                  </m:limLow>
                 </m:e>
               </m:d>
               <m:r>
@@ -32894,16 +33224,21 @@
                     <m:e>
                       <m:sSub>
                         <m:e>
-                          <m:acc>
-                            <m:accPr>
-                              <m:chr m:val="̃"/>
-                            </m:accPr>
+                          <m:limLow>
                             <m:e>
                               <m:r>
                                 <m:t>β</m:t>
                               </m:r>
                             </m:e>
-                          </m:acc>
+                            <m:lim>
+                              <m:r>
+                                <m:rPr>
+                                  <m:sty m:val="p"/>
+                                </m:rPr>
+                                <m:t>∼</m:t>
+                              </m:r>
+                            </m:lim>
+                          </m:limLow>
                         </m:e>
                         <m:sub>
                           <m:r>
@@ -32921,16 +33256,21 @@
                       </m:r>
                     </m:sup>
                   </m:sSup>
-                  <m:acc>
-                    <m:accPr>
-                      <m:chr m:val="̃"/>
-                    </m:accPr>
+                  <m:limLow>
                     <m:e>
                       <m:r>
                         <m:t>L</m:t>
                       </m:r>
                     </m:e>
-                  </m:acc>
+                    <m:lim>
+                      <m:r>
+                        <m:rPr>
+                          <m:sty m:val="p"/>
+                        </m:rPr>
+                        <m:t>∼</m:t>
+                      </m:r>
+                    </m:lim>
+                  </m:limLow>
                 </m:e>
               </m:d>
               <m:r>
@@ -33011,16 +33351,21 @@
                     <m:e>
                       <m:sSub>
                         <m:e>
-                          <m:acc>
-                            <m:accPr>
-                              <m:chr m:val="̃"/>
-                            </m:accPr>
+                          <m:limLow>
                             <m:e>
                               <m:r>
                                 <m:t>β</m:t>
                               </m:r>
                             </m:e>
-                          </m:acc>
+                            <m:lim>
+                              <m:r>
+                                <m:rPr>
+                                  <m:sty m:val="p"/>
+                                </m:rPr>
+                                <m:t>∼</m:t>
+                              </m:r>
+                            </m:lim>
+                          </m:limLow>
                         </m:e>
                         <m:sub>
                           <m:r>
@@ -33055,16 +33400,21 @@
                       <m:grow/>
                     </m:dPr>
                     <m:e>
-                      <m:acc>
-                        <m:accPr>
-                          <m:chr m:val="̃"/>
-                        </m:accPr>
+                      <m:limLow>
                         <m:e>
                           <m:r>
                             <m:t>L</m:t>
                           </m:r>
                         </m:e>
-                      </m:acc>
+                        <m:lim>
+                          <m:r>
+                            <m:rPr>
+                              <m:sty m:val="p"/>
+                            </m:rPr>
+                            <m:t>∼</m:t>
+                          </m:r>
+                        </m:lim>
+                      </m:limLow>
                     </m:e>
                   </m:d>
                   <m:r>
@@ -33114,16 +33464,21 @@
                     <m:e>
                       <m:sSub>
                         <m:e>
-                          <m:acc>
-                            <m:accPr>
-                              <m:chr m:val="̃"/>
-                            </m:accPr>
+                          <m:limLow>
                             <m:e>
                               <m:r>
                                 <m:t>β</m:t>
                               </m:r>
                             </m:e>
-                          </m:acc>
+                            <m:lim>
+                              <m:r>
+                                <m:rPr>
+                                  <m:sty m:val="p"/>
+                                </m:rPr>
+                                <m:t>∼</m:t>
+                              </m:r>
+                            </m:lim>
+                          </m:limLow>
                         </m:e>
                         <m:sub>
                           <m:r>
@@ -33158,16 +33513,21 @@
                       <m:grow/>
                     </m:dPr>
                     <m:e>
-                      <m:acc>
-                        <m:accPr>
-                          <m:chr m:val="̃"/>
-                        </m:accPr>
+                      <m:limLow>
                         <m:e>
                           <m:r>
                             <m:t>L</m:t>
                           </m:r>
                         </m:e>
-                      </m:acc>
+                        <m:lim>
+                          <m:r>
+                            <m:rPr>
+                              <m:sty m:val="p"/>
+                            </m:rPr>
+                            <m:t>∼</m:t>
+                          </m:r>
+                        </m:lim>
+                      </m:limLow>
                     </m:e>
                   </m:d>
                   <m:r>
@@ -35759,16 +36119,21 @@
         <w:t xml:space="preserve"> </w:t>
       </w:r>
       <m:oMath>
-        <m:acc>
-          <m:accPr>
-            <m:chr m:val="̃"/>
-          </m:accPr>
+        <m:limLow>
           <m:e>
             <m:r>
               <m:t>L</m:t>
             </m:r>
           </m:e>
-        </m:acc>
+          <m:lim>
+            <m:r>
+              <m:rPr>
+                <m:sty m:val="p"/>
+              </m:rPr>
+              <m:t>∼</m:t>
+            </m:r>
+          </m:lim>
+        </m:limLow>
       </m:oMath>
       <w:r>
         <w:t xml:space="preserve"> </w:t>
@@ -35907,16 +36272,21 @@
                   </m:rPr>
                   <m:t>(</m:t>
                 </m:r>
-                <m:acc>
-                  <m:accPr>
-                    <m:chr m:val="̃"/>
-                  </m:accPr>
+                <m:limLow>
                   <m:e>
                     <m:r>
                       <m:t>L</m:t>
                     </m:r>
                   </m:e>
-                </m:acc>
+                  <m:lim>
+                    <m:r>
+                      <m:rPr>
+                        <m:sty m:val="p"/>
+                      </m:rPr>
+                      <m:t>∼</m:t>
+                    </m:r>
+                  </m:lim>
+                </m:limLow>
                 <m:r>
                   <m:rPr>
                     <m:sty m:val="p"/>
@@ -35977,16 +36347,21 @@
                       </m:rPr>
                       <m:t>∣</m:t>
                     </m:r>
-                    <m:acc>
-                      <m:accPr>
-                        <m:chr m:val="̃"/>
-                      </m:accPr>
+                    <m:limLow>
                       <m:e>
                         <m:r>
                           <m:t>L</m:t>
                         </m:r>
                       </m:e>
-                    </m:acc>
+                      <m:lim>
+                        <m:r>
+                          <m:rPr>
+                            <m:sty m:val="p"/>
+                          </m:rPr>
+                          <m:t>∼</m:t>
+                        </m:r>
+                      </m:lim>
+                    </m:limLow>
                   </m:e>
                 </m:d>
                 <m:r>
@@ -36527,16 +36902,21 @@
                 </m:rPr>
                 <m:t>∣</m:t>
               </m:r>
-              <m:acc>
-                <m:accPr>
-                  <m:chr m:val="̃"/>
-                </m:accPr>
+              <m:limLow>
                 <m:e>
                   <m:r>
                     <m:t>L</m:t>
                   </m:r>
                 </m:e>
-              </m:acc>
+                <m:lim>
+                  <m:r>
+                    <m:rPr>
+                      <m:sty m:val="p"/>
+                    </m:rPr>
+                    <m:t>∼</m:t>
+                  </m:r>
+                </m:lim>
+              </m:limLow>
             </m:oMath>
             <w:r>
               <w:t xml:space="preserve"> </w:t>
@@ -36562,16 +36942,21 @@
               <w:t xml:space="preserve"> </w:t>
             </w:r>
             <m:oMath>
-              <m:acc>
-                <m:accPr>
-                  <m:chr m:val="̃"/>
-                </m:accPr>
+              <m:limLow>
                 <m:e>
                   <m:r>
                     <m:t>L</m:t>
                   </m:r>
                 </m:e>
-              </m:acc>
+                <m:lim>
+                  <m:r>
+                    <m:rPr>
+                      <m:sty m:val="p"/>
+                    </m:rPr>
+                    <m:t>∼</m:t>
+                  </m:r>
+                </m:lim>
+              </m:limLow>
             </m:oMath>
             <w:r>
               <w:t xml:space="preserve">),</w:t>
@@ -36685,16 +37070,21 @@
                   </m:rPr>
                   <m:t>(</m:t>
                 </m:r>
-                <m:acc>
-                  <m:accPr>
-                    <m:chr m:val="̃"/>
-                  </m:accPr>
+                <m:limLow>
                   <m:e>
                     <m:r>
                       <m:t>L</m:t>
                     </m:r>
                   </m:e>
-                </m:acc>
+                  <m:lim>
+                    <m:r>
+                      <m:rPr>
+                        <m:sty m:val="p"/>
+                      </m:rPr>
+                      <m:t>∼</m:t>
+                    </m:r>
+                  </m:lim>
+                </m:limLow>
                 <m:r>
                   <m:rPr>
                     <m:sty m:val="p"/>
@@ -36898,16 +37288,21 @@
           </m:r>
           <m:sSub>
             <m:e>
-              <m:acc>
-                <m:accPr>
-                  <m:chr m:val="̃"/>
-                </m:accPr>
+              <m:limLow>
                 <m:e>
                   <m:r>
                     <m:t>L</m:t>
                   </m:r>
                 </m:e>
-              </m:acc>
+                <m:lim>
+                  <m:r>
+                    <m:rPr>
+                      <m:sty m:val="p"/>
+                    </m:rPr>
+                    <m:t>∼</m:t>
+                  </m:r>
+                </m:lim>
+              </m:limLow>
             </m:e>
             <m:sub>
               <m:r>
@@ -37076,16 +37471,21 @@
         </m:r>
         <m:sSub>
           <m:e>
-            <m:acc>
-              <m:accPr>
-                <m:chr m:val="̃"/>
-              </m:accPr>
+            <m:limLow>
               <m:e>
                 <m:r>
                   <m:t>L</m:t>
                 </m:r>
               </m:e>
-            </m:acc>
+              <m:lim>
+                <m:r>
+                  <m:rPr>
+                    <m:sty m:val="p"/>
+                  </m:rPr>
+                  <m:t>∼</m:t>
+                </m:r>
+              </m:lim>
+            </m:limLow>
           </m:e>
           <m:sub>
             <m:r>
@@ -37496,16 +37896,21 @@
                     </m:r>
                     <m:sSub>
                       <m:e>
-                        <m:acc>
-                          <m:accPr>
-                            <m:chr m:val="̃"/>
-                          </m:accPr>
+                        <m:limLow>
                           <m:e>
                             <m:r>
                               <m:t>L</m:t>
                             </m:r>
                           </m:e>
-                        </m:acc>
+                          <m:lim>
+                            <m:r>
+                              <m:rPr>
+                                <m:sty m:val="p"/>
+                              </m:rPr>
+                              <m:t>∼</m:t>
+                            </m:r>
+                          </m:lim>
+                        </m:limLow>
                       </m:e>
                       <m:sub>
                         <m:r>
@@ -37582,16 +37987,21 @@
                     </m:r>
                     <m:sSub>
                       <m:e>
-                        <m:acc>
-                          <m:accPr>
-                            <m:chr m:val="̃"/>
-                          </m:accPr>
+                        <m:limLow>
                           <m:e>
                             <m:r>
                               <m:t>L</m:t>
                             </m:r>
                           </m:e>
-                        </m:acc>
+                          <m:lim>
+                            <m:r>
+                              <m:rPr>
+                                <m:sty m:val="p"/>
+                              </m:rPr>
+                              <m:t>∼</m:t>
+                            </m:r>
+                          </m:lim>
+                        </m:limLow>
                       </m:e>
                       <m:sub>
                         <m:r>
@@ -38172,16 +38582,21 @@
                 </m:rPr>
                 <m:t>(</m:t>
               </m:r>
-              <m:acc>
-                <m:accPr>
-                  <m:chr m:val="̃"/>
-                </m:accPr>
+              <m:limLow>
                 <m:e>
                   <m:r>
                     <m:t>l</m:t>
                   </m:r>
                 </m:e>
-              </m:acc>
+                <m:lim>
+                  <m:r>
+                    <m:rPr>
+                      <m:sty m:val="p"/>
+                    </m:rPr>
+                    <m:t>∼</m:t>
+                  </m:r>
+                </m:lim>
+              </m:limLow>
               <m:r>
                 <m:rPr>
                   <m:sty m:val="p"/>
@@ -38242,32 +38657,42 @@
                     </m:rPr>
                     <m:t>∣</m:t>
                   </m:r>
-                  <m:acc>
-                    <m:accPr>
-                      <m:chr m:val="̃"/>
-                    </m:accPr>
+                  <m:limLow>
                     <m:e>
                       <m:r>
                         <m:t>L</m:t>
                       </m:r>
                     </m:e>
-                  </m:acc>
+                    <m:lim>
+                      <m:r>
+                        <m:rPr>
+                          <m:sty m:val="p"/>
+                        </m:rPr>
+                        <m:t>∼</m:t>
+                      </m:r>
+                    </m:lim>
+                  </m:limLow>
                   <m:r>
                     <m:rPr>
                       <m:sty m:val="p"/>
                     </m:rPr>
                     <m:t>=</m:t>
                   </m:r>
-                  <m:acc>
-                    <m:accPr>
-                      <m:chr m:val="̃"/>
-                    </m:accPr>
+                  <m:limLow>
                     <m:e>
                       <m:r>
                         <m:t>l</m:t>
                       </m:r>
                     </m:e>
-                  </m:acc>
+                    <m:lim>
+                      <m:r>
+                        <m:rPr>
+                          <m:sty m:val="p"/>
+                        </m:rPr>
+                        <m:t>∼</m:t>
+                      </m:r>
+                    </m:lim>
+                  </m:limLow>
                 </m:e>
               </m:d>
               <m:r>
@@ -38400,16 +38825,21 @@
               <w:t xml:space="preserve"> </w:t>
             </w:r>
             <m:oMath>
-              <m:acc>
-                <m:accPr>
-                  <m:chr m:val="̃"/>
-                </m:accPr>
+              <m:limLow>
                 <m:e>
                   <m:r>
                     <m:t>L</m:t>
                   </m:r>
                 </m:e>
-              </m:acc>
+                <m:lim>
+                  <m:r>
+                    <m:rPr>
+                      <m:sty m:val="p"/>
+                    </m:rPr>
+                    <m:t>∼</m:t>
+                  </m:r>
+                </m:lim>
+              </m:limLow>
             </m:oMath>
             <w:r>
               <w:t xml:space="preserve">,</w:t>
@@ -38577,16 +39007,21 @@
                           </m:rPr>
                           <m:t>(</m:t>
                         </m:r>
-                        <m:acc>
-                          <m:accPr>
-                            <m:chr m:val="̃"/>
-                          </m:accPr>
+                        <m:limLow>
                           <m:e>
                             <m:r>
                               <m:t>L</m:t>
                             </m:r>
                           </m:e>
-                        </m:acc>
+                          <m:lim>
+                            <m:r>
+                              <m:rPr>
+                                <m:sty m:val="p"/>
+                              </m:rPr>
+                              <m:t>∼</m:t>
+                            </m:r>
+                          </m:lim>
+                        </m:limLow>
                         <m:r>
                           <m:rPr>
                             <m:sty m:val="p"/>
@@ -38795,16 +39230,21 @@
                               </m:rPr>
                               <m:t>(</m:t>
                             </m:r>
-                            <m:acc>
-                              <m:accPr>
-                                <m:chr m:val="̃"/>
-                              </m:accPr>
+                            <m:limLow>
                               <m:e>
                                 <m:r>
                                   <m:t>L</m:t>
                                 </m:r>
                               </m:e>
-                            </m:acc>
+                              <m:lim>
+                                <m:r>
+                                  <m:rPr>
+                                    <m:sty m:val="p"/>
+                                  </m:rPr>
+                                  <m:t>∼</m:t>
+                                </m:r>
+                              </m:lim>
+                            </m:limLow>
                             <m:r>
                               <m:rPr>
                                 <m:sty m:val="p"/>
@@ -38927,16 +39367,21 @@
                                   </m:rPr>
                                   <m:t>(</m:t>
                                 </m:r>
-                                <m:acc>
-                                  <m:accPr>
-                                    <m:chr m:val="̃"/>
-                                  </m:accPr>
+                                <m:limLow>
                                   <m:e>
                                     <m:r>
                                       <m:t>L</m:t>
                                     </m:r>
                                   </m:e>
-                                </m:acc>
+                                  <m:lim>
+                                    <m:r>
+                                      <m:rPr>
+                                        <m:sty m:val="p"/>
+                                      </m:rPr>
+                                      <m:t>∼</m:t>
+                                    </m:r>
+                                  </m:lim>
+                                </m:limLow>
                                 <m:r>
                                   <m:rPr>
                                     <m:sty m:val="p"/>
@@ -38951,16 +39396,21 @@
                               </m:rPr>
                               <m:t>∣</m:t>
                             </m:r>
-                            <m:acc>
-                              <m:accPr>
-                                <m:chr m:val="̃"/>
-                              </m:accPr>
+                            <m:limLow>
                               <m:e>
                                 <m:r>
                                   <m:t>L</m:t>
                                 </m:r>
                               </m:e>
-                            </m:acc>
+                              <m:lim>
+                                <m:r>
+                                  <m:rPr>
+                                    <m:sty m:val="p"/>
+                                  </m:rPr>
+                                  <m:t>∼</m:t>
+                                </m:r>
+                              </m:lim>
+                            </m:limLow>
                           </m:e>
                         </m:d>
                         <m:r>
@@ -39040,16 +39490,21 @@
                               </m:rPr>
                               <m:t>(</m:t>
                             </m:r>
-                            <m:acc>
-                              <m:accPr>
-                                <m:chr m:val="̃"/>
-                              </m:accPr>
+                            <m:limLow>
                               <m:e>
                                 <m:r>
                                   <m:t>L</m:t>
                                 </m:r>
                               </m:e>
-                            </m:acc>
+                              <m:lim>
+                                <m:r>
+                                  <m:rPr>
+                                    <m:sty m:val="p"/>
+                                  </m:rPr>
+                                  <m:t>∼</m:t>
+                                </m:r>
+                              </m:lim>
+                            </m:limLow>
                             <m:r>
                               <m:rPr>
                                 <m:sty m:val="p"/>
@@ -39122,16 +39577,21 @@
                               </m:rPr>
                               <m:t>∣</m:t>
                             </m:r>
-                            <m:acc>
-                              <m:accPr>
-                                <m:chr m:val="̃"/>
-                              </m:accPr>
+                            <m:limLow>
                               <m:e>
                                 <m:r>
                                   <m:t>L</m:t>
                                 </m:r>
                               </m:e>
-                            </m:acc>
+                              <m:lim>
+                                <m:r>
+                                  <m:rPr>
+                                    <m:sty m:val="p"/>
+                                  </m:rPr>
+                                  <m:t>∼</m:t>
+                                </m:r>
+                              </m:lim>
+                            </m:limLow>
                           </m:e>
                         </m:d>
                         <m:r>
@@ -39182,16 +39642,21 @@
                       </m:rPr>
                       <m:t>(</m:t>
                     </m:r>
-                    <m:acc>
-                      <m:accPr>
-                        <m:chr m:val="̃"/>
-                      </m:accPr>
+                    <m:limLow>
                       <m:e>
                         <m:r>
                           <m:t>L</m:t>
                         </m:r>
                       </m:e>
-                    </m:acc>
+                      <m:lim>
+                        <m:r>
+                          <m:rPr>
+                            <m:sty m:val="p"/>
+                          </m:rPr>
+                          <m:t>∼</m:t>
+                        </m:r>
+                      </m:lim>
+                    </m:limLow>
                     <m:r>
                       <m:rPr>
                         <m:sty m:val="p"/>
@@ -39261,16 +39726,21 @@
                               </m:rPr>
                               <m:t>(</m:t>
                             </m:r>
-                            <m:acc>
-                              <m:accPr>
-                                <m:chr m:val="̃"/>
-                              </m:accPr>
+                            <m:limLow>
                               <m:e>
                                 <m:r>
                                   <m:t>L</m:t>
                                 </m:r>
                               </m:e>
-                            </m:acc>
+                              <m:lim>
+                                <m:r>
+                                  <m:rPr>
+                                    <m:sty m:val="p"/>
+                                  </m:rPr>
+                                  <m:t>∼</m:t>
+                                </m:r>
+                              </m:lim>
+                            </m:limLow>
                             <m:r>
                               <m:rPr>
                                 <m:sty m:val="p"/>
@@ -39358,16 +39828,21 @@
                               </m:rPr>
                               <m:t>∣</m:t>
                             </m:r>
-                            <m:acc>
-                              <m:accPr>
-                                <m:chr m:val="̃"/>
-                              </m:accPr>
+                            <m:limLow>
                               <m:e>
                                 <m:r>
                                   <m:t>L</m:t>
                                 </m:r>
                               </m:e>
-                            </m:acc>
+                              <m:lim>
+                                <m:r>
+                                  <m:rPr>
+                                    <m:sty m:val="p"/>
+                                  </m:rPr>
+                                  <m:t>∼</m:t>
+                                </m:r>
+                              </m:lim>
+                            </m:limLow>
                           </m:e>
                         </m:d>
                         <m:r>
@@ -39500,16 +39975,21 @@
                               </m:rPr>
                               <m:t>(</m:t>
                             </m:r>
-                            <m:acc>
-                              <m:accPr>
-                                <m:chr m:val="̃"/>
-                              </m:accPr>
+                            <m:limLow>
                               <m:e>
                                 <m:r>
                                   <m:t>L</m:t>
                                 </m:r>
                               </m:e>
-                            </m:acc>
+                              <m:lim>
+                                <m:r>
+                                  <m:rPr>
+                                    <m:sty m:val="p"/>
+                                  </m:rPr>
+                                  <m:t>∼</m:t>
+                                </m:r>
+                              </m:lim>
+                            </m:limLow>
                             <m:r>
                               <m:rPr>
                                 <m:sty m:val="p"/>
@@ -39576,16 +40056,21 @@
                               </m:rPr>
                               <m:t>∣</m:t>
                             </m:r>
-                            <m:acc>
-                              <m:accPr>
-                                <m:chr m:val="̃"/>
-                              </m:accPr>
+                            <m:limLow>
                               <m:e>
                                 <m:r>
                                   <m:t>L</m:t>
                                 </m:r>
                               </m:e>
-                            </m:acc>
+                              <m:lim>
+                                <m:r>
+                                  <m:rPr>
+                                    <m:sty m:val="p"/>
+                                  </m:rPr>
+                                  <m:t>∼</m:t>
+                                </m:r>
+                              </m:lim>
+                            </m:limLow>
                           </m:e>
                         </m:d>
                         <m:r>
@@ -39632,16 +40117,21 @@
                               </m:rPr>
                               <m:t>∣</m:t>
                             </m:r>
-                            <m:acc>
-                              <m:accPr>
-                                <m:chr m:val="̃"/>
-                              </m:accPr>
+                            <m:limLow>
                               <m:e>
                                 <m:r>
                                   <m:t>L</m:t>
                                 </m:r>
                               </m:e>
-                            </m:acc>
+                              <m:lim>
+                                <m:r>
+                                  <m:rPr>
+                                    <m:sty m:val="p"/>
+                                  </m:rPr>
+                                  <m:t>∼</m:t>
+                                </m:r>
+                              </m:lim>
+                            </m:limLow>
                           </m:e>
                         </m:d>
                         <m:r>
@@ -39713,16 +40203,21 @@
                       </m:rPr>
                       <m:t>∣</m:t>
                     </m:r>
-                    <m:acc>
-                      <m:accPr>
-                        <m:chr m:val="̃"/>
-                      </m:accPr>
+                    <m:limLow>
                       <m:e>
                         <m:r>
                           <m:t>L</m:t>
                         </m:r>
                       </m:e>
-                    </m:acc>
+                      <m:lim>
+                        <m:r>
+                          <m:rPr>
+                            <m:sty m:val="p"/>
+                          </m:rPr>
+                          <m:t>∼</m:t>
+                        </m:r>
+                      </m:lim>
+                    </m:limLow>
                     <m:r>
                       <m:rPr>
                         <m:nor/>
@@ -39786,16 +40281,21 @@
                               </m:rPr>
                               <m:t>(</m:t>
                             </m:r>
-                            <m:acc>
-                              <m:accPr>
-                                <m:chr m:val="̃"/>
-                              </m:accPr>
+                            <m:limLow>
                               <m:e>
                                 <m:r>
                                   <m:t>L</m:t>
                                 </m:r>
                               </m:e>
-                            </m:acc>
+                              <m:lim>
+                                <m:r>
+                                  <m:rPr>
+                                    <m:sty m:val="p"/>
+                                  </m:rPr>
+                                  <m:t>∼</m:t>
+                                </m:r>
+                              </m:lim>
+                            </m:limLow>
                             <m:r>
                               <m:rPr>
                                 <m:sty m:val="p"/>
@@ -39822,16 +40322,21 @@
                           </m:rPr>
                           <m:t>(</m:t>
                         </m:r>
-                        <m:acc>
-                          <m:accPr>
-                            <m:chr m:val="̃"/>
-                          </m:accPr>
+                        <m:limLow>
                           <m:e>
                             <m:r>
                               <m:t>L</m:t>
                             </m:r>
                           </m:e>
-                        </m:acc>
+                          <m:lim>
+                            <m:r>
+                              <m:rPr>
+                                <m:sty m:val="p"/>
+                              </m:rPr>
+                              <m:t>∼</m:t>
+                            </m:r>
+                          </m:lim>
+                        </m:limLow>
                         <m:r>
                           <m:rPr>
                             <m:sty m:val="p"/>
@@ -39879,16 +40384,21 @@
                               </m:rPr>
                               <m:t>∣</m:t>
                             </m:r>
-                            <m:acc>
-                              <m:accPr>
-                                <m:chr m:val="̃"/>
-                              </m:accPr>
+                            <m:limLow>
                               <m:e>
                                 <m:r>
                                   <m:t>L</m:t>
                                 </m:r>
                               </m:e>
-                            </m:acc>
+                              <m:lim>
+                                <m:r>
+                                  <m:rPr>
+                                    <m:sty m:val="p"/>
+                                  </m:rPr>
+                                  <m:t>∼</m:t>
+                                </m:r>
+                              </m:lim>
+                            </m:limLow>
                           </m:e>
                         </m:d>
                         <m:r>
@@ -39970,16 +40480,21 @@
                           </m:rPr>
                           <m:t>∣</m:t>
                         </m:r>
-                        <m:acc>
-                          <m:accPr>
-                            <m:chr m:val="̃"/>
-                          </m:accPr>
+                        <m:limLow>
                           <m:e>
                             <m:r>
                               <m:t>L</m:t>
                             </m:r>
                           </m:e>
-                        </m:acc>
+                          <m:lim>
+                            <m:r>
+                              <m:rPr>
+                                <m:sty m:val="p"/>
+                              </m:rPr>
+                              <m:t>∼</m:t>
+                            </m:r>
+                          </m:lim>
+                        </m:limLow>
                       </m:e>
                     </m:d>
                     <m:r>
@@ -40026,16 +40541,21 @@
                           </m:rPr>
                           <m:t>∣</m:t>
                         </m:r>
-                        <m:acc>
-                          <m:accPr>
-                            <m:chr m:val="̃"/>
-                          </m:accPr>
+                        <m:limLow>
                           <m:e>
                             <m:r>
                               <m:t>L</m:t>
                             </m:r>
                           </m:e>
-                        </m:acc>
+                          <m:lim>
+                            <m:r>
+                              <m:rPr>
+                                <m:sty m:val="p"/>
+                              </m:rPr>
+                              <m:t>∼</m:t>
+                            </m:r>
+                          </m:lim>
+                        </m:limLow>
                       </m:e>
                     </m:d>
                     <m:r>
@@ -40117,16 +40637,21 @@
                               </m:rPr>
                               <m:t>∣</m:t>
                             </m:r>
-                            <m:acc>
-                              <m:accPr>
-                                <m:chr m:val="̃"/>
-                              </m:accPr>
+                            <m:limLow>
                               <m:e>
                                 <m:r>
                                   <m:t>L</m:t>
                                 </m:r>
                               </m:e>
-                            </m:acc>
+                              <m:lim>
+                                <m:r>
+                                  <m:rPr>
+                                    <m:sty m:val="p"/>
+                                  </m:rPr>
+                                  <m:t>∼</m:t>
+                                </m:r>
+                              </m:lim>
+                            </m:limLow>
                           </m:e>
                         </m:d>
                         <m:r>
@@ -40168,16 +40693,21 @@
                       </m:rPr>
                       <m:t>(</m:t>
                     </m:r>
-                    <m:acc>
-                      <m:accPr>
-                        <m:chr m:val="̃"/>
-                      </m:accPr>
+                    <m:limLow>
                       <m:e>
                         <m:r>
                           <m:t>L</m:t>
                         </m:r>
                       </m:e>
-                    </m:acc>
+                      <m:lim>
+                        <m:r>
+                          <m:rPr>
+                            <m:sty m:val="p"/>
+                          </m:rPr>
+                          <m:t>∼</m:t>
+                        </m:r>
+                      </m:lim>
+                    </m:limLow>
                     <m:r>
                       <m:rPr>
                         <m:sty m:val="p"/>

--- a/chapters/causal-inference.docx
+++ b/chapters/causal-inference.docx
@@ -1328,7 +1328,7 @@
         <w:t xml:space="preserve"> </w:t>
       </w:r>
       <w:r>
-        <w:t xml:space="preserve">(Vittinghoff et al. 2012, chap. 9)</w:t>
+        <w:t xml:space="preserve">[1, Ch. 9]</w:t>
       </w:r>
       <w:r>
         <w:t xml:space="preserve"> </w:t>
@@ -1368,7 +1368,7 @@
         <w:t xml:space="preserve"> </w:t>
       </w:r>
       <w:r>
-        <w:t xml:space="preserve">Hernán and Robins (2020)</w:t>
+        <w:t xml:space="preserve">Hernán and Robins [2]</w:t>
       </w:r>
       <w:r>
         <w:t xml:space="preserve"> </w:t>
@@ -1460,7 +1460,7 @@
         <w:t xml:space="preserve"> </w:t>
       </w:r>
       <w:r>
-        <w:t xml:space="preserve">(Holland 1986)</w:t>
+        <w:t xml:space="preserve">[3]</w:t>
       </w:r>
     </w:p>
     <w:p>
@@ -1531,7 +1531,7 @@
         <w:t xml:space="preserve"> </w:t>
       </w:r>
       <w:r>
-        <w:t xml:space="preserve">(Rubin 1974; Holland 1986)</w:t>
+        <w:t xml:space="preserve">[3], [4]</w:t>
       </w:r>
       <w:r>
         <w:t xml:space="preserve">.</w:t>
@@ -4105,7 +4105,7 @@
         <w:t xml:space="preserve"> </w:t>
       </w:r>
       <w:r>
-        <w:t xml:space="preserve">(Holland 1986)</w:t>
+        <w:t xml:space="preserve">[3]</w:t>
       </w:r>
       <w:r>
         <w:t xml:space="preserve">.</w:t>
@@ -8639,7 +8639,7 @@
         <w:t xml:space="preserve"> </w:t>
       </w:r>
       <w:r>
-        <w:t xml:space="preserve">(Hernán and Robins 2020)</w:t>
+        <w:t xml:space="preserve">[2]</w:t>
       </w:r>
       <w:r>
         <w:t xml:space="preserve">:</w:t>
@@ -9095,23 +9095,9 @@
             <w:r>
               <w:t xml:space="preserve"> </w:t>
             </w:r>
-            <m:oMath>
-              <m:limLow>
-                <m:e>
-                  <m:r>
-                    <m:t>L</m:t>
-                  </m:r>
-                </m:e>
-                <m:lim>
-                  <m:r>
-                    <m:rPr>
-                      <m:sty m:val="p"/>
-                    </m:rPr>
-                    <m:t>∼</m:t>
-                  </m:r>
-                </m:lim>
-              </m:limLow>
-            </m:oMath>
+            <w:r>
+              <w:t xml:space="preserve">$\mathord{\smash[b]{\underset{\raise.3ex\hbox{$\scriptstyle\sim$}}{L}}\vphantom{L}}$</w:t>
+            </w:r>
             <w:r>
               <w:t xml:space="preserve">,</w:t>
             </w:r>
@@ -9157,112 +9143,9 @@
             <w:pPr>
               <w:pStyle w:val="BodyText"/>
             </w:pPr>
-            <m:oMathPara>
-              <m:oMathParaPr>
-                <m:jc m:val="center"/>
-              </m:oMathParaPr>
-              <m:oMath>
-                <m:r>
-                  <m:t>A</m:t>
-                </m:r>
-                <m:r>
-                  <m:rPr>
-                    <m:sty m:val="p"/>
-                  </m:rPr>
-                  <m:t>⟂</m:t>
-                </m:r>
-                <m:r>
-                  <m:t>​</m:t>
-                </m:r>
-                <m:r>
-                  <m:t>​</m:t>
-                </m:r>
-                <m:r>
-                  <m:t>​</m:t>
-                </m:r>
-                <m:r>
-                  <m:rPr>
-                    <m:sty m:val="p"/>
-                  </m:rPr>
-                  <m:t>⟂</m:t>
-                </m:r>
-                <m:r>
-                  <m:rPr>
-                    <m:sty m:val="p"/>
-                  </m:rPr>
-                  <m:t>(</m:t>
-                </m:r>
-                <m:r>
-                  <m:t>Y</m:t>
-                </m:r>
-                <m:r>
-                  <m:rPr>
-                    <m:sty m:val="p"/>
-                  </m:rPr>
-                  <m:t>(</m:t>
-                </m:r>
-                <m:r>
-                  <m:t>0</m:t>
-                </m:r>
-                <m:r>
-                  <m:rPr>
-                    <m:sty m:val="p"/>
-                  </m:rPr>
-                  <m:t>)</m:t>
-                </m:r>
-                <m:r>
-                  <m:rPr>
-                    <m:sty m:val="p"/>
-                  </m:rPr>
-                  <m:t>,</m:t>
-                </m:r>
-                <m:r>
-                  <m:t>Y</m:t>
-                </m:r>
-                <m:r>
-                  <m:rPr>
-                    <m:sty m:val="p"/>
-                  </m:rPr>
-                  <m:t>(</m:t>
-                </m:r>
-                <m:r>
-                  <m:t>1</m:t>
-                </m:r>
-                <m:r>
-                  <m:rPr>
-                    <m:sty m:val="p"/>
-                  </m:rPr>
-                  <m:t>)</m:t>
-                </m:r>
-                <m:r>
-                  <m:rPr>
-                    <m:sty m:val="p"/>
-                  </m:rPr>
-                  <m:t>)</m:t>
-                </m:r>
-                <m:r>
-                  <m:rPr>
-                    <m:sty m:val="p"/>
-                  </m:rPr>
-                  <m:t>∣</m:t>
-                </m:r>
-                <m:limLow>
-                  <m:e>
-                    <m:r>
-                      <m:t>L</m:t>
-                    </m:r>
-                  </m:e>
-                  <m:lim>
-                    <m:r>
-                      <m:rPr>
-                        <m:sty m:val="p"/>
-                      </m:rPr>
-                      <m:t>∼</m:t>
-                    </m:r>
-                  </m:lim>
-                </m:limLow>
-              </m:oMath>
-            </m:oMathPara>
+            <w:r>
+              <w:t xml:space="preserve">$$A \perp\!\!\!\perp (Y(0), Y(1)) \mid \mathord{\smash[b]{\underset{\raise.3ex\hbox{$\scriptstyle\sim$}}{L}}\vphantom{L}}$$</w:t>
+            </w:r>
           </w:p>
           <w:bookmarkEnd w:id="43"/>
         </w:tc>
@@ -9517,23 +9400,9 @@
             <w:r>
               <w:t xml:space="preserve"> </w:t>
             </w:r>
-            <m:oMath>
-              <m:limLow>
-                <m:e>
-                  <m:r>
-                    <m:t>L</m:t>
-                  </m:r>
-                </m:e>
-                <m:lim>
-                  <m:r>
-                    <m:rPr>
-                      <m:sty m:val="p"/>
-                    </m:rPr>
-                    <m:t>∼</m:t>
-                  </m:r>
-                </m:lim>
-              </m:limLow>
-            </m:oMath>
+            <w:r>
+              <w:t xml:space="preserve">$\mathord{\smash[b]{\underset{\raise.3ex\hbox{$\scriptstyle\sim$}}{L}}\vphantom{L}}$</w:t>
+            </w:r>
             <w:r>
               <w:t xml:space="preserve"> </w:t>
             </w:r>
@@ -9554,23 +9423,9 @@
             <w:r>
               <w:t xml:space="preserve"> </w:t>
             </w:r>
-            <m:oMath>
-              <m:limLow>
-                <m:e>
-                  <m:r>
-                    <m:t>L</m:t>
-                  </m:r>
-                </m:e>
-                <m:lim>
-                  <m:r>
-                    <m:rPr>
-                      <m:sty m:val="p"/>
-                    </m:rPr>
-                    <m:t>∼</m:t>
-                  </m:r>
-                </m:lim>
-              </m:limLow>
-            </m:oMath>
+            <w:r>
+              <w:t xml:space="preserve">$\mathord{\smash[b]{\underset{\raise.3ex\hbox{$\scriptstyle\sim$}}{L}}\vphantom{L}}$</w:t>
+            </w:r>
             <w:r>
               <w:t xml:space="preserve">.</w:t>
             </w:r>
@@ -10292,32 +10147,9 @@
             <w:r>
               <w:t xml:space="preserve"> </w:t>
             </w:r>
-            <m:oMath>
-              <m:limLow>
-                <m:e>
-                  <m:r>
-                    <m:t>L</m:t>
-                  </m:r>
-                </m:e>
-                <m:lim>
-                  <m:r>
-                    <m:rPr>
-                      <m:sty m:val="p"/>
-                    </m:rPr>
-                    <m:t>∼</m:t>
-                  </m:r>
-                </m:lim>
-              </m:limLow>
-              <m:r>
-                <m:rPr>
-                  <m:sty m:val="p"/>
-                </m:rPr>
-                <m:t>=</m:t>
-              </m:r>
-              <m:r>
-                <m:t>L</m:t>
-              </m:r>
-            </m:oMath>
+            <w:r>
+              <w:t xml:space="preserve">$\mathord{\smash[b]{\underset{\raise.3ex\hbox{$\scriptstyle\sim$}}{L}}\vphantom{L}} = L$</w:t>
+            </w:r>
             <w:r>
               <w:t xml:space="preserve">.</w:t>
             </w:r>
@@ -10952,23 +10784,9 @@
             <w:r>
               <w:t xml:space="preserve"> </w:t>
             </w:r>
-            <m:oMath>
-              <m:limLow>
-                <m:e>
-                  <m:r>
-                    <m:t>l</m:t>
-                  </m:r>
-                </m:e>
-                <m:lim>
-                  <m:r>
-                    <m:rPr>
-                      <m:sty m:val="p"/>
-                    </m:rPr>
-                    <m:t>∼</m:t>
-                  </m:r>
-                </m:lim>
-              </m:limLow>
-            </m:oMath>
+            <w:r>
+              <w:t xml:space="preserve">$\mathord{\smash[b]{\underset{\raise.3ex\hbox{$\scriptstyle\sim$}}{l}}\vphantom{l}}$</w:t>
+            </w:r>
             <w:r>
               <w:t xml:space="preserve"> </w:t>
             </w:r>
@@ -10995,23 +10813,9 @@
             <w:r>
               <w:t xml:space="preserve"> </w:t>
             </w:r>
-            <m:oMath>
-              <m:limLow>
-                <m:e>
-                  <m:r>
-                    <m:t>L</m:t>
-                  </m:r>
-                </m:e>
-                <m:lim>
-                  <m:r>
-                    <m:rPr>
-                      <m:sty m:val="p"/>
-                    </m:rPr>
-                    <m:t>∼</m:t>
-                  </m:r>
-                </m:lim>
-              </m:limLow>
-            </m:oMath>
+            <w:r>
+              <w:t xml:space="preserve">$\mathord{\smash[b]{\underset{\raise.3ex\hbox{$\scriptstyle\sim$}}{L}}\vphantom{L}}$</w:t>
+            </w:r>
             <w:r>
               <w:t xml:space="preserve">:</w:t>
             </w:r>
@@ -11020,154 +10824,10 @@
             <w:pPr>
               <w:pStyle w:val="BodyText"/>
             </w:pPr>
-            <m:oMathPara>
-              <m:oMathParaPr>
-                <m:jc m:val="center"/>
-              </m:oMathParaPr>
-              <m:oMath>
-                <m:r>
-                  <m:t>0</m:t>
-                </m:r>
-                <m:r>
-                  <m:rPr>
-                    <m:sty m:val="p"/>
-                  </m:rPr>
-                  <m:t>&lt;</m:t>
-                </m:r>
-                <m:r>
-                  <m:rPr>
-                    <m:sty m:val="p"/>
-                  </m:rPr>
-                  <m:t>P</m:t>
-                </m:r>
-                <m:r>
-                  <m:t>​</m:t>
-                </m:r>
-                <m:d>
-                  <m:dPr>
-                    <m:begChr m:val="("/>
-                    <m:sepChr m:val=""/>
-                    <m:endChr m:val=")"/>
-                    <m:grow/>
-                  </m:dPr>
-                  <m:e>
-                    <m:r>
-                      <m:t>A</m:t>
-                    </m:r>
-                    <m:r>
-                      <m:rPr>
-                        <m:sty m:val="p"/>
-                      </m:rPr>
-                      <m:t>=</m:t>
-                    </m:r>
-                    <m:r>
-                      <m:t>1</m:t>
-                    </m:r>
-                    <m:r>
-                      <m:rPr>
-                        <m:sty m:val="p"/>
-                      </m:rPr>
-                      <m:t>∣</m:t>
-                    </m:r>
-                    <m:limLow>
-                      <m:e>
-                        <m:r>
-                          <m:t>L</m:t>
-                        </m:r>
-                      </m:e>
-                      <m:lim>
-                        <m:r>
-                          <m:rPr>
-                            <m:sty m:val="p"/>
-                          </m:rPr>
-                          <m:t>∼</m:t>
-                        </m:r>
-                      </m:lim>
-                    </m:limLow>
-                    <m:r>
-                      <m:rPr>
-                        <m:sty m:val="p"/>
-                      </m:rPr>
-                      <m:t>=</m:t>
-                    </m:r>
-                    <m:limLow>
-                      <m:e>
-                        <m:r>
-                          <m:t>l</m:t>
-                        </m:r>
-                      </m:e>
-                      <m:lim>
-                        <m:r>
-                          <m:rPr>
-                            <m:sty m:val="p"/>
-                          </m:rPr>
-                          <m:t>∼</m:t>
-                        </m:r>
-                      </m:lim>
-                    </m:limLow>
-                  </m:e>
-                </m:d>
-                <m:r>
-                  <m:t>​</m:t>
-                </m:r>
-                <m:r>
-                  <m:rPr>
-                    <m:sty m:val="p"/>
-                  </m:rPr>
-                  <m:t>&lt;</m:t>
-                </m:r>
-                <m:r>
-                  <m:t>1</m:t>
-                </m:r>
-                <m:r>
-                  <m:t> </m:t>
-                </m:r>
-                <m:r>
-                  <m:rPr>
-                    <m:nor/>
-                    <m:sty m:val="p"/>
-                  </m:rPr>
-                  <m:t>for all </m:t>
-                </m:r>
-                <m:limLow>
-                  <m:e>
-                    <m:r>
-                      <m:t>l</m:t>
-                    </m:r>
-                  </m:e>
-                  <m:lim>
-                    <m:r>
-                      <m:rPr>
-                        <m:sty m:val="p"/>
-                      </m:rPr>
-                      <m:t>∼</m:t>
-                    </m:r>
-                  </m:lim>
-                </m:limLow>
-                <m:r>
-                  <m:rPr>
-                    <m:nor/>
-                    <m:sty m:val="p"/>
-                  </m:rPr>
-                  <m:t> in the support of </m:t>
-                </m:r>
-                <m:limLow>
-                  <m:e>
-                    <m:r>
-                      <m:t>L</m:t>
-                    </m:r>
-                  </m:e>
-                  <m:lim>
-                    <m:r>
-                      <m:rPr>
-                        <m:sty m:val="p"/>
-                      </m:rPr>
-                      <m:t>∼</m:t>
-                    </m:r>
-                  </m:lim>
-                </m:limLow>
-              </m:oMath>
-            </m:oMathPara>
+            <w:r>
+              <w:t xml:space="preserve">$$0 &lt; \operatorname{P}\mathopen{}\left(A = 1 \mid \mathord{\smash[b]{\underset{\raise.3ex\hbox{$\scriptstyle\sim$}}{L}}\vphantom{L}} = \mathord{\smash[b]{\underset{\raise.3ex\hbox{$\scriptstyle\sim$}}{l}}\vphantom{l}}\right)\mathclose{} &lt; 1
+    \quad \text{for all } \mathord{\smash[b]{\underset{\raise.3ex\hbox{$\scriptstyle\sim$}}{l}}\vphantom{l}} \text{ in the support of } \mathord{\smash[b]{\underset{\raise.3ex\hbox{$\scriptstyle\sim$}}{L}}\vphantom{L}}$$</w:t>
+            </w:r>
           </w:p>
           <w:bookmarkEnd w:id="49"/>
         </w:tc>
@@ -14833,7 +14493,7 @@
         <w:t xml:space="preserve"> </w:t>
       </w:r>
       <w:r>
-        <w:t xml:space="preserve">(Hulley et al. 1998)</w:t>
+        <w:t xml:space="preserve">[5]</w:t>
       </w:r>
       <w:r>
         <w:t xml:space="preserve">.</w:t>
@@ -14868,7 +14528,7 @@
         <w:t xml:space="preserve"> </w:t>
       </w:r>
       <w:r>
-        <w:t xml:space="preserve">(Hulley et al. 1998)</w:t>
+        <w:t xml:space="preserve">[5]</w:t>
       </w:r>
       <w:r>
         <w:t xml:space="preserve">.</w:t>
@@ -14883,7 +14543,7 @@
         <w:t xml:space="preserve"> </w:t>
       </w:r>
       <w:r>
-        <w:t xml:space="preserve">(Hulley et al. 1998)</w:t>
+        <w:t xml:space="preserve">[5]</w:t>
       </w:r>
       <w:r>
         <w:t xml:space="preserve">.</w:t>
@@ -14900,7 +14560,7 @@
         <w:t xml:space="preserve"> </w:t>
       </w:r>
       <w:r>
-        <w:t xml:space="preserve">(Hulley et al. 1998)</w:t>
+        <w:t xml:space="preserve">[5]</w:t>
       </w:r>
       <w:r>
         <w:t xml:space="preserve">.</w:t>
@@ -14983,7 +14643,7 @@
         <w:t xml:space="preserve"> </w:t>
       </w:r>
       <w:r>
-        <w:t xml:space="preserve">(Hulley et al. 1998)</w:t>
+        <w:t xml:space="preserve">[5]</w:t>
       </w:r>
       <w:r>
         <w:t xml:space="preserve">,</w:t>
@@ -15091,7 +14751,7 @@
         <w:t xml:space="preserve"> </w:t>
       </w:r>
       <w:r>
-        <w:t xml:space="preserve">(Hulley et al. 1998)</w:t>
+        <w:t xml:space="preserve">[5]</w:t>
       </w:r>
       <w:r>
         <w:t xml:space="preserve">.</w:t>
@@ -15146,7 +14806,7 @@
         <w:t xml:space="preserve"> </w:t>
       </w:r>
       <w:r>
-        <w:t xml:space="preserve">(Hulley et al. 1998)</w:t>
+        <w:t xml:space="preserve">[5]</w:t>
       </w:r>
       <w:r>
         <w:t xml:space="preserve">.</w:t>
@@ -15167,7 +14827,7 @@
         <w:t xml:space="preserve"> </w:t>
       </w:r>
       <w:r>
-        <w:t xml:space="preserve">(Hulley et al. 1998)</w:t>
+        <w:t xml:space="preserve">[5]</w:t>
       </w:r>
       <w:r>
         <w:t xml:space="preserve">.</w:t>
@@ -15244,7 +14904,7 @@
         <w:pStyle w:val="BodyText"/>
       </w:pPr>
       <w:r>
-        <w:t xml:space="preserve">Hulley et al. (1998)</w:t>
+        <w:t xml:space="preserve">Hulley et al. [5]</w:t>
       </w:r>
       <w:r>
         <w:t xml:space="preserve"> </w:t>
@@ -15725,7 +15385,7 @@
               <w:t xml:space="preserve"> </w:t>
             </w:r>
             <w:r>
-              <w:t xml:space="preserve">McElreath (2020)</w:t>
+              <w:t xml:space="preserve">McElreath [6]</w:t>
             </w:r>
             <w:r>
               <w:t xml:space="preserve">,</w:t>
@@ -15768,7 +15428,7 @@
               <w:t xml:space="preserve"> </w:t>
             </w:r>
             <w:r>
-              <w:t xml:space="preserve">(McElreath 2026)</w:t>
+              <w:t xml:space="preserve">[7]</w:t>
             </w:r>
             <w:r>
               <w:t xml:space="preserve">.</w:t>
@@ -18077,7 +17737,7 @@
         <w:t xml:space="preserve"> </w:t>
       </w:r>
       <w:r>
-        <w:t xml:space="preserve">(Hernán and Robins 2020, chap. 3)</w:t>
+        <w:t xml:space="preserve">[2, Ch. 3]</w:t>
       </w:r>
       <w:r>
         <w:t xml:space="preserve">:</w:t>
@@ -18207,7 +17867,7 @@
         <w:t xml:space="preserve"> </w:t>
       </w:r>
       <w:r>
-        <w:t xml:space="preserve">(Hernán and Robins 2020, chap. 3)</w:t>
+        <w:t xml:space="preserve">[2, Ch. 3]</w:t>
       </w:r>
       <w:r>
         <w:t xml:space="preserve">:</w:t>
@@ -18238,23 +17898,9 @@
       <w:r>
         <w:t xml:space="preserve"> </w:t>
       </w:r>
-      <m:oMath>
-        <m:limLow>
-          <m:e>
-            <m:r>
-              <m:t>L</m:t>
-            </m:r>
-          </m:e>
-          <m:lim>
-            <m:r>
-              <m:rPr>
-                <m:sty m:val="p"/>
-              </m:rPr>
-              <m:t>∼</m:t>
-            </m:r>
-          </m:lim>
-        </m:limLow>
-      </m:oMath>
+      <w:r>
+        <w:t xml:space="preserve">$\mathord{\smash[b]{\underset{\raise.3ex\hbox{$\scriptstyle\sim$}}{L}}\vphantom{L}}$</w:t>
+      </w:r>
       <w:r>
         <w:t xml:space="preserve">,</w:t>
       </w:r>
@@ -18406,23 +18052,9 @@
       <w:r>
         <w:t xml:space="preserve"> </w:t>
       </w:r>
-      <m:oMath>
-        <m:limLow>
-          <m:e>
-            <m:r>
-              <m:t>L</m:t>
-            </m:r>
-          </m:e>
-          <m:lim>
-            <m:r>
-              <m:rPr>
-                <m:sty m:val="p"/>
-              </m:rPr>
-              <m:t>∼</m:t>
-            </m:r>
-          </m:lim>
-        </m:limLow>
-      </m:oMath>
+      <w:r>
+        <w:t xml:space="preserve">$\mathord{\smash[b]{\underset{\raise.3ex\hbox{$\scriptstyle\sim$}}{L}}\vphantom{L}}$</w:t>
+      </w:r>
       <w:r>
         <w:t xml:space="preserve">.</w:t>
       </w:r>
@@ -19967,23 +19599,9 @@
             <w:r>
               <w:t xml:space="preserve"> </w:t>
             </w:r>
-            <m:oMath>
-              <m:limLow>
-                <m:e>
-                  <m:r>
-                    <m:t>L</m:t>
-                  </m:r>
-                </m:e>
-                <m:lim>
-                  <m:r>
-                    <m:rPr>
-                      <m:sty m:val="p"/>
-                    </m:rPr>
-                    <m:t>∼</m:t>
-                  </m:r>
-                </m:lim>
-              </m:limLow>
-            </m:oMath>
+            <w:r>
+              <w:t xml:space="preserve">$\mathord{\smash[b]{\underset{\raise.3ex\hbox{$\scriptstyle\sim$}}{L}}\vphantom{L}}$</w:t>
+            </w:r>
             <w:r>
               <w:t xml:space="preserve"> </w:t>
             </w:r>
@@ -20056,23 +19674,9 @@
             <w:r>
               <w:t xml:space="preserve"> </w:t>
             </w:r>
-            <m:oMath>
-              <m:limLow>
-                <m:e>
-                  <m:r>
-                    <m:t>L</m:t>
-                  </m:r>
-                </m:e>
-                <m:lim>
-                  <m:r>
-                    <m:rPr>
-                      <m:sty m:val="p"/>
-                    </m:rPr>
-                    <m:t>∼</m:t>
-                  </m:r>
-                </m:lim>
-              </m:limLow>
-            </m:oMath>
+            <w:r>
+              <w:t xml:space="preserve">$\mathord{\smash[b]{\underset{\raise.3ex\hbox{$\scriptstyle\sim$}}{L}}\vphantom{L}}$</w:t>
+            </w:r>
             <w:r>
               <w:t xml:space="preserve"> </w:t>
             </w:r>
@@ -20099,23 +19703,9 @@
                 <w:numId w:val="1013"/>
               </w:numPr>
             </w:pPr>
-            <m:oMath>
-              <m:limLow>
-                <m:e>
-                  <m:r>
-                    <m:t>L</m:t>
-                  </m:r>
-                </m:e>
-                <m:lim>
-                  <m:r>
-                    <m:rPr>
-                      <m:sty m:val="p"/>
-                    </m:rPr>
-                    <m:t>∼</m:t>
-                  </m:r>
-                </m:lim>
-              </m:limLow>
-            </m:oMath>
+            <w:r>
+              <w:t xml:space="preserve">$\mathord{\smash[b]{\underset{\raise.3ex\hbox{$\scriptstyle\sim$}}{L}}\vphantom{L}}$</w:t>
+            </w:r>
             <w:r>
               <w:t xml:space="preserve"> </w:t>
             </w:r>
@@ -20236,23 +19826,9 @@
             <w:r>
               <w:t xml:space="preserve"> </w:t>
             </w:r>
-            <m:oMath>
-              <m:limLow>
-                <m:e>
-                  <m:r>
-                    <m:t>L</m:t>
-                  </m:r>
-                </m:e>
-                <m:lim>
-                  <m:r>
-                    <m:rPr>
-                      <m:sty m:val="p"/>
-                    </m:rPr>
-                    <m:t>∼</m:t>
-                  </m:r>
-                </m:lim>
-              </m:limLow>
-            </m:oMath>
+            <w:r>
+              <w:t xml:space="preserve">$\mathord{\smash[b]{\underset{\raise.3ex\hbox{$\scriptstyle\sim$}}{L}}\vphantom{L}}$</w:t>
+            </w:r>
             <w:r>
               <w:t xml:space="preserve"> </w:t>
             </w:r>
@@ -20268,23 +19844,9 @@
             <w:r>
               <w:t xml:space="preserve"> </w:t>
             </w:r>
-            <m:oMath>
-              <m:limLow>
-                <m:e>
-                  <m:r>
-                    <m:t>L</m:t>
-                  </m:r>
-                </m:e>
-                <m:lim>
-                  <m:r>
-                    <m:rPr>
-                      <m:sty m:val="p"/>
-                    </m:rPr>
-                    <m:t>∼</m:t>
-                  </m:r>
-                </m:lim>
-              </m:limLow>
-            </m:oMath>
+            <w:r>
+              <w:t xml:space="preserve">$\mathord{\smash[b]{\underset{\raise.3ex\hbox{$\scriptstyle\sim$}}{L}}\vphantom{L}}$</w:t>
+            </w:r>
             <w:r>
               <w:t xml:space="preserve"> </w:t>
             </w:r>
@@ -20321,234 +19883,9 @@
             <w:pPr>
               <w:pStyle w:val="BodyText"/>
             </w:pPr>
-            <m:oMathPara>
-              <m:oMathParaPr>
-                <m:jc m:val="center"/>
-              </m:oMathParaPr>
-              <m:oMath>
-                <m:r>
-                  <m:rPr>
-                    <m:sty m:val="p"/>
-                  </m:rPr>
-                  <m:t>E</m:t>
-                </m:r>
-                <m:r>
-                  <m:t>​</m:t>
-                </m:r>
-                <m:d>
-                  <m:dPr>
-                    <m:begChr m:val="["/>
-                    <m:sepChr m:val=""/>
-                    <m:endChr m:val="]"/>
-                    <m:grow/>
-                  </m:dPr>
-                  <m:e>
-                    <m:r>
-                      <m:t>Y</m:t>
-                    </m:r>
-                    <m:r>
-                      <m:rPr>
-                        <m:sty m:val="p"/>
-                      </m:rPr>
-                      <m:t>(</m:t>
-                    </m:r>
-                    <m:r>
-                      <m:t>a</m:t>
-                    </m:r>
-                    <m:r>
-                      <m:rPr>
-                        <m:sty m:val="p"/>
-                      </m:rPr>
-                      <m:t>)</m:t>
-                    </m:r>
-                  </m:e>
-                </m:d>
-                <m:r>
-                  <m:t>​</m:t>
-                </m:r>
-                <m:r>
-                  <m:rPr>
-                    <m:sty m:val="p"/>
-                  </m:rPr>
-                  <m:t>=</m:t>
-                </m:r>
-                <m:nary>
-                  <m:naryPr>
-                    <m:chr m:val="∑"/>
-                    <m:limLoc m:val="undOvr"/>
-                    <m:subHide m:val="off"/>
-                    <m:supHide m:val="on"/>
-                  </m:naryPr>
-                  <m:sub>
-                    <m:limLow>
-                      <m:e>
-                        <m:r>
-                          <m:t>l</m:t>
-                        </m:r>
-                      </m:e>
-                      <m:lim>
-                        <m:r>
-                          <m:rPr>
-                            <m:sty m:val="p"/>
-                          </m:rPr>
-                          <m:t>∼</m:t>
-                        </m:r>
-                      </m:lim>
-                    </m:limLow>
-                  </m:sub>
-                  <m:sup>
-                    <m:r>
-                      <m:t>​</m:t>
-                    </m:r>
-                  </m:sup>
-                  <m:e>
-                    <m:r>
-                      <m:rPr>
-                        <m:sty m:val="p"/>
-                      </m:rPr>
-                      <m:t>E</m:t>
-                    </m:r>
-                  </m:e>
-                </m:nary>
-                <m:r>
-                  <m:t>​</m:t>
-                </m:r>
-                <m:d>
-                  <m:dPr>
-                    <m:begChr m:val="["/>
-                    <m:sepChr m:val=""/>
-                    <m:endChr m:val="]"/>
-                    <m:grow/>
-                  </m:dPr>
-                  <m:e>
-                    <m:r>
-                      <m:t>Y</m:t>
-                    </m:r>
-                    <m:r>
-                      <m:rPr>
-                        <m:sty m:val="p"/>
-                      </m:rPr>
-                      <m:t>∣</m:t>
-                    </m:r>
-                    <m:r>
-                      <m:t>A</m:t>
-                    </m:r>
-                    <m:r>
-                      <m:rPr>
-                        <m:sty m:val="p"/>
-                      </m:rPr>
-                      <m:t>=</m:t>
-                    </m:r>
-                    <m:r>
-                      <m:t>a</m:t>
-                    </m:r>
-                    <m:r>
-                      <m:rPr>
-                        <m:sty m:val="p"/>
-                      </m:rPr>
-                      <m:t>,</m:t>
-                    </m:r>
-                    <m:limLow>
-                      <m:e>
-                        <m:r>
-                          <m:t>L</m:t>
-                        </m:r>
-                      </m:e>
-                      <m:lim>
-                        <m:r>
-                          <m:rPr>
-                            <m:sty m:val="p"/>
-                          </m:rPr>
-                          <m:t>∼</m:t>
-                        </m:r>
-                      </m:lim>
-                    </m:limLow>
-                    <m:r>
-                      <m:rPr>
-                        <m:sty m:val="p"/>
-                      </m:rPr>
-                      <m:t>=</m:t>
-                    </m:r>
-                    <m:limLow>
-                      <m:e>
-                        <m:r>
-                          <m:t>l</m:t>
-                        </m:r>
-                      </m:e>
-                      <m:lim>
-                        <m:r>
-                          <m:rPr>
-                            <m:sty m:val="p"/>
-                          </m:rPr>
-                          <m:t>∼</m:t>
-                        </m:r>
-                      </m:lim>
-                    </m:limLow>
-                  </m:e>
-                </m:d>
-                <m:r>
-                  <m:t>​</m:t>
-                </m:r>
-                <m:r>
-                  <m:rPr>
-                    <m:sty m:val="p"/>
-                  </m:rPr>
-                  <m:t>P</m:t>
-                </m:r>
-                <m:r>
-                  <m:t>​</m:t>
-                </m:r>
-                <m:d>
-                  <m:dPr>
-                    <m:begChr m:val="("/>
-                    <m:sepChr m:val=""/>
-                    <m:endChr m:val=")"/>
-                    <m:grow/>
-                  </m:dPr>
-                  <m:e>
-                    <m:limLow>
-                      <m:e>
-                        <m:r>
-                          <m:t>L</m:t>
-                        </m:r>
-                      </m:e>
-                      <m:lim>
-                        <m:r>
-                          <m:rPr>
-                            <m:sty m:val="p"/>
-                          </m:rPr>
-                          <m:t>∼</m:t>
-                        </m:r>
-                      </m:lim>
-                    </m:limLow>
-                    <m:r>
-                      <m:rPr>
-                        <m:sty m:val="p"/>
-                      </m:rPr>
-                      <m:t>=</m:t>
-                    </m:r>
-                    <m:limLow>
-                      <m:e>
-                        <m:r>
-                          <m:t>l</m:t>
-                        </m:r>
-                      </m:e>
-                      <m:lim>
-                        <m:r>
-                          <m:rPr>
-                            <m:sty m:val="p"/>
-                          </m:rPr>
-                          <m:t>∼</m:t>
-                        </m:r>
-                      </m:lim>
-                    </m:limLow>
-                  </m:e>
-                </m:d>
-                <m:r>
-                  <m:t>​</m:t>
-                </m:r>
-              </m:oMath>
-            </m:oMathPara>
+            <w:r>
+              <w:t xml:space="preserve">$$\operatorname{E}\mathopen{}\left[Y(a)\right]\mathclose{} = \sum_{\mathord{\smash[b]{\underset{\raise.3ex\hbox{$\scriptstyle\sim$}}{l}}\vphantom{l}}} \operatorname{E}\mathopen{}\left[Y \mid A = a, \mathord{\smash[b]{\underset{\raise.3ex\hbox{$\scriptstyle\sim$}}{L}}\vphantom{L}} = \mathord{\smash[b]{\underset{\raise.3ex\hbox{$\scriptstyle\sim$}}{l}}\vphantom{l}}\right]\mathclose{} \operatorname{P}\mathopen{}\left(\mathord{\smash[b]{\underset{\raise.3ex\hbox{$\scriptstyle\sim$}}{L}}\vphantom{L}} = \mathord{\smash[b]{\underset{\raise.3ex\hbox{$\scriptstyle\sim$}}{l}}\vphantom{l}}\right)\mathclose{}$$</w:t>
+            </w:r>
           </w:p>
           <w:bookmarkEnd w:id="85"/>
         </w:tc>
@@ -20605,7 +19942,7 @@
         <w:t xml:space="preserve"> </w:t>
       </w:r>
       <w:r>
-        <w:t xml:space="preserve">(Hulley et al. 1998)</w:t>
+        <w:t xml:space="preserve">[5]</w:t>
       </w:r>
       <w:r>
         <w:t xml:space="preserve">.</w:t>
@@ -20640,7 +19977,7 @@
         <w:t xml:space="preserve"> </w:t>
       </w:r>
       <w:r>
-        <w:t xml:space="preserve">(Hulley et al. 1998)</w:t>
+        <w:t xml:space="preserve">[5]</w:t>
       </w:r>
       <w:r>
         <w:t xml:space="preserve">.</w:t>
@@ -20655,7 +19992,7 @@
         <w:t xml:space="preserve"> </w:t>
       </w:r>
       <w:r>
-        <w:t xml:space="preserve">(Hulley et al. 1998)</w:t>
+        <w:t xml:space="preserve">[5]</w:t>
       </w:r>
       <w:r>
         <w:t xml:space="preserve">.</w:t>
@@ -20672,7 +20009,7 @@
         <w:t xml:space="preserve"> </w:t>
       </w:r>
       <w:r>
-        <w:t xml:space="preserve">(Hulley et al. 1998)</w:t>
+        <w:t xml:space="preserve">[5]</w:t>
       </w:r>
       <w:r>
         <w:t xml:space="preserve">.</w:t>
@@ -26741,7 +26078,7 @@
         <w:t xml:space="preserve"> </w:t>
       </w:r>
       <w:r>
-        <w:t xml:space="preserve">(Rosenman et al. 1975)</w:t>
+        <w:t xml:space="preserve">[8]</w:t>
       </w:r>
       <w:r>
         <w:t xml:space="preserve">.</w:t>
@@ -28259,7 +27596,7 @@
               <w:t xml:space="preserve"> </w:t>
             </w:r>
             <w:r>
-              <w:t xml:space="preserve">McElreath (2020)</w:t>
+              <w:t xml:space="preserve">McElreath [6]</w:t>
             </w:r>
             <w:r>
               <w:t xml:space="preserve">,</w:t>
@@ -28314,7 +27651,7 @@
               <w:t xml:space="preserve"> </w:t>
             </w:r>
             <w:r>
-              <w:t xml:space="preserve">(McElreath 2026)</w:t>
+              <w:t xml:space="preserve">[7]</w:t>
             </w:r>
             <w:r>
               <w:t xml:space="preserve">.</w:t>
@@ -28402,23 +27739,9 @@
       <w:r>
         <w:t xml:space="preserve"> </w:t>
       </w:r>
-      <m:oMath>
-        <m:limLow>
-          <m:e>
-            <m:r>
-              <m:t>L</m:t>
-            </m:r>
-          </m:e>
-          <m:lim>
-            <m:r>
-              <m:rPr>
-                <m:sty m:val="p"/>
-              </m:rPr>
-              <m:t>∼</m:t>
-            </m:r>
-          </m:lim>
-        </m:limLow>
-      </m:oMath>
+      <w:r>
+        <w:t xml:space="preserve">$\mathord{\smash[b]{\underset{\raise.3ex\hbox{$\scriptstyle\sim$}}{L}}\vphantom{L}}$</w:t>
+      </w:r>
       <w:r>
         <w:t xml:space="preserve"> </w:t>
       </w:r>
@@ -28501,23 +27824,9 @@
             <w:r>
               <w:t xml:space="preserve"> </w:t>
             </w:r>
-            <m:oMath>
-              <m:limLow>
-                <m:e>
-                  <m:r>
-                    <m:t>L</m:t>
-                  </m:r>
-                </m:e>
-                <m:lim>
-                  <m:r>
-                    <m:rPr>
-                      <m:sty m:val="p"/>
-                    </m:rPr>
-                    <m:t>∼</m:t>
-                  </m:r>
-                </m:lim>
-              </m:limLow>
-            </m:oMath>
+            <w:r>
+              <w:t xml:space="preserve">$\mathord{\smash[b]{\underset{\raise.3ex\hbox{$\scriptstyle\sim$}}{L}}\vphantom{L}}$</w:t>
+            </w:r>
             <w:r>
               <w:t xml:space="preserve"> </w:t>
             </w:r>
@@ -28570,23 +27879,9 @@
             <w:r>
               <w:t xml:space="preserve"> </w:t>
             </w:r>
-            <m:oMath>
-              <m:limLow>
-                <m:e>
-                  <m:r>
-                    <m:t>L</m:t>
-                  </m:r>
-                </m:e>
-                <m:lim>
-                  <m:r>
-                    <m:rPr>
-                      <m:sty m:val="p"/>
-                    </m:rPr>
-                    <m:t>∼</m:t>
-                  </m:r>
-                </m:lim>
-              </m:limLow>
-            </m:oMath>
+            <w:r>
+              <w:t xml:space="preserve">$\mathord{\smash[b]{\underset{\raise.3ex\hbox{$\scriptstyle\sim$}}{L}}\vphantom{L}}$</w:t>
+            </w:r>
             <w:r>
               <w:t xml:space="preserve">,</w:t>
             </w:r>
@@ -28670,252 +27965,11 @@
               <w:pStyle w:val="BodyText"/>
             </w:pPr>
             <w:bookmarkStart w:id="116" w:name="eq-standardization"/>
-            <m:oMathPara>
-              <m:oMathParaPr>
-                <m:jc m:val="center"/>
-              </m:oMathParaPr>
-              <m:oMath>
-                <m:r>
-                  <m:rPr>
-                    <m:sty m:val="p"/>
-                  </m:rPr>
-                  <m:t>E</m:t>
-                </m:r>
-                <m:r>
-                  <m:t>​</m:t>
-                </m:r>
-                <m:d>
-                  <m:dPr>
-                    <m:begChr m:val="["/>
-                    <m:sepChr m:val=""/>
-                    <m:endChr m:val="]"/>
-                    <m:grow/>
-                  </m:dPr>
-                  <m:e>
-                    <m:r>
-                      <m:t>Y</m:t>
-                    </m:r>
-                    <m:r>
-                      <m:rPr>
-                        <m:sty m:val="p"/>
-                      </m:rPr>
-                      <m:t>(</m:t>
-                    </m:r>
-                    <m:r>
-                      <m:t>a</m:t>
-                    </m:r>
-                    <m:r>
-                      <m:rPr>
-                        <m:sty m:val="p"/>
-                      </m:rPr>
-                      <m:t>)</m:t>
-                    </m:r>
-                  </m:e>
-                </m:d>
-                <m:r>
-                  <m:t>​</m:t>
-                </m:r>
-                <m:r>
-                  <m:rPr>
-                    <m:sty m:val="p"/>
-                  </m:rPr>
-                  <m:t>=</m:t>
-                </m:r>
-                <m:nary>
-                  <m:naryPr>
-                    <m:chr m:val="∑"/>
-                    <m:limLoc m:val="undOvr"/>
-                    <m:subHide m:val="off"/>
-                    <m:supHide m:val="on"/>
-                  </m:naryPr>
-                  <m:sub>
-                    <m:limLow>
-                      <m:e>
-                        <m:r>
-                          <m:t>l</m:t>
-                        </m:r>
-                      </m:e>
-                      <m:lim>
-                        <m:r>
-                          <m:rPr>
-                            <m:sty m:val="p"/>
-                          </m:rPr>
-                          <m:t>∼</m:t>
-                        </m:r>
-                      </m:lim>
-                    </m:limLow>
-                  </m:sub>
-                  <m:sup>
-                    <m:r>
-                      <m:t>​</m:t>
-                    </m:r>
-                  </m:sup>
-                  <m:e>
-                    <m:r>
-                      <m:rPr>
-                        <m:sty m:val="p"/>
-                      </m:rPr>
-                      <m:t>E</m:t>
-                    </m:r>
-                  </m:e>
-                </m:nary>
-                <m:r>
-                  <m:t>​</m:t>
-                </m:r>
-                <m:d>
-                  <m:dPr>
-                    <m:begChr m:val="["/>
-                    <m:sepChr m:val=""/>
-                    <m:endChr m:val="]"/>
-                    <m:grow/>
-                  </m:dPr>
-                  <m:e>
-                    <m:r>
-                      <m:t>Y</m:t>
-                    </m:r>
-                    <m:r>
-                      <m:rPr>
-                        <m:sty m:val="p"/>
-                      </m:rPr>
-                      <m:t>∣</m:t>
-                    </m:r>
-                    <m:r>
-                      <m:t>A</m:t>
-                    </m:r>
-                    <m:r>
-                      <m:rPr>
-                        <m:sty m:val="p"/>
-                      </m:rPr>
-                      <m:t>=</m:t>
-                    </m:r>
-                    <m:r>
-                      <m:t>a</m:t>
-                    </m:r>
-                    <m:r>
-                      <m:rPr>
-                        <m:sty m:val="p"/>
-                      </m:rPr>
-                      <m:t>,</m:t>
-                    </m:r>
-                    <m:limLow>
-                      <m:e>
-                        <m:r>
-                          <m:t>L</m:t>
-                        </m:r>
-                      </m:e>
-                      <m:lim>
-                        <m:r>
-                          <m:rPr>
-                            <m:sty m:val="p"/>
-                          </m:rPr>
-                          <m:t>∼</m:t>
-                        </m:r>
-                      </m:lim>
-                    </m:limLow>
-                    <m:r>
-                      <m:rPr>
-                        <m:sty m:val="p"/>
-                      </m:rPr>
-                      <m:t>=</m:t>
-                    </m:r>
-                    <m:limLow>
-                      <m:e>
-                        <m:r>
-                          <m:t>l</m:t>
-                        </m:r>
-                      </m:e>
-                      <m:lim>
-                        <m:r>
-                          <m:rPr>
-                            <m:sty m:val="p"/>
-                          </m:rPr>
-                          <m:t>∼</m:t>
-                        </m:r>
-                      </m:lim>
-                    </m:limLow>
-                  </m:e>
-                </m:d>
-                <m:r>
-                  <m:t>​</m:t>
-                </m:r>
-                <m:r>
-                  <m:rPr>
-                    <m:sty m:val="p"/>
-                  </m:rPr>
-                  <m:t>P</m:t>
-                </m:r>
-                <m:r>
-                  <m:t>​</m:t>
-                </m:r>
-                <m:d>
-                  <m:dPr>
-                    <m:begChr m:val="("/>
-                    <m:sepChr m:val=""/>
-                    <m:endChr m:val=")"/>
-                    <m:grow/>
-                  </m:dPr>
-                  <m:e>
-                    <m:limLow>
-                      <m:e>
-                        <m:r>
-                          <m:t>L</m:t>
-                        </m:r>
-                      </m:e>
-                      <m:lim>
-                        <m:r>
-                          <m:rPr>
-                            <m:sty m:val="p"/>
-                          </m:rPr>
-                          <m:t>∼</m:t>
-                        </m:r>
-                      </m:lim>
-                    </m:limLow>
-                    <m:r>
-                      <m:rPr>
-                        <m:sty m:val="p"/>
-                      </m:rPr>
-                      <m:t>=</m:t>
-                    </m:r>
-                    <m:limLow>
-                      <m:e>
-                        <m:r>
-                          <m:t>l</m:t>
-                        </m:r>
-                      </m:e>
-                      <m:lim>
-                        <m:r>
-                          <m:rPr>
-                            <m:sty m:val="p"/>
-                          </m:rPr>
-                          <m:t>∼</m:t>
-                        </m:r>
-                      </m:lim>
-                    </m:limLow>
-                  </m:e>
-                </m:d>
-                <m:r>
-                  <m:t>​</m:t>
-                </m:r>
-                <m:r>
-                  <m:t>  </m:t>
-                </m:r>
-                <m:r>
-                  <m:rPr>
-                    <m:sty m:val="p"/>
-                  </m:rPr>
-                  <m:t>(</m:t>
-                </m:r>
-                <m:r>
-                  <m:t>2</m:t>
-                </m:r>
-                <m:r>
-                  <m:rPr>
-                    <m:sty m:val="p"/>
-                  </m:rPr>
-                  <m:t>)</m:t>
-                </m:r>
-              </m:oMath>
-            </m:oMathPara>
+            <w:r>
+              <w:t xml:space="preserve">$$
+    \operatorname{E}\mathopen{}\left[Y(a)\right]\mathclose{} = \sum_{\mathord{\smash[b]{\underset{\raise.3ex\hbox{$\scriptstyle\sim$}}{l}}\vphantom{l}}} \operatorname{E}\mathopen{}\left[Y \mid A = a, \mathord{\smash[b]{\underset{\raise.3ex\hbox{$\scriptstyle\sim$}}{L}}\vphantom{L}} = \mathord{\smash[b]{\underset{\raise.3ex\hbox{$\scriptstyle\sim$}}{l}}\vphantom{l}}\right]\mathclose{} \operatorname{P}\mathopen{}\left(\mathord{\smash[b]{\underset{\raise.3ex\hbox{$\scriptstyle\sim$}}{L}}\vphantom{L}} = \mathord{\smash[b]{\underset{\raise.3ex\hbox{$\scriptstyle\sim$}}{l}}\vphantom{l}}\right)\mathclose{}
+     \qquad(2)$$</w:t>
+            </w:r>
             <w:bookmarkEnd w:id="116"/>
           </w:p>
           <w:p>
@@ -28928,23 +27982,9 @@
             <w:r>
               <w:t xml:space="preserve"> </w:t>
             </w:r>
-            <m:oMath>
-              <m:limLow>
-                <m:e>
-                  <m:r>
-                    <m:t>L</m:t>
-                  </m:r>
-                </m:e>
-                <m:lim>
-                  <m:r>
-                    <m:rPr>
-                      <m:sty m:val="p"/>
-                    </m:rPr>
-                    <m:t>∼</m:t>
-                  </m:r>
-                </m:lim>
-              </m:limLow>
-            </m:oMath>
+            <w:r>
+              <w:t xml:space="preserve">$\mathord{\smash[b]{\underset{\raise.3ex\hbox{$\scriptstyle\sim$}}{L}}\vphantom{L}}$</w:t>
+            </w:r>
             <w:r>
               <w:t xml:space="preserve">.</w:t>
             </w:r>
@@ -29046,809 +28086,19 @@
             <w:pPr>
               <w:pStyle w:val="BodyText"/>
             </w:pPr>
-            <m:oMathPara>
-              <m:oMathParaPr>
-                <m:jc m:val="center"/>
-              </m:oMathParaPr>
-              <m:oMath>
-                <m:eqArr>
-                  <m:e>
-                    <m:r>
-                      <m:rPr>
-                        <m:sty m:val="p"/>
-                      </m:rPr>
-                      <m:t>E</m:t>
-                    </m:r>
-                    <m:r>
-                      <m:t>​</m:t>
-                    </m:r>
-                    <m:d>
-                      <m:dPr>
-                        <m:begChr m:val="["/>
-                        <m:sepChr m:val=""/>
-                        <m:endChr m:val="]"/>
-                        <m:grow/>
-                      </m:dPr>
-                      <m:e>
-                        <m:r>
-                          <m:t>Y</m:t>
-                        </m:r>
-                        <m:r>
-                          <m:rPr>
-                            <m:sty m:val="p"/>
-                          </m:rPr>
-                          <m:t>(</m:t>
-                        </m:r>
-                        <m:r>
-                          <m:t>a</m:t>
-                        </m:r>
-                        <m:r>
-                          <m:rPr>
-                            <m:sty m:val="p"/>
-                          </m:rPr>
-                          <m:t>)</m:t>
-                        </m:r>
-                      </m:e>
-                    </m:d>
-                    <m:r>
-                      <m:t>​</m:t>
-                    </m:r>
-                    <m:r>
-                      <m:t>&amp;</m:t>
-                    </m:r>
-                    <m:r>
-                      <m:rPr>
-                        <m:sty m:val="p"/>
-                      </m:rPr>
-                      <m:t>=</m:t>
-                    </m:r>
-                    <m:nary>
-                      <m:naryPr>
-                        <m:chr m:val="∑"/>
-                        <m:limLoc m:val="undOvr"/>
-                        <m:subHide m:val="off"/>
-                        <m:supHide m:val="on"/>
-                      </m:naryPr>
-                      <m:sub>
-                        <m:limLow>
-                          <m:e>
-                            <m:r>
-                              <m:t>l</m:t>
-                            </m:r>
-                          </m:e>
-                          <m:lim>
-                            <m:r>
-                              <m:rPr>
-                                <m:sty m:val="p"/>
-                              </m:rPr>
-                              <m:t>∼</m:t>
-                            </m:r>
-                          </m:lim>
-                        </m:limLow>
-                      </m:sub>
-                      <m:sup>
-                        <m:r>
-                          <m:t>​</m:t>
-                        </m:r>
-                      </m:sup>
-                      <m:e>
-                        <m:r>
-                          <m:rPr>
-                            <m:sty m:val="p"/>
-                          </m:rPr>
-                          <m:t>E</m:t>
-                        </m:r>
-                      </m:e>
-                    </m:nary>
-                    <m:r>
-                      <m:t>​</m:t>
-                    </m:r>
-                    <m:d>
-                      <m:dPr>
-                        <m:begChr m:val="["/>
-                        <m:sepChr m:val=""/>
-                        <m:endChr m:val="]"/>
-                        <m:grow/>
-                      </m:dPr>
-                      <m:e>
-                        <m:r>
-                          <m:t>Y</m:t>
-                        </m:r>
-                        <m:r>
-                          <m:rPr>
-                            <m:sty m:val="p"/>
-                          </m:rPr>
-                          <m:t>(</m:t>
-                        </m:r>
-                        <m:r>
-                          <m:t>a</m:t>
-                        </m:r>
-                        <m:r>
-                          <m:rPr>
-                            <m:sty m:val="p"/>
-                          </m:rPr>
-                          <m:t>)</m:t>
-                        </m:r>
-                        <m:r>
-                          <m:rPr>
-                            <m:sty m:val="p"/>
-                          </m:rPr>
-                          <m:t>∣</m:t>
-                        </m:r>
-                        <m:limLow>
-                          <m:e>
-                            <m:r>
-                              <m:t>L</m:t>
-                            </m:r>
-                          </m:e>
-                          <m:lim>
-                            <m:r>
-                              <m:rPr>
-                                <m:sty m:val="p"/>
-                              </m:rPr>
-                              <m:t>∼</m:t>
-                            </m:r>
-                          </m:lim>
-                        </m:limLow>
-                        <m:r>
-                          <m:rPr>
-                            <m:sty m:val="p"/>
-                          </m:rPr>
-                          <m:t>=</m:t>
-                        </m:r>
-                        <m:limLow>
-                          <m:e>
-                            <m:r>
-                              <m:t>l</m:t>
-                            </m:r>
-                          </m:e>
-                          <m:lim>
-                            <m:r>
-                              <m:rPr>
-                                <m:sty m:val="p"/>
-                              </m:rPr>
-                              <m:t>∼</m:t>
-                            </m:r>
-                          </m:lim>
-                        </m:limLow>
-                      </m:e>
-                    </m:d>
-                    <m:r>
-                      <m:t>​</m:t>
-                    </m:r>
-                    <m:r>
-                      <m:rPr>
-                        <m:sty m:val="p"/>
-                      </m:rPr>
-                      <m:t>P</m:t>
-                    </m:r>
-                    <m:r>
-                      <m:t>​</m:t>
-                    </m:r>
-                    <m:d>
-                      <m:dPr>
-                        <m:begChr m:val="("/>
-                        <m:sepChr m:val=""/>
-                        <m:endChr m:val=")"/>
-                        <m:grow/>
-                      </m:dPr>
-                      <m:e>
-                        <m:limLow>
-                          <m:e>
-                            <m:r>
-                              <m:t>L</m:t>
-                            </m:r>
-                          </m:e>
-                          <m:lim>
-                            <m:r>
-                              <m:rPr>
-                                <m:sty m:val="p"/>
-                              </m:rPr>
-                              <m:t>∼</m:t>
-                            </m:r>
-                          </m:lim>
-                        </m:limLow>
-                        <m:r>
-                          <m:rPr>
-                            <m:sty m:val="p"/>
-                          </m:rPr>
-                          <m:t>=</m:t>
-                        </m:r>
-                        <m:limLow>
-                          <m:e>
-                            <m:r>
-                              <m:t>l</m:t>
-                            </m:r>
-                          </m:e>
-                          <m:lim>
-                            <m:r>
-                              <m:rPr>
-                                <m:sty m:val="p"/>
-                              </m:rPr>
-                              <m:t>∼</m:t>
-                            </m:r>
-                          </m:lim>
-                        </m:limLow>
-                      </m:e>
-                    </m:d>
-                    <m:r>
-                      <m:t>​</m:t>
-                    </m:r>
-                    <m:r>
-                      <m:t>&amp;</m:t>
-                    </m:r>
-                    <m:r>
-                      <m:t>&amp;</m:t>
-                    </m:r>
-                    <m:r>
-                      <m:rPr>
-                        <m:nor/>
-                        <m:sty m:val="p"/>
-                      </m:rPr>
-                      <m:t>(law of total expectation over </m:t>
-                    </m:r>
-                    <m:limLow>
-                      <m:e>
-                        <m:r>
-                          <m:t>L</m:t>
-                        </m:r>
-                      </m:e>
-                      <m:lim>
-                        <m:r>
-                          <m:rPr>
-                            <m:sty m:val="p"/>
-                          </m:rPr>
-                          <m:t>∼</m:t>
-                        </m:r>
-                      </m:lim>
-                    </m:limLow>
-                    <m:r>
-                      <m:rPr>
-                        <m:nor/>
-                        <m:sty m:val="p"/>
-                      </m:rPr>
-                      <m:t>)</m:t>
-                    </m:r>
-                  </m:e>
-                  <m:e>
-                    <m:r>
-                      <m:t>&amp;</m:t>
-                    </m:r>
-                    <m:r>
-                      <m:rPr>
-                        <m:sty m:val="p"/>
-                      </m:rPr>
-                      <m:t>=</m:t>
-                    </m:r>
-                    <m:nary>
-                      <m:naryPr>
-                        <m:chr m:val="∑"/>
-                        <m:limLoc m:val="undOvr"/>
-                        <m:subHide m:val="off"/>
-                        <m:supHide m:val="on"/>
-                      </m:naryPr>
-                      <m:sub>
-                        <m:limLow>
-                          <m:e>
-                            <m:r>
-                              <m:t>l</m:t>
-                            </m:r>
-                          </m:e>
-                          <m:lim>
-                            <m:r>
-                              <m:rPr>
-                                <m:sty m:val="p"/>
-                              </m:rPr>
-                              <m:t>∼</m:t>
-                            </m:r>
-                          </m:lim>
-                        </m:limLow>
-                      </m:sub>
-                      <m:sup>
-                        <m:r>
-                          <m:t>​</m:t>
-                        </m:r>
-                      </m:sup>
-                      <m:e>
-                        <m:r>
-                          <m:rPr>
-                            <m:sty m:val="p"/>
-                          </m:rPr>
-                          <m:t>E</m:t>
-                        </m:r>
-                      </m:e>
-                    </m:nary>
-                    <m:r>
-                      <m:t>​</m:t>
-                    </m:r>
-                    <m:d>
-                      <m:dPr>
-                        <m:begChr m:val="["/>
-                        <m:sepChr m:val=""/>
-                        <m:endChr m:val="]"/>
-                        <m:grow/>
-                      </m:dPr>
-                      <m:e>
-                        <m:r>
-                          <m:t>Y</m:t>
-                        </m:r>
-                        <m:r>
-                          <m:rPr>
-                            <m:sty m:val="p"/>
-                          </m:rPr>
-                          <m:t>(</m:t>
-                        </m:r>
-                        <m:r>
-                          <m:t>a</m:t>
-                        </m:r>
-                        <m:r>
-                          <m:rPr>
-                            <m:sty m:val="p"/>
-                          </m:rPr>
-                          <m:t>)</m:t>
-                        </m:r>
-                        <m:r>
-                          <m:rPr>
-                            <m:sty m:val="p"/>
-                          </m:rPr>
-                          <m:t>∣</m:t>
-                        </m:r>
-                        <m:r>
-                          <m:t>A</m:t>
-                        </m:r>
-                        <m:r>
-                          <m:rPr>
-                            <m:sty m:val="p"/>
-                          </m:rPr>
-                          <m:t>=</m:t>
-                        </m:r>
-                        <m:r>
-                          <m:t>a</m:t>
-                        </m:r>
-                        <m:r>
-                          <m:rPr>
-                            <m:sty m:val="p"/>
-                          </m:rPr>
-                          <m:t>,</m:t>
-                        </m:r>
-                        <m:limLow>
-                          <m:e>
-                            <m:r>
-                              <m:t>L</m:t>
-                            </m:r>
-                          </m:e>
-                          <m:lim>
-                            <m:r>
-                              <m:rPr>
-                                <m:sty m:val="p"/>
-                              </m:rPr>
-                              <m:t>∼</m:t>
-                            </m:r>
-                          </m:lim>
-                        </m:limLow>
-                        <m:r>
-                          <m:rPr>
-                            <m:sty m:val="p"/>
-                          </m:rPr>
-                          <m:t>=</m:t>
-                        </m:r>
-                        <m:limLow>
-                          <m:e>
-                            <m:r>
-                              <m:t>l</m:t>
-                            </m:r>
-                          </m:e>
-                          <m:lim>
-                            <m:r>
-                              <m:rPr>
-                                <m:sty m:val="p"/>
-                              </m:rPr>
-                              <m:t>∼</m:t>
-                            </m:r>
-                          </m:lim>
-                        </m:limLow>
-                      </m:e>
-                    </m:d>
-                    <m:r>
-                      <m:t>​</m:t>
-                    </m:r>
-                    <m:r>
-                      <m:rPr>
-                        <m:sty m:val="p"/>
-                      </m:rPr>
-                      <m:t>P</m:t>
-                    </m:r>
-                    <m:r>
-                      <m:t>​</m:t>
-                    </m:r>
-                    <m:d>
-                      <m:dPr>
-                        <m:begChr m:val="("/>
-                        <m:sepChr m:val=""/>
-                        <m:endChr m:val=")"/>
-                        <m:grow/>
-                      </m:dPr>
-                      <m:e>
-                        <m:limLow>
-                          <m:e>
-                            <m:r>
-                              <m:t>L</m:t>
-                            </m:r>
-                          </m:e>
-                          <m:lim>
-                            <m:r>
-                              <m:rPr>
-                                <m:sty m:val="p"/>
-                              </m:rPr>
-                              <m:t>∼</m:t>
-                            </m:r>
-                          </m:lim>
-                        </m:limLow>
-                        <m:r>
-                          <m:rPr>
-                            <m:sty m:val="p"/>
-                          </m:rPr>
-                          <m:t>=</m:t>
-                        </m:r>
-                        <m:limLow>
-                          <m:e>
-                            <m:r>
-                              <m:t>l</m:t>
-                            </m:r>
-                          </m:e>
-                          <m:lim>
-                            <m:r>
-                              <m:rPr>
-                                <m:sty m:val="p"/>
-                              </m:rPr>
-                              <m:t>∼</m:t>
-                            </m:r>
-                          </m:lim>
-                        </m:limLow>
-                      </m:e>
-                    </m:d>
-                    <m:r>
-                      <m:t>​</m:t>
-                    </m:r>
-                    <m:r>
-                      <m:t>&amp;</m:t>
-                    </m:r>
-                    <m:r>
-                      <m:t>&amp;</m:t>
-                    </m:r>
-                    <m:r>
-                      <m:rPr>
-                        <m:nor/>
-                        <m:sty m:val="p"/>
-                      </m:rPr>
-                      <m:t>(conditional exchangeability: </m:t>
-                    </m:r>
-                    <m:r>
-                      <m:t>Y</m:t>
-                    </m:r>
-                    <m:r>
-                      <m:rPr>
-                        <m:sty m:val="p"/>
-                      </m:rPr>
-                      <m:t>(</m:t>
-                    </m:r>
-                    <m:r>
-                      <m:t>a</m:t>
-                    </m:r>
-                    <m:r>
-                      <m:rPr>
-                        <m:sty m:val="p"/>
-                      </m:rPr>
-                      <m:t>)</m:t>
-                    </m:r>
-                    <m:r>
-                      <m:rPr>
-                        <m:sty m:val="p"/>
-                      </m:rPr>
-                      <m:t>⟂</m:t>
-                    </m:r>
-                    <m:r>
-                      <m:t>​</m:t>
-                    </m:r>
-                    <m:r>
-                      <m:t>​</m:t>
-                    </m:r>
-                    <m:r>
-                      <m:t>​</m:t>
-                    </m:r>
-                    <m:r>
-                      <m:rPr>
-                        <m:sty m:val="p"/>
-                      </m:rPr>
-                      <m:t>⟂</m:t>
-                    </m:r>
-                    <m:r>
-                      <m:t>A</m:t>
-                    </m:r>
-                    <m:r>
-                      <m:rPr>
-                        <m:sty m:val="p"/>
-                      </m:rPr>
-                      <m:t>∣</m:t>
-                    </m:r>
-                    <m:limLow>
-                      <m:e>
-                        <m:r>
-                          <m:t>L</m:t>
-                        </m:r>
-                      </m:e>
-                      <m:lim>
-                        <m:r>
-                          <m:rPr>
-                            <m:sty m:val="p"/>
-                          </m:rPr>
-                          <m:t>∼</m:t>
-                        </m:r>
-                      </m:lim>
-                    </m:limLow>
-                    <m:r>
-                      <m:rPr>
-                        <m:nor/>
-                        <m:sty m:val="p"/>
-                      </m:rPr>
-                      <m:t>)</m:t>
-                    </m:r>
-                  </m:e>
-                  <m:e>
-                    <m:r>
-                      <m:t>&amp;</m:t>
-                    </m:r>
-                    <m:r>
-                      <m:rPr>
-                        <m:sty m:val="p"/>
-                      </m:rPr>
-                      <m:t>=</m:t>
-                    </m:r>
-                    <m:nary>
-                      <m:naryPr>
-                        <m:chr m:val="∑"/>
-                        <m:limLoc m:val="undOvr"/>
-                        <m:subHide m:val="off"/>
-                        <m:supHide m:val="on"/>
-                      </m:naryPr>
-                      <m:sub>
-                        <m:limLow>
-                          <m:e>
-                            <m:r>
-                              <m:t>l</m:t>
-                            </m:r>
-                          </m:e>
-                          <m:lim>
-                            <m:r>
-                              <m:rPr>
-                                <m:sty m:val="p"/>
-                              </m:rPr>
-                              <m:t>∼</m:t>
-                            </m:r>
-                          </m:lim>
-                        </m:limLow>
-                      </m:sub>
-                      <m:sup>
-                        <m:r>
-                          <m:t>​</m:t>
-                        </m:r>
-                      </m:sup>
-                      <m:e>
-                        <m:r>
-                          <m:rPr>
-                            <m:sty m:val="p"/>
-                          </m:rPr>
-                          <m:t>E</m:t>
-                        </m:r>
-                      </m:e>
-                    </m:nary>
-                    <m:r>
-                      <m:t>​</m:t>
-                    </m:r>
-                    <m:d>
-                      <m:dPr>
-                        <m:begChr m:val="["/>
-                        <m:sepChr m:val=""/>
-                        <m:endChr m:val="]"/>
-                        <m:grow/>
-                      </m:dPr>
-                      <m:e>
-                        <m:r>
-                          <m:t>Y</m:t>
-                        </m:r>
-                        <m:r>
-                          <m:rPr>
-                            <m:sty m:val="p"/>
-                          </m:rPr>
-                          <m:t>∣</m:t>
-                        </m:r>
-                        <m:r>
-                          <m:t>A</m:t>
-                        </m:r>
-                        <m:r>
-                          <m:rPr>
-                            <m:sty m:val="p"/>
-                          </m:rPr>
-                          <m:t>=</m:t>
-                        </m:r>
-                        <m:r>
-                          <m:t>a</m:t>
-                        </m:r>
-                        <m:r>
-                          <m:rPr>
-                            <m:sty m:val="p"/>
-                          </m:rPr>
-                          <m:t>,</m:t>
-                        </m:r>
-                        <m:limLow>
-                          <m:e>
-                            <m:r>
-                              <m:t>L</m:t>
-                            </m:r>
-                          </m:e>
-                          <m:lim>
-                            <m:r>
-                              <m:rPr>
-                                <m:sty m:val="p"/>
-                              </m:rPr>
-                              <m:t>∼</m:t>
-                            </m:r>
-                          </m:lim>
-                        </m:limLow>
-                        <m:r>
-                          <m:rPr>
-                            <m:sty m:val="p"/>
-                          </m:rPr>
-                          <m:t>=</m:t>
-                        </m:r>
-                        <m:limLow>
-                          <m:e>
-                            <m:r>
-                              <m:t>l</m:t>
-                            </m:r>
-                          </m:e>
-                          <m:lim>
-                            <m:r>
-                              <m:rPr>
-                                <m:sty m:val="p"/>
-                              </m:rPr>
-                              <m:t>∼</m:t>
-                            </m:r>
-                          </m:lim>
-                        </m:limLow>
-                      </m:e>
-                    </m:d>
-                    <m:r>
-                      <m:t>​</m:t>
-                    </m:r>
-                    <m:r>
-                      <m:rPr>
-                        <m:sty m:val="p"/>
-                      </m:rPr>
-                      <m:t>P</m:t>
-                    </m:r>
-                    <m:r>
-                      <m:t>​</m:t>
-                    </m:r>
-                    <m:d>
-                      <m:dPr>
-                        <m:begChr m:val="("/>
-                        <m:sepChr m:val=""/>
-                        <m:endChr m:val=")"/>
-                        <m:grow/>
-                      </m:dPr>
-                      <m:e>
-                        <m:limLow>
-                          <m:e>
-                            <m:r>
-                              <m:t>L</m:t>
-                            </m:r>
-                          </m:e>
-                          <m:lim>
-                            <m:r>
-                              <m:rPr>
-                                <m:sty m:val="p"/>
-                              </m:rPr>
-                              <m:t>∼</m:t>
-                            </m:r>
-                          </m:lim>
-                        </m:limLow>
-                        <m:r>
-                          <m:rPr>
-                            <m:sty m:val="p"/>
-                          </m:rPr>
-                          <m:t>=</m:t>
-                        </m:r>
-                        <m:limLow>
-                          <m:e>
-                            <m:r>
-                              <m:t>l</m:t>
-                            </m:r>
-                          </m:e>
-                          <m:lim>
-                            <m:r>
-                              <m:rPr>
-                                <m:sty m:val="p"/>
-                              </m:rPr>
-                              <m:t>∼</m:t>
-                            </m:r>
-                          </m:lim>
-                        </m:limLow>
-                      </m:e>
-                    </m:d>
-                    <m:r>
-                      <m:t>​</m:t>
-                    </m:r>
-                    <m:r>
-                      <m:t>&amp;</m:t>
-                    </m:r>
-                    <m:r>
-                      <m:t>&amp;</m:t>
-                    </m:r>
-                    <m:r>
-                      <m:rPr>
-                        <m:nor/>
-                        <m:sty m:val="p"/>
-                      </m:rPr>
-                      <m:t>(consistency: </m:t>
-                    </m:r>
-                    <m:r>
-                      <m:t>Y</m:t>
-                    </m:r>
-                    <m:r>
-                      <m:rPr>
-                        <m:sty m:val="p"/>
-                      </m:rPr>
-                      <m:t>=</m:t>
-                    </m:r>
-                    <m:r>
-                      <m:t>Y</m:t>
-                    </m:r>
-                    <m:r>
-                      <m:rPr>
-                        <m:sty m:val="p"/>
-                      </m:rPr>
-                      <m:t>(</m:t>
-                    </m:r>
-                    <m:r>
-                      <m:t>a</m:t>
-                    </m:r>
-                    <m:r>
-                      <m:rPr>
-                        <m:sty m:val="p"/>
-                      </m:rPr>
-                      <m:t>)</m:t>
-                    </m:r>
-                    <m:r>
-                      <m:rPr>
-                        <m:nor/>
-                        <m:sty m:val="p"/>
-                      </m:rPr>
-                      <m:t> when </m:t>
-                    </m:r>
-                    <m:r>
-                      <m:t>A</m:t>
-                    </m:r>
-                    <m:r>
-                      <m:rPr>
-                        <m:sty m:val="p"/>
-                      </m:rPr>
-                      <m:t>=</m:t>
-                    </m:r>
-                    <m:r>
-                      <m:t>a</m:t>
-                    </m:r>
-                    <m:r>
-                      <m:rPr>
-                        <m:nor/>
-                        <m:sty m:val="p"/>
-                      </m:rPr>
-                      <m:t>)</m:t>
-                    </m:r>
-                  </m:e>
-                </m:eqArr>
-              </m:oMath>
-            </m:oMathPara>
+            <w:r>
+              <w:t xml:space="preserve">$$
+    \begin{aligned}
+    \operatorname{E}\mathopen{}\left[Y(a)\right]\mathclose{}
+    &amp;= \sum_{\mathord{\smash[b]{\underset{\raise.3ex\hbox{$\scriptstyle\sim$}}{l}}\vphantom{l}}} \operatorname{E}\mathopen{}\left[Y(a) \mid \mathord{\smash[b]{\underset{\raise.3ex\hbox{$\scriptstyle\sim$}}{L}}\vphantom{L}} = \mathord{\smash[b]{\underset{\raise.3ex\hbox{$\scriptstyle\sim$}}{l}}\vphantom{l}}\right]\mathclose{} \operatorname{P}\mathopen{}\left(\mathord{\smash[b]{\underset{\raise.3ex\hbox{$\scriptstyle\sim$}}{L}}\vphantom{L}} = \mathord{\smash[b]{\underset{\raise.3ex\hbox{$\scriptstyle\sim$}}{l}}\vphantom{l}}\right)\mathclose{}
+    &amp;&amp; \text{(law of total expectation over } \mathord{\smash[b]{\underset{\raise.3ex\hbox{$\scriptstyle\sim$}}{L}}\vphantom{L}} \text{)} \\
+    &amp;= \sum_{\mathord{\smash[b]{\underset{\raise.3ex\hbox{$\scriptstyle\sim$}}{l}}\vphantom{l}}} \operatorname{E}\mathopen{}\left[Y(a) \mid A = a, \mathord{\smash[b]{\underset{\raise.3ex\hbox{$\scriptstyle\sim$}}{L}}\vphantom{L}} = \mathord{\smash[b]{\underset{\raise.3ex\hbox{$\scriptstyle\sim$}}{l}}\vphantom{l}}\right]\mathclose{} \operatorname{P}\mathopen{}\left(\mathord{\smash[b]{\underset{\raise.3ex\hbox{$\scriptstyle\sim$}}{L}}\vphantom{L}} = \mathord{\smash[b]{\underset{\raise.3ex\hbox{$\scriptstyle\sim$}}{l}}\vphantom{l}}\right)\mathclose{}
+    &amp;&amp; \text{(conditional exchangeability: } Y(a) \perp\!\!\!\perp A \mid \mathord{\smash[b]{\underset{\raise.3ex\hbox{$\scriptstyle\sim$}}{L}}\vphantom{L}} \text{)} \\
+    &amp;= \sum_{\mathord{\smash[b]{\underset{\raise.3ex\hbox{$\scriptstyle\sim$}}{l}}\vphantom{l}}} \operatorname{E}\mathopen{}\left[Y \mid A = a, \mathord{\smash[b]{\underset{\raise.3ex\hbox{$\scriptstyle\sim$}}{L}}\vphantom{L}} = \mathord{\smash[b]{\underset{\raise.3ex\hbox{$\scriptstyle\sim$}}{l}}\vphantom{l}}\right]\mathclose{} \operatorname{P}\mathopen{}\left(\mathord{\smash[b]{\underset{\raise.3ex\hbox{$\scriptstyle\sim$}}{L}}\vphantom{L}} = \mathord{\smash[b]{\underset{\raise.3ex\hbox{$\scriptstyle\sim$}}{l}}\vphantom{l}}\right)\mathclose{}
+    &amp;&amp; \text{(consistency: } Y = Y(a) \text{ when } A = a \text{)}
+    \end{aligned}
+    $$</w:t>
+            </w:r>
           </w:p>
           <w:p>
             <w:pPr>
@@ -29860,93 +28110,9 @@
             <w:r>
               <w:t xml:space="preserve"> </w:t>
             </w:r>
-            <m:oMath>
-              <m:r>
-                <m:rPr>
-                  <m:sty m:val="p"/>
-                </m:rPr>
-                <m:t>P</m:t>
-              </m:r>
-              <m:r>
-                <m:t>​</m:t>
-              </m:r>
-              <m:d>
-                <m:dPr>
-                  <m:begChr m:val="("/>
-                  <m:sepChr m:val=""/>
-                  <m:endChr m:val=")"/>
-                  <m:grow/>
-                </m:dPr>
-                <m:e>
-                  <m:r>
-                    <m:t>A</m:t>
-                  </m:r>
-                  <m:r>
-                    <m:rPr>
-                      <m:sty m:val="p"/>
-                    </m:rPr>
-                    <m:t>=</m:t>
-                  </m:r>
-                  <m:r>
-                    <m:t>a</m:t>
-                  </m:r>
-                  <m:r>
-                    <m:rPr>
-                      <m:sty m:val="p"/>
-                    </m:rPr>
-                    <m:t>∣</m:t>
-                  </m:r>
-                  <m:limLow>
-                    <m:e>
-                      <m:r>
-                        <m:t>L</m:t>
-                      </m:r>
-                    </m:e>
-                    <m:lim>
-                      <m:r>
-                        <m:rPr>
-                          <m:sty m:val="p"/>
-                        </m:rPr>
-                        <m:t>∼</m:t>
-                      </m:r>
-                    </m:lim>
-                  </m:limLow>
-                  <m:r>
-                    <m:rPr>
-                      <m:sty m:val="p"/>
-                    </m:rPr>
-                    <m:t>=</m:t>
-                  </m:r>
-                  <m:limLow>
-                    <m:e>
-                      <m:r>
-                        <m:t>l</m:t>
-                      </m:r>
-                    </m:e>
-                    <m:lim>
-                      <m:r>
-                        <m:rPr>
-                          <m:sty m:val="p"/>
-                        </m:rPr>
-                        <m:t>∼</m:t>
-                      </m:r>
-                    </m:lim>
-                  </m:limLow>
-                </m:e>
-              </m:d>
-              <m:r>
-                <m:t>​</m:t>
-              </m:r>
-              <m:r>
-                <m:rPr>
-                  <m:sty m:val="p"/>
-                </m:rPr>
-                <m:t>&gt;</m:t>
-              </m:r>
-              <m:r>
-                <m:t>0</m:t>
-              </m:r>
-            </m:oMath>
+            <w:r>
+              <w:t xml:space="preserve">$\operatorname{P}\mathopen{}\left(A = a \mid \mathord{\smash[b]{\underset{\raise.3ex\hbox{$\scriptstyle\sim$}}{L}}\vphantom{L}} = \mathord{\smash[b]{\underset{\raise.3ex\hbox{$\scriptstyle\sim$}}{l}}\vphantom{l}}\right)\mathclose{} &gt; 0$</w:t>
+            </w:r>
             <w:r>
               <w:t xml:space="preserve"> </w:t>
             </w:r>
@@ -29956,23 +28122,9 @@
             <w:r>
               <w:t xml:space="preserve"> </w:t>
             </w:r>
-            <m:oMath>
-              <m:limLow>
-                <m:e>
-                  <m:r>
-                    <m:t>l</m:t>
-                  </m:r>
-                </m:e>
-                <m:lim>
-                  <m:r>
-                    <m:rPr>
-                      <m:sty m:val="p"/>
-                    </m:rPr>
-                    <m:t>∼</m:t>
-                  </m:r>
-                </m:lim>
-              </m:limLow>
-            </m:oMath>
+            <w:r>
+              <w:t xml:space="preserve">$\mathord{\smash[b]{\underset{\raise.3ex\hbox{$\scriptstyle\sim$}}{l}}\vphantom{l}}$</w:t>
+            </w:r>
             <w:r>
               <w:t xml:space="preserve"> </w:t>
             </w:r>
@@ -29988,78 +28140,9 @@
             <w:r>
               <w:t xml:space="preserve"> </w:t>
             </w:r>
-            <m:oMath>
-              <m:r>
-                <m:t>​</m:t>
-              </m:r>
-              <m:d>
-                <m:dPr>
-                  <m:begChr m:val="{"/>
-                  <m:sepChr m:val=""/>
-                  <m:endChr m:val="}"/>
-                  <m:grow/>
-                </m:dPr>
-                <m:e>
-                  <m:r>
-                    <m:t>A</m:t>
-                  </m:r>
-                  <m:r>
-                    <m:rPr>
-                      <m:sty m:val="p"/>
-                    </m:rPr>
-                    <m:t>=</m:t>
-                  </m:r>
-                  <m:r>
-                    <m:t>a</m:t>
-                  </m:r>
-                  <m:r>
-                    <m:rPr>
-                      <m:sty m:val="p"/>
-                    </m:rPr>
-                    <m:t>,</m:t>
-                  </m:r>
-                  <m:limLow>
-                    <m:e>
-                      <m:r>
-                        <m:t>L</m:t>
-                      </m:r>
-                    </m:e>
-                    <m:lim>
-                      <m:r>
-                        <m:rPr>
-                          <m:sty m:val="p"/>
-                        </m:rPr>
-                        <m:t>∼</m:t>
-                      </m:r>
-                    </m:lim>
-                  </m:limLow>
-                  <m:r>
-                    <m:rPr>
-                      <m:sty m:val="p"/>
-                    </m:rPr>
-                    <m:t>=</m:t>
-                  </m:r>
-                  <m:limLow>
-                    <m:e>
-                      <m:r>
-                        <m:t>l</m:t>
-                      </m:r>
-                    </m:e>
-                    <m:lim>
-                      <m:r>
-                        <m:rPr>
-                          <m:sty m:val="p"/>
-                        </m:rPr>
-                        <m:t>∼</m:t>
-                      </m:r>
-                    </m:lim>
-                  </m:limLow>
-                </m:e>
-              </m:d>
-              <m:r>
-                <m:t>​</m:t>
-              </m:r>
-            </m:oMath>
+            <w:r>
+              <w:t xml:space="preserve">$\mathopen{}\left\{A = a, \mathord{\smash[b]{\underset{\raise.3ex\hbox{$\scriptstyle\sim$}}{L}}\vphantom{L}} = \mathord{\smash[b]{\underset{\raise.3ex\hbox{$\scriptstyle\sim$}}{l}}\vphantom{l}}\right\}\mathclose{}$</w:t>
+            </w:r>
             <w:r>
               <w:t xml:space="preserve"> </w:t>
             </w:r>
@@ -31216,165 +29299,9 @@
       <w:r>
         <w:t xml:space="preserve"> </w:t>
       </w:r>
-      <m:oMath>
-        <m:acc>
-          <m:accPr>
-            <m:chr m:val="̂"/>
-          </m:accPr>
-          <m:e>
-            <m:r>
-              <m:t>μ</m:t>
-            </m:r>
-          </m:e>
-        </m:acc>
-        <m:r>
-          <m:rPr>
-            <m:sty m:val="p"/>
-          </m:rPr>
-          <m:t>(</m:t>
-        </m:r>
-        <m:r>
-          <m:t>a</m:t>
-        </m:r>
-        <m:r>
-          <m:rPr>
-            <m:sty m:val="p"/>
-          </m:rPr>
-          <m:t>,</m:t>
-        </m:r>
-        <m:limLow>
-          <m:e>
-            <m:r>
-              <m:t>l</m:t>
-            </m:r>
-          </m:e>
-          <m:lim>
-            <m:r>
-              <m:rPr>
-                <m:sty m:val="p"/>
-              </m:rPr>
-              <m:t>∼</m:t>
-            </m:r>
-          </m:lim>
-        </m:limLow>
-        <m:r>
-          <m:rPr>
-            <m:sty m:val="p"/>
-          </m:rPr>
-          <m:t>)</m:t>
-        </m:r>
-        <m:limUpp>
-          <m:e>
-            <m:r>
-              <m:rPr>
-                <m:sty m:val="p"/>
-              </m:rPr>
-              <m:t>=</m:t>
-            </m:r>
-          </m:e>
-          <m:lim>
-            <m:r>
-              <m:rPr>
-                <m:nor/>
-                <m:sty m:val="p"/>
-              </m:rPr>
-              <m:t>def</m:t>
-            </m:r>
-          </m:lim>
-        </m:limUpp>
-        <m:acc>
-          <m:accPr>
-            <m:chr m:val="̂"/>
-          </m:accPr>
-          <m:e>
-            <m:r>
-              <m:rPr>
-                <m:sty m:val="p"/>
-              </m:rPr>
-              <m:t>E</m:t>
-            </m:r>
-            <m:r>
-              <m:t>​</m:t>
-            </m:r>
-            <m:d>
-              <m:dPr>
-                <m:begChr m:val="["/>
-                <m:sepChr m:val=""/>
-                <m:endChr m:val="]"/>
-                <m:grow/>
-              </m:dPr>
-              <m:e>
-                <m:r>
-                  <m:t>Y</m:t>
-                </m:r>
-                <m:r>
-                  <m:rPr>
-                    <m:sty m:val="p"/>
-                  </m:rPr>
-                  <m:t>∣</m:t>
-                </m:r>
-                <m:r>
-                  <m:t>A</m:t>
-                </m:r>
-                <m:r>
-                  <m:rPr>
-                    <m:sty m:val="p"/>
-                  </m:rPr>
-                  <m:t>=</m:t>
-                </m:r>
-                <m:r>
-                  <m:t>a</m:t>
-                </m:r>
-                <m:r>
-                  <m:rPr>
-                    <m:sty m:val="p"/>
-                  </m:rPr>
-                  <m:t>,</m:t>
-                </m:r>
-                <m:limLow>
-                  <m:e>
-                    <m:r>
-                      <m:t>L</m:t>
-                    </m:r>
-                  </m:e>
-                  <m:lim>
-                    <m:r>
-                      <m:rPr>
-                        <m:sty m:val="p"/>
-                      </m:rPr>
-                      <m:t>∼</m:t>
-                    </m:r>
-                  </m:lim>
-                </m:limLow>
-                <m:r>
-                  <m:rPr>
-                    <m:sty m:val="p"/>
-                  </m:rPr>
-                  <m:t>=</m:t>
-                </m:r>
-                <m:limLow>
-                  <m:e>
-                    <m:r>
-                      <m:t>l</m:t>
-                    </m:r>
-                  </m:e>
-                  <m:lim>
-                    <m:r>
-                      <m:rPr>
-                        <m:sty m:val="p"/>
-                      </m:rPr>
-                      <m:t>∼</m:t>
-                    </m:r>
-                  </m:lim>
-                </m:limLow>
-              </m:e>
-            </m:d>
-            <m:r>
-              <m:t>​</m:t>
-            </m:r>
-          </m:e>
-        </m:acc>
-      </m:oMath>
+      <w:r>
+        <w:t xml:space="preserve">$\hat{\mu}(a, \mathord{\smash[b]{\underset{\raise.3ex\hbox{$\scriptstyle\sim$}}{l}}\vphantom{l}}) \stackrel{\text{def}}{=}\widehat{\operatorname{E}\mathopen{}\left[Y \mid A = a, \mathord{\smash[b]{\underset{\raise.3ex\hbox{$\scriptstyle\sim$}}{L}}\vphantom{L}} = \mathord{\smash[b]{\underset{\raise.3ex\hbox{$\scriptstyle\sim$}}{l}}\vphantom{l}}\right]\mathclose{}}$</w:t>
+      </w:r>
     </w:p>
     <w:p>
       <w:pPr>
@@ -31457,121 +29384,9 @@
       <w:pPr>
         <w:pStyle w:val="BodyText"/>
       </w:pPr>
-      <m:oMathPara>
-        <m:oMathParaPr>
-          <m:jc m:val="center"/>
-        </m:oMathParaPr>
-        <m:oMath>
-          <m:sSub>
-            <m:e>
-              <m:acc>
-                <m:accPr>
-                  <m:chr m:val="̂"/>
-                </m:accPr>
-                <m:e>
-                  <m:r>
-                    <m:t>Y</m:t>
-                  </m:r>
-                </m:e>
-              </m:acc>
-            </m:e>
-            <m:sub>
-              <m:r>
-                <m:t>i</m:t>
-              </m:r>
-            </m:sub>
-          </m:sSub>
-          <m:r>
-            <m:rPr>
-              <m:sty m:val="p"/>
-            </m:rPr>
-            <m:t>(</m:t>
-          </m:r>
-          <m:r>
-            <m:t>a</m:t>
-          </m:r>
-          <m:r>
-            <m:rPr>
-              <m:sty m:val="p"/>
-            </m:rPr>
-            <m:t>)</m:t>
-          </m:r>
-          <m:limUpp>
-            <m:e>
-              <m:r>
-                <m:rPr>
-                  <m:sty m:val="p"/>
-                </m:rPr>
-                <m:t>=</m:t>
-              </m:r>
-            </m:e>
-            <m:lim>
-              <m:r>
-                <m:rPr>
-                  <m:nor/>
-                  <m:sty m:val="p"/>
-                </m:rPr>
-                <m:t>def</m:t>
-              </m:r>
-            </m:lim>
-          </m:limUpp>
-          <m:acc>
-            <m:accPr>
-              <m:chr m:val="̂"/>
-            </m:accPr>
-            <m:e>
-              <m:r>
-                <m:t>μ</m:t>
-              </m:r>
-            </m:e>
-          </m:acc>
-          <m:r>
-            <m:rPr>
-              <m:sty m:val="p"/>
-            </m:rPr>
-            <m:t>(</m:t>
-          </m:r>
-          <m:r>
-            <m:t>a</m:t>
-          </m:r>
-          <m:r>
-            <m:rPr>
-              <m:sty m:val="p"/>
-            </m:rPr>
-            <m:t>,</m:t>
-          </m:r>
-          <m:sSub>
-            <m:e>
-              <m:limLow>
-                <m:e>
-                  <m:r>
-                    <m:t>L</m:t>
-                  </m:r>
-                </m:e>
-                <m:lim>
-                  <m:r>
-                    <m:rPr>
-                      <m:sty m:val="p"/>
-                    </m:rPr>
-                    <m:t>∼</m:t>
-                  </m:r>
-                </m:lim>
-              </m:limLow>
-            </m:e>
-            <m:sub>
-              <m:r>
-                <m:t>i</m:t>
-              </m:r>
-            </m:sub>
-          </m:sSub>
-          <m:r>
-            <m:rPr>
-              <m:sty m:val="p"/>
-            </m:rPr>
-            <m:t>)</m:t>
-          </m:r>
-        </m:oMath>
-      </m:oMathPara>
+      <w:r>
+        <w:t xml:space="preserve">$$\hat{Y}_i(a) \stackrel{\text{def}}{=}\hat{\mu}(a, \mathord{\smash[b]{\underset{\raise.3ex\hbox{$\scriptstyle\sim$}}{L}}\vphantom{L}}_i)$$</w:t>
+      </w:r>
     </w:p>
     <w:p>
       <w:pPr>
@@ -32154,121 +29969,9 @@
       <w:pPr>
         <w:pStyle w:val="BodyText"/>
       </w:pPr>
-      <m:oMathPara>
-        <m:oMathParaPr>
-          <m:jc m:val="center"/>
-        </m:oMathParaPr>
-        <m:oMath>
-          <m:r>
-            <m:t>Y</m:t>
-          </m:r>
-          <m:r>
-            <m:rPr>
-              <m:sty m:val="p"/>
-            </m:rPr>
-            <m:t>=</m:t>
-          </m:r>
-          <m:sSub>
-            <m:e>
-              <m:r>
-                <m:t>β</m:t>
-              </m:r>
-            </m:e>
-            <m:sub>
-              <m:r>
-                <m:t>0</m:t>
-              </m:r>
-            </m:sub>
-          </m:sSub>
-          <m:r>
-            <m:rPr>
-              <m:sty m:val="p"/>
-            </m:rPr>
-            <m:t>+</m:t>
-          </m:r>
-          <m:sSub>
-            <m:e>
-              <m:r>
-                <m:t>β</m:t>
-              </m:r>
-            </m:e>
-            <m:sub>
-              <m:r>
-                <m:t>A</m:t>
-              </m:r>
-            </m:sub>
-          </m:sSub>
-          <m:r>
-            <m:t>A</m:t>
-          </m:r>
-          <m:r>
-            <m:rPr>
-              <m:sty m:val="p"/>
-            </m:rPr>
-            <m:t>+</m:t>
-          </m:r>
-          <m:sSup>
-            <m:e>
-              <m:sSub>
-                <m:e>
-                  <m:limLow>
-                    <m:e>
-                      <m:r>
-                        <m:t>β</m:t>
-                      </m:r>
-                    </m:e>
-                    <m:lim>
-                      <m:r>
-                        <m:rPr>
-                          <m:sty m:val="p"/>
-                        </m:rPr>
-                        <m:t>∼</m:t>
-                      </m:r>
-                    </m:lim>
-                  </m:limLow>
-                </m:e>
-                <m:sub>
-                  <m:r>
-                    <m:t>L</m:t>
-                  </m:r>
-                </m:sub>
-              </m:sSub>
-            </m:e>
-            <m:sup>
-              <m:r>
-                <m:rPr>
-                  <m:sty m:val="p"/>
-                </m:rPr>
-                <m:t>⊤</m:t>
-              </m:r>
-            </m:sup>
-          </m:sSup>
-          <m:limLow>
-            <m:e>
-              <m:r>
-                <m:t>L</m:t>
-              </m:r>
-            </m:e>
-            <m:lim>
-              <m:r>
-                <m:rPr>
-                  <m:sty m:val="p"/>
-                </m:rPr>
-                <m:t>∼</m:t>
-              </m:r>
-            </m:lim>
-          </m:limLow>
-          <m:r>
-            <m:rPr>
-              <m:sty m:val="p"/>
-            </m:rPr>
-            <m:t>+</m:t>
-          </m:r>
-          <m:r>
-            <m:t>ε</m:t>
-          </m:r>
-        </m:oMath>
-      </m:oMathPara>
+      <w:r>
+        <w:t xml:space="preserve">$$Y = \beta_0 + \beta_A A + {\mathord{\smash[b]{\underset{\raise.3ex\hbox{$\scriptstyle\sim$}}{\beta}}\vphantom{\beta}}_L}^{\top} \mathord{\smash[b]{\underset{\raise.3ex\hbox{$\scriptstyle\sim$}}{L}}\vphantom{L}} + \varepsilon$$</w:t>
+      </w:r>
     </w:p>
     <w:p>
       <w:pPr>
@@ -32390,1207 +30093,20 @@
       <w:pPr>
         <w:pStyle w:val="BodyText"/>
       </w:pPr>
-      <m:oMathPara>
-        <m:oMathParaPr>
-          <m:jc m:val="center"/>
-        </m:oMathParaPr>
-        <m:oMath>
-          <m:eqArr>
-            <m:e>
-              <m:r>
-                <m:rPr>
-                  <m:nor/>
-                  <m:sty m:val="p"/>
-                </m:rPr>
-                <m:t>ATE</m:t>
-              </m:r>
-              <m:r>
-                <m:t>&amp;</m:t>
-              </m:r>
-              <m:limUpp>
-                <m:e>
-                  <m:r>
-                    <m:rPr>
-                      <m:sty m:val="p"/>
-                    </m:rPr>
-                    <m:t>=</m:t>
-                  </m:r>
-                </m:e>
-                <m:lim>
-                  <m:r>
-                    <m:rPr>
-                      <m:nor/>
-                      <m:sty m:val="p"/>
-                    </m:rPr>
-                    <m:t>def</m:t>
-                  </m:r>
-                </m:lim>
-              </m:limUpp>
-              <m:r>
-                <m:rPr>
-                  <m:sty m:val="p"/>
-                </m:rPr>
-                <m:t>E</m:t>
-              </m:r>
-              <m:r>
-                <m:t>​</m:t>
-              </m:r>
-              <m:d>
-                <m:dPr>
-                  <m:begChr m:val="["/>
-                  <m:sepChr m:val=""/>
-                  <m:endChr m:val="]"/>
-                  <m:grow/>
-                </m:dPr>
-                <m:e>
-                  <m:r>
-                    <m:t>Y</m:t>
-                  </m:r>
-                  <m:r>
-                    <m:rPr>
-                      <m:sty m:val="p"/>
-                    </m:rPr>
-                    <m:t>(</m:t>
-                  </m:r>
-                  <m:r>
-                    <m:t>1</m:t>
-                  </m:r>
-                  <m:r>
-                    <m:rPr>
-                      <m:sty m:val="p"/>
-                    </m:rPr>
-                    <m:t>)</m:t>
-                  </m:r>
-                  <m:r>
-                    <m:rPr>
-                      <m:sty m:val="p"/>
-                    </m:rPr>
-                    <m:t>−</m:t>
-                  </m:r>
-                  <m:r>
-                    <m:t>Y</m:t>
-                  </m:r>
-                  <m:r>
-                    <m:rPr>
-                      <m:sty m:val="p"/>
-                    </m:rPr>
-                    <m:t>(</m:t>
-                  </m:r>
-                  <m:r>
-                    <m:t>0</m:t>
-                  </m:r>
-                  <m:r>
-                    <m:rPr>
-                      <m:sty m:val="p"/>
-                    </m:rPr>
-                    <m:t>)</m:t>
-                  </m:r>
-                </m:e>
-              </m:d>
-              <m:r>
-                <m:t>​</m:t>
-              </m:r>
-              <m:r>
-                <m:t>&amp;</m:t>
-              </m:r>
-              <m:r>
-                <m:t>&amp;</m:t>
-              </m:r>
-              <m:r>
-                <m:rPr>
-                  <m:nor/>
-                  <m:sty m:val="p"/>
-                </m:rPr>
-                <m:t>(definition of ATE)</m:t>
-              </m:r>
-            </m:e>
-            <m:e>
-              <m:r>
-                <m:t>&amp;</m:t>
-              </m:r>
-              <m:r>
-                <m:rPr>
-                  <m:sty m:val="p"/>
-                </m:rPr>
-                <m:t>=</m:t>
-              </m:r>
-              <m:r>
-                <m:rPr>
-                  <m:sty m:val="p"/>
-                </m:rPr>
-                <m:t>E</m:t>
-              </m:r>
-              <m:r>
-                <m:t>​</m:t>
-              </m:r>
-              <m:d>
-                <m:dPr>
-                  <m:begChr m:val="["/>
-                  <m:sepChr m:val=""/>
-                  <m:endChr m:val="]"/>
-                  <m:grow/>
-                </m:dPr>
-                <m:e>
-                  <m:r>
-                    <m:t>Y</m:t>
-                  </m:r>
-                  <m:r>
-                    <m:rPr>
-                      <m:sty m:val="p"/>
-                    </m:rPr>
-                    <m:t>(</m:t>
-                  </m:r>
-                  <m:r>
-                    <m:t>1</m:t>
-                  </m:r>
-                  <m:r>
-                    <m:rPr>
-                      <m:sty m:val="p"/>
-                    </m:rPr>
-                    <m:t>)</m:t>
-                  </m:r>
-                </m:e>
-              </m:d>
-              <m:r>
-                <m:t>​</m:t>
-              </m:r>
-              <m:r>
-                <m:rPr>
-                  <m:sty m:val="p"/>
-                </m:rPr>
-                <m:t>−</m:t>
-              </m:r>
-              <m:r>
-                <m:rPr>
-                  <m:sty m:val="p"/>
-                </m:rPr>
-                <m:t>E</m:t>
-              </m:r>
-              <m:r>
-                <m:t>​</m:t>
-              </m:r>
-              <m:d>
-                <m:dPr>
-                  <m:begChr m:val="["/>
-                  <m:sepChr m:val=""/>
-                  <m:endChr m:val="]"/>
-                  <m:grow/>
-                </m:dPr>
-                <m:e>
-                  <m:r>
-                    <m:t>Y</m:t>
-                  </m:r>
-                  <m:r>
-                    <m:rPr>
-                      <m:sty m:val="p"/>
-                    </m:rPr>
-                    <m:t>(</m:t>
-                  </m:r>
-                  <m:r>
-                    <m:t>0</m:t>
-                  </m:r>
-                  <m:r>
-                    <m:rPr>
-                      <m:sty m:val="p"/>
-                    </m:rPr>
-                    <m:t>)</m:t>
-                  </m:r>
-                </m:e>
-              </m:d>
-              <m:r>
-                <m:t>​</m:t>
-              </m:r>
-              <m:r>
-                <m:t>&amp;</m:t>
-              </m:r>
-              <m:r>
-                <m:t>&amp;</m:t>
-              </m:r>
-              <m:r>
-                <m:rPr>
-                  <m:nor/>
-                  <m:sty m:val="p"/>
-                </m:rPr>
-                <m:t>(linearity of expectation)</m:t>
-              </m:r>
-            </m:e>
-            <m:e>
-              <m:r>
-                <m:t>&amp;</m:t>
-              </m:r>
-              <m:r>
-                <m:rPr>
-                  <m:sty m:val="p"/>
-                </m:rPr>
-                <m:t>=</m:t>
-              </m:r>
-              <m:r>
-                <m:rPr>
-                  <m:sty m:val="p"/>
-                </m:rPr>
-                <m:t>E</m:t>
-              </m:r>
-              <m:r>
-                <m:t>​</m:t>
-              </m:r>
-              <m:d>
-                <m:dPr>
-                  <m:begChr m:val="["/>
-                  <m:sepChr m:val=""/>
-                  <m:endChr m:val="]"/>
-                  <m:grow/>
-                </m:dPr>
-                <m:e>
-                  <m:r>
-                    <m:rPr>
-                      <m:sty m:val="p"/>
-                    </m:rPr>
-                    <m:t>E</m:t>
-                  </m:r>
-                  <m:r>
-                    <m:t>​</m:t>
-                  </m:r>
-                  <m:d>
-                    <m:dPr>
-                      <m:begChr m:val="["/>
-                      <m:sepChr m:val=""/>
-                      <m:endChr m:val="]"/>
-                      <m:grow/>
-                    </m:dPr>
-                    <m:e>
-                      <m:r>
-                        <m:t>Y</m:t>
-                      </m:r>
-                      <m:r>
-                        <m:rPr>
-                          <m:sty m:val="p"/>
-                        </m:rPr>
-                        <m:t>(</m:t>
-                      </m:r>
-                      <m:r>
-                        <m:t>1</m:t>
-                      </m:r>
-                      <m:r>
-                        <m:rPr>
-                          <m:sty m:val="p"/>
-                        </m:rPr>
-                        <m:t>)</m:t>
-                      </m:r>
-                      <m:r>
-                        <m:rPr>
-                          <m:sty m:val="p"/>
-                        </m:rPr>
-                        <m:t>∣</m:t>
-                      </m:r>
-                      <m:limLow>
-                        <m:e>
-                          <m:r>
-                            <m:t>L</m:t>
-                          </m:r>
-                        </m:e>
-                        <m:lim>
-                          <m:r>
-                            <m:rPr>
-                              <m:sty m:val="p"/>
-                            </m:rPr>
-                            <m:t>∼</m:t>
-                          </m:r>
-                        </m:lim>
-                      </m:limLow>
-                    </m:e>
-                  </m:d>
-                  <m:r>
-                    <m:t>​</m:t>
-                  </m:r>
-                </m:e>
-              </m:d>
-              <m:r>
-                <m:t>​</m:t>
-              </m:r>
-              <m:r>
-                <m:rPr>
-                  <m:sty m:val="p"/>
-                </m:rPr>
-                <m:t>−</m:t>
-              </m:r>
-              <m:r>
-                <m:rPr>
-                  <m:sty m:val="p"/>
-                </m:rPr>
-                <m:t>E</m:t>
-              </m:r>
-              <m:r>
-                <m:t>​</m:t>
-              </m:r>
-              <m:d>
-                <m:dPr>
-                  <m:begChr m:val="["/>
-                  <m:sepChr m:val=""/>
-                  <m:endChr m:val="]"/>
-                  <m:grow/>
-                </m:dPr>
-                <m:e>
-                  <m:r>
-                    <m:rPr>
-                      <m:sty m:val="p"/>
-                    </m:rPr>
-                    <m:t>E</m:t>
-                  </m:r>
-                  <m:r>
-                    <m:t>​</m:t>
-                  </m:r>
-                  <m:d>
-                    <m:dPr>
-                      <m:begChr m:val="["/>
-                      <m:sepChr m:val=""/>
-                      <m:endChr m:val="]"/>
-                      <m:grow/>
-                    </m:dPr>
-                    <m:e>
-                      <m:r>
-                        <m:t>Y</m:t>
-                      </m:r>
-                      <m:r>
-                        <m:rPr>
-                          <m:sty m:val="p"/>
-                        </m:rPr>
-                        <m:t>(</m:t>
-                      </m:r>
-                      <m:r>
-                        <m:t>0</m:t>
-                      </m:r>
-                      <m:r>
-                        <m:rPr>
-                          <m:sty m:val="p"/>
-                        </m:rPr>
-                        <m:t>)</m:t>
-                      </m:r>
-                      <m:r>
-                        <m:rPr>
-                          <m:sty m:val="p"/>
-                        </m:rPr>
-                        <m:t>∣</m:t>
-                      </m:r>
-                      <m:limLow>
-                        <m:e>
-                          <m:r>
-                            <m:t>L</m:t>
-                          </m:r>
-                        </m:e>
-                        <m:lim>
-                          <m:r>
-                            <m:rPr>
-                              <m:sty m:val="p"/>
-                            </m:rPr>
-                            <m:t>∼</m:t>
-                          </m:r>
-                        </m:lim>
-                      </m:limLow>
-                    </m:e>
-                  </m:d>
-                  <m:r>
-                    <m:t>​</m:t>
-                  </m:r>
-                </m:e>
-              </m:d>
-              <m:r>
-                <m:t>​</m:t>
-              </m:r>
-              <m:r>
-                <m:t>&amp;</m:t>
-              </m:r>
-              <m:r>
-                <m:t>&amp;</m:t>
-              </m:r>
-              <m:r>
-                <m:rPr>
-                  <m:nor/>
-                  <m:sty m:val="p"/>
-                </m:rPr>
-                <m:t>(law of iterated expectations)</m:t>
-              </m:r>
-            </m:e>
-            <m:e>
-              <m:r>
-                <m:t>&amp;</m:t>
-              </m:r>
-              <m:r>
-                <m:rPr>
-                  <m:sty m:val="p"/>
-                </m:rPr>
-                <m:t>=</m:t>
-              </m:r>
-              <m:r>
-                <m:rPr>
-                  <m:sty m:val="p"/>
-                </m:rPr>
-                <m:t>E</m:t>
-              </m:r>
-              <m:r>
-                <m:t>​</m:t>
-              </m:r>
-              <m:d>
-                <m:dPr>
-                  <m:begChr m:val="["/>
-                  <m:sepChr m:val=""/>
-                  <m:endChr m:val="]"/>
-                  <m:grow/>
-                </m:dPr>
-                <m:e>
-                  <m:r>
-                    <m:rPr>
-                      <m:sty m:val="p"/>
-                    </m:rPr>
-                    <m:t>E</m:t>
-                  </m:r>
-                  <m:r>
-                    <m:t>​</m:t>
-                  </m:r>
-                  <m:d>
-                    <m:dPr>
-                      <m:begChr m:val="["/>
-                      <m:sepChr m:val=""/>
-                      <m:endChr m:val="]"/>
-                      <m:grow/>
-                    </m:dPr>
-                    <m:e>
-                      <m:r>
-                        <m:t>Y</m:t>
-                      </m:r>
-                      <m:r>
-                        <m:rPr>
-                          <m:sty m:val="p"/>
-                        </m:rPr>
-                        <m:t>∣</m:t>
-                      </m:r>
-                      <m:r>
-                        <m:t>A</m:t>
-                      </m:r>
-                      <m:r>
-                        <m:rPr>
-                          <m:sty m:val="p"/>
-                        </m:rPr>
-                        <m:t>=</m:t>
-                      </m:r>
-                      <m:r>
-                        <m:t>1</m:t>
-                      </m:r>
-                      <m:r>
-                        <m:rPr>
-                          <m:sty m:val="p"/>
-                        </m:rPr>
-                        <m:t>,</m:t>
-                      </m:r>
-                      <m:limLow>
-                        <m:e>
-                          <m:r>
-                            <m:t>L</m:t>
-                          </m:r>
-                        </m:e>
-                        <m:lim>
-                          <m:r>
-                            <m:rPr>
-                              <m:sty m:val="p"/>
-                            </m:rPr>
-                            <m:t>∼</m:t>
-                          </m:r>
-                        </m:lim>
-                      </m:limLow>
-                    </m:e>
-                  </m:d>
-                  <m:r>
-                    <m:t>​</m:t>
-                  </m:r>
-                </m:e>
-              </m:d>
-              <m:r>
-                <m:t>​</m:t>
-              </m:r>
-              <m:r>
-                <m:rPr>
-                  <m:sty m:val="p"/>
-                </m:rPr>
-                <m:t>−</m:t>
-              </m:r>
-              <m:r>
-                <m:rPr>
-                  <m:sty m:val="p"/>
-                </m:rPr>
-                <m:t>E</m:t>
-              </m:r>
-              <m:r>
-                <m:t>​</m:t>
-              </m:r>
-              <m:d>
-                <m:dPr>
-                  <m:begChr m:val="["/>
-                  <m:sepChr m:val=""/>
-                  <m:endChr m:val="]"/>
-                  <m:grow/>
-                </m:dPr>
-                <m:e>
-                  <m:r>
-                    <m:rPr>
-                      <m:sty m:val="p"/>
-                    </m:rPr>
-                    <m:t>E</m:t>
-                  </m:r>
-                  <m:r>
-                    <m:t>​</m:t>
-                  </m:r>
-                  <m:d>
-                    <m:dPr>
-                      <m:begChr m:val="["/>
-                      <m:sepChr m:val=""/>
-                      <m:endChr m:val="]"/>
-                      <m:grow/>
-                    </m:dPr>
-                    <m:e>
-                      <m:r>
-                        <m:t>Y</m:t>
-                      </m:r>
-                      <m:r>
-                        <m:rPr>
-                          <m:sty m:val="p"/>
-                        </m:rPr>
-                        <m:t>∣</m:t>
-                      </m:r>
-                      <m:r>
-                        <m:t>A</m:t>
-                      </m:r>
-                      <m:r>
-                        <m:rPr>
-                          <m:sty m:val="p"/>
-                        </m:rPr>
-                        <m:t>=</m:t>
-                      </m:r>
-                      <m:r>
-                        <m:t>0</m:t>
-                      </m:r>
-                      <m:r>
-                        <m:rPr>
-                          <m:sty m:val="p"/>
-                        </m:rPr>
-                        <m:t>,</m:t>
-                      </m:r>
-                      <m:limLow>
-                        <m:e>
-                          <m:r>
-                            <m:t>L</m:t>
-                          </m:r>
-                        </m:e>
-                        <m:lim>
-                          <m:r>
-                            <m:rPr>
-                              <m:sty m:val="p"/>
-                            </m:rPr>
-                            <m:t>∼</m:t>
-                          </m:r>
-                        </m:lim>
-                      </m:limLow>
-                    </m:e>
-                  </m:d>
-                  <m:r>
-                    <m:t>​</m:t>
-                  </m:r>
-                </m:e>
-              </m:d>
-              <m:r>
-                <m:t>​</m:t>
-              </m:r>
-              <m:r>
-                <m:t>&amp;</m:t>
-              </m:r>
-              <m:r>
-                <m:t>&amp;</m:t>
-              </m:r>
-              <m:r>
-                <m:rPr>
-                  <m:nor/>
-                  <m:sty m:val="p"/>
-                </m:rPr>
-                <m:t>(consistency and conditional exchangeability)</m:t>
-              </m:r>
-            </m:e>
-            <m:e>
-              <m:r>
-                <m:t>&amp;</m:t>
-              </m:r>
-              <m:r>
-                <m:rPr>
-                  <m:sty m:val="p"/>
-                </m:rPr>
-                <m:t>=</m:t>
-              </m:r>
-              <m:r>
-                <m:rPr>
-                  <m:sty m:val="p"/>
-                </m:rPr>
-                <m:t>E</m:t>
-              </m:r>
-              <m:r>
-                <m:t>​</m:t>
-              </m:r>
-              <m:d>
-                <m:dPr>
-                  <m:begChr m:val="["/>
-                  <m:sepChr m:val=""/>
-                  <m:endChr m:val="]"/>
-                  <m:grow/>
-                </m:dPr>
-                <m:e>
-                  <m:sSub>
-                    <m:e>
-                      <m:r>
-                        <m:t>β</m:t>
-                      </m:r>
-                    </m:e>
-                    <m:sub>
-                      <m:r>
-                        <m:t>0</m:t>
-                      </m:r>
-                    </m:sub>
-                  </m:sSub>
-                  <m:r>
-                    <m:rPr>
-                      <m:sty m:val="p"/>
-                    </m:rPr>
-                    <m:t>+</m:t>
-                  </m:r>
-                  <m:sSub>
-                    <m:e>
-                      <m:r>
-                        <m:t>β</m:t>
-                      </m:r>
-                    </m:e>
-                    <m:sub>
-                      <m:r>
-                        <m:t>A</m:t>
-                      </m:r>
-                    </m:sub>
-                  </m:sSub>
-                  <m:r>
-                    <m:rPr>
-                      <m:sty m:val="p"/>
-                    </m:rPr>
-                    <m:t>(</m:t>
-                  </m:r>
-                  <m:r>
-                    <m:t>1</m:t>
-                  </m:r>
-                  <m:r>
-                    <m:rPr>
-                      <m:sty m:val="p"/>
-                    </m:rPr>
-                    <m:t>)</m:t>
-                  </m:r>
-                  <m:r>
-                    <m:rPr>
-                      <m:sty m:val="p"/>
-                    </m:rPr>
-                    <m:t>+</m:t>
-                  </m:r>
-                  <m:sSup>
-                    <m:e>
-                      <m:sSub>
-                        <m:e>
-                          <m:limLow>
-                            <m:e>
-                              <m:r>
-                                <m:t>β</m:t>
-                              </m:r>
-                            </m:e>
-                            <m:lim>
-                              <m:r>
-                                <m:rPr>
-                                  <m:sty m:val="p"/>
-                                </m:rPr>
-                                <m:t>∼</m:t>
-                              </m:r>
-                            </m:lim>
-                          </m:limLow>
-                        </m:e>
-                        <m:sub>
-                          <m:r>
-                            <m:t>L</m:t>
-                          </m:r>
-                        </m:sub>
-                      </m:sSub>
-                    </m:e>
-                    <m:sup>
-                      <m:r>
-                        <m:rPr>
-                          <m:sty m:val="p"/>
-                        </m:rPr>
-                        <m:t>⊤</m:t>
-                      </m:r>
-                    </m:sup>
-                  </m:sSup>
-                  <m:limLow>
-                    <m:e>
-                      <m:r>
-                        <m:t>L</m:t>
-                      </m:r>
-                    </m:e>
-                    <m:lim>
-                      <m:r>
-                        <m:rPr>
-                          <m:sty m:val="p"/>
-                        </m:rPr>
-                        <m:t>∼</m:t>
-                      </m:r>
-                    </m:lim>
-                  </m:limLow>
-                </m:e>
-              </m:d>
-              <m:r>
-                <m:t>​</m:t>
-              </m:r>
-              <m:r>
-                <m:rPr>
-                  <m:sty m:val="p"/>
-                </m:rPr>
-                <m:t>−</m:t>
-              </m:r>
-              <m:r>
-                <m:rPr>
-                  <m:sty m:val="p"/>
-                </m:rPr>
-                <m:t>E</m:t>
-              </m:r>
-              <m:r>
-                <m:t>​</m:t>
-              </m:r>
-              <m:d>
-                <m:dPr>
-                  <m:begChr m:val="["/>
-                  <m:sepChr m:val=""/>
-                  <m:endChr m:val="]"/>
-                  <m:grow/>
-                </m:dPr>
-                <m:e>
-                  <m:sSub>
-                    <m:e>
-                      <m:r>
-                        <m:t>β</m:t>
-                      </m:r>
-                    </m:e>
-                    <m:sub>
-                      <m:r>
-                        <m:t>0</m:t>
-                      </m:r>
-                    </m:sub>
-                  </m:sSub>
-                  <m:r>
-                    <m:rPr>
-                      <m:sty m:val="p"/>
-                    </m:rPr>
-                    <m:t>+</m:t>
-                  </m:r>
-                  <m:sSub>
-                    <m:e>
-                      <m:r>
-                        <m:t>β</m:t>
-                      </m:r>
-                    </m:e>
-                    <m:sub>
-                      <m:r>
-                        <m:t>A</m:t>
-                      </m:r>
-                    </m:sub>
-                  </m:sSub>
-                  <m:r>
-                    <m:rPr>
-                      <m:sty m:val="p"/>
-                    </m:rPr>
-                    <m:t>(</m:t>
-                  </m:r>
-                  <m:r>
-                    <m:t>0</m:t>
-                  </m:r>
-                  <m:r>
-                    <m:rPr>
-                      <m:sty m:val="p"/>
-                    </m:rPr>
-                    <m:t>)</m:t>
-                  </m:r>
-                  <m:r>
-                    <m:rPr>
-                      <m:sty m:val="p"/>
-                    </m:rPr>
-                    <m:t>+</m:t>
-                  </m:r>
-                  <m:sSup>
-                    <m:e>
-                      <m:sSub>
-                        <m:e>
-                          <m:limLow>
-                            <m:e>
-                              <m:r>
-                                <m:t>β</m:t>
-                              </m:r>
-                            </m:e>
-                            <m:lim>
-                              <m:r>
-                                <m:rPr>
-                                  <m:sty m:val="p"/>
-                                </m:rPr>
-                                <m:t>∼</m:t>
-                              </m:r>
-                            </m:lim>
-                          </m:limLow>
-                        </m:e>
-                        <m:sub>
-                          <m:r>
-                            <m:t>L</m:t>
-                          </m:r>
-                        </m:sub>
-                      </m:sSub>
-                    </m:e>
-                    <m:sup>
-                      <m:r>
-                        <m:rPr>
-                          <m:sty m:val="p"/>
-                        </m:rPr>
-                        <m:t>⊤</m:t>
-                      </m:r>
-                    </m:sup>
-                  </m:sSup>
-                  <m:limLow>
-                    <m:e>
-                      <m:r>
-                        <m:t>L</m:t>
-                      </m:r>
-                    </m:e>
-                    <m:lim>
-                      <m:r>
-                        <m:rPr>
-                          <m:sty m:val="p"/>
-                        </m:rPr>
-                        <m:t>∼</m:t>
-                      </m:r>
-                    </m:lim>
-                  </m:limLow>
-                </m:e>
-              </m:d>
-              <m:r>
-                <m:t>​</m:t>
-              </m:r>
-              <m:r>
-                <m:t>&amp;</m:t>
-              </m:r>
-              <m:r>
-                <m:t>&amp;</m:t>
-              </m:r>
-              <m:r>
-                <m:rPr>
-                  <m:nor/>
-                  <m:sty m:val="p"/>
-                </m:rPr>
-                <m:t>(linear outcome model specification)</m:t>
-              </m:r>
-            </m:e>
-            <m:e>
-              <m:r>
-                <m:t>&amp;</m:t>
-              </m:r>
-              <m:r>
-                <m:rPr>
-                  <m:sty m:val="p"/>
-                </m:rPr>
-                <m:t>=</m:t>
-              </m:r>
-              <m:r>
-                <m:t>​</m:t>
-              </m:r>
-              <m:d>
-                <m:dPr>
-                  <m:begChr m:val="("/>
-                  <m:sepChr m:val=""/>
-                  <m:endChr m:val=")"/>
-                  <m:grow/>
-                </m:dPr>
-                <m:e>
-                  <m:sSub>
-                    <m:e>
-                      <m:r>
-                        <m:t>β</m:t>
-                      </m:r>
-                    </m:e>
-                    <m:sub>
-                      <m:r>
-                        <m:t>0</m:t>
-                      </m:r>
-                    </m:sub>
-                  </m:sSub>
-                  <m:r>
-                    <m:rPr>
-                      <m:sty m:val="p"/>
-                    </m:rPr>
-                    <m:t>+</m:t>
-                  </m:r>
-                  <m:sSub>
-                    <m:e>
-                      <m:r>
-                        <m:t>β</m:t>
-                      </m:r>
-                    </m:e>
-                    <m:sub>
-                      <m:r>
-                        <m:t>A</m:t>
-                      </m:r>
-                    </m:sub>
-                  </m:sSub>
-                  <m:r>
-                    <m:rPr>
-                      <m:sty m:val="p"/>
-                    </m:rPr>
-                    <m:t>+</m:t>
-                  </m:r>
-                  <m:sSup>
-                    <m:e>
-                      <m:sSub>
-                        <m:e>
-                          <m:limLow>
-                            <m:e>
-                              <m:r>
-                                <m:t>β</m:t>
-                              </m:r>
-                            </m:e>
-                            <m:lim>
-                              <m:r>
-                                <m:rPr>
-                                  <m:sty m:val="p"/>
-                                </m:rPr>
-                                <m:t>∼</m:t>
-                              </m:r>
-                            </m:lim>
-                          </m:limLow>
-                        </m:e>
-                        <m:sub>
-                          <m:r>
-                            <m:t>L</m:t>
-                          </m:r>
-                        </m:sub>
-                      </m:sSub>
-                    </m:e>
-                    <m:sup>
-                      <m:r>
-                        <m:rPr>
-                          <m:sty m:val="p"/>
-                        </m:rPr>
-                        <m:t>⊤</m:t>
-                      </m:r>
-                    </m:sup>
-                  </m:sSup>
-                  <m:r>
-                    <m:rPr>
-                      <m:sty m:val="p"/>
-                    </m:rPr>
-                    <m:t>E</m:t>
-                  </m:r>
-                  <m:r>
-                    <m:t>​</m:t>
-                  </m:r>
-                  <m:d>
-                    <m:dPr>
-                      <m:begChr m:val="["/>
-                      <m:sepChr m:val=""/>
-                      <m:endChr m:val="]"/>
-                      <m:grow/>
-                    </m:dPr>
-                    <m:e>
-                      <m:limLow>
-                        <m:e>
-                          <m:r>
-                            <m:t>L</m:t>
-                          </m:r>
-                        </m:e>
-                        <m:lim>
-                          <m:r>
-                            <m:rPr>
-                              <m:sty m:val="p"/>
-                            </m:rPr>
-                            <m:t>∼</m:t>
-                          </m:r>
-                        </m:lim>
-                      </m:limLow>
-                    </m:e>
-                  </m:d>
-                  <m:r>
-                    <m:t>​</m:t>
-                  </m:r>
-                </m:e>
-              </m:d>
-              <m:r>
-                <m:t>​</m:t>
-              </m:r>
-              <m:r>
-                <m:rPr>
-                  <m:sty m:val="p"/>
-                </m:rPr>
-                <m:t>−</m:t>
-              </m:r>
-              <m:r>
-                <m:t>​</m:t>
-              </m:r>
-              <m:d>
-                <m:dPr>
-                  <m:begChr m:val="("/>
-                  <m:sepChr m:val=""/>
-                  <m:endChr m:val=")"/>
-                  <m:grow/>
-                </m:dPr>
-                <m:e>
-                  <m:sSub>
-                    <m:e>
-                      <m:r>
-                        <m:t>β</m:t>
-                      </m:r>
-                    </m:e>
-                    <m:sub>
-                      <m:r>
-                        <m:t>0</m:t>
-                      </m:r>
-                    </m:sub>
-                  </m:sSub>
-                  <m:r>
-                    <m:rPr>
-                      <m:sty m:val="p"/>
-                    </m:rPr>
-                    <m:t>+</m:t>
-                  </m:r>
-                  <m:sSup>
-                    <m:e>
-                      <m:sSub>
-                        <m:e>
-                          <m:limLow>
-                            <m:e>
-                              <m:r>
-                                <m:t>β</m:t>
-                              </m:r>
-                            </m:e>
-                            <m:lim>
-                              <m:r>
-                                <m:rPr>
-                                  <m:sty m:val="p"/>
-                                </m:rPr>
-                                <m:t>∼</m:t>
-                              </m:r>
-                            </m:lim>
-                          </m:limLow>
-                        </m:e>
-                        <m:sub>
-                          <m:r>
-                            <m:t>L</m:t>
-                          </m:r>
-                        </m:sub>
-                      </m:sSub>
-                    </m:e>
-                    <m:sup>
-                      <m:r>
-                        <m:rPr>
-                          <m:sty m:val="p"/>
-                        </m:rPr>
-                        <m:t>⊤</m:t>
-                      </m:r>
-                    </m:sup>
-                  </m:sSup>
-                  <m:r>
-                    <m:rPr>
-                      <m:sty m:val="p"/>
-                    </m:rPr>
-                    <m:t>E</m:t>
-                  </m:r>
-                  <m:r>
-                    <m:t>​</m:t>
-                  </m:r>
-                  <m:d>
-                    <m:dPr>
-                      <m:begChr m:val="["/>
-                      <m:sepChr m:val=""/>
-                      <m:endChr m:val="]"/>
-                      <m:grow/>
-                    </m:dPr>
-                    <m:e>
-                      <m:limLow>
-                        <m:e>
-                          <m:r>
-                            <m:t>L</m:t>
-                          </m:r>
-                        </m:e>
-                        <m:lim>
-                          <m:r>
-                            <m:rPr>
-                              <m:sty m:val="p"/>
-                            </m:rPr>
-                            <m:t>∼</m:t>
-                          </m:r>
-                        </m:lim>
-                      </m:limLow>
-                    </m:e>
-                  </m:d>
-                  <m:r>
-                    <m:t>​</m:t>
-                  </m:r>
-                </m:e>
-              </m:d>
-              <m:r>
-                <m:t>​</m:t>
-              </m:r>
-              <m:r>
-                <m:t>&amp;</m:t>
-              </m:r>
-              <m:r>
-                <m:t>&amp;</m:t>
-              </m:r>
-              <m:r>
-                <m:rPr>
-                  <m:nor/>
-                  <m:sty m:val="p"/>
-                </m:rPr>
-                <m:t>(linearity of expectation)</m:t>
-              </m:r>
-            </m:e>
-            <m:e>
-              <m:r>
-                <m:t>&amp;</m:t>
-              </m:r>
-              <m:r>
-                <m:rPr>
-                  <m:sty m:val="p"/>
-                </m:rPr>
-                <m:t>=</m:t>
-              </m:r>
-              <m:sSub>
-                <m:e>
-                  <m:r>
-                    <m:t>β</m:t>
-                  </m:r>
-                </m:e>
-                <m:sub>
-                  <m:r>
-                    <m:t>A</m:t>
-                  </m:r>
-                </m:sub>
-              </m:sSub>
-              <m:r>
-                <m:t>&amp;</m:t>
-              </m:r>
-              <m:r>
-                <m:t>&amp;</m:t>
-              </m:r>
-              <m:r>
-                <m:rPr>
-                  <m:nor/>
-                  <m:sty m:val="p"/>
-                </m:rPr>
-                <m:t>(algebraic simplification)</m:t>
-              </m:r>
-            </m:e>
-          </m:eqArr>
-        </m:oMath>
-      </m:oMathPara>
+      <w:r>
+        <w:t xml:space="preserve">$$
+    \begin{aligned}
+    \text{ATE}
+    &amp;\stackrel{\text{def}}{=}\operatorname{E}\mathopen{}\left[Y(1) - Y(0)\right]\mathclose{} &amp;&amp; \text{(definition of ATE)}
+    \\&amp;= \operatorname{E}\mathopen{}\left[Y(1)\right]\mathclose{} - \operatorname{E}\mathopen{}\left[Y(0)\right]\mathclose{} &amp;&amp; \text{(linearity of expectation)}
+    \\&amp;= \operatorname{E}\mathopen{}\left[\operatorname{E}\mathopen{}\left[Y(1) \mid \mathord{\smash[b]{\underset{\raise.3ex\hbox{$\scriptstyle\sim$}}{L}}\vphantom{L}}\right]\mathclose{}\right]\mathclose{} - \operatorname{E}\mathopen{}\left[\operatorname{E}\mathopen{}\left[Y(0) \mid \mathord{\smash[b]{\underset{\raise.3ex\hbox{$\scriptstyle\sim$}}{L}}\vphantom{L}}\right]\mathclose{}\right]\mathclose{} &amp;&amp; \text{(law of iterated expectations)}
+    \\&amp;= \operatorname{E}\mathopen{}\left[\operatorname{E}\mathopen{}\left[Y \mid A = 1, \mathord{\smash[b]{\underset{\raise.3ex\hbox{$\scriptstyle\sim$}}{L}}\vphantom{L}}\right]\mathclose{}\right]\mathclose{} - \operatorname{E}\mathopen{}\left[\operatorname{E}\mathopen{}\left[Y \mid A = 0, \mathord{\smash[b]{\underset{\raise.3ex\hbox{$\scriptstyle\sim$}}{L}}\vphantom{L}}\right]\mathclose{}\right]\mathclose{} &amp;&amp; \text{(consistency and conditional exchangeability)}
+    \\&amp;= \operatorname{E}\mathopen{}\left[\beta_0 + \beta_A (1) + {\mathord{\smash[b]{\underset{\raise.3ex\hbox{$\scriptstyle\sim$}}{\beta}}\vphantom{\beta}}_L}^{\top} \mathord{\smash[b]{\underset{\raise.3ex\hbox{$\scriptstyle\sim$}}{L}}\vphantom{L}}\right]\mathclose{} - \operatorname{E}\mathopen{}\left[\beta_0 + \beta_A (0) + {\mathord{\smash[b]{\underset{\raise.3ex\hbox{$\scriptstyle\sim$}}{\beta}}\vphantom{\beta}}_L}^{\top} \mathord{\smash[b]{\underset{\raise.3ex\hbox{$\scriptstyle\sim$}}{L}}\vphantom{L}}\right]\mathclose{} &amp;&amp; \text{(linear outcome model specification)}
+    \\&amp;= \mathopen{}\left(\beta_0 + \beta_A + {\mathord{\smash[b]{\underset{\raise.3ex\hbox{$\scriptstyle\sim$}}{\beta}}\vphantom{\beta}}_L}^{\top} \operatorname{E}\mathopen{}\left[\mathord{\smash[b]{\underset{\raise.3ex\hbox{$\scriptstyle\sim$}}{L}}\vphantom{L}}\right]\mathclose{}\right)\mathclose{} - \mathopen{}\left(\beta_0 + {\mathord{\smash[b]{\underset{\raise.3ex\hbox{$\scriptstyle\sim$}}{\beta}}\vphantom{\beta}}_L}^{\top} \operatorname{E}\mathopen{}\left[\mathord{\smash[b]{\underset{\raise.3ex\hbox{$\scriptstyle\sim$}}{L}}\vphantom{L}}\right]\mathclose{}\right)\mathclose{} &amp;&amp; \text{(linearity of expectation)}
+    \\&amp;= \beta_A &amp;&amp; \text{(algebraic simplification)}
+    \end{aligned}
+    $$</w:t>
+      </w:r>
     </w:p>
     <w:p>
       <w:pPr>
@@ -36118,23 +32634,9 @@
       <w:r>
         <w:t xml:space="preserve"> </w:t>
       </w:r>
-      <m:oMath>
-        <m:limLow>
-          <m:e>
-            <m:r>
-              <m:t>L</m:t>
-            </m:r>
-          </m:e>
-          <m:lim>
-            <m:r>
-              <m:rPr>
-                <m:sty m:val="p"/>
-              </m:rPr>
-              <m:t>∼</m:t>
-            </m:r>
-          </m:lim>
-        </m:limLow>
-      </m:oMath>
+      <w:r>
+        <w:t xml:space="preserve">$\mathord{\smash[b]{\underset{\raise.3ex\hbox{$\scriptstyle\sim$}}{L}}\vphantom{L}}$</w:t>
+      </w:r>
       <w:r>
         <w:t xml:space="preserve"> </w:t>
       </w:r>
@@ -36258,117 +32760,9 @@
             <w:pPr>
               <w:pStyle w:val="BodyText"/>
             </w:pPr>
-            <m:oMathPara>
-              <m:oMathParaPr>
-                <m:jc m:val="center"/>
-              </m:oMathParaPr>
-              <m:oMath>
-                <m:r>
-                  <m:t>e</m:t>
-                </m:r>
-                <m:r>
-                  <m:rPr>
-                    <m:sty m:val="p"/>
-                  </m:rPr>
-                  <m:t>(</m:t>
-                </m:r>
-                <m:limLow>
-                  <m:e>
-                    <m:r>
-                      <m:t>L</m:t>
-                    </m:r>
-                  </m:e>
-                  <m:lim>
-                    <m:r>
-                      <m:rPr>
-                        <m:sty m:val="p"/>
-                      </m:rPr>
-                      <m:t>∼</m:t>
-                    </m:r>
-                  </m:lim>
-                </m:limLow>
-                <m:r>
-                  <m:rPr>
-                    <m:sty m:val="p"/>
-                  </m:rPr>
-                  <m:t>)</m:t>
-                </m:r>
-                <m:limUpp>
-                  <m:e>
-                    <m:r>
-                      <m:rPr>
-                        <m:sty m:val="p"/>
-                      </m:rPr>
-                      <m:t>=</m:t>
-                    </m:r>
-                  </m:e>
-                  <m:lim>
-                    <m:r>
-                      <m:rPr>
-                        <m:nor/>
-                        <m:sty m:val="p"/>
-                      </m:rPr>
-                      <m:t>def</m:t>
-                    </m:r>
-                  </m:lim>
-                </m:limUpp>
-                <m:r>
-                  <m:rPr>
-                    <m:sty m:val="p"/>
-                  </m:rPr>
-                  <m:t>P</m:t>
-                </m:r>
-                <m:r>
-                  <m:t>​</m:t>
-                </m:r>
-                <m:d>
-                  <m:dPr>
-                    <m:begChr m:val="("/>
-                    <m:sepChr m:val=""/>
-                    <m:endChr m:val=")"/>
-                    <m:grow/>
-                  </m:dPr>
-                  <m:e>
-                    <m:r>
-                      <m:t>A</m:t>
-                    </m:r>
-                    <m:r>
-                      <m:rPr>
-                        <m:sty m:val="p"/>
-                      </m:rPr>
-                      <m:t>=</m:t>
-                    </m:r>
-                    <m:r>
-                      <m:t>1</m:t>
-                    </m:r>
-                    <m:r>
-                      <m:rPr>
-                        <m:sty m:val="p"/>
-                      </m:rPr>
-                      <m:t>∣</m:t>
-                    </m:r>
-                    <m:limLow>
-                      <m:e>
-                        <m:r>
-                          <m:t>L</m:t>
-                        </m:r>
-                      </m:e>
-                      <m:lim>
-                        <m:r>
-                          <m:rPr>
-                            <m:sty m:val="p"/>
-                          </m:rPr>
-                          <m:t>∼</m:t>
-                        </m:r>
-                      </m:lim>
-                    </m:limLow>
-                  </m:e>
-                </m:d>
-                <m:r>
-                  <m:t>​</m:t>
-                </m:r>
-              </m:oMath>
-            </m:oMathPara>
+            <w:r>
+              <w:t xml:space="preserve">$$e(\mathord{\smash[b]{\underset{\raise.3ex\hbox{$\scriptstyle\sim$}}{L}}\vphantom{L}}) \stackrel{\text{def}}{=}\operatorname{P}\mathopen{}\left(A = 1 \mid \mathord{\smash[b]{\underset{\raise.3ex\hbox{$\scriptstyle\sim$}}{L}}\vphantom{L}}\right)\mathclose{}$$</w:t>
+            </w:r>
           </w:p>
           <w:bookmarkEnd w:id="130"/>
         </w:tc>
@@ -36800,7 +33194,7 @@
               <w:t xml:space="preserve"> (Propensity scores and exchangeability). </w:t>
             </w:r>
             <w:r>
-              <w:t xml:space="preserve">Rosenbaum and Rubin (1983)</w:t>
+              <w:t xml:space="preserve">Rosenbaum and Rubin [9]</w:t>
             </w:r>
             <w:r>
               <w:t xml:space="preserve"> </w:t>
@@ -36817,107 +33211,9 @@
             <w:r>
               <w:t xml:space="preserve"> </w:t>
             </w:r>
-            <m:oMath>
-              <m:r>
-                <m:t>A</m:t>
-              </m:r>
-              <m:r>
-                <m:rPr>
-                  <m:sty m:val="p"/>
-                </m:rPr>
-                <m:t>⟂</m:t>
-              </m:r>
-              <m:r>
-                <m:t>​</m:t>
-              </m:r>
-              <m:r>
-                <m:t>​</m:t>
-              </m:r>
-              <m:r>
-                <m:t>​</m:t>
-              </m:r>
-              <m:r>
-                <m:rPr>
-                  <m:sty m:val="p"/>
-                </m:rPr>
-                <m:t>⟂</m:t>
-              </m:r>
-              <m:r>
-                <m:rPr>
-                  <m:sty m:val="p"/>
-                </m:rPr>
-                <m:t>(</m:t>
-              </m:r>
-              <m:r>
-                <m:t>Y</m:t>
-              </m:r>
-              <m:r>
-                <m:rPr>
-                  <m:sty m:val="p"/>
-                </m:rPr>
-                <m:t>(</m:t>
-              </m:r>
-              <m:r>
-                <m:t>0</m:t>
-              </m:r>
-              <m:r>
-                <m:rPr>
-                  <m:sty m:val="p"/>
-                </m:rPr>
-                <m:t>)</m:t>
-              </m:r>
-              <m:r>
-                <m:rPr>
-                  <m:sty m:val="p"/>
-                </m:rPr>
-                <m:t>,</m:t>
-              </m:r>
-              <m:r>
-                <m:t>Y</m:t>
-              </m:r>
-              <m:r>
-                <m:rPr>
-                  <m:sty m:val="p"/>
-                </m:rPr>
-                <m:t>(</m:t>
-              </m:r>
-              <m:r>
-                <m:t>1</m:t>
-              </m:r>
-              <m:r>
-                <m:rPr>
-                  <m:sty m:val="p"/>
-                </m:rPr>
-                <m:t>)</m:t>
-              </m:r>
-              <m:r>
-                <m:rPr>
-                  <m:sty m:val="p"/>
-                </m:rPr>
-                <m:t>)</m:t>
-              </m:r>
-              <m:r>
-                <m:rPr>
-                  <m:sty m:val="p"/>
-                </m:rPr>
-                <m:t>∣</m:t>
-              </m:r>
-              <m:limLow>
-                <m:e>
-                  <m:r>
-                    <m:t>L</m:t>
-                  </m:r>
-                </m:e>
-                <m:lim>
-                  <m:r>
-                    <m:rPr>
-                      <m:sty m:val="p"/>
-                    </m:rPr>
-                    <m:t>∼</m:t>
-                  </m:r>
-                </m:lim>
-              </m:limLow>
-            </m:oMath>
+            <w:r>
+              <w:t xml:space="preserve">$A \perp\!\!\!\perp (Y(0), Y(1)) \mid \mathord{\smash[b]{\underset{\raise.3ex\hbox{$\scriptstyle\sim$}}{L}}\vphantom{L}}$</w:t>
+            </w:r>
             <w:r>
               <w:t xml:space="preserve"> </w:t>
             </w:r>
@@ -36941,23 +33237,9 @@
             <w:r>
               <w:t xml:space="preserve"> </w:t>
             </w:r>
-            <m:oMath>
-              <m:limLow>
-                <m:e>
-                  <m:r>
-                    <m:t>L</m:t>
-                  </m:r>
-                </m:e>
-                <m:lim>
-                  <m:r>
-                    <m:rPr>
-                      <m:sty m:val="p"/>
-                    </m:rPr>
-                    <m:t>∼</m:t>
-                  </m:r>
-                </m:lim>
-              </m:limLow>
-            </m:oMath>
+            <w:r>
+              <w:t xml:space="preserve">$\mathord{\smash[b]{\underset{\raise.3ex\hbox{$\scriptstyle\sim$}}{L}}\vphantom{L}}$</w:t>
+            </w:r>
             <w:r>
               <w:t xml:space="preserve">),</w:t>
             </w:r>
@@ -36972,127 +33254,9 @@
             <w:pPr>
               <w:pStyle w:val="BodyText"/>
             </w:pPr>
-            <m:oMathPara>
-              <m:oMathParaPr>
-                <m:jc m:val="center"/>
-              </m:oMathParaPr>
-              <m:oMath>
-                <m:r>
-                  <m:t>A</m:t>
-                </m:r>
-                <m:r>
-                  <m:rPr>
-                    <m:sty m:val="p"/>
-                  </m:rPr>
-                  <m:t>⟂</m:t>
-                </m:r>
-                <m:r>
-                  <m:t>​</m:t>
-                </m:r>
-                <m:r>
-                  <m:t>​</m:t>
-                </m:r>
-                <m:r>
-                  <m:t>​</m:t>
-                </m:r>
-                <m:r>
-                  <m:rPr>
-                    <m:sty m:val="p"/>
-                  </m:rPr>
-                  <m:t>⟂</m:t>
-                </m:r>
-                <m:r>
-                  <m:rPr>
-                    <m:sty m:val="p"/>
-                  </m:rPr>
-                  <m:t>(</m:t>
-                </m:r>
-                <m:r>
-                  <m:t>Y</m:t>
-                </m:r>
-                <m:r>
-                  <m:rPr>
-                    <m:sty m:val="p"/>
-                  </m:rPr>
-                  <m:t>(</m:t>
-                </m:r>
-                <m:r>
-                  <m:t>0</m:t>
-                </m:r>
-                <m:r>
-                  <m:rPr>
-                    <m:sty m:val="p"/>
-                  </m:rPr>
-                  <m:t>)</m:t>
-                </m:r>
-                <m:r>
-                  <m:rPr>
-                    <m:sty m:val="p"/>
-                  </m:rPr>
-                  <m:t>,</m:t>
-                </m:r>
-                <m:r>
-                  <m:t>Y</m:t>
-                </m:r>
-                <m:r>
-                  <m:rPr>
-                    <m:sty m:val="p"/>
-                  </m:rPr>
-                  <m:t>(</m:t>
-                </m:r>
-                <m:r>
-                  <m:t>1</m:t>
-                </m:r>
-                <m:r>
-                  <m:rPr>
-                    <m:sty m:val="p"/>
-                  </m:rPr>
-                  <m:t>)</m:t>
-                </m:r>
-                <m:r>
-                  <m:rPr>
-                    <m:sty m:val="p"/>
-                  </m:rPr>
-                  <m:t>)</m:t>
-                </m:r>
-                <m:r>
-                  <m:rPr>
-                    <m:sty m:val="p"/>
-                  </m:rPr>
-                  <m:t>∣</m:t>
-                </m:r>
-                <m:r>
-                  <m:t>e</m:t>
-                </m:r>
-                <m:r>
-                  <m:rPr>
-                    <m:sty m:val="p"/>
-                  </m:rPr>
-                  <m:t>(</m:t>
-                </m:r>
-                <m:limLow>
-                  <m:e>
-                    <m:r>
-                      <m:t>L</m:t>
-                    </m:r>
-                  </m:e>
-                  <m:lim>
-                    <m:r>
-                      <m:rPr>
-                        <m:sty m:val="p"/>
-                      </m:rPr>
-                      <m:t>∼</m:t>
-                    </m:r>
-                  </m:lim>
-                </m:limLow>
-                <m:r>
-                  <m:rPr>
-                    <m:sty m:val="p"/>
-                  </m:rPr>
-                  <m:t>)</m:t>
-                </m:r>
-              </m:oMath>
-            </m:oMathPara>
+            <w:r>
+              <w:t xml:space="preserve">$$A \perp\!\!\!\perp (Y(0), Y(1)) \mid e(\mathord{\smash[b]{\underset{\raise.3ex\hbox{$\scriptstyle\sim$}}{L}}\vphantom{L}})$$</w:t>
+            </w:r>
           </w:p>
           <w:bookmarkEnd w:id="132"/>
         </w:tc>
@@ -37252,195 +33416,10 @@
       <w:pPr>
         <w:pStyle w:val="BodyText"/>
       </w:pPr>
-      <m:oMathPara>
-        <m:oMathParaPr>
-          <m:jc m:val="center"/>
-        </m:oMathParaPr>
-        <m:oMath>
-          <m:r>
-            <m:rPr>
-              <m:nor/>
-              <m:sty m:val="p"/>
-            </m:rPr>
-            <m:t>logit</m:t>
-          </m:r>
-          <m:r>
-            <m:rPr>
-              <m:sty m:val="p"/>
-            </m:rPr>
-            <m:t>(</m:t>
-          </m:r>
-          <m:acc>
-            <m:accPr>
-              <m:chr m:val="̂"/>
-            </m:accPr>
-            <m:e>
-              <m:r>
-                <m:t>e</m:t>
-              </m:r>
-            </m:e>
-          </m:acc>
-          <m:r>
-            <m:rPr>
-              <m:sty m:val="p"/>
-            </m:rPr>
-            <m:t>(</m:t>
-          </m:r>
-          <m:sSub>
-            <m:e>
-              <m:limLow>
-                <m:e>
-                  <m:r>
-                    <m:t>L</m:t>
-                  </m:r>
-                </m:e>
-                <m:lim>
-                  <m:r>
-                    <m:rPr>
-                      <m:sty m:val="p"/>
-                    </m:rPr>
-                    <m:t>∼</m:t>
-                  </m:r>
-                </m:lim>
-              </m:limLow>
-            </m:e>
-            <m:sub>
-              <m:r>
-                <m:t>i</m:t>
-              </m:r>
-            </m:sub>
-          </m:sSub>
-          <m:r>
-            <m:rPr>
-              <m:sty m:val="p"/>
-            </m:rPr>
-            <m:t>)</m:t>
-          </m:r>
-          <m:r>
-            <m:rPr>
-              <m:sty m:val="p"/>
-            </m:rPr>
-            <m:t>)</m:t>
-          </m:r>
-          <m:r>
-            <m:rPr>
-              <m:sty m:val="p"/>
-            </m:rPr>
-            <m:t>=</m:t>
-          </m:r>
-          <m:sSub>
-            <m:e>
-              <m:acc>
-                <m:accPr>
-                  <m:chr m:val="̂"/>
-                </m:accPr>
-                <m:e>
-                  <m:r>
-                    <m:t>β</m:t>
-                  </m:r>
-                </m:e>
-              </m:acc>
-            </m:e>
-            <m:sub>
-              <m:r>
-                <m:t>0</m:t>
-              </m:r>
-            </m:sub>
-          </m:sSub>
-          <m:r>
-            <m:rPr>
-              <m:sty m:val="p"/>
-            </m:rPr>
-            <m:t>+</m:t>
-          </m:r>
-          <m:sSub>
-            <m:e>
-              <m:acc>
-                <m:accPr>
-                  <m:chr m:val="̂"/>
-                </m:accPr>
-                <m:e>
-                  <m:r>
-                    <m:t>β</m:t>
-                  </m:r>
-                </m:e>
-              </m:acc>
-            </m:e>
-            <m:sub>
-              <m:r>
-                <m:t>1</m:t>
-              </m:r>
-            </m:sub>
-          </m:sSub>
-          <m:sSub>
-            <m:e>
-              <m:r>
-                <m:t>L</m:t>
-              </m:r>
-            </m:e>
-            <m:sub>
-              <m:r>
-                <m:t>i</m:t>
-              </m:r>
-              <m:r>
-                <m:t>1</m:t>
-              </m:r>
-            </m:sub>
-          </m:sSub>
-          <m:r>
-            <m:rPr>
-              <m:sty m:val="p"/>
-            </m:rPr>
-            <m:t>+</m:t>
-          </m:r>
-          <m:r>
-            <m:rPr>
-              <m:sty m:val="p"/>
-            </m:rPr>
-            <m:t>⋯</m:t>
-          </m:r>
-          <m:r>
-            <m:rPr>
-              <m:sty m:val="p"/>
-            </m:rPr>
-            <m:t>+</m:t>
-          </m:r>
-          <m:sSub>
-            <m:e>
-              <m:acc>
-                <m:accPr>
-                  <m:chr m:val="̂"/>
-                </m:accPr>
-                <m:e>
-                  <m:r>
-                    <m:t>β</m:t>
-                  </m:r>
-                </m:e>
-              </m:acc>
-            </m:e>
-            <m:sub>
-              <m:r>
-                <m:t>p</m:t>
-              </m:r>
-            </m:sub>
-          </m:sSub>
-          <m:sSub>
-            <m:e>
-              <m:r>
-                <m:t>L</m:t>
-              </m:r>
-            </m:e>
-            <m:sub>
-              <m:r>
-                <m:t>i</m:t>
-              </m:r>
-              <m:r>
-                <m:t>p</m:t>
-              </m:r>
-            </m:sub>
-          </m:sSub>
-        </m:oMath>
-      </m:oMathPara>
+      <w:r>
+        <w:t xml:space="preserve">$$\text{logit}(\hat{e}(\mathord{\smash[b]{\underset{\raise.3ex\hbox{$\scriptstyle\sim$}}{L}}\vphantom{L}}_i)) =
+    \hat{\beta}_0 + \hat{\beta}_1 L_{i1} + \cdots + \hat{\beta}_p L_{ip}$$</w:t>
+      </w:r>
     </w:p>
     <w:p>
       <w:pPr>
@@ -37452,54 +33431,9 @@
       <w:r>
         <w:t xml:space="preserve"> </w:t>
       </w:r>
-      <m:oMath>
-        <m:acc>
-          <m:accPr>
-            <m:chr m:val="̂"/>
-          </m:accPr>
-          <m:e>
-            <m:r>
-              <m:t>e</m:t>
-            </m:r>
-          </m:e>
-        </m:acc>
-        <m:r>
-          <m:rPr>
-            <m:sty m:val="p"/>
-          </m:rPr>
-          <m:t>(</m:t>
-        </m:r>
-        <m:sSub>
-          <m:e>
-            <m:limLow>
-              <m:e>
-                <m:r>
-                  <m:t>L</m:t>
-                </m:r>
-              </m:e>
-              <m:lim>
-                <m:r>
-                  <m:rPr>
-                    <m:sty m:val="p"/>
-                  </m:rPr>
-                  <m:t>∼</m:t>
-                </m:r>
-              </m:lim>
-            </m:limLow>
-          </m:e>
-          <m:sub>
-            <m:r>
-              <m:t>i</m:t>
-            </m:r>
-          </m:sub>
-        </m:sSub>
-        <m:r>
-          <m:rPr>
-            <m:sty m:val="p"/>
-          </m:rPr>
-          <m:t>)</m:t>
-        </m:r>
-      </m:oMath>
+      <w:r>
+        <w:t xml:space="preserve">$\hat{e}(\mathord{\smash[b]{\underset{\raise.3ex\hbox{$\scriptstyle\sim$}}{L}}\vphantom{L}}_i)$</w:t>
+      </w:r>
       <w:r>
         <w:t xml:space="preserve"> </w:t>
       </w:r>
@@ -37823,202 +33757,10 @@
             <w:pPr>
               <w:pStyle w:val="BodyText"/>
             </w:pPr>
-            <m:oMathPara>
-              <m:oMathParaPr>
-                <m:jc m:val="center"/>
-              </m:oMathParaPr>
-              <m:oMath>
-                <m:sSub>
-                  <m:e>
-                    <m:r>
-                      <m:t>w</m:t>
-                    </m:r>
-                  </m:e>
-                  <m:sub>
-                    <m:r>
-                      <m:t>i</m:t>
-                    </m:r>
-                  </m:sub>
-                </m:sSub>
-                <m:limUpp>
-                  <m:e>
-                    <m:r>
-                      <m:rPr>
-                        <m:sty m:val="p"/>
-                      </m:rPr>
-                      <m:t>=</m:t>
-                    </m:r>
-                  </m:e>
-                  <m:lim>
-                    <m:r>
-                      <m:rPr>
-                        <m:nor/>
-                        <m:sty m:val="p"/>
-                      </m:rPr>
-                      <m:t>def</m:t>
-                    </m:r>
-                  </m:lim>
-                </m:limUpp>
-                <m:f>
-                  <m:fPr>
-                    <m:type m:val="bar"/>
-                  </m:fPr>
-                  <m:num>
-                    <m:sSub>
-                      <m:e>
-                        <m:r>
-                          <m:t>A</m:t>
-                        </m:r>
-                      </m:e>
-                      <m:sub>
-                        <m:r>
-                          <m:t>i</m:t>
-                        </m:r>
-                      </m:sub>
-                    </m:sSub>
-                  </m:num>
-                  <m:den>
-                    <m:acc>
-                      <m:accPr>
-                        <m:chr m:val="̂"/>
-                      </m:accPr>
-                      <m:e>
-                        <m:r>
-                          <m:t>e</m:t>
-                        </m:r>
-                      </m:e>
-                    </m:acc>
-                    <m:r>
-                      <m:rPr>
-                        <m:sty m:val="p"/>
-                      </m:rPr>
-                      <m:t>(</m:t>
-                    </m:r>
-                    <m:sSub>
-                      <m:e>
-                        <m:limLow>
-                          <m:e>
-                            <m:r>
-                              <m:t>L</m:t>
-                            </m:r>
-                          </m:e>
-                          <m:lim>
-                            <m:r>
-                              <m:rPr>
-                                <m:sty m:val="p"/>
-                              </m:rPr>
-                              <m:t>∼</m:t>
-                            </m:r>
-                          </m:lim>
-                        </m:limLow>
-                      </m:e>
-                      <m:sub>
-                        <m:r>
-                          <m:t>i</m:t>
-                        </m:r>
-                      </m:sub>
-                    </m:sSub>
-                    <m:r>
-                      <m:rPr>
-                        <m:sty m:val="p"/>
-                      </m:rPr>
-                      <m:t>)</m:t>
-                    </m:r>
-                  </m:den>
-                </m:f>
-                <m:r>
-                  <m:rPr>
-                    <m:sty m:val="p"/>
-                  </m:rPr>
-                  <m:t>+</m:t>
-                </m:r>
-                <m:f>
-                  <m:fPr>
-                    <m:type m:val="bar"/>
-                  </m:fPr>
-                  <m:num>
-                    <m:r>
-                      <m:t>1</m:t>
-                    </m:r>
-                    <m:r>
-                      <m:rPr>
-                        <m:sty m:val="p"/>
-                      </m:rPr>
-                      <m:t>−</m:t>
-                    </m:r>
-                    <m:sSub>
-                      <m:e>
-                        <m:r>
-                          <m:t>A</m:t>
-                        </m:r>
-                      </m:e>
-                      <m:sub>
-                        <m:r>
-                          <m:t>i</m:t>
-                        </m:r>
-                      </m:sub>
-                    </m:sSub>
-                  </m:num>
-                  <m:den>
-                    <m:r>
-                      <m:t>1</m:t>
-                    </m:r>
-                    <m:r>
-                      <m:rPr>
-                        <m:sty m:val="p"/>
-                      </m:rPr>
-                      <m:t>−</m:t>
-                    </m:r>
-                    <m:acc>
-                      <m:accPr>
-                        <m:chr m:val="̂"/>
-                      </m:accPr>
-                      <m:e>
-                        <m:r>
-                          <m:t>e</m:t>
-                        </m:r>
-                      </m:e>
-                    </m:acc>
-                    <m:r>
-                      <m:rPr>
-                        <m:sty m:val="p"/>
-                      </m:rPr>
-                      <m:t>(</m:t>
-                    </m:r>
-                    <m:sSub>
-                      <m:e>
-                        <m:limLow>
-                          <m:e>
-                            <m:r>
-                              <m:t>L</m:t>
-                            </m:r>
-                          </m:e>
-                          <m:lim>
-                            <m:r>
-                              <m:rPr>
-                                <m:sty m:val="p"/>
-                              </m:rPr>
-                              <m:t>∼</m:t>
-                            </m:r>
-                          </m:lim>
-                        </m:limLow>
-                      </m:e>
-                      <m:sub>
-                        <m:r>
-                          <m:t>i</m:t>
-                        </m:r>
-                      </m:sub>
-                    </m:sSub>
-                    <m:r>
-                      <m:rPr>
-                        <m:sty m:val="p"/>
-                      </m:rPr>
-                      <m:t>)</m:t>
-                    </m:r>
-                  </m:den>
-                </m:f>
-              </m:oMath>
-            </m:oMathPara>
+            <w:r>
+              <w:t xml:space="preserve">$$w_i \stackrel{\text{def}}{=}\frac{A_i}{\hat{e}(\mathord{\smash[b]{\underset{\raise.3ex\hbox{$\scriptstyle\sim$}}{L}}\vphantom{L}}_i)} +
+    \frac{1 - A_i}{1 - \hat{e}(\mathord{\smash[b]{\underset{\raise.3ex\hbox{$\scriptstyle\sim$}}{L}}\vphantom{L}}_i)}$$</w:t>
+            </w:r>
           </w:p>
           <w:p>
             <w:pPr>
@@ -38563,142 +34305,9 @@
             <w:r>
               <w:t xml:space="preserve"> </w:t>
             </w:r>
-            <m:oMath>
-              <m:sSub>
-                <m:e>
-                  <m:r>
-                    <m:t>π</m:t>
-                  </m:r>
-                </m:e>
-                <m:sub>
-                  <m:r>
-                    <m:t>a</m:t>
-                  </m:r>
-                </m:sub>
-              </m:sSub>
-              <m:r>
-                <m:rPr>
-                  <m:sty m:val="p"/>
-                </m:rPr>
-                <m:t>(</m:t>
-              </m:r>
-              <m:limLow>
-                <m:e>
-                  <m:r>
-                    <m:t>l</m:t>
-                  </m:r>
-                </m:e>
-                <m:lim>
-                  <m:r>
-                    <m:rPr>
-                      <m:sty m:val="p"/>
-                    </m:rPr>
-                    <m:t>∼</m:t>
-                  </m:r>
-                </m:lim>
-              </m:limLow>
-              <m:r>
-                <m:rPr>
-                  <m:sty m:val="p"/>
-                </m:rPr>
-                <m:t>)</m:t>
-              </m:r>
-              <m:limUpp>
-                <m:e>
-                  <m:r>
-                    <m:rPr>
-                      <m:sty m:val="p"/>
-                    </m:rPr>
-                    <m:t>=</m:t>
-                  </m:r>
-                </m:e>
-                <m:lim>
-                  <m:r>
-                    <m:rPr>
-                      <m:nor/>
-                      <m:sty m:val="p"/>
-                    </m:rPr>
-                    <m:t>def</m:t>
-                  </m:r>
-                </m:lim>
-              </m:limUpp>
-              <m:r>
-                <m:rPr>
-                  <m:sty m:val="p"/>
-                </m:rPr>
-                <m:t>P</m:t>
-              </m:r>
-              <m:r>
-                <m:t>​</m:t>
-              </m:r>
-              <m:d>
-                <m:dPr>
-                  <m:begChr m:val="("/>
-                  <m:sepChr m:val=""/>
-                  <m:endChr m:val=")"/>
-                  <m:grow/>
-                </m:dPr>
-                <m:e>
-                  <m:r>
-                    <m:t>A</m:t>
-                  </m:r>
-                  <m:r>
-                    <m:rPr>
-                      <m:sty m:val="p"/>
-                    </m:rPr>
-                    <m:t>=</m:t>
-                  </m:r>
-                  <m:r>
-                    <m:t>a</m:t>
-                  </m:r>
-                  <m:r>
-                    <m:rPr>
-                      <m:sty m:val="p"/>
-                    </m:rPr>
-                    <m:t>∣</m:t>
-                  </m:r>
-                  <m:limLow>
-                    <m:e>
-                      <m:r>
-                        <m:t>L</m:t>
-                      </m:r>
-                    </m:e>
-                    <m:lim>
-                      <m:r>
-                        <m:rPr>
-                          <m:sty m:val="p"/>
-                        </m:rPr>
-                        <m:t>∼</m:t>
-                      </m:r>
-                    </m:lim>
-                  </m:limLow>
-                  <m:r>
-                    <m:rPr>
-                      <m:sty m:val="p"/>
-                    </m:rPr>
-                    <m:t>=</m:t>
-                  </m:r>
-                  <m:limLow>
-                    <m:e>
-                      <m:r>
-                        <m:t>l</m:t>
-                      </m:r>
-                    </m:e>
-                    <m:lim>
-                      <m:r>
-                        <m:rPr>
-                          <m:sty m:val="p"/>
-                        </m:rPr>
-                        <m:t>∼</m:t>
-                      </m:r>
-                    </m:lim>
-                  </m:limLow>
-                </m:e>
-              </m:d>
-              <m:r>
-                <m:t>​</m:t>
-              </m:r>
-            </m:oMath>
+            <w:r>
+              <w:t xml:space="preserve">$\pi_a(\mathord{\smash[b]{\underset{\raise.3ex\hbox{$\scriptstyle\sim$}}{l}}\vphantom{l}}) \stackrel{\text{def}}{=}\operatorname{P}\mathopen{}\left(A = a \mid \mathord{\smash[b]{\underset{\raise.3ex\hbox{$\scriptstyle\sim$}}{L}}\vphantom{L}} = \mathord{\smash[b]{\underset{\raise.3ex\hbox{$\scriptstyle\sim$}}{l}}\vphantom{l}}\right)\mathclose{}$</w:t>
+            </w:r>
             <w:r>
               <w:t xml:space="preserve">,</w:t>
             </w:r>
@@ -38824,23 +34433,9 @@
             <w:r>
               <w:t xml:space="preserve"> </w:t>
             </w:r>
-            <m:oMath>
-              <m:limLow>
-                <m:e>
-                  <m:r>
-                    <m:t>L</m:t>
-                  </m:r>
-                </m:e>
-                <m:lim>
-                  <m:r>
-                    <m:rPr>
-                      <m:sty m:val="p"/>
-                    </m:rPr>
-                    <m:t>∼</m:t>
-                  </m:r>
-                </m:lim>
-              </m:limLow>
-            </m:oMath>
+            <w:r>
+              <w:t xml:space="preserve">$\mathord{\smash[b]{\underset{\raise.3ex\hbox{$\scriptstyle\sim$}}{L}}\vphantom{L}}$</w:t>
+            </w:r>
             <w:r>
               <w:t xml:space="preserve">,</w:t>
             </w:r>
@@ -38873,188 +34468,11 @@
               <w:pStyle w:val="BodyText"/>
             </w:pPr>
             <w:bookmarkStart w:id="138" w:name="eq-ipw-identification"/>
-            <m:oMathPara>
-              <m:oMathParaPr>
-                <m:jc m:val="center"/>
-              </m:oMathParaPr>
-              <m:oMath>
-                <m:r>
-                  <m:rPr>
-                    <m:sty m:val="p"/>
-                  </m:rPr>
-                  <m:t>E</m:t>
-                </m:r>
-                <m:r>
-                  <m:t>​</m:t>
-                </m:r>
-                <m:d>
-                  <m:dPr>
-                    <m:begChr m:val="["/>
-                    <m:sepChr m:val=""/>
-                    <m:endChr m:val="]"/>
-                    <m:grow/>
-                  </m:dPr>
-                  <m:e>
-                    <m:r>
-                      <m:t>Y</m:t>
-                    </m:r>
-                    <m:r>
-                      <m:rPr>
-                        <m:sty m:val="p"/>
-                      </m:rPr>
-                      <m:t>(</m:t>
-                    </m:r>
-                    <m:r>
-                      <m:t>a</m:t>
-                    </m:r>
-                    <m:r>
-                      <m:rPr>
-                        <m:sty m:val="p"/>
-                      </m:rPr>
-                      <m:t>)</m:t>
-                    </m:r>
-                  </m:e>
-                </m:d>
-                <m:r>
-                  <m:t>​</m:t>
-                </m:r>
-                <m:r>
-                  <m:rPr>
-                    <m:sty m:val="p"/>
-                  </m:rPr>
-                  <m:t>=</m:t>
-                </m:r>
-                <m:r>
-                  <m:rPr>
-                    <m:sty m:val="p"/>
-                  </m:rPr>
-                  <m:t>E</m:t>
-                </m:r>
-                <m:r>
-                  <m:t>​</m:t>
-                </m:r>
-                <m:d>
-                  <m:dPr>
-                    <m:begChr m:val="["/>
-                    <m:sepChr m:val=""/>
-                    <m:endChr m:val="]"/>
-                    <m:grow/>
-                  </m:dPr>
-                  <m:e>
-                    <m:f>
-                      <m:fPr>
-                        <m:type m:val="bar"/>
-                      </m:fPr>
-                      <m:num>
-                        <m:r>
-                          <m:rPr>
-                            <m:scr m:val="double-struck"/>
-                            <m:sty m:val="p"/>
-                          </m:rPr>
-                          <m:t>1</m:t>
-                        </m:r>
-                        <m:r>
-                          <m:t>​</m:t>
-                        </m:r>
-                        <m:d>
-                          <m:dPr>
-                            <m:begChr m:val="("/>
-                            <m:sepChr m:val=""/>
-                            <m:endChr m:val=")"/>
-                            <m:grow/>
-                          </m:dPr>
-                          <m:e>
-                            <m:r>
-                              <m:t>A</m:t>
-                            </m:r>
-                            <m:r>
-                              <m:rPr>
-                                <m:sty m:val="p"/>
-                              </m:rPr>
-                              <m:t>=</m:t>
-                            </m:r>
-                            <m:r>
-                              <m:t>a</m:t>
-                            </m:r>
-                          </m:e>
-                        </m:d>
-                        <m:r>
-                          <m:t>​</m:t>
-                        </m:r>
-                        <m:r>
-                          <m:t> </m:t>
-                        </m:r>
-                        <m:r>
-                          <m:t>Y</m:t>
-                        </m:r>
-                      </m:num>
-                      <m:den>
-                        <m:sSub>
-                          <m:e>
-                            <m:r>
-                              <m:t>π</m:t>
-                            </m:r>
-                          </m:e>
-                          <m:sub>
-                            <m:r>
-                              <m:t>a</m:t>
-                            </m:r>
-                          </m:sub>
-                        </m:sSub>
-                        <m:r>
-                          <m:rPr>
-                            <m:sty m:val="p"/>
-                          </m:rPr>
-                          <m:t>(</m:t>
-                        </m:r>
-                        <m:limLow>
-                          <m:e>
-                            <m:r>
-                              <m:t>L</m:t>
-                            </m:r>
-                          </m:e>
-                          <m:lim>
-                            <m:r>
-                              <m:rPr>
-                                <m:sty m:val="p"/>
-                              </m:rPr>
-                              <m:t>∼</m:t>
-                            </m:r>
-                          </m:lim>
-                        </m:limLow>
-                        <m:r>
-                          <m:rPr>
-                            <m:sty m:val="p"/>
-                          </m:rPr>
-                          <m:t>)</m:t>
-                        </m:r>
-                      </m:den>
-                    </m:f>
-                  </m:e>
-                </m:d>
-                <m:r>
-                  <m:t>​</m:t>
-                </m:r>
-                <m:r>
-                  <m:t>  </m:t>
-                </m:r>
-                <m:r>
-                  <m:rPr>
-                    <m:sty m:val="p"/>
-                  </m:rPr>
-                  <m:t>(</m:t>
-                </m:r>
-                <m:r>
-                  <m:t>3</m:t>
-                </m:r>
-                <m:r>
-                  <m:rPr>
-                    <m:sty m:val="p"/>
-                  </m:rPr>
-                  <m:t>)</m:t>
-                </m:r>
-              </m:oMath>
-            </m:oMathPara>
+            <w:r>
+              <w:t xml:space="preserve">$$
+    \operatorname{E}\mathopen{}\left[Y(a)\right]\mathclose{} = \operatorname{E}\mathopen{}\left[\frac{\mathbb{1}\mathopen{}\left(A = a\right)\mathclose{} \, Y}{\pi_a(\mathord{\smash[b]{\underset{\raise.3ex\hbox{$\scriptstyle\sim$}}{L}}\vphantom{L}})}\right]\mathclose{}
+     \qquad(3)$$</w:t>
+            </w:r>
             <w:bookmarkEnd w:id="138"/>
           </w:p>
           <w:bookmarkEnd w:id="139"/>
@@ -39140,1655 +34558,27 @@
             <w:pPr>
               <w:pStyle w:val="BodyText"/>
             </w:pPr>
-            <m:oMathPara>
-              <m:oMathParaPr>
-                <m:jc m:val="center"/>
-              </m:oMathParaPr>
-              <m:oMath>
-                <m:eqArr>
-                  <m:e>
-                    <m:r>
-                      <m:rPr>
-                        <m:sty m:val="p"/>
-                      </m:rPr>
-                      <m:t>E</m:t>
-                    </m:r>
-                    <m:r>
-                      <m:t>​</m:t>
-                    </m:r>
-                    <m:d>
-                      <m:dPr>
-                        <m:begChr m:val="["/>
-                        <m:sepChr m:val=""/>
-                        <m:endChr m:val="]"/>
-                        <m:grow/>
-                      </m:dPr>
-                      <m:e>
-                        <m:f>
-                          <m:fPr>
-                            <m:type m:val="bar"/>
-                          </m:fPr>
-                          <m:num>
-                            <m:r>
-                              <m:rPr>
-                                <m:scr m:val="double-struck"/>
-                                <m:sty m:val="p"/>
-                              </m:rPr>
-                              <m:t>1</m:t>
-                            </m:r>
-                            <m:r>
-                              <m:t>​</m:t>
-                            </m:r>
-                            <m:d>
-                              <m:dPr>
-                                <m:begChr m:val="("/>
-                                <m:sepChr m:val=""/>
-                                <m:endChr m:val=")"/>
-                                <m:grow/>
-                              </m:dPr>
-                              <m:e>
-                                <m:r>
-                                  <m:t>A</m:t>
-                                </m:r>
-                                <m:r>
-                                  <m:rPr>
-                                    <m:sty m:val="p"/>
-                                  </m:rPr>
-                                  <m:t>=</m:t>
-                                </m:r>
-                                <m:r>
-                                  <m:t>a</m:t>
-                                </m:r>
-                              </m:e>
-                            </m:d>
-                            <m:r>
-                              <m:t>​</m:t>
-                            </m:r>
-                            <m:r>
-                              <m:t> </m:t>
-                            </m:r>
-                            <m:r>
-                              <m:t>Y</m:t>
-                            </m:r>
-                          </m:num>
-                          <m:den>
-                            <m:sSub>
-                              <m:e>
-                                <m:r>
-                                  <m:t>π</m:t>
-                                </m:r>
-                              </m:e>
-                              <m:sub>
-                                <m:r>
-                                  <m:t>a</m:t>
-                                </m:r>
-                              </m:sub>
-                            </m:sSub>
-                            <m:r>
-                              <m:rPr>
-                                <m:sty m:val="p"/>
-                              </m:rPr>
-                              <m:t>(</m:t>
-                            </m:r>
-                            <m:limLow>
-                              <m:e>
-                                <m:r>
-                                  <m:t>L</m:t>
-                                </m:r>
-                              </m:e>
-                              <m:lim>
-                                <m:r>
-                                  <m:rPr>
-                                    <m:sty m:val="p"/>
-                                  </m:rPr>
-                                  <m:t>∼</m:t>
-                                </m:r>
-                              </m:lim>
-                            </m:limLow>
-                            <m:r>
-                              <m:rPr>
-                                <m:sty m:val="p"/>
-                              </m:rPr>
-                              <m:t>)</m:t>
-                            </m:r>
-                          </m:den>
-                        </m:f>
-                      </m:e>
-                    </m:d>
-                    <m:r>
-                      <m:t>​</m:t>
-                    </m:r>
-                    <m:r>
-                      <m:t>&amp;</m:t>
-                    </m:r>
-                    <m:r>
-                      <m:rPr>
-                        <m:sty m:val="p"/>
-                      </m:rPr>
-                      <m:t>=</m:t>
-                    </m:r>
-                    <m:r>
-                      <m:rPr>
-                        <m:sty m:val="p"/>
-                      </m:rPr>
-                      <m:t>E</m:t>
-                    </m:r>
-                    <m:r>
-                      <m:t>​</m:t>
-                    </m:r>
-                    <m:d>
-                      <m:dPr>
-                        <m:begChr m:val="["/>
-                        <m:sepChr m:val=""/>
-                        <m:endChr m:val="]"/>
-                        <m:grow/>
-                      </m:dPr>
-                      <m:e>
-                        <m:r>
-                          <m:rPr>
-                            <m:sty m:val="p"/>
-                          </m:rPr>
-                          <m:t>E</m:t>
-                        </m:r>
-                        <m:r>
-                          <m:t>​</m:t>
-                        </m:r>
-                        <m:d>
-                          <m:dPr>
-                            <m:begChr m:val="["/>
-                            <m:sepChr m:val=""/>
-                            <m:endChr m:val="]"/>
-                            <m:grow/>
-                          </m:dPr>
-                          <m:e>
-                            <m:f>
-                              <m:fPr>
-                                <m:type m:val="bar"/>
-                              </m:fPr>
-                              <m:num>
-                                <m:r>
-                                  <m:rPr>
-                                    <m:scr m:val="double-struck"/>
-                                    <m:sty m:val="p"/>
-                                  </m:rPr>
-                                  <m:t>1</m:t>
-                                </m:r>
-                                <m:r>
-                                  <m:t>​</m:t>
-                                </m:r>
-                                <m:d>
-                                  <m:dPr>
-                                    <m:begChr m:val="("/>
-                                    <m:sepChr m:val=""/>
-                                    <m:endChr m:val=")"/>
-                                    <m:grow/>
-                                  </m:dPr>
-                                  <m:e>
-                                    <m:r>
-                                      <m:t>A</m:t>
-                                    </m:r>
-                                    <m:r>
-                                      <m:rPr>
-                                        <m:sty m:val="p"/>
-                                      </m:rPr>
-                                      <m:t>=</m:t>
-                                    </m:r>
-                                    <m:r>
-                                      <m:t>a</m:t>
-                                    </m:r>
-                                  </m:e>
-                                </m:d>
-                                <m:r>
-                                  <m:t>​</m:t>
-                                </m:r>
-                                <m:r>
-                                  <m:t> </m:t>
-                                </m:r>
-                                <m:r>
-                                  <m:t>Y</m:t>
-                                </m:r>
-                              </m:num>
-                              <m:den>
-                                <m:sSub>
-                                  <m:e>
-                                    <m:r>
-                                      <m:t>π</m:t>
-                                    </m:r>
-                                  </m:e>
-                                  <m:sub>
-                                    <m:r>
-                                      <m:t>a</m:t>
-                                    </m:r>
-                                  </m:sub>
-                                </m:sSub>
-                                <m:r>
-                                  <m:rPr>
-                                    <m:sty m:val="p"/>
-                                  </m:rPr>
-                                  <m:t>(</m:t>
-                                </m:r>
-                                <m:limLow>
-                                  <m:e>
-                                    <m:r>
-                                      <m:t>L</m:t>
-                                    </m:r>
-                                  </m:e>
-                                  <m:lim>
-                                    <m:r>
-                                      <m:rPr>
-                                        <m:sty m:val="p"/>
-                                      </m:rPr>
-                                      <m:t>∼</m:t>
-                                    </m:r>
-                                  </m:lim>
-                                </m:limLow>
-                                <m:r>
-                                  <m:rPr>
-                                    <m:sty m:val="p"/>
-                                  </m:rPr>
-                                  <m:t>)</m:t>
-                                </m:r>
-                              </m:den>
-                            </m:f>
-                            <m:r>
-                              <m:rPr>
-                                <m:sty m:val="p"/>
-                              </m:rPr>
-                              <m:t>∣</m:t>
-                            </m:r>
-                            <m:limLow>
-                              <m:e>
-                                <m:r>
-                                  <m:t>L</m:t>
-                                </m:r>
-                              </m:e>
-                              <m:lim>
-                                <m:r>
-                                  <m:rPr>
-                                    <m:sty m:val="p"/>
-                                  </m:rPr>
-                                  <m:t>∼</m:t>
-                                </m:r>
-                              </m:lim>
-                            </m:limLow>
-                          </m:e>
-                        </m:d>
-                        <m:r>
-                          <m:t>​</m:t>
-                        </m:r>
-                      </m:e>
-                    </m:d>
-                    <m:r>
-                      <m:t>​</m:t>
-                    </m:r>
-                    <m:r>
-                      <m:t>&amp;</m:t>
-                    </m:r>
-                    <m:r>
-                      <m:t>&amp;</m:t>
-                    </m:r>
-                    <m:r>
-                      <m:rPr>
-                        <m:nor/>
-                        <m:sty m:val="p"/>
-                      </m:rPr>
-                      <m:t>(law of total expectation)</m:t>
-                    </m:r>
-                  </m:e>
-                  <m:e>
-                    <m:r>
-                      <m:t>&amp;</m:t>
-                    </m:r>
-                    <m:r>
-                      <m:rPr>
-                        <m:sty m:val="p"/>
-                      </m:rPr>
-                      <m:t>=</m:t>
-                    </m:r>
-                    <m:r>
-                      <m:rPr>
-                        <m:sty m:val="p"/>
-                      </m:rPr>
-                      <m:t>E</m:t>
-                    </m:r>
-                    <m:r>
-                      <m:t>​</m:t>
-                    </m:r>
-                    <m:d>
-                      <m:dPr>
-                        <m:begChr m:val="["/>
-                        <m:sepChr m:val=""/>
-                        <m:endChr m:val="]"/>
-                        <m:grow/>
-                      </m:dPr>
-                      <m:e>
-                        <m:f>
-                          <m:fPr>
-                            <m:type m:val="bar"/>
-                          </m:fPr>
-                          <m:num>
-                            <m:r>
-                              <m:t>1</m:t>
-                            </m:r>
-                          </m:num>
-                          <m:den>
-                            <m:sSub>
-                              <m:e>
-                                <m:r>
-                                  <m:t>π</m:t>
-                                </m:r>
-                              </m:e>
-                              <m:sub>
-                                <m:r>
-                                  <m:t>a</m:t>
-                                </m:r>
-                              </m:sub>
-                            </m:sSub>
-                            <m:r>
-                              <m:rPr>
-                                <m:sty m:val="p"/>
-                              </m:rPr>
-                              <m:t>(</m:t>
-                            </m:r>
-                            <m:limLow>
-                              <m:e>
-                                <m:r>
-                                  <m:t>L</m:t>
-                                </m:r>
-                              </m:e>
-                              <m:lim>
-                                <m:r>
-                                  <m:rPr>
-                                    <m:sty m:val="p"/>
-                                  </m:rPr>
-                                  <m:t>∼</m:t>
-                                </m:r>
-                              </m:lim>
-                            </m:limLow>
-                            <m:r>
-                              <m:rPr>
-                                <m:sty m:val="p"/>
-                              </m:rPr>
-                              <m:t>)</m:t>
-                            </m:r>
-                          </m:den>
-                        </m:f>
-                        <m:r>
-                          <m:rPr>
-                            <m:sty m:val="p"/>
-                          </m:rPr>
-                          <m:t>E</m:t>
-                        </m:r>
-                        <m:r>
-                          <m:t>​</m:t>
-                        </m:r>
-                        <m:d>
-                          <m:dPr>
-                            <m:begChr m:val="["/>
-                            <m:sepChr m:val=""/>
-                            <m:endChr m:val="]"/>
-                            <m:grow/>
-                          </m:dPr>
-                          <m:e>
-                            <m:r>
-                              <m:rPr>
-                                <m:scr m:val="double-struck"/>
-                                <m:sty m:val="p"/>
-                              </m:rPr>
-                              <m:t>1</m:t>
-                            </m:r>
-                            <m:r>
-                              <m:t>​</m:t>
-                            </m:r>
-                            <m:d>
-                              <m:dPr>
-                                <m:begChr m:val="("/>
-                                <m:sepChr m:val=""/>
-                                <m:endChr m:val=")"/>
-                                <m:grow/>
-                              </m:dPr>
-                              <m:e>
-                                <m:r>
-                                  <m:t>A</m:t>
-                                </m:r>
-                                <m:r>
-                                  <m:rPr>
-                                    <m:sty m:val="p"/>
-                                  </m:rPr>
-                                  <m:t>=</m:t>
-                                </m:r>
-                                <m:r>
-                                  <m:t>a</m:t>
-                                </m:r>
-                              </m:e>
-                            </m:d>
-                            <m:r>
-                              <m:t>​</m:t>
-                            </m:r>
-                            <m:r>
-                              <m:t> </m:t>
-                            </m:r>
-                            <m:r>
-                              <m:t>Y</m:t>
-                            </m:r>
-                            <m:r>
-                              <m:rPr>
-                                <m:sty m:val="p"/>
-                              </m:rPr>
-                              <m:t>∣</m:t>
-                            </m:r>
-                            <m:limLow>
-                              <m:e>
-                                <m:r>
-                                  <m:t>L</m:t>
-                                </m:r>
-                              </m:e>
-                              <m:lim>
-                                <m:r>
-                                  <m:rPr>
-                                    <m:sty m:val="p"/>
-                                  </m:rPr>
-                                  <m:t>∼</m:t>
-                                </m:r>
-                              </m:lim>
-                            </m:limLow>
-                          </m:e>
-                        </m:d>
-                        <m:r>
-                          <m:t>​</m:t>
-                        </m:r>
-                      </m:e>
-                    </m:d>
-                    <m:r>
-                      <m:t>​</m:t>
-                    </m:r>
-                    <m:r>
-                      <m:t>&amp;</m:t>
-                    </m:r>
-                    <m:r>
-                      <m:t>&amp;</m:t>
-                    </m:r>
-                    <m:r>
-                      <m:rPr>
-                        <m:nor/>
-                        <m:sty m:val="p"/>
-                      </m:rPr>
-                      <m:t>(pull out </m:t>
-                    </m:r>
-                    <m:r>
-                      <m:t>1</m:t>
-                    </m:r>
-                    <m:r>
-                      <m:rPr>
-                        <m:sty m:val="p"/>
-                      </m:rPr>
-                      <m:t>/</m:t>
-                    </m:r>
-                    <m:sSub>
-                      <m:e>
-                        <m:r>
-                          <m:t>π</m:t>
-                        </m:r>
-                      </m:e>
-                      <m:sub>
-                        <m:r>
-                          <m:t>a</m:t>
-                        </m:r>
-                      </m:sub>
-                    </m:sSub>
-                    <m:r>
-                      <m:rPr>
-                        <m:sty m:val="p"/>
-                      </m:rPr>
-                      <m:t>(</m:t>
-                    </m:r>
-                    <m:limLow>
-                      <m:e>
-                        <m:r>
-                          <m:t>L</m:t>
-                        </m:r>
-                      </m:e>
-                      <m:lim>
-                        <m:r>
-                          <m:rPr>
-                            <m:sty m:val="p"/>
-                          </m:rPr>
-                          <m:t>∼</m:t>
-                        </m:r>
-                      </m:lim>
-                    </m:limLow>
-                    <m:r>
-                      <m:rPr>
-                        <m:sty m:val="p"/>
-                      </m:rPr>
-                      <m:t>)</m:t>
-                    </m:r>
-                    <m:r>
-                      <m:rPr>
-                        <m:nor/>
-                        <m:sty m:val="p"/>
-                      </m:rPr>
-                      <m:t>, which positivity keeps finite)</m:t>
-                    </m:r>
-                  </m:e>
-                  <m:e>
-                    <m:r>
-                      <m:t>&amp;</m:t>
-                    </m:r>
-                    <m:r>
-                      <m:rPr>
-                        <m:sty m:val="p"/>
-                      </m:rPr>
-                      <m:t>=</m:t>
-                    </m:r>
-                    <m:r>
-                      <m:rPr>
-                        <m:sty m:val="p"/>
-                      </m:rPr>
-                      <m:t>E</m:t>
-                    </m:r>
-                    <m:r>
-                      <m:t>​</m:t>
-                    </m:r>
-                    <m:d>
-                      <m:dPr>
-                        <m:begChr m:val="["/>
-                        <m:sepChr m:val=""/>
-                        <m:endChr m:val="]"/>
-                        <m:grow/>
-                      </m:dPr>
-                      <m:e>
-                        <m:f>
-                          <m:fPr>
-                            <m:type m:val="bar"/>
-                          </m:fPr>
-                          <m:num>
-                            <m:r>
-                              <m:t>1</m:t>
-                            </m:r>
-                          </m:num>
-                          <m:den>
-                            <m:sSub>
-                              <m:e>
-                                <m:r>
-                                  <m:t>π</m:t>
-                                </m:r>
-                              </m:e>
-                              <m:sub>
-                                <m:r>
-                                  <m:t>a</m:t>
-                                </m:r>
-                              </m:sub>
-                            </m:sSub>
-                            <m:r>
-                              <m:rPr>
-                                <m:sty m:val="p"/>
-                              </m:rPr>
-                              <m:t>(</m:t>
-                            </m:r>
-                            <m:limLow>
-                              <m:e>
-                                <m:r>
-                                  <m:t>L</m:t>
-                                </m:r>
-                              </m:e>
-                              <m:lim>
-                                <m:r>
-                                  <m:rPr>
-                                    <m:sty m:val="p"/>
-                                  </m:rPr>
-                                  <m:t>∼</m:t>
-                                </m:r>
-                              </m:lim>
-                            </m:limLow>
-                            <m:r>
-                              <m:rPr>
-                                <m:sty m:val="p"/>
-                              </m:rPr>
-                              <m:t>)</m:t>
-                            </m:r>
-                          </m:den>
-                        </m:f>
-                        <m:r>
-                          <m:rPr>
-                            <m:sty m:val="p"/>
-                          </m:rPr>
-                          <m:t>E</m:t>
-                        </m:r>
-                        <m:r>
-                          <m:t>​</m:t>
-                        </m:r>
-                        <m:d>
-                          <m:dPr>
-                            <m:begChr m:val="["/>
-                            <m:sepChr m:val=""/>
-                            <m:endChr m:val="]"/>
-                            <m:grow/>
-                          </m:dPr>
-                          <m:e>
-                            <m:r>
-                              <m:rPr>
-                                <m:scr m:val="double-struck"/>
-                                <m:sty m:val="p"/>
-                              </m:rPr>
-                              <m:t>1</m:t>
-                            </m:r>
-                            <m:r>
-                              <m:t>​</m:t>
-                            </m:r>
-                            <m:d>
-                              <m:dPr>
-                                <m:begChr m:val="("/>
-                                <m:sepChr m:val=""/>
-                                <m:endChr m:val=")"/>
-                                <m:grow/>
-                              </m:dPr>
-                              <m:e>
-                                <m:r>
-                                  <m:t>A</m:t>
-                                </m:r>
-                                <m:r>
-                                  <m:rPr>
-                                    <m:sty m:val="p"/>
-                                  </m:rPr>
-                                  <m:t>=</m:t>
-                                </m:r>
-                                <m:r>
-                                  <m:t>a</m:t>
-                                </m:r>
-                              </m:e>
-                            </m:d>
-                            <m:r>
-                              <m:t>​</m:t>
-                            </m:r>
-                            <m:r>
-                              <m:t> </m:t>
-                            </m:r>
-                            <m:r>
-                              <m:t>Y</m:t>
-                            </m:r>
-                            <m:r>
-                              <m:rPr>
-                                <m:sty m:val="p"/>
-                              </m:rPr>
-                              <m:t>(</m:t>
-                            </m:r>
-                            <m:r>
-                              <m:t>a</m:t>
-                            </m:r>
-                            <m:r>
-                              <m:rPr>
-                                <m:sty m:val="p"/>
-                              </m:rPr>
-                              <m:t>)</m:t>
-                            </m:r>
-                            <m:r>
-                              <m:rPr>
-                                <m:sty m:val="p"/>
-                              </m:rPr>
-                              <m:t>∣</m:t>
-                            </m:r>
-                            <m:limLow>
-                              <m:e>
-                                <m:r>
-                                  <m:t>L</m:t>
-                                </m:r>
-                              </m:e>
-                              <m:lim>
-                                <m:r>
-                                  <m:rPr>
-                                    <m:sty m:val="p"/>
-                                  </m:rPr>
-                                  <m:t>∼</m:t>
-                                </m:r>
-                              </m:lim>
-                            </m:limLow>
-                          </m:e>
-                        </m:d>
-                        <m:r>
-                          <m:t>​</m:t>
-                        </m:r>
-                      </m:e>
-                    </m:d>
-                    <m:r>
-                      <m:t>​</m:t>
-                    </m:r>
-                    <m:r>
-                      <m:t>&amp;</m:t>
-                    </m:r>
-                    <m:r>
-                      <m:t>&amp;</m:t>
-                    </m:r>
-                    <m:r>
-                      <m:rPr>
-                        <m:nor/>
-                        <m:sty m:val="p"/>
-                      </m:rPr>
-                      <m:t>(consistency: </m:t>
-                    </m:r>
-                    <m:r>
-                      <m:t>Y</m:t>
-                    </m:r>
-                    <m:r>
-                      <m:rPr>
-                        <m:sty m:val="p"/>
-                      </m:rPr>
-                      <m:t>=</m:t>
-                    </m:r>
-                    <m:r>
-                      <m:t>Y</m:t>
-                    </m:r>
-                    <m:r>
-                      <m:rPr>
-                        <m:sty m:val="p"/>
-                      </m:rPr>
-                      <m:t>(</m:t>
-                    </m:r>
-                    <m:r>
-                      <m:t>a</m:t>
-                    </m:r>
-                    <m:r>
-                      <m:rPr>
-                        <m:sty m:val="p"/>
-                      </m:rPr>
-                      <m:t>)</m:t>
-                    </m:r>
-                    <m:r>
-                      <m:rPr>
-                        <m:nor/>
-                        <m:sty m:val="p"/>
-                      </m:rPr>
-                      <m:t> when </m:t>
-                    </m:r>
-                    <m:r>
-                      <m:t>A</m:t>
-                    </m:r>
-                    <m:r>
-                      <m:rPr>
-                        <m:sty m:val="p"/>
-                      </m:rPr>
-                      <m:t>=</m:t>
-                    </m:r>
-                    <m:r>
-                      <m:t>a</m:t>
-                    </m:r>
-                    <m:r>
-                      <m:rPr>
-                        <m:nor/>
-                        <m:sty m:val="p"/>
-                      </m:rPr>
-                      <m:t>)</m:t>
-                    </m:r>
-                  </m:e>
-                  <m:e>
-                    <m:r>
-                      <m:t>&amp;</m:t>
-                    </m:r>
-                    <m:r>
-                      <m:rPr>
-                        <m:sty m:val="p"/>
-                      </m:rPr>
-                      <m:t>=</m:t>
-                    </m:r>
-                    <m:r>
-                      <m:rPr>
-                        <m:sty m:val="p"/>
-                      </m:rPr>
-                      <m:t>E</m:t>
-                    </m:r>
-                    <m:r>
-                      <m:t>​</m:t>
-                    </m:r>
-                    <m:d>
-                      <m:dPr>
-                        <m:begChr m:val="["/>
-                        <m:sepChr m:val=""/>
-                        <m:endChr m:val="]"/>
-                        <m:grow/>
-                      </m:dPr>
-                      <m:e>
-                        <m:f>
-                          <m:fPr>
-                            <m:type m:val="bar"/>
-                          </m:fPr>
-                          <m:num>
-                            <m:r>
-                              <m:t>1</m:t>
-                            </m:r>
-                          </m:num>
-                          <m:den>
-                            <m:sSub>
-                              <m:e>
-                                <m:r>
-                                  <m:t>π</m:t>
-                                </m:r>
-                              </m:e>
-                              <m:sub>
-                                <m:r>
-                                  <m:t>a</m:t>
-                                </m:r>
-                              </m:sub>
-                            </m:sSub>
-                            <m:r>
-                              <m:rPr>
-                                <m:sty m:val="p"/>
-                              </m:rPr>
-                              <m:t>(</m:t>
-                            </m:r>
-                            <m:limLow>
-                              <m:e>
-                                <m:r>
-                                  <m:t>L</m:t>
-                                </m:r>
-                              </m:e>
-                              <m:lim>
-                                <m:r>
-                                  <m:rPr>
-                                    <m:sty m:val="p"/>
-                                  </m:rPr>
-                                  <m:t>∼</m:t>
-                                </m:r>
-                              </m:lim>
-                            </m:limLow>
-                            <m:r>
-                              <m:rPr>
-                                <m:sty m:val="p"/>
-                              </m:rPr>
-                              <m:t>)</m:t>
-                            </m:r>
-                          </m:den>
-                        </m:f>
-                        <m:r>
-                          <m:rPr>
-                            <m:sty m:val="p"/>
-                          </m:rPr>
-                          <m:t>E</m:t>
-                        </m:r>
-                        <m:r>
-                          <m:t>​</m:t>
-                        </m:r>
-                        <m:d>
-                          <m:dPr>
-                            <m:begChr m:val="["/>
-                            <m:sepChr m:val=""/>
-                            <m:endChr m:val="]"/>
-                            <m:grow/>
-                          </m:dPr>
-                          <m:e>
-                            <m:r>
-                              <m:rPr>
-                                <m:scr m:val="double-struck"/>
-                                <m:sty m:val="p"/>
-                              </m:rPr>
-                              <m:t>1</m:t>
-                            </m:r>
-                            <m:r>
-                              <m:t>​</m:t>
-                            </m:r>
-                            <m:d>
-                              <m:dPr>
-                                <m:begChr m:val="("/>
-                                <m:sepChr m:val=""/>
-                                <m:endChr m:val=")"/>
-                                <m:grow/>
-                              </m:dPr>
-                              <m:e>
-                                <m:r>
-                                  <m:t>A</m:t>
-                                </m:r>
-                                <m:r>
-                                  <m:rPr>
-                                    <m:sty m:val="p"/>
-                                  </m:rPr>
-                                  <m:t>=</m:t>
-                                </m:r>
-                                <m:r>
-                                  <m:t>a</m:t>
-                                </m:r>
-                              </m:e>
-                            </m:d>
-                            <m:r>
-                              <m:t>​</m:t>
-                            </m:r>
-                            <m:r>
-                              <m:rPr>
-                                <m:sty m:val="p"/>
-                              </m:rPr>
-                              <m:t>∣</m:t>
-                            </m:r>
-                            <m:limLow>
-                              <m:e>
-                                <m:r>
-                                  <m:t>L</m:t>
-                                </m:r>
-                              </m:e>
-                              <m:lim>
-                                <m:r>
-                                  <m:rPr>
-                                    <m:sty m:val="p"/>
-                                  </m:rPr>
-                                  <m:t>∼</m:t>
-                                </m:r>
-                              </m:lim>
-                            </m:limLow>
-                          </m:e>
-                        </m:d>
-                        <m:r>
-                          <m:t>​</m:t>
-                        </m:r>
-                        <m:r>
-                          <m:rPr>
-                            <m:sty m:val="p"/>
-                          </m:rPr>
-                          <m:t>E</m:t>
-                        </m:r>
-                        <m:r>
-                          <m:t>​</m:t>
-                        </m:r>
-                        <m:d>
-                          <m:dPr>
-                            <m:begChr m:val="["/>
-                            <m:sepChr m:val=""/>
-                            <m:endChr m:val="]"/>
-                            <m:grow/>
-                          </m:dPr>
-                          <m:e>
-                            <m:r>
-                              <m:t>Y</m:t>
-                            </m:r>
-                            <m:r>
-                              <m:rPr>
-                                <m:sty m:val="p"/>
-                              </m:rPr>
-                              <m:t>(</m:t>
-                            </m:r>
-                            <m:r>
-                              <m:t>a</m:t>
-                            </m:r>
-                            <m:r>
-                              <m:rPr>
-                                <m:sty m:val="p"/>
-                              </m:rPr>
-                              <m:t>)</m:t>
-                            </m:r>
-                            <m:r>
-                              <m:rPr>
-                                <m:sty m:val="p"/>
-                              </m:rPr>
-                              <m:t>∣</m:t>
-                            </m:r>
-                            <m:limLow>
-                              <m:e>
-                                <m:r>
-                                  <m:t>L</m:t>
-                                </m:r>
-                              </m:e>
-                              <m:lim>
-                                <m:r>
-                                  <m:rPr>
-                                    <m:sty m:val="p"/>
-                                  </m:rPr>
-                                  <m:t>∼</m:t>
-                                </m:r>
-                              </m:lim>
-                            </m:limLow>
-                          </m:e>
-                        </m:d>
-                        <m:r>
-                          <m:t>​</m:t>
-                        </m:r>
-                      </m:e>
-                    </m:d>
-                    <m:r>
-                      <m:t>​</m:t>
-                    </m:r>
-                    <m:r>
-                      <m:t>&amp;</m:t>
-                    </m:r>
-                    <m:r>
-                      <m:t>&amp;</m:t>
-                    </m:r>
-                    <m:r>
-                      <m:rPr>
-                        <m:nor/>
-                        <m:sty m:val="p"/>
-                      </m:rPr>
-                      <m:t>(conditional exchangeability: </m:t>
-                    </m:r>
-                    <m:r>
-                      <m:t>A</m:t>
-                    </m:r>
-                    <m:r>
-                      <m:rPr>
-                        <m:sty m:val="p"/>
-                      </m:rPr>
-                      <m:t>⟂</m:t>
-                    </m:r>
-                    <m:r>
-                      <m:t>​</m:t>
-                    </m:r>
-                    <m:r>
-                      <m:t>​</m:t>
-                    </m:r>
-                    <m:r>
-                      <m:t>​</m:t>
-                    </m:r>
-                    <m:r>
-                      <m:rPr>
-                        <m:sty m:val="p"/>
-                      </m:rPr>
-                      <m:t>⟂</m:t>
-                    </m:r>
-                    <m:r>
-                      <m:t>Y</m:t>
-                    </m:r>
-                    <m:r>
-                      <m:rPr>
-                        <m:sty m:val="p"/>
-                      </m:rPr>
-                      <m:t>(</m:t>
-                    </m:r>
-                    <m:r>
-                      <m:t>a</m:t>
-                    </m:r>
-                    <m:r>
-                      <m:rPr>
-                        <m:sty m:val="p"/>
-                      </m:rPr>
-                      <m:t>)</m:t>
-                    </m:r>
-                    <m:r>
-                      <m:rPr>
-                        <m:sty m:val="p"/>
-                      </m:rPr>
-                      <m:t>∣</m:t>
-                    </m:r>
-                    <m:limLow>
-                      <m:e>
-                        <m:r>
-                          <m:t>L</m:t>
-                        </m:r>
-                      </m:e>
-                      <m:lim>
-                        <m:r>
-                          <m:rPr>
-                            <m:sty m:val="p"/>
-                          </m:rPr>
-                          <m:t>∼</m:t>
-                        </m:r>
-                      </m:lim>
-                    </m:limLow>
-                    <m:r>
-                      <m:rPr>
-                        <m:nor/>
-                        <m:sty m:val="p"/>
-                      </m:rPr>
-                      <m:t>)</m:t>
-                    </m:r>
-                  </m:e>
-                  <m:e>
-                    <m:r>
-                      <m:t>&amp;</m:t>
-                    </m:r>
-                    <m:r>
-                      <m:rPr>
-                        <m:sty m:val="p"/>
-                      </m:rPr>
-                      <m:t>=</m:t>
-                    </m:r>
-                    <m:r>
-                      <m:rPr>
-                        <m:sty m:val="p"/>
-                      </m:rPr>
-                      <m:t>E</m:t>
-                    </m:r>
-                    <m:r>
-                      <m:t>​</m:t>
-                    </m:r>
-                    <m:d>
-                      <m:dPr>
-                        <m:begChr m:val="["/>
-                        <m:sepChr m:val=""/>
-                        <m:endChr m:val="]"/>
-                        <m:grow/>
-                      </m:dPr>
-                      <m:e>
-                        <m:f>
-                          <m:fPr>
-                            <m:type m:val="bar"/>
-                          </m:fPr>
-                          <m:num>
-                            <m:r>
-                              <m:t>1</m:t>
-                            </m:r>
-                          </m:num>
-                          <m:den>
-                            <m:sSub>
-                              <m:e>
-                                <m:r>
-                                  <m:t>π</m:t>
-                                </m:r>
-                              </m:e>
-                              <m:sub>
-                                <m:r>
-                                  <m:t>a</m:t>
-                                </m:r>
-                              </m:sub>
-                            </m:sSub>
-                            <m:r>
-                              <m:rPr>
-                                <m:sty m:val="p"/>
-                              </m:rPr>
-                              <m:t>(</m:t>
-                            </m:r>
-                            <m:limLow>
-                              <m:e>
-                                <m:r>
-                                  <m:t>L</m:t>
-                                </m:r>
-                              </m:e>
-                              <m:lim>
-                                <m:r>
-                                  <m:rPr>
-                                    <m:sty m:val="p"/>
-                                  </m:rPr>
-                                  <m:t>∼</m:t>
-                                </m:r>
-                              </m:lim>
-                            </m:limLow>
-                            <m:r>
-                              <m:rPr>
-                                <m:sty m:val="p"/>
-                              </m:rPr>
-                              <m:t>)</m:t>
-                            </m:r>
-                          </m:den>
-                        </m:f>
-                        <m:sSub>
-                          <m:e>
-                            <m:r>
-                              <m:t>π</m:t>
-                            </m:r>
-                          </m:e>
-                          <m:sub>
-                            <m:r>
-                              <m:t>a</m:t>
-                            </m:r>
-                          </m:sub>
-                        </m:sSub>
-                        <m:r>
-                          <m:rPr>
-                            <m:sty m:val="p"/>
-                          </m:rPr>
-                          <m:t>(</m:t>
-                        </m:r>
-                        <m:limLow>
-                          <m:e>
-                            <m:r>
-                              <m:t>L</m:t>
-                            </m:r>
-                          </m:e>
-                          <m:lim>
-                            <m:r>
-                              <m:rPr>
-                                <m:sty m:val="p"/>
-                              </m:rPr>
-                              <m:t>∼</m:t>
-                            </m:r>
-                          </m:lim>
-                        </m:limLow>
-                        <m:r>
-                          <m:rPr>
-                            <m:sty m:val="p"/>
-                          </m:rPr>
-                          <m:t>)</m:t>
-                        </m:r>
-                        <m:r>
-                          <m:rPr>
-                            <m:sty m:val="p"/>
-                          </m:rPr>
-                          <m:t>E</m:t>
-                        </m:r>
-                        <m:r>
-                          <m:t>​</m:t>
-                        </m:r>
-                        <m:d>
-                          <m:dPr>
-                            <m:begChr m:val="["/>
-                            <m:sepChr m:val=""/>
-                            <m:endChr m:val="]"/>
-                            <m:grow/>
-                          </m:dPr>
-                          <m:e>
-                            <m:r>
-                              <m:t>Y</m:t>
-                            </m:r>
-                            <m:r>
-                              <m:rPr>
-                                <m:sty m:val="p"/>
-                              </m:rPr>
-                              <m:t>(</m:t>
-                            </m:r>
-                            <m:r>
-                              <m:t>a</m:t>
-                            </m:r>
-                            <m:r>
-                              <m:rPr>
-                                <m:sty m:val="p"/>
-                              </m:rPr>
-                              <m:t>)</m:t>
-                            </m:r>
-                            <m:r>
-                              <m:rPr>
-                                <m:sty m:val="p"/>
-                              </m:rPr>
-                              <m:t>∣</m:t>
-                            </m:r>
-                            <m:limLow>
-                              <m:e>
-                                <m:r>
-                                  <m:t>L</m:t>
-                                </m:r>
-                              </m:e>
-                              <m:lim>
-                                <m:r>
-                                  <m:rPr>
-                                    <m:sty m:val="p"/>
-                                  </m:rPr>
-                                  <m:t>∼</m:t>
-                                </m:r>
-                              </m:lim>
-                            </m:limLow>
-                          </m:e>
-                        </m:d>
-                        <m:r>
-                          <m:t>​</m:t>
-                        </m:r>
-                      </m:e>
-                    </m:d>
-                    <m:r>
-                      <m:t>​</m:t>
-                    </m:r>
-                    <m:r>
-                      <m:t>&amp;</m:t>
-                    </m:r>
-                    <m:r>
-                      <m:t>&amp;</m:t>
-                    </m:r>
-                    <m:r>
-                      <m:rPr>
-                        <m:nor/>
-                        <m:sty m:val="p"/>
-                      </m:rPr>
-                      <m:t>(</m:t>
-                    </m:r>
-                    <m:r>
-                      <m:rPr>
-                        <m:sty m:val="p"/>
-                      </m:rPr>
-                      <m:t>E</m:t>
-                    </m:r>
-                    <m:r>
-                      <m:t>​</m:t>
-                    </m:r>
-                    <m:d>
-                      <m:dPr>
-                        <m:begChr m:val="["/>
-                        <m:sepChr m:val=""/>
-                        <m:endChr m:val="]"/>
-                        <m:grow/>
-                      </m:dPr>
-                      <m:e>
-                        <m:r>
-                          <m:rPr>
-                            <m:scr m:val="double-struck"/>
-                            <m:sty m:val="p"/>
-                          </m:rPr>
-                          <m:t>1</m:t>
-                        </m:r>
-                        <m:r>
-                          <m:t>​</m:t>
-                        </m:r>
-                        <m:d>
-                          <m:dPr>
-                            <m:begChr m:val="("/>
-                            <m:sepChr m:val=""/>
-                            <m:endChr m:val=")"/>
-                            <m:grow/>
-                          </m:dPr>
-                          <m:e>
-                            <m:r>
-                              <m:t>A</m:t>
-                            </m:r>
-                            <m:r>
-                              <m:rPr>
-                                <m:sty m:val="p"/>
-                              </m:rPr>
-                              <m:t>=</m:t>
-                            </m:r>
-                            <m:r>
-                              <m:t>a</m:t>
-                            </m:r>
-                          </m:e>
-                        </m:d>
-                        <m:r>
-                          <m:t>​</m:t>
-                        </m:r>
-                        <m:r>
-                          <m:rPr>
-                            <m:sty m:val="p"/>
-                          </m:rPr>
-                          <m:t>∣</m:t>
-                        </m:r>
-                        <m:limLow>
-                          <m:e>
-                            <m:r>
-                              <m:t>L</m:t>
-                            </m:r>
-                          </m:e>
-                          <m:lim>
-                            <m:r>
-                              <m:rPr>
-                                <m:sty m:val="p"/>
-                              </m:rPr>
-                              <m:t>∼</m:t>
-                            </m:r>
-                          </m:lim>
-                        </m:limLow>
-                      </m:e>
-                    </m:d>
-                    <m:r>
-                      <m:t>​</m:t>
-                    </m:r>
-                    <m:r>
-                      <m:rPr>
-                        <m:sty m:val="p"/>
-                      </m:rPr>
-                      <m:t>=</m:t>
-                    </m:r>
-                    <m:r>
-                      <m:rPr>
-                        <m:sty m:val="p"/>
-                      </m:rPr>
-                      <m:t>P</m:t>
-                    </m:r>
-                    <m:r>
-                      <m:t>​</m:t>
-                    </m:r>
-                    <m:d>
-                      <m:dPr>
-                        <m:begChr m:val="("/>
-                        <m:sepChr m:val=""/>
-                        <m:endChr m:val=")"/>
-                        <m:grow/>
-                      </m:dPr>
-                      <m:e>
-                        <m:r>
-                          <m:t>A</m:t>
-                        </m:r>
-                        <m:r>
-                          <m:rPr>
-                            <m:sty m:val="p"/>
-                          </m:rPr>
-                          <m:t>=</m:t>
-                        </m:r>
-                        <m:r>
-                          <m:t>a</m:t>
-                        </m:r>
-                        <m:r>
-                          <m:rPr>
-                            <m:sty m:val="p"/>
-                          </m:rPr>
-                          <m:t>∣</m:t>
-                        </m:r>
-                        <m:limLow>
-                          <m:e>
-                            <m:r>
-                              <m:t>L</m:t>
-                            </m:r>
-                          </m:e>
-                          <m:lim>
-                            <m:r>
-                              <m:rPr>
-                                <m:sty m:val="p"/>
-                              </m:rPr>
-                              <m:t>∼</m:t>
-                            </m:r>
-                          </m:lim>
-                        </m:limLow>
-                      </m:e>
-                    </m:d>
-                    <m:r>
-                      <m:t>​</m:t>
-                    </m:r>
-                    <m:r>
-                      <m:rPr>
-                        <m:nor/>
-                        <m:sty m:val="p"/>
-                      </m:rPr>
-                      <m:t>)</m:t>
-                    </m:r>
-                  </m:e>
-                  <m:e>
-                    <m:r>
-                      <m:t>&amp;</m:t>
-                    </m:r>
-                    <m:r>
-                      <m:rPr>
-                        <m:sty m:val="p"/>
-                      </m:rPr>
-                      <m:t>=</m:t>
-                    </m:r>
-                    <m:r>
-                      <m:rPr>
-                        <m:sty m:val="p"/>
-                      </m:rPr>
-                      <m:t>E</m:t>
-                    </m:r>
-                    <m:r>
-                      <m:t>​</m:t>
-                    </m:r>
-                    <m:d>
-                      <m:dPr>
-                        <m:begChr m:val="["/>
-                        <m:sepChr m:val=""/>
-                        <m:endChr m:val="]"/>
-                        <m:grow/>
-                      </m:dPr>
-                      <m:e>
-                        <m:r>
-                          <m:rPr>
-                            <m:sty m:val="p"/>
-                          </m:rPr>
-                          <m:t>E</m:t>
-                        </m:r>
-                        <m:r>
-                          <m:t>​</m:t>
-                        </m:r>
-                        <m:d>
-                          <m:dPr>
-                            <m:begChr m:val="["/>
-                            <m:sepChr m:val=""/>
-                            <m:endChr m:val="]"/>
-                            <m:grow/>
-                          </m:dPr>
-                          <m:e>
-                            <m:r>
-                              <m:t>Y</m:t>
-                            </m:r>
-                            <m:r>
-                              <m:rPr>
-                                <m:sty m:val="p"/>
-                              </m:rPr>
-                              <m:t>(</m:t>
-                            </m:r>
-                            <m:r>
-                              <m:t>a</m:t>
-                            </m:r>
-                            <m:r>
-                              <m:rPr>
-                                <m:sty m:val="p"/>
-                              </m:rPr>
-                              <m:t>)</m:t>
-                            </m:r>
-                            <m:r>
-                              <m:rPr>
-                                <m:sty m:val="p"/>
-                              </m:rPr>
-                              <m:t>∣</m:t>
-                            </m:r>
-                            <m:limLow>
-                              <m:e>
-                                <m:r>
-                                  <m:t>L</m:t>
-                                </m:r>
-                              </m:e>
-                              <m:lim>
-                                <m:r>
-                                  <m:rPr>
-                                    <m:sty m:val="p"/>
-                                  </m:rPr>
-                                  <m:t>∼</m:t>
-                                </m:r>
-                              </m:lim>
-                            </m:limLow>
-                          </m:e>
-                        </m:d>
-                        <m:r>
-                          <m:t>​</m:t>
-                        </m:r>
-                      </m:e>
-                    </m:d>
-                    <m:r>
-                      <m:t>​</m:t>
-                    </m:r>
-                    <m:r>
-                      <m:t>&amp;</m:t>
-                    </m:r>
-                    <m:r>
-                      <m:t>&amp;</m:t>
-                    </m:r>
-                    <m:r>
-                      <m:rPr>
-                        <m:nor/>
-                        <m:sty m:val="p"/>
-                      </m:rPr>
-                      <m:t>(cancel </m:t>
-                    </m:r>
-                    <m:sSub>
-                      <m:e>
-                        <m:r>
-                          <m:t>π</m:t>
-                        </m:r>
-                      </m:e>
-                      <m:sub>
-                        <m:r>
-                          <m:t>a</m:t>
-                        </m:r>
-                      </m:sub>
-                    </m:sSub>
-                    <m:r>
-                      <m:rPr>
-                        <m:sty m:val="p"/>
-                      </m:rPr>
-                      <m:t>(</m:t>
-                    </m:r>
-                    <m:limLow>
-                      <m:e>
-                        <m:r>
-                          <m:t>L</m:t>
-                        </m:r>
-                      </m:e>
-                      <m:lim>
-                        <m:r>
-                          <m:rPr>
-                            <m:sty m:val="p"/>
-                          </m:rPr>
-                          <m:t>∼</m:t>
-                        </m:r>
-                      </m:lim>
-                    </m:limLow>
-                    <m:r>
-                      <m:rPr>
-                        <m:sty m:val="p"/>
-                      </m:rPr>
-                      <m:t>)</m:t>
-                    </m:r>
-                    <m:r>
-                      <m:rPr>
-                        <m:nor/>
-                        <m:sty m:val="p"/>
-                      </m:rPr>
-                      <m:t>)</m:t>
-                    </m:r>
-                  </m:e>
-                  <m:e>
-                    <m:r>
-                      <m:t>&amp;</m:t>
-                    </m:r>
-                    <m:r>
-                      <m:rPr>
-                        <m:sty m:val="p"/>
-                      </m:rPr>
-                      <m:t>=</m:t>
-                    </m:r>
-                    <m:r>
-                      <m:rPr>
-                        <m:sty m:val="p"/>
-                      </m:rPr>
-                      <m:t>E</m:t>
-                    </m:r>
-                    <m:r>
-                      <m:t>​</m:t>
-                    </m:r>
-                    <m:d>
-                      <m:dPr>
-                        <m:begChr m:val="["/>
-                        <m:sepChr m:val=""/>
-                        <m:endChr m:val="]"/>
-                        <m:grow/>
-                      </m:dPr>
-                      <m:e>
-                        <m:r>
-                          <m:t>Y</m:t>
-                        </m:r>
-                        <m:r>
-                          <m:rPr>
-                            <m:sty m:val="p"/>
-                          </m:rPr>
-                          <m:t>(</m:t>
-                        </m:r>
-                        <m:r>
-                          <m:t>a</m:t>
-                        </m:r>
-                        <m:r>
-                          <m:rPr>
-                            <m:sty m:val="p"/>
-                          </m:rPr>
-                          <m:t>)</m:t>
-                        </m:r>
-                      </m:e>
-                    </m:d>
-                    <m:r>
-                      <m:t>​</m:t>
-                    </m:r>
-                    <m:r>
-                      <m:t>&amp;</m:t>
-                    </m:r>
-                    <m:r>
-                      <m:t>&amp;</m:t>
-                    </m:r>
-                    <m:r>
-                      <m:rPr>
-                        <m:nor/>
-                        <m:sty m:val="p"/>
-                      </m:rPr>
-                      <m:t>(law of total expectation)</m:t>
-                    </m:r>
-                  </m:e>
-                </m:eqArr>
-              </m:oMath>
-            </m:oMathPara>
+            <w:r>
+              <w:t xml:space="preserve">$$
+    \begin{aligned}
+    \operatorname{E}\mathopen{}\left[\frac{\mathbb{1}\mathopen{}\left(A = a\right)\mathclose{} \, Y}{\pi_a(\mathord{\smash[b]{\underset{\raise.3ex\hbox{$\scriptstyle\sim$}}{L}}\vphantom{L}})}\right]\mathclose{}
+    &amp;= \operatorname{E}\mathopen{}\left[\operatorname{E}\mathopen{}\left[\frac{\mathbb{1}\mathopen{}\left(A = a\right)\mathclose{} \, Y}{\pi_a(\mathord{\smash[b]{\underset{\raise.3ex\hbox{$\scriptstyle\sim$}}{L}}\vphantom{L}})} \mid \mathord{\smash[b]{\underset{\raise.3ex\hbox{$\scriptstyle\sim$}}{L}}\vphantom{L}}\right]\mathclose{}\right]\mathclose{}
+    &amp;&amp; \text{(law of total expectation)} \\
+    &amp;= \operatorname{E}\mathopen{}\left[\frac{1}{\pi_a(\mathord{\smash[b]{\underset{\raise.3ex\hbox{$\scriptstyle\sim$}}{L}}\vphantom{L}})} \operatorname{E}\mathopen{}\left[\mathbb{1}\mathopen{}\left(A = a\right)\mathclose{} \, Y \mid \mathord{\smash[b]{\underset{\raise.3ex\hbox{$\scriptstyle\sim$}}{L}}\vphantom{L}}\right]\mathclose{}\right]\mathclose{}
+    &amp;&amp; \text{(pull out } 1 / \pi_a(\mathord{\smash[b]{\underset{\raise.3ex\hbox{$\scriptstyle\sim$}}{L}}\vphantom{L}}) \text{, which positivity keeps finite)} \\
+    &amp;= \operatorname{E}\mathopen{}\left[\frac{1}{\pi_a(\mathord{\smash[b]{\underset{\raise.3ex\hbox{$\scriptstyle\sim$}}{L}}\vphantom{L}})} \operatorname{E}\mathopen{}\left[\mathbb{1}\mathopen{}\left(A = a\right)\mathclose{} \, Y(a) \mid \mathord{\smash[b]{\underset{\raise.3ex\hbox{$\scriptstyle\sim$}}{L}}\vphantom{L}}\right]\mathclose{}\right]\mathclose{}
+    &amp;&amp; \text{(consistency: } Y = Y(a) \text{ when } A = a \text{)} \\
+    &amp;= \operatorname{E}\mathopen{}\left[\frac{1}{\pi_a(\mathord{\smash[b]{\underset{\raise.3ex\hbox{$\scriptstyle\sim$}}{L}}\vphantom{L}})} \operatorname{E}\mathopen{}\left[\mathbb{1}\mathopen{}\left(A = a\right)\mathclose{} \mid \mathord{\smash[b]{\underset{\raise.3ex\hbox{$\scriptstyle\sim$}}{L}}\vphantom{L}}\right]\mathclose{} \operatorname{E}\mathopen{}\left[Y(a) \mid \mathord{\smash[b]{\underset{\raise.3ex\hbox{$\scriptstyle\sim$}}{L}}\vphantom{L}}\right]\mathclose{}\right]\mathclose{}
+    &amp;&amp; \text{(conditional exchangeability: } A \perp\!\!\!\perp Y(a) \mid \mathord{\smash[b]{\underset{\raise.3ex\hbox{$\scriptstyle\sim$}}{L}}\vphantom{L}} \text{)} \\
+    &amp;= \operatorname{E}\mathopen{}\left[\frac{1}{\pi_a(\mathord{\smash[b]{\underset{\raise.3ex\hbox{$\scriptstyle\sim$}}{L}}\vphantom{L}})} \pi_a(\mathord{\smash[b]{\underset{\raise.3ex\hbox{$\scriptstyle\sim$}}{L}}\vphantom{L}}) \operatorname{E}\mathopen{}\left[Y(a) \mid \mathord{\smash[b]{\underset{\raise.3ex\hbox{$\scriptstyle\sim$}}{L}}\vphantom{L}}\right]\mathclose{}\right]\mathclose{}
+    &amp;&amp; \text{(} \operatorname{E}\mathopen{}\left[\mathbb{1}\mathopen{}\left(A = a\right)\mathclose{} \mid \mathord{\smash[b]{\underset{\raise.3ex\hbox{$\scriptstyle\sim$}}{L}}\vphantom{L}}\right]\mathclose{} = \operatorname{P}\mathopen{}\left(A = a \mid \mathord{\smash[b]{\underset{\raise.3ex\hbox{$\scriptstyle\sim$}}{L}}\vphantom{L}}\right)\mathclose{} \text{)} \\
+    &amp;= \operatorname{E}\mathopen{}\left[\operatorname{E}\mathopen{}\left[Y(a) \mid \mathord{\smash[b]{\underset{\raise.3ex\hbox{$\scriptstyle\sim$}}{L}}\vphantom{L}}\right]\mathclose{}\right]\mathclose{}
+    &amp;&amp; \text{(cancel } \pi_a(\mathord{\smash[b]{\underset{\raise.3ex\hbox{$\scriptstyle\sim$}}{L}}\vphantom{L}}) \text{)} \\
+    &amp;= \operatorname{E}\mathopen{}\left[Y(a)\right]\mathclose{}
+    &amp;&amp; \text{(law of total expectation)}
+    \end{aligned}
+    $$</w:t>
+            </w:r>
           </w:p>
           <w:p/>
         </w:tc>
@@ -45092,13 +38882,22 @@
       </w:r>
     </w:p>
     <w:bookmarkStart w:id="167" w:name="refs"/>
-    <w:bookmarkStart w:id="152" w:name="ref-hernan2020causal"/>
+    <w:bookmarkStart w:id="152" w:name="ref-vittinghoff2e"/>
     <w:p>
       <w:pPr>
         <w:pStyle w:val="Bibliography"/>
       </w:pPr>
       <w:r>
-        <w:t xml:space="preserve">Hernán, Miguel A., and James M. Robins. 2020.</w:t>
+        <w:t xml:space="preserve">[1]</w:t>
+      </w:r>
+      <w:r>
+        <w:t xml:space="preserve"> </w:t>
+      </w:r>
+      <w:r>
+        <w:t xml:space="preserve">	</w:t>
+      </w:r>
+      <w:r>
+        <w:t xml:space="preserve">E. Vittinghoff, D. V. Glidden, S. C. Shiboski, and C. E. McCulloch,</w:t>
       </w:r>
       <w:r>
         <w:t xml:space="preserve"> </w:t>
@@ -45108,15 +38907,58 @@
           <w:i/>
           <w:iCs/>
         </w:rPr>
-        <w:t xml:space="preserve">Causal Inference: What If</w:t>
-      </w:r>
-      <w:r>
-        <w:t xml:space="preserve">. Chapman &amp; Hall/CRC.</w:t>
+        <w:t xml:space="preserve">Regression methods in biostatistics: Linear, logistic, survival, and repeated measures models</w:t>
+      </w:r>
+      <w:r>
+        <w:t xml:space="preserve">, 2nd ed. Springer, 2012. Available:</w:t>
       </w:r>
       <w:r>
         <w:t xml:space="preserve"> </w:t>
       </w:r>
       <w:hyperlink r:id="rId151">
+        <w:r>
+          <w:rPr>
+            <w:rStyle w:val="Hyperlink"/>
+          </w:rPr>
+          <w:t xml:space="preserve">https://doi.org/10.1007/978-1-4614-1353-0</w:t>
+        </w:r>
+      </w:hyperlink>
+    </w:p>
+    <w:bookmarkEnd w:id="152"/>
+    <w:bookmarkStart w:id="154" w:name="ref-hernan2020causal"/>
+    <w:p>
+      <w:pPr>
+        <w:pStyle w:val="Bibliography"/>
+      </w:pPr>
+      <w:r>
+        <w:t xml:space="preserve">[2]</w:t>
+      </w:r>
+      <w:r>
+        <w:t xml:space="preserve"> </w:t>
+      </w:r>
+      <w:r>
+        <w:t xml:space="preserve">	</w:t>
+      </w:r>
+      <w:r>
+        <w:t xml:space="preserve">M. A. Hernán and J. M. Robins,</w:t>
+      </w:r>
+      <w:r>
+        <w:t xml:space="preserve"> </w:t>
+      </w:r>
+      <w:r>
+        <w:rPr>
+          <w:i/>
+          <w:iCs/>
+        </w:rPr>
+        <w:t xml:space="preserve">Causal inference: What if</w:t>
+      </w:r>
+      <w:r>
+        <w:t xml:space="preserve">. Chapman &amp; Hall/CRC, 2020. Available:</w:t>
+      </w:r>
+      <w:r>
+        <w:t xml:space="preserve"> </w:t>
+      </w:r>
+      <w:hyperlink r:id="rId153">
         <w:r>
           <w:rPr>
             <w:rStyle w:val="Hyperlink"/>
@@ -45124,24 +38966,30 @@
           <w:t xml:space="preserve">https://www.hsph.harvard.edu/miguel-hernan/causal-inference-book/</w:t>
         </w:r>
       </w:hyperlink>
-      <w:r>
-        <w:t xml:space="preserve">.</w:t>
-      </w:r>
     </w:p>
-    <w:bookmarkEnd w:id="152"/>
-    <w:bookmarkStart w:id="154" w:name="ref-holland1986statistics"/>
+    <w:bookmarkEnd w:id="154"/>
+    <w:bookmarkStart w:id="156" w:name="ref-holland1986statistics"/>
     <w:p>
       <w:pPr>
         <w:pStyle w:val="Bibliography"/>
       </w:pPr>
       <w:r>
-        <w:t xml:space="preserve">Holland, Paul W. 1986.</w:t>
-      </w:r>
-      <w:r>
-        <w:t xml:space="preserve"> </w:t>
-      </w:r>
-      <w:r>
-        <w:t xml:space="preserve">“Statistics and Causal Inference.”</w:t>
+        <w:t xml:space="preserve">[3]</w:t>
+      </w:r>
+      <w:r>
+        <w:t xml:space="preserve"> </w:t>
+      </w:r>
+      <w:r>
+        <w:t xml:space="preserve">	</w:t>
+      </w:r>
+      <w:r>
+        <w:t xml:space="preserve">P. W. Holland,</w:t>
+      </w:r>
+      <w:r>
+        <w:t xml:space="preserve"> </w:t>
+      </w:r>
+      <w:r>
+        <w:t xml:space="preserve">“Statistics and causal inference,”</w:t>
       </w:r>
       <w:r>
         <w:t xml:space="preserve"> </w:t>
@@ -45154,40 +39002,46 @@
         <w:t xml:space="preserve">Journal of the American Statistical Association</w:t>
       </w:r>
       <w:r>
-        <w:t xml:space="preserve"> </w:t>
-      </w:r>
-      <w:r>
-        <w:t xml:space="preserve">81 (396): 945–60.</w:t>
-      </w:r>
-      <w:r>
-        <w:t xml:space="preserve"> </w:t>
-      </w:r>
-      <w:hyperlink r:id="rId153">
+        <w:t xml:space="preserve">, vol. 81, no. 396, pp. 945–960, 1986, doi:</w:t>
+      </w:r>
+      <w:r>
+        <w:t xml:space="preserve"> </w:t>
+      </w:r>
+      <w:hyperlink r:id="rId155">
         <w:r>
           <w:rPr>
             <w:rStyle w:val="Hyperlink"/>
           </w:rPr>
-          <w:t xml:space="preserve">https://doi.org/10.2307/2289064</w:t>
+          <w:t xml:space="preserve">10.2307/2289064</w:t>
         </w:r>
       </w:hyperlink>
       <w:r>
         <w:t xml:space="preserve">.</w:t>
       </w:r>
     </w:p>
-    <w:bookmarkEnd w:id="154"/>
-    <w:bookmarkStart w:id="155" w:name="ref-HulleyStephen1998RToE"/>
+    <w:bookmarkEnd w:id="156"/>
+    <w:bookmarkStart w:id="158" w:name="ref-rubin1974estimating"/>
     <w:p>
       <w:pPr>
         <w:pStyle w:val="Bibliography"/>
       </w:pPr>
       <w:r>
-        <w:t xml:space="preserve">Hulley, Stephen, Deborah Grady, Trudy Bush, et al. 1998.</w:t>
-      </w:r>
-      <w:r>
-        <w:t xml:space="preserve"> </w:t>
-      </w:r>
-      <w:r>
-        <w:t xml:space="preserve">“Randomized Trial of Estrogen Plus Progestin for Secondary Prevention of Coronary Heart Disease in Postmenopausal Women.”</w:t>
+        <w:t xml:space="preserve">[4]</w:t>
+      </w:r>
+      <w:r>
+        <w:t xml:space="preserve"> </w:t>
+      </w:r>
+      <w:r>
+        <w:t xml:space="preserve">	</w:t>
+      </w:r>
+      <w:r>
+        <w:t xml:space="preserve">D. B. Rubin,</w:t>
+      </w:r>
+      <w:r>
+        <w:t xml:space="preserve"> </w:t>
+      </w:r>
+      <w:r>
+        <w:t xml:space="preserve">“Estimating causal effects of treatments in randomized and nonrandomized studies,”</w:t>
       </w:r>
       <w:r>
         <w:t xml:space="preserve"> </w:t>
@@ -45197,23 +39051,43 @@
           <w:i/>
           <w:iCs/>
         </w:rPr>
-        <w:t xml:space="preserve">JAMA : The Journal of the American Medical Association</w:t>
-      </w:r>
-      <w:r>
-        <w:t xml:space="preserve"> </w:t>
-      </w:r>
-      <w:r>
-        <w:t xml:space="preserve">(Chicago, IL) 280 (7): 605–13.</w:t>
+        <w:t xml:space="preserve">Journal of Educational Psychology</w:t>
+      </w:r>
+      <w:r>
+        <w:t xml:space="preserve">, vol. 66, no. 5, pp. 688–701, 1974, doi:</w:t>
+      </w:r>
+      <w:r>
+        <w:t xml:space="preserve"> </w:t>
+      </w:r>
+      <w:hyperlink r:id="rId157">
+        <w:r>
+          <w:rPr>
+            <w:rStyle w:val="Hyperlink"/>
+          </w:rPr>
+          <w:t xml:space="preserve">10.1037/h0037350</w:t>
+        </w:r>
+      </w:hyperlink>
+      <w:r>
+        <w:t xml:space="preserve">.</w:t>
       </w:r>
     </w:p>
-    <w:bookmarkEnd w:id="155"/>
-    <w:bookmarkStart w:id="156" w:name="ref-statrethink2e"/>
+    <w:bookmarkEnd w:id="158"/>
+    <w:bookmarkStart w:id="159" w:name="ref-HulleyStephen1998RToE"/>
     <w:p>
       <w:pPr>
         <w:pStyle w:val="Bibliography"/>
       </w:pPr>
       <w:r>
-        <w:t xml:space="preserve">McElreath, Richard. 2020.</w:t>
+        <w:t xml:space="preserve">[5]</w:t>
+      </w:r>
+      <w:r>
+        <w:t xml:space="preserve"> </w:t>
+      </w:r>
+      <w:r>
+        <w:t xml:space="preserve">	</w:t>
+      </w:r>
+      <w:r>
+        <w:t xml:space="preserve">S. Hulley</w:t>
       </w:r>
       <w:r>
         <w:t xml:space="preserve"> </w:t>
@@ -45223,90 +39097,48 @@
           <w:i/>
           <w:iCs/>
         </w:rPr>
-        <w:t xml:space="preserve">Statistical Rethinking : A</w:t>
+        <w:t xml:space="preserve">et al.</w:t>
+      </w:r>
+      <w:r>
+        <w:t xml:space="preserve">,</w:t>
+      </w:r>
+      <w:r>
+        <w:t xml:space="preserve"> </w:t>
+      </w:r>
+      <w:r>
+        <w:t xml:space="preserve">“Randomized trial of estrogen plus progestin for secondary prevention of coronary heart disease in postmenopausal women,”</w:t>
+      </w:r>
+      <w:r>
+        <w:t xml:space="preserve"> </w:t>
       </w:r>
       <w:r>
         <w:rPr>
           <w:i/>
           <w:iCs/>
         </w:rPr>
-        <w:t xml:space="preserve"> </w:t>
-      </w:r>
-      <w:r>
-        <w:rPr>
-          <w:i/>
-          <w:iCs/>
-        </w:rPr>
-        <w:t xml:space="preserve">Bayesian</w:t>
-      </w:r>
-      <w:r>
-        <w:rPr>
-          <w:i/>
-          <w:iCs/>
-        </w:rPr>
-        <w:t xml:space="preserve"> </w:t>
-      </w:r>
-      <w:r>
-        <w:rPr>
-          <w:i/>
-          <w:iCs/>
-        </w:rPr>
-        <w:t xml:space="preserve">Course with Examples in</w:t>
-      </w:r>
-      <w:r>
-        <w:rPr>
-          <w:i/>
-          <w:iCs/>
-        </w:rPr>
-        <w:t xml:space="preserve"> </w:t>
-      </w:r>
-      <w:r>
-        <w:rPr>
-          <w:i/>
-          <w:iCs/>
-        </w:rPr>
-        <w:t xml:space="preserve">R</w:t>
-      </w:r>
-      <w:r>
-        <w:rPr>
-          <w:i/>
-          <w:iCs/>
-        </w:rPr>
-        <w:t xml:space="preserve"> </w:t>
-      </w:r>
-      <w:r>
-        <w:rPr>
-          <w:i/>
-          <w:iCs/>
-        </w:rPr>
-        <w:t xml:space="preserve">and</w:t>
-      </w:r>
-      <w:r>
-        <w:rPr>
-          <w:i/>
-          <w:iCs/>
-        </w:rPr>
-        <w:t xml:space="preserve"> </w:t>
-      </w:r>
-      <w:r>
-        <w:rPr>
-          <w:i/>
-          <w:iCs/>
-        </w:rPr>
-        <w:t xml:space="preserve">Stan</w:t>
-      </w:r>
-      <w:r>
-        <w:t xml:space="preserve">. Second edition. Chapman &amp; Hall/CRC Texts in Statistical Science Series. CRC Press.</w:t>
+        <w:t xml:space="preserve">JAMA : the journal of the American Medical Association</w:t>
+      </w:r>
+      <w:r>
+        <w:t xml:space="preserve">, vol. 280, no. 7, pp. 605–613, 1998.</w:t>
       </w:r>
     </w:p>
-    <w:bookmarkEnd w:id="156"/>
-    <w:bookmarkStart w:id="158" w:name="ref-mcelreath2026rethinking"/>
+    <w:bookmarkEnd w:id="159"/>
+    <w:bookmarkStart w:id="160" w:name="ref-statrethink2e"/>
     <w:p>
       <w:pPr>
         <w:pStyle w:val="Bibliography"/>
       </w:pPr>
       <w:r>
-        <w:t xml:space="preserve">McElreath, Richard. 2026.</w:t>
+        <w:t xml:space="preserve">[6]</w:t>
+      </w:r>
+      <w:r>
+        <w:t xml:space="preserve"> </w:t>
+      </w:r>
+      <w:r>
+        <w:t xml:space="preserve">	</w:t>
+      </w:r>
+      <w:r>
+        <w:t xml:space="preserve">R. McElreath,</w:t>
       </w:r>
       <w:r>
         <w:t xml:space="preserve"> </w:t>
@@ -45316,15 +39148,116 @@
           <w:i/>
           <w:iCs/>
         </w:rPr>
-        <w:t xml:space="preserve">Statistical Rethinking 2026</w:t>
-      </w:r>
-      <w:r>
-        <w:t xml:space="preserve">. Lecture videos, YouTube.</w:t>
-      </w:r>
-      <w:r>
-        <w:t xml:space="preserve"> </w:t>
-      </w:r>
-      <w:hyperlink r:id="rId157">
+        <w:t xml:space="preserve">Statistical rethinking : A</w:t>
+      </w:r>
+      <w:r>
+        <w:rPr>
+          <w:i/>
+          <w:iCs/>
+        </w:rPr>
+        <w:t xml:space="preserve"> </w:t>
+      </w:r>
+      <w:r>
+        <w:rPr>
+          <w:i/>
+          <w:iCs/>
+        </w:rPr>
+        <w:t xml:space="preserve">Bayesian</w:t>
+      </w:r>
+      <w:r>
+        <w:rPr>
+          <w:i/>
+          <w:iCs/>
+        </w:rPr>
+        <w:t xml:space="preserve"> </w:t>
+      </w:r>
+      <w:r>
+        <w:rPr>
+          <w:i/>
+          <w:iCs/>
+        </w:rPr>
+        <w:t xml:space="preserve">course with examples in</w:t>
+      </w:r>
+      <w:r>
+        <w:rPr>
+          <w:i/>
+          <w:iCs/>
+        </w:rPr>
+        <w:t xml:space="preserve"> </w:t>
+      </w:r>
+      <w:r>
+        <w:rPr>
+          <w:i/>
+          <w:iCs/>
+        </w:rPr>
+        <w:t xml:space="preserve">R</w:t>
+      </w:r>
+      <w:r>
+        <w:rPr>
+          <w:i/>
+          <w:iCs/>
+        </w:rPr>
+        <w:t xml:space="preserve"> </w:t>
+      </w:r>
+      <w:r>
+        <w:rPr>
+          <w:i/>
+          <w:iCs/>
+        </w:rPr>
+        <w:t xml:space="preserve">and</w:t>
+      </w:r>
+      <w:r>
+        <w:rPr>
+          <w:i/>
+          <w:iCs/>
+        </w:rPr>
+        <w:t xml:space="preserve"> </w:t>
+      </w:r>
+      <w:r>
+        <w:rPr>
+          <w:i/>
+          <w:iCs/>
+        </w:rPr>
+        <w:t xml:space="preserve">Stan</w:t>
+      </w:r>
+      <w:r>
+        <w:t xml:space="preserve">, Second edition. in Chapman &amp; hall/CRC texts in statistical science series. Boca Raton, FL: CRC Press, 2020.</w:t>
+      </w:r>
+    </w:p>
+    <w:bookmarkEnd w:id="160"/>
+    <w:bookmarkStart w:id="162" w:name="ref-mcelreath2026rethinking"/>
+    <w:p>
+      <w:pPr>
+        <w:pStyle w:val="Bibliography"/>
+      </w:pPr>
+      <w:r>
+        <w:t xml:space="preserve">[7]</w:t>
+      </w:r>
+      <w:r>
+        <w:t xml:space="preserve"> </w:t>
+      </w:r>
+      <w:r>
+        <w:t xml:space="preserve">	</w:t>
+      </w:r>
+      <w:r>
+        <w:t xml:space="preserve">R. McElreath,</w:t>
+      </w:r>
+      <w:r>
+        <w:t xml:space="preserve"> </w:t>
+      </w:r>
+      <w:r>
+        <w:t xml:space="preserve">“Statistical rethinking 2026.”</w:t>
+      </w:r>
+      <w:r>
+        <w:t xml:space="preserve"> </w:t>
+      </w:r>
+      <w:r>
+        <w:t xml:space="preserve">Lecture videos, YouTube, 2026. Available:</w:t>
+      </w:r>
+      <w:r>
+        <w:t xml:space="preserve"> </w:t>
+      </w:r>
+      <w:hyperlink r:id="rId161">
         <w:r>
           <w:rPr>
             <w:rStyle w:val="Hyperlink"/>
@@ -45332,24 +39265,39 @@
           <w:t xml:space="preserve">https://github.com/rmcelreath/stat_rethinking_2026</w:t>
         </w:r>
       </w:hyperlink>
-      <w:r>
-        <w:t xml:space="preserve">.</w:t>
-      </w:r>
     </w:p>
-    <w:bookmarkEnd w:id="158"/>
-    <w:bookmarkStart w:id="160" w:name="ref-rosenbaum1983central"/>
+    <w:bookmarkEnd w:id="162"/>
+    <w:bookmarkStart w:id="164" w:name="ref-rosenman1975coronary"/>
     <w:p>
       <w:pPr>
         <w:pStyle w:val="Bibliography"/>
       </w:pPr>
       <w:r>
-        <w:t xml:space="preserve">Rosenbaum, Paul R., and Donald B. Rubin. 1983.</w:t>
-      </w:r>
-      <w:r>
-        <w:t xml:space="preserve"> </w:t>
-      </w:r>
-      <w:r>
-        <w:t xml:space="preserve">“The Central Role of the Propensity Score in Observational Studies for Causal Effects.”</w:t>
+        <w:t xml:space="preserve">[8]</w:t>
+      </w:r>
+      <w:r>
+        <w:t xml:space="preserve"> </w:t>
+      </w:r>
+      <w:r>
+        <w:t xml:space="preserve">	</w:t>
+      </w:r>
+      <w:r>
+        <w:t xml:space="preserve">R. H. Rosenman, R. J. Brand, C. D. Jenkins, M. Friedman, R. Straus, and M. Wurm,</w:t>
+      </w:r>
+      <w:r>
+        <w:t xml:space="preserve"> </w:t>
+      </w:r>
+      <w:r>
+        <w:t xml:space="preserve">“Coronary heart disease in the</w:t>
+      </w:r>
+      <w:r>
+        <w:t xml:space="preserve"> </w:t>
+      </w:r>
+      <w:r>
+        <w:t xml:space="preserve">Western Collaborative Group Study</w:t>
+      </w:r>
+      <w:r>
+        <w:t xml:space="preserve">: Final follow-up experience of 8 1/2 years,”</w:t>
       </w:r>
       <w:r>
         <w:t xml:space="preserve"> </w:t>
@@ -45359,114 +39307,10 @@
           <w:i/>
           <w:iCs/>
         </w:rPr>
-        <w:t xml:space="preserve">Biometrika</w:t>
-      </w:r>
-      <w:r>
-        <w:t xml:space="preserve"> </w:t>
-      </w:r>
-      <w:r>
-        <w:t xml:space="preserve">70 (1): 41–55.</w:t>
-      </w:r>
-      <w:r>
-        <w:t xml:space="preserve"> </w:t>
-      </w:r>
-      <w:hyperlink r:id="rId159">
-        <w:r>
-          <w:rPr>
-            <w:rStyle w:val="Hyperlink"/>
-          </w:rPr>
-          <w:t xml:space="preserve">https://doi.org/10.1093/biomet/70.1.41</w:t>
-        </w:r>
-      </w:hyperlink>
-      <w:r>
-        <w:t xml:space="preserve">.</w:t>
-      </w:r>
-    </w:p>
-    <w:bookmarkEnd w:id="160"/>
-    <w:bookmarkStart w:id="162" w:name="ref-rosenman1975coronary"/>
-    <w:p>
-      <w:pPr>
-        <w:pStyle w:val="Bibliography"/>
-      </w:pPr>
-      <w:r>
-        <w:t xml:space="preserve">Rosenman, Ray H, Richard J Brand, C David Jenkins, Meyer Friedman, Reuben Straus, and Moses Wurm. 1975.</w:t>
-      </w:r>
-      <w:r>
-        <w:t xml:space="preserve"> </w:t>
-      </w:r>
-      <w:r>
-        <w:t xml:space="preserve">“Coronary Heart Disease in the</w:t>
-      </w:r>
-      <w:r>
-        <w:t xml:space="preserve"> </w:t>
-      </w:r>
-      <w:r>
-        <w:t xml:space="preserve">Western Collaborative Group Study</w:t>
-      </w:r>
-      <w:r>
-        <w:t xml:space="preserve">: Final Follow-up Experience of 8 1/2 Years.”</w:t>
-      </w:r>
-      <w:r>
-        <w:t xml:space="preserve"> </w:t>
-      </w:r>
-      <w:r>
-        <w:rPr>
-          <w:i/>
-          <w:iCs/>
-        </w:rPr>
         <w:t xml:space="preserve">JAMA</w:t>
       </w:r>
       <w:r>
-        <w:t xml:space="preserve"> </w:t>
-      </w:r>
-      <w:r>
-        <w:t xml:space="preserve">233 (8): 872–77.</w:t>
-      </w:r>
-      <w:r>
-        <w:t xml:space="preserve"> </w:t>
-      </w:r>
-      <w:hyperlink r:id="rId161">
-        <w:r>
-          <w:rPr>
-            <w:rStyle w:val="Hyperlink"/>
-          </w:rPr>
-          <w:t xml:space="preserve">https://doi.org/10.1001/jama.1975.03260080034016</w:t>
-        </w:r>
-      </w:hyperlink>
-      <w:r>
-        <w:t xml:space="preserve">.</w:t>
-      </w:r>
-    </w:p>
-    <w:bookmarkEnd w:id="162"/>
-    <w:bookmarkStart w:id="164" w:name="ref-rubin1974estimating"/>
-    <w:p>
-      <w:pPr>
-        <w:pStyle w:val="Bibliography"/>
-      </w:pPr>
-      <w:r>
-        <w:t xml:space="preserve">Rubin, Donald B. 1974.</w:t>
-      </w:r>
-      <w:r>
-        <w:t xml:space="preserve"> </w:t>
-      </w:r>
-      <w:r>
-        <w:t xml:space="preserve">“Estimating Causal Effects of Treatments in Randomized and Nonrandomized Studies.”</w:t>
-      </w:r>
-      <w:r>
-        <w:t xml:space="preserve"> </w:t>
-      </w:r>
-      <w:r>
-        <w:rPr>
-          <w:i/>
-          <w:iCs/>
-        </w:rPr>
-        <w:t xml:space="preserve">Journal of Educational Psychology</w:t>
-      </w:r>
-      <w:r>
-        <w:t xml:space="preserve"> </w:t>
-      </w:r>
-      <w:r>
-        <w:t xml:space="preserve">66 (5): 688–701.</w:t>
+        <w:t xml:space="preserve">, vol. 233, no. 8, pp. 872–877, 1975, doi:</w:t>
       </w:r>
       <w:r>
         <w:t xml:space="preserve"> </w:t>
@@ -45476,7 +39320,7 @@
           <w:rPr>
             <w:rStyle w:val="Hyperlink"/>
           </w:rPr>
-          <w:t xml:space="preserve">https://doi.org/10.1037/h0037350</w:t>
+          <w:t xml:space="preserve">10.1001/jama.1975.03260080034016</w:t>
         </w:r>
       </w:hyperlink>
       <w:r>
@@ -45484,13 +39328,28 @@
       </w:r>
     </w:p>
     <w:bookmarkEnd w:id="164"/>
-    <w:bookmarkStart w:id="166" w:name="ref-vittinghoff2e"/>
+    <w:bookmarkStart w:id="166" w:name="ref-rosenbaum1983central"/>
     <w:p>
       <w:pPr>
         <w:pStyle w:val="Bibliography"/>
       </w:pPr>
       <w:r>
-        <w:t xml:space="preserve">Vittinghoff, Eric, David V Glidden, Stephen C Shiboski, and Charles E McCulloch. 2012.</w:t>
+        <w:t xml:space="preserve">[9]</w:t>
+      </w:r>
+      <w:r>
+        <w:t xml:space="preserve"> </w:t>
+      </w:r>
+      <w:r>
+        <w:t xml:space="preserve">	</w:t>
+      </w:r>
+      <w:r>
+        <w:t xml:space="preserve">P. R. Rosenbaum and D. B. Rubin,</w:t>
+      </w:r>
+      <w:r>
+        <w:t xml:space="preserve"> </w:t>
+      </w:r>
+      <w:r>
+        <w:t xml:space="preserve">“The central role of the propensity score in observational studies for causal effects,”</w:t>
       </w:r>
       <w:r>
         <w:t xml:space="preserve"> </w:t>
@@ -45500,10 +39359,10 @@
           <w:i/>
           <w:iCs/>
         </w:rPr>
-        <w:t xml:space="preserve">Regression Methods in Biostatistics: Linear, Logistic, Survival, and Repeated Measures Models</w:t>
-      </w:r>
-      <w:r>
-        <w:t xml:space="preserve">. 2nd ed. Springer.</w:t>
+        <w:t xml:space="preserve">Biometrika</w:t>
+      </w:r>
+      <w:r>
+        <w:t xml:space="preserve">, vol. 70, no. 1, pp. 41–55, 1983, doi:</w:t>
       </w:r>
       <w:r>
         <w:t xml:space="preserve"> </w:t>
@@ -45513,7 +39372,7 @@
           <w:rPr>
             <w:rStyle w:val="Hyperlink"/>
           </w:rPr>
-          <w:t xml:space="preserve">https://doi.org/10.1007/978-1-4614-1353-0</w:t>
+          <w:t xml:space="preserve">10.1093/biomet/70.1.41</w:t>
         </w:r>
       </w:hyperlink>
       <w:r>

--- a/chapters/causal-inference.docx
+++ b/chapters/causal-inference.docx
@@ -2250,6 +2250,7 @@
                   <m:oMath>
                     <m:r>
                       <m:rPr>
+                        <m:scr m:val="double-struck"/>
                         <m:sty m:val="p"/>
                       </m:rPr>
                       <m:t>P</m:t>
@@ -2325,6 +2326,7 @@
                   <m:oMath>
                     <m:r>
                       <m:rPr>
+                        <m:scr m:val="double-struck"/>
                         <m:sty m:val="p"/>
                       </m:rPr>
                       <m:t>P</m:t>
@@ -2590,6 +2592,7 @@
                     </m:limUpp>
                     <m:r>
                       <m:rPr>
+                        <m:scr m:val="double-struck"/>
                         <m:sty m:val="p"/>
                       </m:rPr>
                       <m:t>P</m:t>
@@ -2666,6 +2669,7 @@
                     </m:r>
                     <m:r>
                       <m:rPr>
+                        <m:scr m:val="double-struck"/>
                         <m:sty m:val="p"/>
                       </m:rPr>
                       <m:t>P</m:t>
@@ -2867,6 +2871,7 @@
                     </m:limUpp>
                     <m:r>
                       <m:rPr>
+                        <m:scr m:val="double-struck"/>
                         <m:sty m:val="p"/>
                       </m:rPr>
                       <m:t>P</m:t>
@@ -2943,6 +2948,7 @@
                     </m:r>
                     <m:r>
                       <m:rPr>
+                        <m:scr m:val="double-struck"/>
                         <m:sty m:val="p"/>
                       </m:rPr>
                       <m:t>P</m:t>
@@ -3131,6 +3137,7 @@
                   <m:e>
                     <m:r>
                       <m:rPr>
+                        <m:scr m:val="double-struck"/>
                         <m:sty m:val="p"/>
                       </m:rPr>
                       <m:t>P</m:t>
@@ -3363,6 +3370,7 @@
                   <m:e>
                     <m:r>
                       <m:rPr>
+                        <m:scr m:val="double-struck"/>
                         <m:sty m:val="p"/>
                       </m:rPr>
                       <m:t>P</m:t>
@@ -3637,6 +3645,7 @@
                     </m:limUpp>
                     <m:r>
                       <m:rPr>
+                        <m:scr m:val="double-struck"/>
                         <m:sty m:val="p"/>
                       </m:rPr>
                       <m:t>P</m:t>
@@ -3695,6 +3704,7 @@
                     </m:r>
                     <m:r>
                       <m:rPr>
+                        <m:scr m:val="double-struck"/>
                         <m:sty m:val="p"/>
                       </m:rPr>
                       <m:t>P</m:t>
@@ -6383,6 +6393,7 @@
                 </m:limUpp>
                 <m:r>
                   <m:rPr>
+                    <m:scr m:val="double-struck"/>
                     <m:sty m:val="p"/>
                   </m:rPr>
                   <m:t>E</m:t>
@@ -6453,6 +6464,7 @@
                 </m:r>
                 <m:r>
                   <m:rPr>
+                    <m:scr m:val="double-struck"/>
                     <m:sty m:val="p"/>
                   </m:rPr>
                   <m:t>E</m:t>
@@ -6499,6 +6511,7 @@
                 </m:r>
                 <m:r>
                   <m:rPr>
+                    <m:scr m:val="double-struck"/>
                     <m:sty m:val="p"/>
                   </m:rPr>
                   <m:t>E</m:t>
@@ -6756,6 +6769,7 @@
                 </m:limUpp>
                 <m:r>
                   <m:rPr>
+                    <m:scr m:val="double-struck"/>
                     <m:sty m:val="p"/>
                   </m:rPr>
                   <m:t>E</m:t>
@@ -6844,6 +6858,7 @@
                 </m:r>
                 <m:r>
                   <m:rPr>
+                    <m:scr m:val="double-struck"/>
                     <m:sty m:val="p"/>
                   </m:rPr>
                   <m:t>E</m:t>
@@ -6908,6 +6923,7 @@
                 </m:r>
                 <m:r>
                   <m:rPr>
+                    <m:scr m:val="double-struck"/>
                     <m:sty m:val="p"/>
                   </m:rPr>
                   <m:t>E</m:t>
@@ -7171,6 +7187,7 @@
                 </m:limUpp>
                 <m:r>
                   <m:rPr>
+                    <m:scr m:val="double-struck"/>
                     <m:sty m:val="p"/>
                   </m:rPr>
                   <m:t>E</m:t>
@@ -7259,6 +7276,7 @@
                 </m:r>
                 <m:r>
                   <m:rPr>
+                    <m:scr m:val="double-struck"/>
                     <m:sty m:val="p"/>
                   </m:rPr>
                   <m:t>E</m:t>
@@ -7323,6 +7341,7 @@
                 </m:r>
                 <m:r>
                   <m:rPr>
+                    <m:scr m:val="double-struck"/>
                     <m:sty m:val="p"/>
                   </m:rPr>
                   <m:t>E</m:t>
@@ -9700,6 +9719,7 @@
                   <m:oMath>
                     <m:r>
                       <m:rPr>
+                        <m:scr m:val="double-struck"/>
                         <m:sty m:val="p"/>
                       </m:rPr>
                       <m:t>P</m:t>
@@ -9781,6 +9801,7 @@
                   <m:oMath>
                     <m:r>
                       <m:rPr>
+                        <m:scr m:val="double-struck"/>
                         <m:sty m:val="p"/>
                       </m:rPr>
                       <m:t>E</m:t>
@@ -9844,6 +9865,7 @@
                   <m:oMath>
                     <m:r>
                       <m:rPr>
+                        <m:scr m:val="double-struck"/>
                         <m:sty m:val="p"/>
                       </m:rPr>
                       <m:t>E</m:t>
@@ -10279,6 +10301,7 @@
                   <m:e>
                     <m:r>
                       <m:rPr>
+                        <m:scr m:val="double-struck"/>
                         <m:sty m:val="p"/>
                       </m:rPr>
                       <m:t>E</m:t>
@@ -10478,6 +10501,7 @@
                   <m:e>
                     <m:r>
                       <m:rPr>
+                        <m:scr m:val="double-struck"/>
                         <m:sty m:val="p"/>
                       </m:rPr>
                       <m:t>E</m:t>
@@ -10882,7 +10906,7 @@
               <w:pStyle w:val="BodyText"/>
             </w:pPr>
             <w:r>
-              <w:t xml:space="preserve">$$0 &lt; \operatorname{P}\mathopen{}\left(A = 1 \mid \mathord{\smash[b]{\underset{\raise.3ex\hbox{$\scriptstyle\sim$}}{L}}\vphantom{L}} = \mathord{\smash[b]{\underset{\raise.3ex\hbox{$\scriptstyle\sim$}}{l}}\vphantom{l}}\right)\mathclose{} &lt; 1
+              <w:t xml:space="preserve">$$0 &lt; {\mathbb{P}\mathopen{}\left(A = 1 \mid \mathord{\smash[b]{\underset{\raise.3ex\hbox{$\scriptstyle\sim$}}{L}}\vphantom{L}} = \mathord{\smash[b]{\underset{\raise.3ex\hbox{$\scriptstyle\sim$}}{l}}\vphantom{l}}\right)\mathclose{}} &lt; 1
     \quad \text{for all } \mathord{\smash[b]{\underset{\raise.3ex\hbox{$\scriptstyle\sim$}}{l}}\vphantom{l}} \text{ in the support of } \mathord{\smash[b]{\underset{\raise.3ex\hbox{$\scriptstyle\sim$}}{L}}\vphantom{L}}$$</w:t>
             </w:r>
           </w:p>
@@ -11149,6 +11173,7 @@
             <m:oMath>
               <m:r>
                 <m:rPr>
+                  <m:scr m:val="double-struck"/>
                   <m:sty m:val="p"/>
                 </m:rPr>
                 <m:t>P</m:t>
@@ -11221,6 +11246,7 @@
             <m:oMath>
               <m:r>
                 <m:rPr>
+                  <m:scr m:val="double-struck"/>
                   <m:sty m:val="p"/>
                 </m:rPr>
                 <m:t>P</m:t>
@@ -11333,6 +11359,7 @@
             <m:oMath>
               <m:r>
                 <m:rPr>
+                  <m:scr m:val="double-struck"/>
                   <m:sty m:val="p"/>
                 </m:rPr>
                 <m:t>P</m:t>
@@ -11414,6 +11441,7 @@
             <m:oMath>
               <m:r>
                 <m:rPr>
+                  <m:scr m:val="double-struck"/>
                   <m:sty m:val="p"/>
                 </m:rPr>
                 <m:t>E</m:t>
@@ -11797,6 +11825,7 @@
               </m:r>
               <m:r>
                 <m:rPr>
+                  <m:scr m:val="double-struck"/>
                   <m:sty m:val="p"/>
                 </m:rPr>
                 <m:t>P</m:t>
@@ -11905,6 +11934,7 @@
               <m:oMath>
                 <m:r>
                   <m:rPr>
+                    <m:scr m:val="double-struck"/>
                     <m:sty m:val="p"/>
                   </m:rPr>
                   <m:t>E</m:t>
@@ -11951,6 +11981,7 @@
                 </m:r>
                 <m:r>
                   <m:rPr>
+                    <m:scr m:val="double-struck"/>
                     <m:sty m:val="p"/>
                   </m:rPr>
                   <m:t>E</m:t>
@@ -12028,6 +12059,7 @@
                 </m:r>
                 <m:r>
                   <m:rPr>
+                    <m:scr m:val="double-struck"/>
                     <m:sty m:val="p"/>
                   </m:rPr>
                   <m:t>E</m:t>
@@ -12077,6 +12109,7 @@
                 </m:r>
                 <m:r>
                   <m:rPr>
+                    <m:scr m:val="double-struck"/>
                     <m:sty m:val="p"/>
                   </m:rPr>
                   <m:t>E</m:t>
@@ -12246,6 +12279,7 @@
                   <m:e>
                     <m:r>
                       <m:rPr>
+                        <m:scr m:val="double-struck"/>
                         <m:sty m:val="p"/>
                       </m:rPr>
                       <m:t>E</m:t>
@@ -12295,6 +12329,7 @@
                     </m:r>
                     <m:r>
                       <m:rPr>
+                        <m:scr m:val="double-struck"/>
                         <m:sty m:val="p"/>
                       </m:rPr>
                       <m:t>E</m:t>
@@ -12426,6 +12461,7 @@
                     </m:r>
                     <m:r>
                       <m:rPr>
+                        <m:scr m:val="double-struck"/>
                         <m:sty m:val="p"/>
                       </m:rPr>
                       <m:t>E</m:t>
@@ -12560,6 +12596,7 @@
               </m:r>
               <m:r>
                 <m:rPr>
+                  <m:scr m:val="double-struck"/>
                   <m:sty m:val="p"/>
                 </m:rPr>
                 <m:t>P</m:t>
@@ -12736,6 +12773,7 @@
                     </m:r>
                     <m:r>
                       <m:rPr>
+                        <m:scr m:val="double-struck"/>
                         <m:sty m:val="p"/>
                       </m:rPr>
                       <m:t>E</m:t>
@@ -12782,6 +12820,7 @@
                     </m:r>
                     <m:r>
                       <m:rPr>
+                        <m:scr m:val="double-struck"/>
                         <m:sty m:val="p"/>
                       </m:rPr>
                       <m:t>E</m:t>
@@ -12846,6 +12885,7 @@
                     </m:r>
                     <m:r>
                       <m:rPr>
+                        <m:scr m:val="double-struck"/>
                         <m:sty m:val="p"/>
                       </m:rPr>
                       <m:t>E</m:t>
@@ -12895,6 +12935,7 @@
                     </m:r>
                     <m:r>
                       <m:rPr>
+                        <m:scr m:val="double-struck"/>
                         <m:sty m:val="p"/>
                       </m:rPr>
                       <m:t>E</m:t>
@@ -13109,6 +13150,7 @@
                   <m:e>
                     <m:r>
                       <m:rPr>
+                        <m:scr m:val="double-struck"/>
                         <m:sty m:val="p"/>
                       </m:rPr>
                       <m:t>E</m:t>
@@ -13204,6 +13246,7 @@
                     </m:r>
                     <m:r>
                       <m:rPr>
+                        <m:scr m:val="double-struck"/>
                         <m:sty m:val="p"/>
                       </m:rPr>
                       <m:t>E</m:t>
@@ -13289,6 +13332,7 @@
                   <m:e>
                     <m:r>
                       <m:rPr>
+                        <m:scr m:val="double-struck"/>
                         <m:sty m:val="p"/>
                       </m:rPr>
                       <m:t>E</m:t>
@@ -13384,6 +13428,7 @@
                     </m:r>
                     <m:r>
                       <m:rPr>
+                        <m:scr m:val="double-struck"/>
                         <m:sty m:val="p"/>
                       </m:rPr>
                       <m:t>E</m:t>
@@ -13662,6 +13707,7 @@
                   <m:e>
                     <m:r>
                       <m:rPr>
+                        <m:scr m:val="double-struck"/>
                         <m:sty m:val="p"/>
                       </m:rPr>
                       <m:t>E</m:t>
@@ -13846,6 +13892,7 @@
                   <m:e>
                     <m:r>
                       <m:rPr>
+                        <m:scr m:val="double-struck"/>
                         <m:sty m:val="p"/>
                       </m:rPr>
                       <m:t>E</m:t>
@@ -13914,6 +13961,7 @@
                     </m:r>
                     <m:r>
                       <m:rPr>
+                        <m:scr m:val="double-struck"/>
                         <m:sty m:val="p"/>
                       </m:rPr>
                       <m:t>E</m:t>
@@ -16303,6 +16351,7 @@
                   <m:oMath>
                     <m:r>
                       <m:rPr>
+                        <m:scr m:val="double-struck"/>
                         <m:sty m:val="p"/>
                       </m:rPr>
                       <m:t>P</m:t>
@@ -16378,6 +16427,7 @@
                   <m:oMath>
                     <m:r>
                       <m:rPr>
+                        <m:scr m:val="double-struck"/>
                         <m:sty m:val="p"/>
                       </m:rPr>
                       <m:t>P</m:t>
@@ -16619,6 +16669,7 @@
                   <m:e>
                     <m:r>
                       <m:rPr>
+                        <m:scr m:val="double-struck"/>
                         <m:sty m:val="p"/>
                       </m:rPr>
                       <m:t>P</m:t>
@@ -16851,6 +16902,7 @@
                   <m:e>
                     <m:r>
                       <m:rPr>
+                        <m:scr m:val="double-struck"/>
                         <m:sty m:val="p"/>
                       </m:rPr>
                       <m:t>P</m:t>
@@ -17083,6 +17135,7 @@
                   <m:e>
                     <m:r>
                       <m:rPr>
+                        <m:scr m:val="double-struck"/>
                         <m:sty m:val="p"/>
                       </m:rPr>
                       <m:t>P</m:t>
@@ -17141,6 +17194,7 @@
                     </m:r>
                     <m:r>
                       <m:rPr>
+                        <m:scr m:val="double-struck"/>
                         <m:sty m:val="p"/>
                       </m:rPr>
                       <m:t>P</m:t>
@@ -17408,6 +17462,7 @@
             <m:oMath>
               <m:r>
                 <m:rPr>
+                  <m:scr m:val="double-struck"/>
                   <m:sty m:val="p"/>
                 </m:rPr>
                 <m:t>E</m:t>
@@ -17490,6 +17545,7 @@
               </m:r>
               <m:r>
                 <m:rPr>
+                  <m:scr m:val="double-struck"/>
                   <m:sty m:val="p"/>
                 </m:rPr>
                 <m:t>E</m:t>
@@ -19978,7 +20034,7 @@
               <w:pStyle w:val="BodyText"/>
             </w:pPr>
             <w:r>
-              <w:t xml:space="preserve">$$\operatorname{E}\mathopen{}\left[Y(a)\right]\mathclose{} = \sum_{\mathord{\smash[b]{\underset{\raise.3ex\hbox{$\scriptstyle\sim$}}{l}}\vphantom{l}}} \operatorname{E}\mathopen{}\left[Y \mid A = a, \mathord{\smash[b]{\underset{\raise.3ex\hbox{$\scriptstyle\sim$}}{L}}\vphantom{L}} = \mathord{\smash[b]{\underset{\raise.3ex\hbox{$\scriptstyle\sim$}}{l}}\vphantom{l}}\right]\mathclose{} \operatorname{P}\mathopen{}\left(\mathord{\smash[b]{\underset{\raise.3ex\hbox{$\scriptstyle\sim$}}{L}}\vphantom{L}} = \mathord{\smash[b]{\underset{\raise.3ex\hbox{$\scriptstyle\sim$}}{l}}\vphantom{l}}\right)\mathclose{}$$</w:t>
+              <w:t xml:space="preserve">$${\mathbb{E}\mathopen{}\left[Y(a)\right]\mathclose{}} = \sum_{\mathord{\smash[b]{\underset{\raise.3ex\hbox{$\scriptstyle\sim$}}{l}}\vphantom{l}}} {\mathbb{E}\mathopen{}\left[Y \mid A = a, \mathord{\smash[b]{\underset{\raise.3ex\hbox{$\scriptstyle\sim$}}{L}}\vphantom{L}} = \mathord{\smash[b]{\underset{\raise.3ex\hbox{$\scriptstyle\sim$}}{l}}\vphantom{l}}\right]\mathclose{}} {\mathbb{P}\mathopen{}\left(\mathord{\smash[b]{\underset{\raise.3ex\hbox{$\scriptstyle\sim$}}{L}}\vphantom{L}} = \mathord{\smash[b]{\underset{\raise.3ex\hbox{$\scriptstyle\sim$}}{l}}\vphantom{l}}\right)\mathclose{}}$$</w:t>
             </w:r>
           </w:p>
           <w:bookmarkEnd w:id="85"/>
@@ -28358,7 +28414,7 @@
             <w:bookmarkStart w:id="116" w:name="eq-standardization"/>
             <w:r>
               <w:t xml:space="preserve">$$
-    \operatorname{E}\mathopen{}\left[Y(a)\right]\mathclose{} = \sum_{\mathord{\smash[b]{\underset{\raise.3ex\hbox{$\scriptstyle\sim$}}{l}}\vphantom{l}}} \operatorname{E}\mathopen{}\left[Y \mid A = a, \mathord{\smash[b]{\underset{\raise.3ex\hbox{$\scriptstyle\sim$}}{L}}\vphantom{L}} = \mathord{\smash[b]{\underset{\raise.3ex\hbox{$\scriptstyle\sim$}}{l}}\vphantom{l}}\right]\mathclose{} \operatorname{P}\mathopen{}\left(\mathord{\smash[b]{\underset{\raise.3ex\hbox{$\scriptstyle\sim$}}{L}}\vphantom{L}} = \mathord{\smash[b]{\underset{\raise.3ex\hbox{$\scriptstyle\sim$}}{l}}\vphantom{l}}\right)\mathclose{}
+    {\mathbb{E}\mathopen{}\left[Y(a)\right]\mathclose{}} = \sum_{\mathord{\smash[b]{\underset{\raise.3ex\hbox{$\scriptstyle\sim$}}{l}}\vphantom{l}}} {\mathbb{E}\mathopen{}\left[Y \mid A = a, \mathord{\smash[b]{\underset{\raise.3ex\hbox{$\scriptstyle\sim$}}{L}}\vphantom{L}} = \mathord{\smash[b]{\underset{\raise.3ex\hbox{$\scriptstyle\sim$}}{l}}\vphantom{l}}\right]\mathclose{}} {\mathbb{P}\mathopen{}\left(\mathord{\smash[b]{\underset{\raise.3ex\hbox{$\scriptstyle\sim$}}{L}}\vphantom{L}} = \mathord{\smash[b]{\underset{\raise.3ex\hbox{$\scriptstyle\sim$}}{l}}\vphantom{l}}\right)\mathclose{}}
      \qquad(2)$$</w:t>
             </w:r>
             <w:bookmarkEnd w:id="116"/>
@@ -28480,12 +28536,12 @@
             <w:r>
               <w:t xml:space="preserve">$$
     \begin{aligned}
-    \operatorname{E}\mathopen{}\left[Y(a)\right]\mathclose{}
-    &amp;= \sum_{\mathord{\smash[b]{\underset{\raise.3ex\hbox{$\scriptstyle\sim$}}{l}}\vphantom{l}}} \operatorname{E}\mathopen{}\left[Y(a) \mid \mathord{\smash[b]{\underset{\raise.3ex\hbox{$\scriptstyle\sim$}}{L}}\vphantom{L}} = \mathord{\smash[b]{\underset{\raise.3ex\hbox{$\scriptstyle\sim$}}{l}}\vphantom{l}}\right]\mathclose{} \operatorname{P}\mathopen{}\left(\mathord{\smash[b]{\underset{\raise.3ex\hbox{$\scriptstyle\sim$}}{L}}\vphantom{L}} = \mathord{\smash[b]{\underset{\raise.3ex\hbox{$\scriptstyle\sim$}}{l}}\vphantom{l}}\right)\mathclose{}
+    {\mathbb{E}\mathopen{}\left[Y(a)\right]\mathclose{}}
+    &amp;= \sum_{\mathord{\smash[b]{\underset{\raise.3ex\hbox{$\scriptstyle\sim$}}{l}}\vphantom{l}}} {\mathbb{E}\mathopen{}\left[Y(a) \mid \mathord{\smash[b]{\underset{\raise.3ex\hbox{$\scriptstyle\sim$}}{L}}\vphantom{L}} = \mathord{\smash[b]{\underset{\raise.3ex\hbox{$\scriptstyle\sim$}}{l}}\vphantom{l}}\right]\mathclose{}} {\mathbb{P}\mathopen{}\left(\mathord{\smash[b]{\underset{\raise.3ex\hbox{$\scriptstyle\sim$}}{L}}\vphantom{L}} = \mathord{\smash[b]{\underset{\raise.3ex\hbox{$\scriptstyle\sim$}}{l}}\vphantom{l}}\right)\mathclose{}}
     &amp;&amp; \text{(law of total expectation over } \mathord{\smash[b]{\underset{\raise.3ex\hbox{$\scriptstyle\sim$}}{L}}\vphantom{L}} \text{)} \\
-    &amp;= \sum_{\mathord{\smash[b]{\underset{\raise.3ex\hbox{$\scriptstyle\sim$}}{l}}\vphantom{l}}} \operatorname{E}\mathopen{}\left[Y(a) \mid A = a, \mathord{\smash[b]{\underset{\raise.3ex\hbox{$\scriptstyle\sim$}}{L}}\vphantom{L}} = \mathord{\smash[b]{\underset{\raise.3ex\hbox{$\scriptstyle\sim$}}{l}}\vphantom{l}}\right]\mathclose{} \operatorname{P}\mathopen{}\left(\mathord{\smash[b]{\underset{\raise.3ex\hbox{$\scriptstyle\sim$}}{L}}\vphantom{L}} = \mathord{\smash[b]{\underset{\raise.3ex\hbox{$\scriptstyle\sim$}}{l}}\vphantom{l}}\right)\mathclose{}
+    &amp;= \sum_{\mathord{\smash[b]{\underset{\raise.3ex\hbox{$\scriptstyle\sim$}}{l}}\vphantom{l}}} {\mathbb{E}\mathopen{}\left[Y(a) \mid A = a, \mathord{\smash[b]{\underset{\raise.3ex\hbox{$\scriptstyle\sim$}}{L}}\vphantom{L}} = \mathord{\smash[b]{\underset{\raise.3ex\hbox{$\scriptstyle\sim$}}{l}}\vphantom{l}}\right]\mathclose{}} {\mathbb{P}\mathopen{}\left(\mathord{\smash[b]{\underset{\raise.3ex\hbox{$\scriptstyle\sim$}}{L}}\vphantom{L}} = \mathord{\smash[b]{\underset{\raise.3ex\hbox{$\scriptstyle\sim$}}{l}}\vphantom{l}}\right)\mathclose{}}
     &amp;&amp; \text{(conditional exchangeability: } Y(a) \perp\!\!\!\perp A \mid \mathord{\smash[b]{\underset{\raise.3ex\hbox{$\scriptstyle\sim$}}{L}}\vphantom{L}} \text{)} \\
-    &amp;= \sum_{\mathord{\smash[b]{\underset{\raise.3ex\hbox{$\scriptstyle\sim$}}{l}}\vphantom{l}}} \operatorname{E}\mathopen{}\left[Y \mid A = a, \mathord{\smash[b]{\underset{\raise.3ex\hbox{$\scriptstyle\sim$}}{L}}\vphantom{L}} = \mathord{\smash[b]{\underset{\raise.3ex\hbox{$\scriptstyle\sim$}}{l}}\vphantom{l}}\right]\mathclose{} \operatorname{P}\mathopen{}\left(\mathord{\smash[b]{\underset{\raise.3ex\hbox{$\scriptstyle\sim$}}{L}}\vphantom{L}} = \mathord{\smash[b]{\underset{\raise.3ex\hbox{$\scriptstyle\sim$}}{l}}\vphantom{l}}\right)\mathclose{}
+    &amp;= \sum_{\mathord{\smash[b]{\underset{\raise.3ex\hbox{$\scriptstyle\sim$}}{l}}\vphantom{l}}} {\mathbb{E}\mathopen{}\left[Y \mid A = a, \mathord{\smash[b]{\underset{\raise.3ex\hbox{$\scriptstyle\sim$}}{L}}\vphantom{L}} = \mathord{\smash[b]{\underset{\raise.3ex\hbox{$\scriptstyle\sim$}}{l}}\vphantom{l}}\right]\mathclose{}} {\mathbb{P}\mathopen{}\left(\mathord{\smash[b]{\underset{\raise.3ex\hbox{$\scriptstyle\sim$}}{L}}\vphantom{L}} = \mathord{\smash[b]{\underset{\raise.3ex\hbox{$\scriptstyle\sim$}}{l}}\vphantom{l}}\right)\mathclose{}}
     &amp;&amp; \text{(consistency: } Y = Y(a) \text{ when } A = a \text{)}
     \end{aligned}
     $$</w:t>
@@ -28502,7 +28558,7 @@
               <w:t xml:space="preserve"> </w:t>
             </w:r>
             <w:r>
-              <w:t xml:space="preserve">$\operatorname{P}\mathopen{}\left(A = a \mid \mathord{\smash[b]{\underset{\raise.3ex\hbox{$\scriptstyle\sim$}}{L}}\vphantom{L}} = \mathord{\smash[b]{\underset{\raise.3ex\hbox{$\scriptstyle\sim$}}{l}}\vphantom{l}}\right)\mathclose{} &gt; 0$</w:t>
+              <w:t xml:space="preserve">${\mathbb{P}\mathopen{}\left(A = a \mid \mathord{\smash[b]{\underset{\raise.3ex\hbox{$\scriptstyle\sim$}}{L}}\vphantom{L}} = \mathord{\smash[b]{\underset{\raise.3ex\hbox{$\scriptstyle\sim$}}{l}}\vphantom{l}}\right)\mathclose{}} &gt; 0$</w:t>
             </w:r>
             <w:r>
               <w:t xml:space="preserve"> </w:t>
@@ -28623,6 +28679,7 @@
             <m:oMath>
               <m:r>
                 <m:rPr>
+                  <m:scr m:val="double-struck"/>
                   <m:sty m:val="p"/>
                 </m:rPr>
                 <m:t>P</m:t>
@@ -28695,6 +28752,7 @@
             <m:oMath>
               <m:r>
                 <m:rPr>
+                  <m:scr m:val="double-struck"/>
                   <m:sty m:val="p"/>
                 </m:rPr>
                 <m:t>P</m:t>
@@ -28752,6 +28810,7 @@
             <m:oMath>
               <m:r>
                 <m:rPr>
+                  <m:scr m:val="double-struck"/>
                   <m:sty m:val="p"/>
                 </m:rPr>
                 <m:t>E</m:t>
@@ -28819,6 +28878,7 @@
               </m:r>
               <m:r>
                 <m:rPr>
+                  <m:scr m:val="double-struck"/>
                   <m:sty m:val="p"/>
                 </m:rPr>
                 <m:t>E</m:t>
@@ -28888,6 +28948,7 @@
             <m:oMath>
               <m:r>
                 <m:rPr>
+                  <m:scr m:val="double-struck"/>
                   <m:sty m:val="p"/>
                 </m:rPr>
                 <m:t>E</m:t>
@@ -28955,6 +29016,7 @@
               </m:r>
               <m:r>
                 <m:rPr>
+                  <m:scr m:val="double-struck"/>
                   <m:sty m:val="p"/>
                 </m:rPr>
                 <m:t>E</m:t>
@@ -29049,6 +29111,7 @@
                   <m:e>
                     <m:r>
                       <m:rPr>
+                        <m:scr m:val="double-struck"/>
                         <m:sty m:val="p"/>
                       </m:rPr>
                       <m:t>E</m:t>
@@ -29225,6 +29288,7 @@
                   <m:e>
                     <m:r>
                       <m:rPr>
+                        <m:scr m:val="double-struck"/>
                         <m:sty m:val="p"/>
                       </m:rPr>
                       <m:t>E</m:t>
@@ -29672,7 +29736,7 @@
         <w:t xml:space="preserve"> </w:t>
       </w:r>
       <w:r>
-        <w:t xml:space="preserve">$\hat{\mu}(a, \mathord{\smash[b]{\underset{\raise.3ex\hbox{$\scriptstyle\sim$}}{l}}\vphantom{l}}) \stackrel{\text{def}}{=}\widehat{\operatorname{E}\mathopen{}\left[Y \mid A = a, \mathord{\smash[b]{\underset{\raise.3ex\hbox{$\scriptstyle\sim$}}{L}}\vphantom{L}} = \mathord{\smash[b]{\underset{\raise.3ex\hbox{$\scriptstyle\sim$}}{l}}\vphantom{l}}\right]\mathclose{}}$</w:t>
+        <w:t xml:space="preserve">$\hat{\mu}(a, \mathord{\smash[b]{\underset{\raise.3ex\hbox{$\scriptstyle\sim$}}{l}}\vphantom{l}}) \stackrel{\text{def}}{=}\widehat{{\mathbb{E}\mathopen{}\left[Y \mid A = a, \mathord{\smash[b]{\underset{\raise.3ex\hbox{$\scriptstyle\sim$}}{L}}\vphantom{L}} = \mathord{\smash[b]{\underset{\raise.3ex\hbox{$\scriptstyle\sim$}}{l}}\vphantom{l}}\right]\mathclose{}}}$</w:t>
       </w:r>
     </w:p>
     <w:p>
@@ -29801,6 +29865,7 @@
             <m:e>
               <m:r>
                 <m:rPr>
+                  <m:scr m:val="double-struck"/>
                   <m:sty m:val="p"/>
                 </m:rPr>
                 <m:t>E</m:t>
@@ -30001,6 +30066,7 @@
             <m:e>
               <m:r>
                 <m:rPr>
+                  <m:scr m:val="double-struck"/>
                   <m:sty m:val="p"/>
                 </m:rPr>
                 <m:t>E</m:t>
@@ -30054,6 +30120,7 @@
             <m:e>
               <m:r>
                 <m:rPr>
+                  <m:scr m:val="double-struck"/>
                   <m:sty m:val="p"/>
                 </m:rPr>
                 <m:t>E</m:t>
@@ -30469,12 +30536,12 @@
         <w:t xml:space="preserve">$$
     \begin{aligned}
     \text{ATE}
-    &amp;\stackrel{\text{def}}{=}\operatorname{E}\mathopen{}\left[Y(1) - Y(0)\right]\mathclose{} &amp;&amp; \text{(definition of ATE)}
-    \\&amp;= \operatorname{E}\mathopen{}\left[Y(1)\right]\mathclose{} - \operatorname{E}\mathopen{}\left[Y(0)\right]\mathclose{} &amp;&amp; \text{(linearity of expectation)}
-    \\&amp;= \operatorname{E}\mathopen{}\left[\operatorname{E}\mathopen{}\left[Y(1) \mid \mathord{\smash[b]{\underset{\raise.3ex\hbox{$\scriptstyle\sim$}}{L}}\vphantom{L}}\right]\mathclose{}\right]\mathclose{} - \operatorname{E}\mathopen{}\left[\operatorname{E}\mathopen{}\left[Y(0) \mid \mathord{\smash[b]{\underset{\raise.3ex\hbox{$\scriptstyle\sim$}}{L}}\vphantom{L}}\right]\mathclose{}\right]\mathclose{} &amp;&amp; \text{(law of iterated expectations)}
-    \\&amp;= \operatorname{E}\mathopen{}\left[\operatorname{E}\mathopen{}\left[Y \mid A = 1, \mathord{\smash[b]{\underset{\raise.3ex\hbox{$\scriptstyle\sim$}}{L}}\vphantom{L}}\right]\mathclose{}\right]\mathclose{} - \operatorname{E}\mathopen{}\left[\operatorname{E}\mathopen{}\left[Y \mid A = 0, \mathord{\smash[b]{\underset{\raise.3ex\hbox{$\scriptstyle\sim$}}{L}}\vphantom{L}}\right]\mathclose{}\right]\mathclose{} &amp;&amp; \text{(consistency and conditional exchangeability)}
-    \\&amp;= \operatorname{E}\mathopen{}\left[\beta_0 + \beta_A (1) + {\mathord{\smash[b]{\underset{\raise.3ex\hbox{$\scriptstyle\sim$}}{\beta}}\vphantom{\beta}}_L}^{\top} \mathord{\smash[b]{\underset{\raise.3ex\hbox{$\scriptstyle\sim$}}{L}}\vphantom{L}}\right]\mathclose{} - \operatorname{E}\mathopen{}\left[\beta_0 + \beta_A (0) + {\mathord{\smash[b]{\underset{\raise.3ex\hbox{$\scriptstyle\sim$}}{\beta}}\vphantom{\beta}}_L}^{\top} \mathord{\smash[b]{\underset{\raise.3ex\hbox{$\scriptstyle\sim$}}{L}}\vphantom{L}}\right]\mathclose{} &amp;&amp; \text{(linear outcome model specification)}
-    \\&amp;= \mathopen{}\left(\beta_0 + \beta_A + {\mathord{\smash[b]{\underset{\raise.3ex\hbox{$\scriptstyle\sim$}}{\beta}}\vphantom{\beta}}_L}^{\top} \operatorname{E}\mathopen{}\left[\mathord{\smash[b]{\underset{\raise.3ex\hbox{$\scriptstyle\sim$}}{L}}\vphantom{L}}\right]\mathclose{}\right)\mathclose{} - \mathopen{}\left(\beta_0 + {\mathord{\smash[b]{\underset{\raise.3ex\hbox{$\scriptstyle\sim$}}{\beta}}\vphantom{\beta}}_L}^{\top} \operatorname{E}\mathopen{}\left[\mathord{\smash[b]{\underset{\raise.3ex\hbox{$\scriptstyle\sim$}}{L}}\vphantom{L}}\right]\mathclose{}\right)\mathclose{} &amp;&amp; \text{(linearity of expectation)}
+    &amp;\stackrel{\text{def}}{=}{\mathbb{E}\mathopen{}\left[Y(1) - Y(0)\right]\mathclose{}} &amp;&amp; \text{(definition of ATE)}
+    \\&amp;= {\mathbb{E}\mathopen{}\left[Y(1)\right]\mathclose{}} - {\mathbb{E}\mathopen{}\left[Y(0)\right]\mathclose{}} &amp;&amp; \text{(linearity of expectation)}
+    \\&amp;= {\mathbb{E}\mathopen{}\left[{\mathbb{E}\mathopen{}\left[Y(1) \mid \mathord{\smash[b]{\underset{\raise.3ex\hbox{$\scriptstyle\sim$}}{L}}\vphantom{L}}\right]\mathclose{}}\right]\mathclose{}} - {\mathbb{E}\mathopen{}\left[{\mathbb{E}\mathopen{}\left[Y(0) \mid \mathord{\smash[b]{\underset{\raise.3ex\hbox{$\scriptstyle\sim$}}{L}}\vphantom{L}}\right]\mathclose{}}\right]\mathclose{}} &amp;&amp; \text{(law of iterated expectations)}
+    \\&amp;= {\mathbb{E}\mathopen{}\left[{\mathbb{E}\mathopen{}\left[Y \mid A = 1, \mathord{\smash[b]{\underset{\raise.3ex\hbox{$\scriptstyle\sim$}}{L}}\vphantom{L}}\right]\mathclose{}}\right]\mathclose{}} - {\mathbb{E}\mathopen{}\left[{\mathbb{E}\mathopen{}\left[Y \mid A = 0, \mathord{\smash[b]{\underset{\raise.3ex\hbox{$\scriptstyle\sim$}}{L}}\vphantom{L}}\right]\mathclose{}}\right]\mathclose{}} &amp;&amp; \text{(consistency and conditional exchangeability)}
+    \\&amp;= {\mathbb{E}\mathopen{}\left[\beta_0 + \beta_A (1) + {\mathord{\smash[b]{\underset{\raise.3ex\hbox{$\scriptstyle\sim$}}{\beta}}\vphantom{\beta}}_L}^{\top} \mathord{\smash[b]{\underset{\raise.3ex\hbox{$\scriptstyle\sim$}}{L}}\vphantom{L}}\right]\mathclose{}} - {\mathbb{E}\mathopen{}\left[\beta_0 + \beta_A (0) + {\mathord{\smash[b]{\underset{\raise.3ex\hbox{$\scriptstyle\sim$}}{\beta}}\vphantom{\beta}}_L}^{\top} \mathord{\smash[b]{\underset{\raise.3ex\hbox{$\scriptstyle\sim$}}{L}}\vphantom{L}}\right]\mathclose{}} &amp;&amp; \text{(linear outcome model specification)}
+    \\&amp;= \mathopen{}\left(\beta_0 + \beta_A + {\mathord{\smash[b]{\underset{\raise.3ex\hbox{$\scriptstyle\sim$}}{\beta}}\vphantom{\beta}}_L}^{\top} {\mathbb{E}\mathopen{}\left[\mathord{\smash[b]{\underset{\raise.3ex\hbox{$\scriptstyle\sim$}}{L}}\vphantom{L}}\right]\mathclose{}}\right)\mathclose{} - \mathopen{}\left(\beta_0 + {\mathord{\smash[b]{\underset{\raise.3ex\hbox{$\scriptstyle\sim$}}{\beta}}\vphantom{\beta}}_L}^{\top} {\mathbb{E}\mathopen{}\left[\mathord{\smash[b]{\underset{\raise.3ex\hbox{$\scriptstyle\sim$}}{L}}\vphantom{L}}\right]\mathclose{}}\right)\mathclose{} &amp;&amp; \text{(linearity of expectation)}
     \\&amp;= \beta_A &amp;&amp; \text{(algebraic simplification)}
     \end{aligned}
     $$</w:t>
@@ -33170,7 +33237,7 @@
               <w:pStyle w:val="BodyText"/>
             </w:pPr>
             <w:r>
-              <w:t xml:space="preserve">$$e(\mathord{\smash[b]{\underset{\raise.3ex\hbox{$\scriptstyle\sim$}}{L}}\vphantom{L}}) \stackrel{\text{def}}{=}\operatorname{P}\mathopen{}\left(A = 1 \mid \mathord{\smash[b]{\underset{\raise.3ex\hbox{$\scriptstyle\sim$}}{L}}\vphantom{L}}\right)\mathclose{}$$</w:t>
+              <w:t xml:space="preserve">$$e(\mathord{\smash[b]{\underset{\raise.3ex\hbox{$\scriptstyle\sim$}}{L}}\vphantom{L}}) \stackrel{\text{def}}{=}{\mathbb{P}\mathopen{}\left(A = 1 \mid \mathord{\smash[b]{\underset{\raise.3ex\hbox{$\scriptstyle\sim$}}{L}}\vphantom{L}}\right)\mathclose{}}$$</w:t>
             </w:r>
           </w:p>
           <w:bookmarkEnd w:id="130"/>
@@ -33290,6 +33357,7 @@
               </m:r>
               <m:r>
                 <m:rPr>
+                  <m:scr m:val="double-struck"/>
                   <m:sty m:val="p"/>
                 </m:rPr>
                 <m:t>P</m:t>
@@ -33404,6 +33472,7 @@
               </m:r>
               <m:r>
                 <m:rPr>
+                  <m:scr m:val="double-struck"/>
                   <m:sty m:val="p"/>
                 </m:rPr>
                 <m:t>P</m:t>
@@ -34184,6 +34253,7 @@
             <m:oMath>
               <m:r>
                 <m:rPr>
+                  <m:scr m:val="double-struck"/>
                   <m:sty m:val="p"/>
                 </m:rPr>
                 <m:t>E</m:t>
@@ -34248,6 +34318,7 @@
                       <m:e>
                         <m:r>
                           <m:rPr>
+                            <m:scr m:val="double-struck"/>
                             <m:sty m:val="p"/>
                           </m:rPr>
                           <m:t>E</m:t>
@@ -34715,7 +34786,7 @@
               <w:t xml:space="preserve"> </w:t>
             </w:r>
             <w:r>
-              <w:t xml:space="preserve">$\pi_a(\mathord{\smash[b]{\underset{\raise.3ex\hbox{$\scriptstyle\sim$}}{l}}\vphantom{l}}) \stackrel{\text{def}}{=}\operatorname{P}\mathopen{}\left(A = a \mid \mathord{\smash[b]{\underset{\raise.3ex\hbox{$\scriptstyle\sim$}}{L}}\vphantom{L}} = \mathord{\smash[b]{\underset{\raise.3ex\hbox{$\scriptstyle\sim$}}{l}}\vphantom{l}}\right)\mathclose{}$</w:t>
+              <w:t xml:space="preserve">$\pi_a(\mathord{\smash[b]{\underset{\raise.3ex\hbox{$\scriptstyle\sim$}}{l}}\vphantom{l}}) \stackrel{\text{def}}{=}{\mathbb{P}\mathopen{}\left(A = a \mid \mathord{\smash[b]{\underset{\raise.3ex\hbox{$\scriptstyle\sim$}}{L}}\vphantom{L}} = \mathord{\smash[b]{\underset{\raise.3ex\hbox{$\scriptstyle\sim$}}{l}}\vphantom{l}}\right)\mathclose{}}$</w:t>
             </w:r>
             <w:r>
               <w:t xml:space="preserve">,</w:t>
@@ -34879,7 +34950,7 @@
             <w:bookmarkStart w:id="138" w:name="eq-ipw-identification"/>
             <w:r>
               <w:t xml:space="preserve">$$
-    \operatorname{E}\mathopen{}\left[Y(a)\right]\mathclose{} = \operatorname{E}\mathopen{}\left[\frac{\mathbb{1}\mathopen{}\left(A = a\right)\mathclose{} \, Y}{\pi_a(\mathord{\smash[b]{\underset{\raise.3ex\hbox{$\scriptstyle\sim$}}{L}}\vphantom{L}})}\right]\mathclose{}
+    {\mathbb{E}\mathopen{}\left[Y(a)\right]\mathclose{}} = {\mathbb{E}\mathopen{}\left[\frac{{\mathbb{1}\mathopen{}\left(A = a\right)\mathclose{}} \, Y}{\pi_a(\mathord{\smash[b]{\underset{\raise.3ex\hbox{$\scriptstyle\sim$}}{L}}\vphantom{L}})}\right]\mathclose{}}
      \qquad(3)$$</w:t>
             </w:r>
             <w:bookmarkEnd w:id="138"/>
@@ -34970,20 +35041,20 @@
             <w:r>
               <w:t xml:space="preserve">$$
     \begin{aligned}
-    \operatorname{E}\mathopen{}\left[\frac{\mathbb{1}\mathopen{}\left(A = a\right)\mathclose{} \, Y}{\pi_a(\mathord{\smash[b]{\underset{\raise.3ex\hbox{$\scriptstyle\sim$}}{L}}\vphantom{L}})}\right]\mathclose{}
-    &amp;= \operatorname{E}\mathopen{}\left[\operatorname{E}\mathopen{}\left[\frac{\mathbb{1}\mathopen{}\left(A = a\right)\mathclose{} \, Y}{\pi_a(\mathord{\smash[b]{\underset{\raise.3ex\hbox{$\scriptstyle\sim$}}{L}}\vphantom{L}})} \mid \mathord{\smash[b]{\underset{\raise.3ex\hbox{$\scriptstyle\sim$}}{L}}\vphantom{L}}\right]\mathclose{}\right]\mathclose{}
+    {\mathbb{E}\mathopen{}\left[\frac{{\mathbb{1}\mathopen{}\left(A = a\right)\mathclose{}} \, Y}{\pi_a(\mathord{\smash[b]{\underset{\raise.3ex\hbox{$\scriptstyle\sim$}}{L}}\vphantom{L}})}\right]\mathclose{}}
+    &amp;= {\mathbb{E}\mathopen{}\left[{\mathbb{E}\mathopen{}\left[\frac{{\mathbb{1}\mathopen{}\left(A = a\right)\mathclose{}} \, Y}{\pi_a(\mathord{\smash[b]{\underset{\raise.3ex\hbox{$\scriptstyle\sim$}}{L}}\vphantom{L}})} \mid \mathord{\smash[b]{\underset{\raise.3ex\hbox{$\scriptstyle\sim$}}{L}}\vphantom{L}}\right]\mathclose{}}\right]\mathclose{}}
     &amp;&amp; \text{(law of total expectation)} \\
-    &amp;= \operatorname{E}\mathopen{}\left[\frac{1}{\pi_a(\mathord{\smash[b]{\underset{\raise.3ex\hbox{$\scriptstyle\sim$}}{L}}\vphantom{L}})} \operatorname{E}\mathopen{}\left[\mathbb{1}\mathopen{}\left(A = a\right)\mathclose{} \, Y \mid \mathord{\smash[b]{\underset{\raise.3ex\hbox{$\scriptstyle\sim$}}{L}}\vphantom{L}}\right]\mathclose{}\right]\mathclose{}
+    &amp;= {\mathbb{E}\mathopen{}\left[\frac{1}{\pi_a(\mathord{\smash[b]{\underset{\raise.3ex\hbox{$\scriptstyle\sim$}}{L}}\vphantom{L}})} {\mathbb{E}\mathopen{}\left[{\mathbb{1}\mathopen{}\left(A = a\right)\mathclose{}} \, Y \mid \mathord{\smash[b]{\underset{\raise.3ex\hbox{$\scriptstyle\sim$}}{L}}\vphantom{L}}\right]\mathclose{}}\right]\mathclose{}}
     &amp;&amp; \text{(pull out } 1 / \pi_a(\mathord{\smash[b]{\underset{\raise.3ex\hbox{$\scriptstyle\sim$}}{L}}\vphantom{L}}) \text{, which positivity keeps finite)} \\
-    &amp;= \operatorname{E}\mathopen{}\left[\frac{1}{\pi_a(\mathord{\smash[b]{\underset{\raise.3ex\hbox{$\scriptstyle\sim$}}{L}}\vphantom{L}})} \operatorname{E}\mathopen{}\left[\mathbb{1}\mathopen{}\left(A = a\right)\mathclose{} \, Y(a) \mid \mathord{\smash[b]{\underset{\raise.3ex\hbox{$\scriptstyle\sim$}}{L}}\vphantom{L}}\right]\mathclose{}\right]\mathclose{}
+    &amp;= {\mathbb{E}\mathopen{}\left[\frac{1}{\pi_a(\mathord{\smash[b]{\underset{\raise.3ex\hbox{$\scriptstyle\sim$}}{L}}\vphantom{L}})} {\mathbb{E}\mathopen{}\left[{\mathbb{1}\mathopen{}\left(A = a\right)\mathclose{}} \, Y(a) \mid \mathord{\smash[b]{\underset{\raise.3ex\hbox{$\scriptstyle\sim$}}{L}}\vphantom{L}}\right]\mathclose{}}\right]\mathclose{}}
     &amp;&amp; \text{(consistency: } Y = Y(a) \text{ when } A = a \text{)} \\
-    &amp;= \operatorname{E}\mathopen{}\left[\frac{1}{\pi_a(\mathord{\smash[b]{\underset{\raise.3ex\hbox{$\scriptstyle\sim$}}{L}}\vphantom{L}})} \operatorname{E}\mathopen{}\left[\mathbb{1}\mathopen{}\left(A = a\right)\mathclose{} \mid \mathord{\smash[b]{\underset{\raise.3ex\hbox{$\scriptstyle\sim$}}{L}}\vphantom{L}}\right]\mathclose{} \operatorname{E}\mathopen{}\left[Y(a) \mid \mathord{\smash[b]{\underset{\raise.3ex\hbox{$\scriptstyle\sim$}}{L}}\vphantom{L}}\right]\mathclose{}\right]\mathclose{}
+    &amp;= {\mathbb{E}\mathopen{}\left[\frac{1}{\pi_a(\mathord{\smash[b]{\underset{\raise.3ex\hbox{$\scriptstyle\sim$}}{L}}\vphantom{L}})} {\mathbb{E}\mathopen{}\left[{\mathbb{1}\mathopen{}\left(A = a\right)\mathclose{}} \mid \mathord{\smash[b]{\underset{\raise.3ex\hbox{$\scriptstyle\sim$}}{L}}\vphantom{L}}\right]\mathclose{}} {\mathbb{E}\mathopen{}\left[Y(a) \mid \mathord{\smash[b]{\underset{\raise.3ex\hbox{$\scriptstyle\sim$}}{L}}\vphantom{L}}\right]\mathclose{}}\right]\mathclose{}}
     &amp;&amp; \text{(conditional exchangeability: } A \perp\!\!\!\perp Y(a) \mid \mathord{\smash[b]{\underset{\raise.3ex\hbox{$\scriptstyle\sim$}}{L}}\vphantom{L}} \text{)} \\
-    &amp;= \operatorname{E}\mathopen{}\left[\frac{1}{\pi_a(\mathord{\smash[b]{\underset{\raise.3ex\hbox{$\scriptstyle\sim$}}{L}}\vphantom{L}})} \pi_a(\mathord{\smash[b]{\underset{\raise.3ex\hbox{$\scriptstyle\sim$}}{L}}\vphantom{L}}) \operatorname{E}\mathopen{}\left[Y(a) \mid \mathord{\smash[b]{\underset{\raise.3ex\hbox{$\scriptstyle\sim$}}{L}}\vphantom{L}}\right]\mathclose{}\right]\mathclose{}
-    &amp;&amp; \text{(} \operatorname{E}\mathopen{}\left[\mathbb{1}\mathopen{}\left(A = a\right)\mathclose{} \mid \mathord{\smash[b]{\underset{\raise.3ex\hbox{$\scriptstyle\sim$}}{L}}\vphantom{L}}\right]\mathclose{} = \operatorname{P}\mathopen{}\left(A = a \mid \mathord{\smash[b]{\underset{\raise.3ex\hbox{$\scriptstyle\sim$}}{L}}\vphantom{L}}\right)\mathclose{} \text{)} \\
-    &amp;= \operatorname{E}\mathopen{}\left[\operatorname{E}\mathopen{}\left[Y(a) \mid \mathord{\smash[b]{\underset{\raise.3ex\hbox{$\scriptstyle\sim$}}{L}}\vphantom{L}}\right]\mathclose{}\right]\mathclose{}
+    &amp;= {\mathbb{E}\mathopen{}\left[\frac{1}{\pi_a(\mathord{\smash[b]{\underset{\raise.3ex\hbox{$\scriptstyle\sim$}}{L}}\vphantom{L}})} \pi_a(\mathord{\smash[b]{\underset{\raise.3ex\hbox{$\scriptstyle\sim$}}{L}}\vphantom{L}}) {\mathbb{E}\mathopen{}\left[Y(a) \mid \mathord{\smash[b]{\underset{\raise.3ex\hbox{$\scriptstyle\sim$}}{L}}\vphantom{L}}\right]\mathclose{}}\right]\mathclose{}}
+    &amp;&amp; \text{(} {\mathbb{E}\mathopen{}\left[{\mathbb{1}\mathopen{}\left(A = a\right)\mathclose{}} \mid \mathord{\smash[b]{\underset{\raise.3ex\hbox{$\scriptstyle\sim$}}{L}}\vphantom{L}}\right]\mathclose{}} = {\mathbb{P}\mathopen{}\left(A = a \mid \mathord{\smash[b]{\underset{\raise.3ex\hbox{$\scriptstyle\sim$}}{L}}\vphantom{L}}\right)\mathclose{}} \text{)} \\
+    &amp;= {\mathbb{E}\mathopen{}\left[{\mathbb{E}\mathopen{}\left[Y(a) \mid \mathord{\smash[b]{\underset{\raise.3ex\hbox{$\scriptstyle\sim$}}{L}}\vphantom{L}}\right]\mathclose{}}\right]\mathclose{}}
     &amp;&amp; \text{(cancel } \pi_a(\mathord{\smash[b]{\underset{\raise.3ex\hbox{$\scriptstyle\sim$}}{L}}\vphantom{L}}) \text{)} \\
-    &amp;= \operatorname{E}\mathopen{}\left[Y(a)\right]\mathclose{}
+    &amp;= {\mathbb{E}\mathopen{}\left[Y(a)\right]\mathclose{}}
     &amp;&amp; \text{(law of total expectation)}
     \end{aligned}
     $$</w:t>
@@ -35632,6 +35703,7 @@
                           <m:e>
                             <m:r>
                               <m:rPr>
+                                <m:scr m:val="double-struck"/>
                                 <m:sty m:val="p"/>
                               </m:rPr>
                               <m:t>E</m:t>
@@ -35842,6 +35914,7 @@
                           <m:e>
                             <m:r>
                               <m:rPr>
+                                <m:scr m:val="double-struck"/>
                                 <m:sty m:val="p"/>
                               </m:rPr>
                               <m:t>E</m:t>
